--- a/PracticaExperimental3/PE3_U3_CEDENO_MORALES_SANCHEZ.docx
+++ b/PracticaExperimental3/PE3_U3_CEDENO_MORALES_SANCHEZ.docx
@@ -1943,23 +1943,7 @@
             <w:rFonts w:ascii="Times New Roman" w:hAnsi="Times New Roman" w:cs="Times New Roman"/>
             <w:noProof/>
           </w:rPr>
-          <w:t>Diagrama Entid</w:t>
-        </w:r>
-        <w:r>
-          <w:rPr>
-            <w:rStyle w:val="Hipervnculo"/>
-            <w:rFonts w:ascii="Times New Roman" w:hAnsi="Times New Roman" w:cs="Times New Roman"/>
-            <w:noProof/>
-          </w:rPr>
-          <w:t>a</w:t>
-        </w:r>
-        <w:r>
-          <w:rPr>
-            <w:rStyle w:val="Hipervnculo"/>
-            <w:rFonts w:ascii="Times New Roman" w:hAnsi="Times New Roman" w:cs="Times New Roman"/>
-            <w:noProof/>
-          </w:rPr>
-          <w:t>d-Relación (Crow’s Foot)</w:t>
+          <w:t>Diagrama Entidad-Relación (Crow’s Foot)</w:t>
         </w:r>
         <w:r>
           <w:rPr>
@@ -2006,7 +1990,7 @@
             <w:noProof/>
             <w:webHidden/>
           </w:rPr>
-          <w:t>26</w:t>
+          <w:t>27</w:t>
         </w:r>
         <w:r>
           <w:rPr>
@@ -2101,7 +2085,7 @@
             <w:noProof/>
             <w:webHidden/>
           </w:rPr>
-          <w:t>27</w:t>
+          <w:t>28</w:t>
         </w:r>
         <w:r>
           <w:rPr>
@@ -2196,7 +2180,7 @@
             <w:noProof/>
             <w:webHidden/>
           </w:rPr>
-          <w:t>28</w:t>
+          <w:t>29</w:t>
         </w:r>
         <w:r>
           <w:rPr>
@@ -2291,7 +2275,7 @@
             <w:noProof/>
             <w:webHidden/>
           </w:rPr>
-          <w:t>28</w:t>
+          <w:t>29</w:t>
         </w:r>
         <w:r>
           <w:rPr>
@@ -2386,7 +2370,7 @@
             <w:noProof/>
             <w:webHidden/>
           </w:rPr>
-          <w:t>29</w:t>
+          <w:t>30</w:t>
         </w:r>
         <w:r>
           <w:rPr>
@@ -2481,7 +2465,7 @@
             <w:noProof/>
             <w:webHidden/>
           </w:rPr>
-          <w:t>31</w:t>
+          <w:t>32</w:t>
         </w:r>
         <w:r>
           <w:rPr>
@@ -2576,7 +2560,7 @@
             <w:noProof/>
             <w:webHidden/>
           </w:rPr>
-          <w:t>32</w:t>
+          <w:t>33</w:t>
         </w:r>
         <w:r>
           <w:rPr>
@@ -2671,7 +2655,7 @@
             <w:noProof/>
             <w:webHidden/>
           </w:rPr>
-          <w:t>34</w:t>
+          <w:t>35</w:t>
         </w:r>
         <w:r>
           <w:rPr>
@@ -2766,7 +2750,7 @@
             <w:noProof/>
             <w:webHidden/>
           </w:rPr>
-          <w:t>35</w:t>
+          <w:t>36</w:t>
         </w:r>
         <w:r>
           <w:rPr>
@@ -2861,7 +2845,7 @@
             <w:noProof/>
             <w:webHidden/>
           </w:rPr>
-          <w:t>36</w:t>
+          <w:t>37</w:t>
         </w:r>
         <w:r>
           <w:rPr>
@@ -2956,7 +2940,7 @@
             <w:noProof/>
             <w:webHidden/>
           </w:rPr>
-          <w:t>36</w:t>
+          <w:t>37</w:t>
         </w:r>
         <w:r>
           <w:rPr>
@@ -3051,7 +3035,7 @@
             <w:noProof/>
             <w:webHidden/>
           </w:rPr>
-          <w:t>40</w:t>
+          <w:t>41</w:t>
         </w:r>
         <w:r>
           <w:rPr>
@@ -3146,7 +3130,7 @@
             <w:noProof/>
             <w:webHidden/>
           </w:rPr>
-          <w:t>41</w:t>
+          <w:t>42</w:t>
         </w:r>
         <w:r>
           <w:rPr>
@@ -3224,7 +3208,7 @@
             <w:noProof/>
             <w:webHidden/>
           </w:rPr>
-          <w:t>42</w:t>
+          <w:t>43</w:t>
         </w:r>
         <w:r>
           <w:rPr>
@@ -3302,7 +3286,7 @@
             <w:noProof/>
             <w:webHidden/>
           </w:rPr>
-          <w:t>48</w:t>
+          <w:t>49</w:t>
         </w:r>
         <w:r>
           <w:rPr>
@@ -3380,7 +3364,7 @@
             <w:noProof/>
             <w:webHidden/>
           </w:rPr>
-          <w:t>52</w:t>
+          <w:t>53</w:t>
         </w:r>
         <w:r>
           <w:rPr>
@@ -3459,7 +3443,7 @@
             <w:noProof/>
             <w:webHidden/>
           </w:rPr>
-          <w:t>52</w:t>
+          <w:t>53</w:t>
         </w:r>
         <w:r>
           <w:rPr>
@@ -3538,7 +3522,7 @@
             <w:noProof/>
             <w:webHidden/>
           </w:rPr>
-          <w:t>53</w:t>
+          <w:t>54</w:t>
         </w:r>
         <w:r>
           <w:rPr>
@@ -3617,7 +3601,7 @@
             <w:noProof/>
             <w:webHidden/>
           </w:rPr>
-          <w:t>54</w:t>
+          <w:t>55</w:t>
         </w:r>
         <w:r>
           <w:rPr>
@@ -3696,7 +3680,7 @@
             <w:noProof/>
             <w:webHidden/>
           </w:rPr>
-          <w:t>55</w:t>
+          <w:t>56</w:t>
         </w:r>
         <w:r>
           <w:rPr>
@@ -3775,7 +3759,7 @@
             <w:noProof/>
             <w:webHidden/>
           </w:rPr>
-          <w:t>55</w:t>
+          <w:t>56</w:t>
         </w:r>
         <w:r>
           <w:rPr>
@@ -3854,7 +3838,7 @@
             <w:noProof/>
             <w:webHidden/>
           </w:rPr>
-          <w:t>56</w:t>
+          <w:t>57</w:t>
         </w:r>
         <w:r>
           <w:rPr>
@@ -3933,7 +3917,7 @@
             <w:noProof/>
             <w:webHidden/>
           </w:rPr>
-          <w:t>57</w:t>
+          <w:t>58</w:t>
         </w:r>
         <w:r>
           <w:rPr>
@@ -4012,7 +3996,7 @@
             <w:noProof/>
             <w:webHidden/>
           </w:rPr>
-          <w:t>58</w:t>
+          <w:t>59</w:t>
         </w:r>
         <w:r>
           <w:rPr>
@@ -4090,7 +4074,7 @@
             <w:noProof/>
             <w:webHidden/>
           </w:rPr>
-          <w:t>58</w:t>
+          <w:t>59</w:t>
         </w:r>
         <w:r>
           <w:rPr>
@@ -4342,23 +4326,7 @@
             <w:rFonts w:ascii="Times New Roman" w:hAnsi="Times New Roman" w:cs="Times New Roman"/>
             <w:noProof/>
           </w:rPr>
-          <w:t>Tabla 3: Corrección de requisitos no f</w:t>
-        </w:r>
-        <w:r>
-          <w:rPr>
-            <w:rStyle w:val="Hipervnculo"/>
-            <w:rFonts w:ascii="Times New Roman" w:hAnsi="Times New Roman" w:cs="Times New Roman"/>
-            <w:noProof/>
-          </w:rPr>
-          <w:t>u</w:t>
-        </w:r>
-        <w:r>
-          <w:rPr>
-            <w:rStyle w:val="Hipervnculo"/>
-            <w:rFonts w:ascii="Times New Roman" w:hAnsi="Times New Roman" w:cs="Times New Roman"/>
-            <w:noProof/>
-          </w:rPr>
-          <w:t>ncionales con sintaxis EARS</w:t>
+          <w:t>Tabla 3: Corrección de requisitos no funcionales con sintaxis EARS</w:t>
         </w:r>
         <w:r>
           <w:rPr>
@@ -4873,7 +4841,7 @@
             <w:noProof/>
             <w:webHidden/>
           </w:rPr>
-          <w:t>21</w:t>
+          <w:t>22</w:t>
         </w:r>
         <w:r>
           <w:rPr>
@@ -5216,23 +5184,7 @@
             <w:rFonts w:ascii="Times New Roman" w:hAnsi="Times New Roman" w:cs="Times New Roman"/>
             <w:noProof/>
           </w:rPr>
-          <w:t xml:space="preserve">Tabla 14: Entidad </w:t>
-        </w:r>
-        <w:r>
-          <w:rPr>
-            <w:rStyle w:val="Hipervnculo"/>
-            <w:rFonts w:ascii="Times New Roman" w:hAnsi="Times New Roman" w:cs="Times New Roman"/>
-            <w:noProof/>
-          </w:rPr>
-          <w:t>V</w:t>
-        </w:r>
-        <w:r>
-          <w:rPr>
-            <w:rStyle w:val="Hipervnculo"/>
-            <w:rFonts w:ascii="Times New Roman" w:hAnsi="Times New Roman" w:cs="Times New Roman"/>
-            <w:noProof/>
-          </w:rPr>
-          <w:t>acuna</w:t>
+          <w:t>Tabla 14: Entidad Vacuna</w:t>
         </w:r>
         <w:r>
           <w:rPr>
@@ -5903,7 +5855,7 @@
             <w:noProof/>
             <w:webHidden/>
           </w:rPr>
-          <w:t>33</w:t>
+          <w:t>34</w:t>
         </w:r>
         <w:r>
           <w:rPr>
@@ -5981,7 +5933,7 @@
             <w:noProof/>
             <w:webHidden/>
           </w:rPr>
-          <w:t>35</w:t>
+          <w:t>36</w:t>
         </w:r>
         <w:r>
           <w:rPr>
@@ -6012,23 +5964,7 @@
             <w:rFonts w:ascii="Times New Roman" w:hAnsi="Times New Roman" w:cs="Times New Roman"/>
             <w:noProof/>
           </w:rPr>
-          <w:t>Tabla 24: Matriz de</w:t>
-        </w:r>
-        <w:r>
-          <w:rPr>
-            <w:rStyle w:val="Hipervnculo"/>
-            <w:rFonts w:ascii="Times New Roman" w:hAnsi="Times New Roman" w:cs="Times New Roman"/>
-            <w:noProof/>
-          </w:rPr>
-          <w:t xml:space="preserve"> </w:t>
-        </w:r>
-        <w:r>
-          <w:rPr>
-            <w:rStyle w:val="Hipervnculo"/>
-            <w:rFonts w:ascii="Times New Roman" w:hAnsi="Times New Roman" w:cs="Times New Roman"/>
-            <w:noProof/>
-          </w:rPr>
-          <w:t>trazabilidad</w:t>
+          <w:t>Tabla 24: Matriz de trazabilidad</w:t>
         </w:r>
         <w:r>
           <w:rPr>
@@ -6075,7 +6011,7 @@
             <w:noProof/>
             <w:webHidden/>
           </w:rPr>
-          <w:t>36</w:t>
+          <w:t>37</w:t>
         </w:r>
         <w:r>
           <w:rPr>
@@ -6153,7 +6089,7 @@
             <w:noProof/>
             <w:webHidden/>
           </w:rPr>
-          <w:t>40</w:t>
+          <w:t>41</w:t>
         </w:r>
         <w:r>
           <w:rPr>
@@ -6231,7 +6167,7 @@
             <w:noProof/>
             <w:webHidden/>
           </w:rPr>
-          <w:t>42</w:t>
+          <w:t>43</w:t>
         </w:r>
         <w:r>
           <w:rPr>
@@ -6309,7 +6245,7 @@
             <w:noProof/>
             <w:webHidden/>
           </w:rPr>
-          <w:t>48</w:t>
+          <w:t>49</w:t>
         </w:r>
         <w:r>
           <w:rPr>
@@ -6387,7 +6323,7 @@
             <w:noProof/>
             <w:webHidden/>
           </w:rPr>
-          <w:t>59</w:t>
+          <w:t>60</w:t>
         </w:r>
         <w:r>
           <w:rPr>
@@ -6525,7 +6461,7 @@
             <w:noProof/>
             <w:webHidden/>
           </w:rPr>
-          <w:t>26</w:t>
+          <w:t>27</w:t>
         </w:r>
         <w:r>
           <w:rPr>
@@ -6603,7 +6539,7 @@
             <w:noProof/>
             <w:webHidden/>
           </w:rPr>
-          <w:t>27</w:t>
+          <w:t>28</w:t>
         </w:r>
         <w:r>
           <w:rPr>
@@ -6681,7 +6617,7 @@
             <w:noProof/>
             <w:webHidden/>
           </w:rPr>
-          <w:t>28</w:t>
+          <w:t>29</w:t>
         </w:r>
         <w:r>
           <w:rPr>
@@ -6759,7 +6695,7 @@
             <w:noProof/>
             <w:webHidden/>
           </w:rPr>
-          <w:t>29</w:t>
+          <w:t>30</w:t>
         </w:r>
         <w:r>
           <w:rPr>
@@ -6837,7 +6773,7 @@
             <w:noProof/>
             <w:webHidden/>
           </w:rPr>
-          <w:t>30</w:t>
+          <w:t>31</w:t>
         </w:r>
         <w:r>
           <w:rPr>
@@ -6868,23 +6804,7 @@
             <w:rFonts w:ascii="Times New Roman" w:hAnsi="Times New Roman" w:cs="Times New Roman"/>
             <w:noProof/>
           </w:rPr>
-          <w:t>Figura 6: Diagrama de ac</w:t>
-        </w:r>
-        <w:r>
-          <w:rPr>
-            <w:rStyle w:val="Hipervnculo"/>
-            <w:rFonts w:ascii="Times New Roman" w:hAnsi="Times New Roman" w:cs="Times New Roman"/>
-            <w:noProof/>
-          </w:rPr>
-          <w:t>t</w:t>
-        </w:r>
-        <w:r>
-          <w:rPr>
-            <w:rStyle w:val="Hipervnculo"/>
-            <w:rFonts w:ascii="Times New Roman" w:hAnsi="Times New Roman" w:cs="Times New Roman"/>
-            <w:noProof/>
-          </w:rPr>
-          <w:t>ividades UML</w:t>
+          <w:t>Figura 6: Diagrama de actividades UML</w:t>
         </w:r>
         <w:r>
           <w:rPr>
@@ -6931,7 +6851,7 @@
             <w:noProof/>
             <w:webHidden/>
           </w:rPr>
-          <w:t>31</w:t>
+          <w:t>32</w:t>
         </w:r>
         <w:r>
           <w:rPr>
@@ -7009,7 +6929,7 @@
             <w:noProof/>
             <w:webHidden/>
           </w:rPr>
-          <w:t>34</w:t>
+          <w:t>35</w:t>
         </w:r>
         <w:r>
           <w:rPr>
@@ -7087,7 +7007,7 @@
             <w:noProof/>
             <w:webHidden/>
           </w:rPr>
-          <w:t>36</w:t>
+          <w:t>37</w:t>
         </w:r>
         <w:r>
           <w:rPr>
@@ -15655,6 +15575,25 @@
     </w:p>
     <w:p>
       <w:pPr>
+        <w:rPr>
+          <w:rFonts w:ascii="Times New Roman" w:hAnsi="Times New Roman" w:cs="Times New Roman"/>
+        </w:rPr>
+      </w:pPr>
+      <w:r>
+        <w:rPr>
+          <w:rFonts w:ascii="Times New Roman" w:hAnsi="Times New Roman" w:cs="Times New Roman"/>
+        </w:rPr>
+        <w:t>Relaciones M:N fueron resueltas mediante entidades asociativas</w:t>
+      </w:r>
+      <w:r>
+        <w:rPr>
+          <w:rFonts w:ascii="Times New Roman" w:hAnsi="Times New Roman" w:cs="Times New Roman"/>
+        </w:rPr>
+        <w:t>.</w:t>
+      </w:r>
+    </w:p>
+    <w:p>
+      <w:pPr>
         <w:pStyle w:val="Fuerte1"/>
         <w:rPr>
           <w:rFonts w:eastAsia="Calibri"/>
@@ -17384,6 +17323,7 @@
         <w:rPr>
           <w:rFonts w:cs="Times New Roman"/>
         </w:rPr>
+        <w:lastRenderedPageBreak/>
         <w:t xml:space="preserve">Tabla </w:t>
       </w:r>
       <w:r>
@@ -17607,7 +17547,6 @@
                 <w:sz w:val="24"/>
                 <w:szCs w:val="24"/>
               </w:rPr>
-              <w:lastRenderedPageBreak/>
               <w:t>idPropietario</w:t>
             </w:r>
           </w:p>
@@ -20029,6 +19968,7 @@
                 <w:sz w:val="24"/>
                 <w:szCs w:val="24"/>
               </w:rPr>
+              <w:lastRenderedPageBreak/>
               <w:t>idUsuarioReceptor</w:t>
             </w:r>
           </w:p>
@@ -20274,7 +20214,6 @@
           <w:sz w:val="24"/>
           <w:szCs w:val="24"/>
         </w:rPr>
-        <w:lastRenderedPageBreak/>
         <w:t>HISTORIAL_MEDICO</w:t>
       </w:r>
     </w:p>
@@ -22520,6 +22459,7 @@
                 <w:sz w:val="24"/>
                 <w:szCs w:val="24"/>
               </w:rPr>
+              <w:lastRenderedPageBreak/>
               <w:t>diagnostico</w:t>
             </w:r>
           </w:p>
@@ -22840,7 +22780,6 @@
                 <w:sz w:val="24"/>
                 <w:szCs w:val="24"/>
               </w:rPr>
-              <w:lastRenderedPageBreak/>
               <w:t>fechaEvaluacion</w:t>
             </w:r>
           </w:p>
@@ -25027,6 +24966,7 @@
                 <w:sz w:val="24"/>
                 <w:szCs w:val="24"/>
               </w:rPr>
+              <w:lastRenderedPageBreak/>
               <w:t>linaje</w:t>
             </w:r>
           </w:p>
@@ -25270,7 +25210,6 @@
           <w:sz w:val="24"/>
           <w:szCs w:val="24"/>
         </w:rPr>
-        <w:lastRenderedPageBreak/>
         <w:t>Identificación de relaciones</w:t>
       </w:r>
     </w:p>
@@ -28804,22 +28743,187 @@
         </w:tc>
       </w:tr>
     </w:tbl>
+    <w:p/>
     <w:p>
       <w:pPr>
+        <w:jc w:val="both"/>
         <w:rPr>
           <w:rFonts w:ascii="Times New Roman" w:hAnsi="Times New Roman" w:cs="Times New Roman"/>
         </w:rPr>
       </w:pPr>
+      <w:r>
+        <w:rPr>
+          <w:rFonts w:ascii="Times New Roman" w:hAnsi="Times New Roman" w:cs="Times New Roman"/>
+        </w:rPr>
+        <w:t xml:space="preserve">Durante la identificación de relaciones se detectaron dos asociaciones de cardinalidad muchos a muchos (M:N): (1) entre Mascota y Mascota, dado que cualquier mascota puede evaluarse en compatibilidad con múltiples mascotas y viceversa; y (2) entre Mascota y Veterinario, dado que un veterinario puede evaluar múltiples mascotas y una mascota puede ser evaluada por distintos veterinarios a lo largo del tiempo. Siguiendo a Maciaszek </w:t>
+      </w:r>
+      <w:sdt>
+        <w:sdtPr>
+          <w:rPr>
+            <w:rFonts w:ascii="Times New Roman" w:hAnsi="Times New Roman" w:cs="Times New Roman"/>
+            <w:color w:val="000000"/>
+          </w:rPr>
+          <w:tag w:val="MENDELEY_CITATION_v3_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"/>
+          <w:id w:val="1837874667"/>
+          <w:placeholder>
+            <w:docPart w:val="DefaultPlaceholder_-1854013440"/>
+          </w:placeholder>
+        </w:sdtPr>
+        <w:sdtContent>
+          <w:r>
+            <w:rPr>
+              <w:rFonts w:ascii="Times New Roman" w:hAnsi="Times New Roman" w:cs="Times New Roman"/>
+              <w:color w:val="000000"/>
+            </w:rPr>
+            <w:t>[12]</w:t>
+          </w:r>
+        </w:sdtContent>
+      </w:sdt>
+      <w:r>
+        <w:rPr>
+          <w:rFonts w:ascii="Times New Roman" w:hAnsi="Times New Roman" w:cs="Times New Roman"/>
+        </w:rPr>
+        <w:t xml:space="preserve">, </w:t>
+      </w:r>
+      <w:r>
+        <w:rPr>
+          <w:rFonts w:ascii="Times New Roman" w:hAnsi="Times New Roman" w:cs="Times New Roman"/>
+        </w:rPr>
+        <w:lastRenderedPageBreak/>
+        <w:t>ambas relaciones M:N se resolvieron mediante entidades asociativa</w:t>
+      </w:r>
+      <w:r>
+        <w:rPr>
+          <w:rFonts w:ascii="Times New Roman" w:hAnsi="Times New Roman" w:cs="Times New Roman"/>
+        </w:rPr>
+        <w:t>s (</w:t>
+      </w:r>
+      <w:r>
+        <w:rPr>
+          <w:rFonts w:ascii="Times New Roman" w:hAnsi="Times New Roman" w:cs="Times New Roman"/>
+        </w:rPr>
+        <w:t>Evaluacion_Compatibilidad y Evaluacion_Veterinaria respectivamente</w:t>
+      </w:r>
+      <w:r>
+        <w:rPr>
+          <w:rFonts w:ascii="Times New Roman" w:hAnsi="Times New Roman" w:cs="Times New Roman"/>
+        </w:rPr>
+        <w:t>)</w:t>
+      </w:r>
+      <w:r>
+        <w:rPr>
+          <w:rFonts w:ascii="Times New Roman" w:hAnsi="Times New Roman" w:cs="Times New Roman"/>
+        </w:rPr>
+        <w:t xml:space="preserve"> que en el diagrama de clases UML (sección 4.3) se representan como clases asociativas con sus propios atributos (porcentajeCompatibilidad, aptitudCruza, aptitudAdopcion).</w:t>
+      </w:r>
     </w:p>
     <w:p>
       <w:pPr>
-        <w:pStyle w:val="Ttulo2"/>
-        <w:numPr>
-          <w:ilvl w:val="1"/>
-          <w:numId w:val="2"/>
-        </w:numPr>
-        <w:rPr>
-          <w:rFonts w:cs="Times New Roman"/>
+        <w:jc w:val="both"/>
+        <w:rPr>
+          <w:rFonts w:ascii="Times New Roman" w:hAnsi="Times New Roman" w:cs="Times New Roman"/>
+          <w:b/>
+          <w:bCs/>
+        </w:rPr>
+      </w:pPr>
+      <w:r>
+        <w:rPr>
+          <w:rFonts w:ascii="Times New Roman" w:hAnsi="Times New Roman" w:cs="Times New Roman"/>
+          <w:b/>
+          <w:bCs/>
+        </w:rPr>
+        <w:t>Verificación de la Tercera Forma Normal (3FN)</w:t>
+      </w:r>
+    </w:p>
+    <w:p>
+      <w:pPr>
+        <w:jc w:val="both"/>
+        <w:rPr>
+          <w:rFonts w:ascii="Times New Roman" w:hAnsi="Times New Roman" w:cs="Times New Roman"/>
+        </w:rPr>
+      </w:pPr>
+      <w:r>
+        <w:rPr>
+          <w:rFonts w:ascii="Times New Roman" w:hAnsi="Times New Roman" w:cs="Times New Roman"/>
+        </w:rPr>
+        <w:t xml:space="preserve">El modelo Entidad-Relación fue verificado bajo los criterios de normalización de Maciaszek </w:t>
+      </w:r>
+      <w:sdt>
+        <w:sdtPr>
+          <w:rPr>
+            <w:rFonts w:ascii="Times New Roman" w:hAnsi="Times New Roman" w:cs="Times New Roman"/>
+            <w:color w:val="000000"/>
+          </w:rPr>
+          <w:tag w:val="MENDELEY_CITATION_v3_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"/>
+          <w:id w:val="1335961496"/>
+          <w:placeholder>
+            <w:docPart w:val="DefaultPlaceholder_-1854013440"/>
+          </w:placeholder>
+        </w:sdtPr>
+        <w:sdtContent>
+          <w:r>
+            <w:rPr>
+              <w:rFonts w:ascii="Times New Roman" w:hAnsi="Times New Roman" w:cs="Times New Roman"/>
+              <w:color w:val="000000"/>
+            </w:rPr>
+            <w:t>[12]</w:t>
+          </w:r>
+        </w:sdtContent>
+      </w:sdt>
+      <w:r>
+        <w:rPr>
+          <w:rFonts w:ascii="Times New Roman" w:hAnsi="Times New Roman" w:cs="Times New Roman"/>
+        </w:rPr>
+        <w:t>, confirmando el cumplimiento de las tres formas normales:</w:t>
+      </w:r>
+    </w:p>
+    <w:p>
+      <w:pPr>
+        <w:jc w:val="both"/>
+        <w:rPr>
+          <w:rFonts w:ascii="Times New Roman" w:hAnsi="Times New Roman" w:cs="Times New Roman"/>
+        </w:rPr>
+      </w:pPr>
+      <w:r>
+        <w:rPr>
+          <w:rFonts w:ascii="Times New Roman" w:hAnsi="Times New Roman" w:cs="Times New Roman"/>
+        </w:rPr>
+        <w:t>1FN: todos los atributos de las 19 entidades identificadas son atómicos; no existen campos multivaluados (ej. las fotografías de una mascota no se almacenan como lista dentro de Mascota, sino en la entidad independiente Fotografia, con relación 1:N).</w:t>
+      </w:r>
+    </w:p>
+    <w:p>
+      <w:pPr>
+        <w:jc w:val="both"/>
+        <w:rPr>
+          <w:rFonts w:ascii="Times New Roman" w:hAnsi="Times New Roman" w:cs="Times New Roman"/>
+        </w:rPr>
+      </w:pPr>
+      <w:r>
+        <w:rPr>
+          <w:rFonts w:ascii="Times New Roman" w:hAnsi="Times New Roman" w:cs="Times New Roman"/>
+        </w:rPr>
+        <w:t>2FN: todas las entidades cuentan con clave primaria simple (BIGINT autoincremental) y ningún atributo no clave depende parcialmente de una clave compuesta, dado que no se definieron claves compuestas en el modelo.</w:t>
+      </w:r>
+    </w:p>
+    <w:p>
+      <w:pPr>
+        <w:jc w:val="both"/>
+        <w:rPr>
+          <w:rFonts w:ascii="Times New Roman" w:hAnsi="Times New Roman" w:cs="Times New Roman"/>
+        </w:rPr>
+      </w:pPr>
+      <w:r>
+        <w:rPr>
+          <w:rFonts w:ascii="Times New Roman" w:hAnsi="Times New Roman" w:cs="Times New Roman"/>
+        </w:rPr>
+        <w:t>3FN: se verificó la ausencia de dependencias transitivas. Por ejemplo, en la entidad Vacuna, el atributo nombreVacuna depende únicamente de idVacuna y no de idHistorial; los datos del historial médico (alergias, enfermedades, etc.) no se duplican en las entidades derivadas (Vacuna, Documento_Veterinario), sino que se referencian mediante clave foránea a Historial_Medico, evitando anomalías de actualización.</w:t>
+      </w:r>
+    </w:p>
+    <w:p>
+      <w:pPr>
+        <w:jc w:val="both"/>
+        <w:rPr>
+          <w:rFonts w:ascii="Times New Roman" w:hAnsi="Times New Roman" w:cs="Times New Roman"/>
         </w:rPr>
         <w:sectPr>
           <w:pgSz w:w="12240" w:h="15840"/>
@@ -28828,6 +28932,12 @@
           <w:docGrid w:linePitch="360"/>
         </w:sectPr>
       </w:pPr>
+      <w:r>
+        <w:rPr>
+          <w:rFonts w:ascii="Times New Roman" w:hAnsi="Times New Roman" w:cs="Times New Roman"/>
+        </w:rPr>
+        <w:t>Esta verificación es consistente con el criterio de calidad establecido en la sección 2.4 de este documento.</w:t>
+      </w:r>
     </w:p>
     <w:p>
       <w:pPr>
@@ -29018,6 +29128,7 @@
       <w:r>
         <w:rPr>
           <w:rFonts w:ascii="Times New Roman" w:hAnsi="Times New Roman" w:cs="Times New Roman"/>
+          <w:noProof/>
         </w:rPr>
         <w:drawing>
           <wp:inline distT="0" distB="0" distL="0" distR="0" wp14:anchorId="59280FAC" wp14:editId="207B658D">
@@ -42558,6 +42669,7 @@
       <w:r>
         <w:rPr>
           <w:rFonts w:ascii="Times New Roman" w:hAnsi="Times New Roman" w:cs="Times New Roman"/>
+          <w:noProof/>
         </w:rPr>
         <w:drawing>
           <wp:inline distT="0" distB="0" distL="0" distR="0" wp14:anchorId="11AB69BD" wp14:editId="70879663">
@@ -43203,7 +43315,7 @@
             <w:autoSpaceDN w:val="0"/>
             <w:ind w:hanging="640"/>
             <w:jc w:val="both"/>
-            <w:divId w:val="2145809994"/>
+            <w:divId w:val="863905578"/>
             <w:rPr>
               <w:rFonts w:ascii="Times New Roman" w:eastAsia="Times New Roman" w:hAnsi="Times New Roman" w:cs="Times New Roman"/>
               <w:color w:val="000000"/>
@@ -43249,7 +43361,7 @@
             <w:autoSpaceDN w:val="0"/>
             <w:ind w:hanging="640"/>
             <w:jc w:val="both"/>
-            <w:divId w:val="1658217946"/>
+            <w:divId w:val="1563710506"/>
             <w:rPr>
               <w:rFonts w:ascii="Times New Roman" w:eastAsia="Times New Roman" w:hAnsi="Times New Roman" w:cs="Times New Roman"/>
               <w:color w:val="000000"/>
@@ -43277,7 +43389,7 @@
               <w:iCs/>
               <w:color w:val="000000"/>
             </w:rPr>
-            <w:t>Requirements engineering : fundamentals, principles, and techniques</w:t>
+            <w:t>Requirements engineering: fundamentals, principles, and techniques</w:t>
           </w:r>
           <w:r>
             <w:rPr>
@@ -43293,7 +43405,7 @@
             <w:autoSpaceDN w:val="0"/>
             <w:ind w:hanging="640"/>
             <w:jc w:val="both"/>
-            <w:divId w:val="1918393171"/>
+            <w:divId w:val="1700157921"/>
             <w:rPr>
               <w:rFonts w:ascii="Times New Roman" w:eastAsia="Times New Roman" w:hAnsi="Times New Roman" w:cs="Times New Roman"/>
               <w:color w:val="000000"/>
@@ -43337,7 +43449,7 @@
             <w:autoSpaceDN w:val="0"/>
             <w:ind w:hanging="640"/>
             <w:jc w:val="both"/>
-            <w:divId w:val="690447650"/>
+            <w:divId w:val="535775014"/>
             <w:rPr>
               <w:rFonts w:ascii="Times New Roman" w:eastAsia="Times New Roman" w:hAnsi="Times New Roman" w:cs="Times New Roman"/>
               <w:color w:val="000000"/>
@@ -43366,7 +43478,7 @@
             <w:autoSpaceDN w:val="0"/>
             <w:ind w:hanging="640"/>
             <w:jc w:val="both"/>
-            <w:divId w:val="490416523"/>
+            <w:divId w:val="1348172644"/>
             <w:rPr>
               <w:rFonts w:ascii="Times New Roman" w:eastAsia="Times New Roman" w:hAnsi="Times New Roman" w:cs="Times New Roman"/>
               <w:color w:val="000000"/>
@@ -43394,7 +43506,7 @@
             <w:autoSpaceDN w:val="0"/>
             <w:ind w:hanging="640"/>
             <w:jc w:val="both"/>
-            <w:divId w:val="1333950595"/>
+            <w:divId w:val="1829708081"/>
             <w:rPr>
               <w:rFonts w:ascii="Times New Roman" w:eastAsia="Times New Roman" w:hAnsi="Times New Roman" w:cs="Times New Roman"/>
               <w:color w:val="000000"/>
@@ -43422,7 +43534,7 @@
             <w:autoSpaceDN w:val="0"/>
             <w:ind w:hanging="640"/>
             <w:jc w:val="both"/>
-            <w:divId w:val="399256298"/>
+            <w:divId w:val="18699601"/>
             <w:rPr>
               <w:rFonts w:ascii="Times New Roman" w:eastAsia="Times New Roman" w:hAnsi="Times New Roman" w:cs="Times New Roman"/>
               <w:color w:val="000000"/>
@@ -43466,7 +43578,7 @@
             <w:autoSpaceDN w:val="0"/>
             <w:ind w:hanging="640"/>
             <w:jc w:val="both"/>
-            <w:divId w:val="169296320"/>
+            <w:divId w:val="2128573009"/>
             <w:rPr>
               <w:rFonts w:ascii="Times New Roman" w:eastAsia="Times New Roman" w:hAnsi="Times New Roman" w:cs="Times New Roman"/>
               <w:color w:val="000000"/>
@@ -43510,7 +43622,7 @@
             <w:autoSpaceDN w:val="0"/>
             <w:ind w:hanging="640"/>
             <w:jc w:val="both"/>
-            <w:divId w:val="1534464722"/>
+            <w:divId w:val="769931604"/>
             <w:rPr>
               <w:rFonts w:ascii="Times New Roman" w:eastAsia="Times New Roman" w:hAnsi="Times New Roman" w:cs="Times New Roman"/>
               <w:color w:val="000000"/>
@@ -43538,7 +43650,7 @@
             <w:autoSpaceDN w:val="0"/>
             <w:ind w:hanging="640"/>
             <w:jc w:val="both"/>
-            <w:divId w:val="1160462123"/>
+            <w:divId w:val="845443362"/>
             <w:rPr>
               <w:rFonts w:ascii="Times New Roman" w:eastAsia="Times New Roman" w:hAnsi="Times New Roman" w:cs="Times New Roman"/>
               <w:color w:val="000000"/>
@@ -43582,7 +43694,7 @@
             <w:autoSpaceDN w:val="0"/>
             <w:ind w:hanging="640"/>
             <w:jc w:val="both"/>
-            <w:divId w:val="2111117791"/>
+            <w:divId w:val="742333947"/>
             <w:rPr>
               <w:rFonts w:ascii="Times New Roman" w:eastAsia="Times New Roman" w:hAnsi="Times New Roman" w:cs="Times New Roman"/>
               <w:color w:val="000000"/>
@@ -43626,7 +43738,7 @@
             <w:autoSpaceDN w:val="0"/>
             <w:ind w:hanging="640"/>
             <w:jc w:val="both"/>
-            <w:divId w:val="2084450147"/>
+            <w:divId w:val="639386089"/>
             <w:rPr>
               <w:rFonts w:ascii="Times New Roman" w:eastAsia="Times New Roman" w:hAnsi="Times New Roman" w:cs="Times New Roman"/>
               <w:color w:val="000000"/>
@@ -43670,7 +43782,7 @@
             <w:autoSpaceDN w:val="0"/>
             <w:ind w:hanging="640"/>
             <w:jc w:val="both"/>
-            <w:divId w:val="654072383"/>
+            <w:divId w:val="1144086852"/>
             <w:rPr>
               <w:rFonts w:ascii="Times New Roman" w:eastAsia="Times New Roman" w:hAnsi="Times New Roman" w:cs="Times New Roman"/>
               <w:color w:val="000000"/>
@@ -43716,6 +43828,13 @@
               <w:color w:val="000000"/>
             </w:rPr>
           </w:pPr>
+          <w:r>
+            <w:rPr>
+              <w:rFonts w:ascii="Times New Roman" w:eastAsia="Times New Roman" w:hAnsi="Times New Roman" w:cs="Times New Roman"/>
+              <w:color w:val="000000"/>
+            </w:rPr>
+            <w:t> </w:t>
+          </w:r>
         </w:p>
       </w:sdtContent>
     </w:sdt>
@@ -45679,6 +45798,7 @@
   <w:style w:type="character" w:default="1" w:styleId="Fuentedeprrafopredeter">
     <w:name w:val="Default Paragraph Font"/>
     <w:uiPriority w:val="1"/>
+    <w:semiHidden/>
     <w:unhideWhenUsed/>
   </w:style>
   <w:style w:type="table" w:default="1" w:styleId="Tablanormal">
@@ -46513,16 +46633,23 @@
   <w:rsids>
     <w:rsidRoot w:val="00EF0BFD"/>
     <w:rsid w:val="00116C73"/>
+    <w:rsid w:val="001B103B"/>
     <w:rsid w:val="002B49BF"/>
+    <w:rsid w:val="00314595"/>
     <w:rsid w:val="00322F0F"/>
     <w:rsid w:val="003A0A94"/>
     <w:rsid w:val="003A375F"/>
     <w:rsid w:val="005336E9"/>
+    <w:rsid w:val="006166BB"/>
     <w:rsid w:val="006A6F4C"/>
     <w:rsid w:val="00711BC1"/>
     <w:rsid w:val="007E3EC3"/>
+    <w:rsid w:val="008116C9"/>
+    <w:rsid w:val="00925F92"/>
     <w:rsid w:val="00B033B3"/>
     <w:rsid w:val="00EF0BFD"/>
+    <w:rsid w:val="00F221D4"/>
+    <w:rsid w:val="00FB45CB"/>
   </w:rsids>
   <m:mathPr>
     <m:mathFont m:val="Cambria Math"/>
@@ -47324,8 +47451,8 @@
   </we:alternateReferences>
   <we:properties>
     <we:property name="MENDELEY_BIBLIOGRAPHY_IS_DIRTY" value="true"/>
-    <we:property name="MENDELEY_BIBLIOGRAPHY_LAST_MODIFIED" value="1783881504476"/>
-    <we:property name="MENDELEY_CITATIONS" value="[{&quot;citationID&quot;:&quot;MENDELEY_CITATION_d1f4b0f3-c16e-466c-8bfa-670575522dac&quot;,&quot;properties&quot;:{&quot;noteIndex&quot;:0},&quot;isEdited&quot;:false,&quot;manualOverride&quot;:{&quot;isManuallyOverridden&quot;:false,&quot;citeprocText&quot;:&quot;[1]&quot;,&quot;manualOverrideText&quot;:&quot;&quot;},&quot;citationTag&quot;:&quot;MENDELEY_CITATION_v3_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&quot;,&quot;citationItems&quot;:[{&quot;id&quot;:&quot;8b459ffd-756d-3939-9e41-8c07ad9f20f2&quot;,&quot;itemData&quot;:{&quot;type&quot;:&quot;article&quot;,&quot;id&quot;:&quot;8b459ffd-756d-3939-9e41-8c07ad9f20f2&quot;,&quot;title&quot;:&quot;29148:2018 — Requirements engineering&quot;,&quot;author&quot;:[{&quot;family&quot;:&quot;ISO/IEC/IEEE&quot;,&quot;given&quot;:&quot;&quot;,&quot;parse-names&quot;:false,&quot;dropping-particle&quot;:&quot;&quot;,&quot;non-dropping-particle&quot;:&quot;&quot;}],&quot;DOI&quot;:&quot;10.1109/IEEESTD.2018.8559686&quot;,&quot;ISBN&quot;:&quot;978-1-5044-5302-8&quot;,&quot;issued&quot;:{&quot;date-parts&quot;:[[2018]]},&quot;publisher-place&quot;:&quot;Piscataway, NJ, USA&quot;,&quot;publisher&quot;:&quot;IEEE&quot;,&quot;container-title-short&quot;:&quot;&quot;},&quot;isTemporary&quot;:false,&quot;suppress-author&quot;:false,&quot;composite&quot;:false,&quot;author-only&quot;:false}]},{&quot;citationID&quot;:&quot;MENDELEY_CITATION_4946858a-3c80-4c59-bd5f-f99988864337&quot;,&quot;properties&quot;:{&quot;noteIndex&quot;:0},&quot;isEdited&quot;:false,&quot;manualOverride&quot;:{&quot;isManuallyOverridden&quot;:false,&quot;citeprocText&quot;:&quot;[1]&quot;,&quot;manualOverrideText&quot;:&quot;&quot;},&quot;citationTag&quot;:&quot;MENDELEY_CITATION_v3_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&quot;,&quot;citationItems&quot;:[{&quot;id&quot;:&quot;8b459ffd-756d-3939-9e41-8c07ad9f20f2&quot;,&quot;itemData&quot;:{&quot;type&quot;:&quot;article&quot;,&quot;id&quot;:&quot;8b459ffd-756d-3939-9e41-8c07ad9f20f2&quot;,&quot;title&quot;:&quot;29148:2018 — Requirements engineering&quot;,&quot;author&quot;:[{&quot;family&quot;:&quot;ISO/IEC/IEEE&quot;,&quot;given&quot;:&quot;&quot;,&quot;parse-names&quot;:false,&quot;dropping-particle&quot;:&quot;&quot;,&quot;non-dropping-particle&quot;:&quot;&quot;}],&quot;DOI&quot;:&quot;10.1109/IEEESTD.2018.8559686&quot;,&quot;ISBN&quot;:&quot;978-1-5044-5302-8&quot;,&quot;issued&quot;:{&quot;date-parts&quot;:[[2018]]},&quot;publisher-place&quot;:&quot;Piscataway, NJ, USA&quot;,&quot;publisher&quot;:&quot;IEEE&quot;,&quot;container-title-short&quot;:&quot;&quot;},&quot;isTemporary&quot;:false,&quot;suppress-author&quot;:false,&quot;composite&quot;:false,&quot;author-only&quot;:false}]},{&quot;citationID&quot;:&quot;MENDELEY_CITATION_e018ed9c-7d24-44f5-a3e7-a4c260ef6e9e&quot;,&quot;properties&quot;:{&quot;noteIndex&quot;:0},&quot;isEdited&quot;:false,&quot;manualOverride&quot;:{&quot;isManuallyOverridden&quot;:false,&quot;citeprocText&quot;:&quot;[2]&quot;,&quot;manualOverrideText&quot;:&quot;&quot;},&quot;citationTag&quot;:&quot;MENDELEY_CITATION_v3_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&quot;,&quot;citationItems&quot;:[{&quot;id&quot;:&quot;e2b26073-7ef3-371d-af2e-9af8bf0591d2&quot;,&quot;itemData&quot;:{&quot;type&quot;:&quot;book&quot;,&quot;id&quot;:&quot;e2b26073-7ef3-371d-af2e-9af8bf0591d2&quot;,&quot;title&quot;:&quot;Requirements engineering : fundamentals, principles, and techniques&quot;,&quot;author&quot;:[{&quot;family&quot;:&quot;Pohl&quot;,&quot;given&quot;:&quot;Klaus.&quot;,&quot;parse-names&quot;:false,&quot;dropping-particle&quot;:&quot;&quot;,&quot;non-dropping-particle&quot;:&quot;&quot;}],&quot;ISBN&quot;:&quot;9783662692042&quot;,&quot;issued&quot;:{&quot;date-parts&quot;:[[2025]]},&quot;number-of-pages&quot;:&quot;814&quot;,&quot;abstract&quot;:&quot;Second edition.&quot;,&quot;publisher&quot;:&quot;Springer&quot;,&quot;container-title-short&quot;:&quot;&quot;},&quot;isTemporary&quot;:false,&quot;suppress-author&quot;:false,&quot;composite&quot;:false,&quot;author-only&quot;:false}]},{&quot;citationID&quot;:&quot;MENDELEY_CITATION_1df5f673-f934-40c4-acac-a2f628c714fe&quot;,&quot;properties&quot;:{&quot;noteIndex&quot;:0},&quot;isEdited&quot;:false,&quot;manualOverride&quot;:{&quot;isManuallyOverridden&quot;:false,&quot;citeprocText&quot;:&quot;[1]&quot;,&quot;manualOverrideText&quot;:&quot;&quot;},&quot;citationTag&quot;:&quot;MENDELEY_CITATION_v3_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&quot;,&quot;citationItems&quot;:[{&quot;id&quot;:&quot;8b459ffd-756d-3939-9e41-8c07ad9f20f2&quot;,&quot;itemData&quot;:{&quot;type&quot;:&quot;article&quot;,&quot;id&quot;:&quot;8b459ffd-756d-3939-9e41-8c07ad9f20f2&quot;,&quot;title&quot;:&quot;29148:2018 — Requirements engineering&quot;,&quot;author&quot;:[{&quot;family&quot;:&quot;ISO/IEC/IEEE&quot;,&quot;given&quot;:&quot;&quot;,&quot;parse-names&quot;:false,&quot;dropping-particle&quot;:&quot;&quot;,&quot;non-dropping-particle&quot;:&quot;&quot;}],&quot;DOI&quot;:&quot;10.1109/IEEESTD.2018.8559686&quot;,&quot;ISBN&quot;:&quot;978-1-5044-5302-8&quot;,&quot;issued&quot;:{&quot;date-parts&quot;:[[2018]]},&quot;publisher-place&quot;:&quot;Piscataway, NJ, USA&quot;,&quot;publisher&quot;:&quot;IEEE&quot;,&quot;container-title-short&quot;:&quot;&quot;},&quot;isTemporary&quot;:false,&quot;suppress-author&quot;:false,&quot;composite&quot;:false,&quot;author-only&quot;:false}]},{&quot;citationID&quot;:&quot;MENDELEY_CITATION_b0180692-3631-44e9-b572-ce8091c94df4&quot;,&quot;properties&quot;:{&quot;noteIndex&quot;:0},&quot;isEdited&quot;:false,&quot;manualOverride&quot;:{&quot;isManuallyOverridden&quot;:false,&quot;citeprocText&quot;:&quot;[3]&quot;,&quot;manualOverrideText&quot;:&quot;&quot;},&quot;citationTag&quot;:&quot;MENDELEY_CITATION_v3_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&quot;,&quot;citationItems&quot;:[{&quot;id&quot;:&quot;e6dea4ac-962f-3053-a6bc-34fc5f37acee&quot;,&quot;itemData&quot;:{&quot;type&quot;:&quot;article-journal&quot;,&quot;id&quot;:&quot;e6dea4ac-962f-3053-a6bc-34fc5f37acee&quot;,&quot;title&quot;:&quot;Advances in automated support for requirements engineering: a systematic literature review&quot;,&quot;author&quot;:[{&quot;family&quot;:&quot;Umar&quot;,&quot;given&quot;:&quot;Muhammad Aminu&quot;,&quot;parse-names&quot;:false,&quot;dropping-particle&quot;:&quot;&quot;,&quot;non-dropping-particle&quot;:&quot;&quot;},{&quot;family&quot;:&quot;Lano&quot;,&quot;given&quot;:&quot;Kevin&quot;,&quot;parse-names&quot;:false,&quot;dropping-particle&quot;:&quot;&quot;,&quot;non-dropping-particle&quot;:&quot;&quot;}],&quot;container-title&quot;:&quot;Requirements Engineering&quot;,&quot;container-title-short&quot;:&quot;Requir. Eng.&quot;,&quot;DOI&quot;:&quot;10.1007/s00766-023-00411-0&quot;,&quot;ISSN&quot;:&quot;0947-3602&quot;,&quot;issued&quot;:{&quot;date-parts&quot;:[[2024,6,3]]},&quot;page&quot;:&quot;177-207&quot;,&quot;abstract&quot;:&quot;&lt;p&gt;Requirements Engineering (RE) has undergone several transitions over the years, from traditional methods to agile approaches emphasising increased automation. In many software development projects, requirements are expressed in natural language and embedded within large volumes of text documents. At the same time, RE activities aim to define software systems' functionalities and constraints. However, manually executing these tasks is time-consuming and prone to errors. Numerous research efforts have proposed tools and technologies for automating RE activities to address this challenge, which are documented in published works. This review aims to examine empirical evidence on automated RE and analyse its impact on the RE sub-domain and software development. To achieve our goal, we conducted a Systematic Literature Review (SLR) following established guidelines for conducting SLRs. We aimed to identify, aggregate, and analyse papers on automated RE published between 1996 and 2022. We outlined the output of the support tool, the RE phase covered, levels of automation, development approach, and evaluation approaches. We identified 85 papers that discussed automated RE from various perspectives and methodologies. The results of this review demonstrate the significance of automated RE for the software development community, which has the potential to shorten development cycles and reduce associated costs. The support tools primarily assist in generating UML models (44.7%) and other activities such as omission of steps, consistency checking, and requirement validation. The analysis phase of RE is the most widely automated phase, with 49.53% of automated tools developed for this purpose. Natural language processing technologies, particularly POS tagging and Parser, are widely employed in developing these support tools. Controlled experimental methods are the most frequently used (48.2%) for evaluating automated RE tools, while user studies are the least employed evaluation method (8.2%). This paper contributes to the existing body of knowledge by providing an updated overview of the research literature, enabling a better understanding of trends and state-of-the-art practices in automated RE for researchers and practitioners. It also paves the way for future research directions in automated requirements engineering.&lt;/p&gt;&quot;,&quot;issue&quot;:&quot;2&quot;,&quot;volume&quot;:&quot;29&quot;},&quot;isTemporary&quot;:false,&quot;suppress-author&quot;:false,&quot;composite&quot;:false,&quot;author-only&quot;:false}]},{&quot;citationID&quot;:&quot;MENDELEY_CITATION_9dd78bfa-88b6-43c6-9ea9-f9e291f6e305&quot;,&quot;properties&quot;:{&quot;noteIndex&quot;:0},&quot;isEdited&quot;:false,&quot;manualOverride&quot;:{&quot;isManuallyOverridden&quot;:false,&quot;citeprocText&quot;:&quot;[4]&quot;,&quot;manualOverrideText&quot;:&quot;&quot;},&quot;citationTag&quot;:&quot;MENDELEY_CITATION_v3_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&quot;,&quot;citationItems&quot;:[{&quot;id&quot;:&quot;e255f396-b160-39f8-b810-7138cb6c1d4f&quot;,&quot;itemData&quot;:{&quot;type&quot;:&quot;article&quot;,&quot;id&quot;:&quot;e255f396-b160-39f8-b810-7138cb6c1d4f&quot;,&quot;title&quot;:&quot;15288:2023 — System life cycle processes&quot;,&quot;author&quot;:[{&quot;family&quot;:&quot;ISO/IEC/IEEE&quot;,&quot;given&quot;:&quot;&quot;,&quot;parse-names&quot;:false,&quot;dropping-particle&quot;:&quot;&quot;,&quot;non-dropping-particle&quot;:&quot;&quot;}],&quot;issued&quot;:{&quot;date-parts&quot;:[[2023]]},&quot;issue&quot;:&quot;ISO/IEC/IEEE 15288:2023&quot;,&quot;container-title-short&quot;:&quot;&quot;},&quot;isTemporary&quot;:false,&quot;suppress-author&quot;:false,&quot;composite&quot;:false,&quot;author-only&quot;:false}]},{&quot;citationID&quot;:&quot;MENDELEY_CITATION_d0a992e6-43d2-4bad-a2ea-14d17f715b23&quot;,&quot;properties&quot;:{&quot;noteIndex&quot;:0},&quot;isEdited&quot;:false,&quot;manualOverride&quot;:{&quot;isManuallyOverridden&quot;:false,&quot;citeprocText&quot;:&quot;[5]&quot;,&quot;manualOverrideText&quot;:&quot;&quot;},&quot;citationTag&quot;:&quot;MENDELEY_CITATION_v3_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&quot;,&quot;citationItems&quot;:[{&quot;id&quot;:&quot;4326de62-a1f1-370d-99b5-e2d8d6481a94&quot;,&quot;itemData&quot;:{&quot;type&quot;:&quot;article&quot;,&quot;id&quot;:&quot;4326de62-a1f1-370d-99b5-e2d8d6481a94&quot;,&quot;title&quot;:&quot;12207:2017 — Systems and software engineering — Software life cycle processes&quot;,&quot;author&quot;:[{&quot;family&quot;:&quot;ISO/IEC/IEEE&quot;,&quot;given&quot;:&quot;&quot;,&quot;parse-names&quot;:false,&quot;dropping-particle&quot;:&quot;&quot;,&quot;non-dropping-particle&quot;:&quot;&quot;}],&quot;issued&quot;:{&quot;date-parts&quot;:[[2017]]},&quot;issue&quot;:&quot;ISO/IEC/IEEE 12207:2017&quot;,&quot;container-title-short&quot;:&quot;&quot;},&quot;isTemporary&quot;:false,&quot;suppress-author&quot;:false,&quot;composite&quot;:false,&quot;author-only&quot;:false}]},{&quot;citationID&quot;:&quot;MENDELEY_CITATION_89e6926f-86bd-42d1-8958-ce1661c27a30&quot;,&quot;properties&quot;:{&quot;noteIndex&quot;:0},&quot;isEdited&quot;:false,&quot;manualOverride&quot;:{&quot;isManuallyOverridden&quot;:false,&quot;citeprocText&quot;:&quot;[6]&quot;,&quot;manualOverrideText&quot;:&quot;&quot;},&quot;citationTag&quot;:&quot;MENDELEY_CITATION_v3_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&quot;,&quot;citationItems&quot;:[{&quot;id&quot;:&quot;9003cc2d-8e1b-3761-9c43-cf67f96021b9&quot;,&quot;itemData&quot;:{&quot;type&quot;:&quot;article&quot;,&quot;id&quot;:&quot;9003cc2d-8e1b-3761-9c43-cf67f96021b9&quot;,&quot;title&quot;:&quot;25010:2023 Systems and software Quality Requirements and Evaluation (SQuaRE) — Product quality model&quot;,&quot;author&quot;:[{&quot;family&quot;:&quot;ISO/IEC&quot;,&quot;given&quot;:&quot;&quot;,&quot;parse-names&quot;:false,&quot;dropping-particle&quot;:&quot;&quot;,&quot;non-dropping-particle&quot;:&quot;&quot;}],&quot;issued&quot;:{&quot;date-parts&quot;:[[2023]]},&quot;issue&quot;:&quot;ISO/IEC 25010:2023&quot;,&quot;container-title-short&quot;:&quot;&quot;},&quot;isTemporary&quot;:false,&quot;suppress-author&quot;:false,&quot;composite&quot;:false,&quot;author-only&quot;:false}]},{&quot;citationID&quot;:&quot;MENDELEY_CITATION_0fbdbc46-8a3e-47bb-bd1e-a2db294aac5c&quot;,&quot;properties&quot;:{&quot;noteIndex&quot;:0},&quot;isEdited&quot;:false,&quot;manualOverride&quot;:{&quot;isManuallyOverridden&quot;:false,&quot;citeprocText&quot;:&quot;[2]&quot;,&quot;manualOverrideText&quot;:&quot;&quot;},&quot;citationTag&quot;:&quot;MENDELEY_CITATION_v3_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&quot;,&quot;citationItems&quot;:[{&quot;id&quot;:&quot;e2b26073-7ef3-371d-af2e-9af8bf0591d2&quot;,&quot;itemData&quot;:{&quot;type&quot;:&quot;book&quot;,&quot;id&quot;:&quot;e2b26073-7ef3-371d-af2e-9af8bf0591d2&quot;,&quot;title&quot;:&quot;Requirements engineering : fundamentals, principles, and techniques&quot;,&quot;author&quot;:[{&quot;family&quot;:&quot;Pohl&quot;,&quot;given&quot;:&quot;Klaus.&quot;,&quot;parse-names&quot;:false,&quot;dropping-particle&quot;:&quot;&quot;,&quot;non-dropping-particle&quot;:&quot;&quot;}],&quot;ISBN&quot;:&quot;9783662692042&quot;,&quot;issued&quot;:{&quot;date-parts&quot;:[[2025]]},&quot;number-of-pages&quot;:&quot;814&quot;,&quot;abstract&quot;:&quot;Second edition.&quot;,&quot;publisher&quot;:&quot;Springer&quot;,&quot;container-title-short&quot;:&quot;&quot;},&quot;isTemporary&quot;:false,&quot;suppress-author&quot;:false,&quot;composite&quot;:false,&quot;author-only&quot;:false}]},{&quot;citationID&quot;:&quot;MENDELEY_CITATION_5a19125a-f94e-4c1d-a9ee-de90b4f409b9&quot;,&quot;properties&quot;:{&quot;noteIndex&quot;:0},&quot;isEdited&quot;:false,&quot;manualOverride&quot;:{&quot;isManuallyOverridden&quot;:false,&quot;citeprocText&quot;:&quot;[7]&quot;,&quot;manualOverrideText&quot;:&quot;&quot;},&quot;citationTag&quot;:&quot;MENDELEY_CITATION_v3_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&quot;,&quot;citationItems&quot;:[{&quot;id&quot;:&quot;b4a67c60-32e8-3898-8c2f-38b6887aa554&quot;,&quot;itemData&quot;:{&quot;type&quot;:&quot;book&quot;,&quot;id&quot;:&quot;b4a67c60-32e8-3898-8c2f-38b6887aa554&quot;,&quot;title&quot;:&quot;SWEBOK Guide v4.0&quot;,&quot;author&quot;:[{&quot;family&quot;:&quot;Washizaki&quot;,&quot;given&quot;:&quot;H&quot;,&quot;parse-names&quot;:false,&quot;dropping-particle&quot;:&quot;&quot;,&quot;non-dropping-particle&quot;:&quot;&quot;}],&quot;editor&quot;:[{&quot;family&quot;:&quot;Washizaki&quot;,&quot;given&quot;:&quot;H&quot;,&quot;parse-names&quot;:false,&quot;dropping-particle&quot;:&quot;&quot;,&quot;non-dropping-particle&quot;:&quot;&quot;}],&quot;URL&quot;:&quot;https://www.computer.org/education/bodies-of-knowledge/software-engineering&quot;,&quot;issued&quot;:{&quot;date-parts&quot;:[[2024]]},&quot;publisher&quot;:&quot;IEEE Computer Society&quot;,&quot;container-title-short&quot;:&quot;&quot;},&quot;isTemporary&quot;:false,&quot;suppress-author&quot;:false,&quot;composite&quot;:false,&quot;author-only&quot;:false}]},{&quot;citationID&quot;:&quot;MENDELEY_CITATION_d5e8a7f7-08de-4147-93e6-c3e18c13a771&quot;,&quot;properties&quot;:{&quot;noteIndex&quot;:0},&quot;isEdited&quot;:false,&quot;manualOverride&quot;:{&quot;isManuallyOverridden&quot;:false,&quot;citeprocText&quot;:&quot;[8]&quot;,&quot;manualOverrideText&quot;:&quot;&quot;},&quot;citationTag&quot;:&quot;MENDELEY_CITATION_v3_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&quot;,&quot;citationItems&quot;:[{&quot;id&quot;:&quot;daa08e9f-9677-3412-8e94-5091b7fddc56&quot;,&quot;itemData&quot;:{&quot;type&quot;:&quot;book&quot;,&quot;id&quot;:&quot;daa08e9f-9677-3412-8e94-5091b7fddc56&quot;,&quot;title&quot;:&quot;A Guide to the Project Management Body of Knowledge (PMBOK® Guide) – Seventh Edition and The Standard for Project Management&quot;,&quot;author&quot;:[{&quot;family&quot;:&quot;Institute&quot;,&quot;given&quot;:&quot;Project Management&quot;,&quot;parse-names&quot;:false,&quot;dropping-particle&quot;:&quot;&quot;,&quot;non-dropping-particle&quot;:&quot;&quot;}],&quot;ISBN&quot;:&quot;9781628256642&quot;,&quot;issued&quot;:{&quot;date-parts&quot;:[[2021]]},&quot;publisher-place&quot;:&quot;Newtown Square, PA&quot;,&quot;publisher&quot;:&quot;Project Management Institute&quot;,&quot;container-title-short&quot;:&quot;&quot;},&quot;isTemporary&quot;:false,&quot;suppress-author&quot;:false,&quot;composite&quot;:false,&quot;author-only&quot;:false}]},{&quot;citationID&quot;:&quot;MENDELEY_CITATION_da3ed054-d07a-496b-8435-6806fb559b7d&quot;,&quot;properties&quot;:{&quot;noteIndex&quot;:0},&quot;isEdited&quot;:false,&quot;manualOverride&quot;:{&quot;isManuallyOverridden&quot;:false,&quot;citeprocText&quot;:&quot;[9]&quot;,&quot;manualOverrideText&quot;:&quot;&quot;},&quot;citationTag&quot;:&quot;MENDELEY_CITATION_v3_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&quot;,&quot;citationItems&quot;:[{&quot;id&quot;:&quot;66151fa6-eac6-3909-b0c3-058dd6c6e5c7&quot;,&quot;itemData&quot;:{&quot;type&quot;:&quot;article&quot;,&quot;id&quot;:&quot;66151fa6-eac6-3909-b0c3-058dd6c6e5c7&quot;,&quot;title&quot;:&quot;CPRE Foundation Level Syllabus v3.1&quot;,&quot;author&quot;:[{&quot;family&quot;:&quot;IREB&quot;,&quot;given&quot;:&quot;&quot;,&quot;parse-names&quot;:false,&quot;dropping-particle&quot;:&quot;&quot;,&quot;non-dropping-particle&quot;:&quot;&quot;}],&quot;URL&quot;:&quot;https://www.ireb.org&quot;,&quot;issued&quot;:{&quot;date-parts&quot;:[[2022]]},&quot;container-title-short&quot;:&quot;&quot;},&quot;isTemporary&quot;:false,&quot;suppress-author&quot;:false,&quot;composite&quot;:false,&quot;author-only&quot;:false}]},{&quot;citationID&quot;:&quot;MENDELEY_CITATION_5668133c-8149-4de7-8e71-0d08dfa988e8&quot;,&quot;properties&quot;:{&quot;noteIndex&quot;:0},&quot;isEdited&quot;:false,&quot;manualOverride&quot;:{&quot;isManuallyOverridden&quot;:false,&quot;citeprocText&quot;:&quot;[1]&quot;,&quot;manualOverrideText&quot;:&quot;&quot;},&quot;citationTag&quot;:&quot;MENDELEY_CITATION_v3_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&quot;,&quot;citationItems&quot;:[{&quot;id&quot;:&quot;8b459ffd-756d-3939-9e41-8c07ad9f20f2&quot;,&quot;itemData&quot;:{&quot;type&quot;:&quot;article&quot;,&quot;id&quot;:&quot;8b459ffd-756d-3939-9e41-8c07ad9f20f2&quot;,&quot;title&quot;:&quot;29148:2018 — Requirements engineering&quot;,&quot;author&quot;:[{&quot;family&quot;:&quot;ISO/IEC/IEEE&quot;,&quot;given&quot;:&quot;&quot;,&quot;parse-names&quot;:false,&quot;dropping-particle&quot;:&quot;&quot;,&quot;non-dropping-particle&quot;:&quot;&quot;}],&quot;DOI&quot;:&quot;10.1109/IEEESTD.2018.8559686&quot;,&quot;ISBN&quot;:&quot;978-1-5044-5302-8&quot;,&quot;issued&quot;:{&quot;date-parts&quot;:[[2018]]},&quot;publisher-place&quot;:&quot;Piscataway, NJ, USA&quot;,&quot;publisher&quot;:&quot;IEEE&quot;,&quot;container-title-short&quot;:&quot;&quot;},&quot;isTemporary&quot;:false,&quot;suppress-author&quot;:false,&quot;composite&quot;:false,&quot;author-only&quot;:false}]},{&quot;citationID&quot;:&quot;MENDELEY_CITATION_38c3613e-9e78-4d87-af2a-9e3063aa327c&quot;,&quot;properties&quot;:{&quot;noteIndex&quot;:0},&quot;isEdited&quot;:false,&quot;manualOverride&quot;:{&quot;isManuallyOverridden&quot;:false,&quot;citeprocText&quot;:&quot;[10]&quot;,&quot;manualOverrideText&quot;:&quot;&quot;},&quot;citationTag&quot;:&quot;MENDELEY_CITATION_v3_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&quot;,&quot;citationItems&quot;:[{&quot;id&quot;:&quot;585f87df-c637-3e52-902f-9e282702414f&quot;,&quot;itemData&quot;:{&quot;type&quot;:&quot;article-journal&quot;,&quot;id&quot;:&quot;585f87df-c637-3e52-902f-9e282702414f&quot;,&quot;title&quot;:&quot;Structured SRS for e-Government Services With Boilerplate Design and Interface&quot;,&quot;author&quot;:[{&quot;family&quot;:&quot;Oztekin&quot;,&quot;given&quot;:&quot;Gonca Canan&quot;,&quot;parse-names&quot;:false,&quot;dropping-particle&quot;:&quot;&quot;,&quot;non-dropping-particle&quot;:&quot;&quot;},{&quot;family&quot;:&quot;Menekse Dalveren&quot;,&quot;given&quot;:&quot;Gonca Gokce&quot;,&quot;parse-names&quot;:false,&quot;dropping-particle&quot;:&quot;&quot;,&quot;non-dropping-particle&quot;:&quot;&quot;}],&quot;container-title&quot;:&quot;IEEE Access&quot;,&quot;DOI&quot;:&quot;10.1109/ACCESS.2023.3287882&quot;,&quot;ISSN&quot;:&quot;2169-3536&quot;,&quot;issued&quot;:{&quot;date-parts&quot;:[[2023]]},&quot;page&quot;:&quot;62906-62917&quot;,&quot;volume&quot;:&quot;11&quot;,&quot;container-title-short&quot;:&quot;&quot;},&quot;isTemporary&quot;:false,&quot;suppress-author&quot;:false,&quot;composite&quot;:false,&quot;author-only&quot;:false}]},{&quot;citationID&quot;:&quot;MENDELEY_CITATION_ef6bf1d8-39dd-48c3-9d2d-75fd6e4f6e10&quot;,&quot;properties&quot;:{&quot;noteIndex&quot;:0},&quot;isEdited&quot;:false,&quot;manualOverride&quot;:{&quot;isManuallyOverridden&quot;:false,&quot;citeprocText&quot;:&quot;[11]&quot;,&quot;manualOverrideText&quot;:&quot;&quot;},&quot;citationTag&quot;:&quot;MENDELEY_CITATION_v3_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&quot;,&quot;citationItems&quot;:[{&quot;id&quot;:&quot;53bf9615-9f05-3888-82f8-ecd3ad0cd90a&quot;,&quot;itemData&quot;:{&quot;type&quot;:&quot;book&quot;,&quot;id&quot;:&quot;53bf9615-9f05-3888-82f8-ecd3ad0cd90a&quot;,&quot;title&quot;:&quot;Requirements Engineering&quot;,&quot;author&quot;:[{&quot;family&quot;:&quot;Hull&quot;,&quot;given&quot;:&quot;Elizabeth&quot;,&quot;parse-names&quot;:false,&quot;dropping-particle&quot;:&quot;&quot;,&quot;non-dropping-particle&quot;:&quot;&quot;},{&quot;family&quot;:&quot;Jackson&quot;,&quot;given&quot;:&quot;Ken&quot;,&quot;parse-names&quot;:false,&quot;dropping-particle&quot;:&quot;&quot;,&quot;non-dropping-particle&quot;:&quot;&quot;},{&quot;family&quot;:&quot;Dick&quot;,&quot;given&quot;:&quot;Jeremy&quot;,&quot;parse-names&quot;:false,&quot;dropping-particle&quot;:&quot;&quot;,&quot;non-dropping-particle&quot;:&quot;&quot;}],&quot;DOI&quot;:&quot;10.1007/978-1-84996-405-0&quot;,&quot;ISBN&quot;:&quot;978-1-84996-404-3&quot;,&quot;issued&quot;:{&quot;date-parts&quot;:[[2011]]},&quot;publisher-place&quot;:&quot;London&quot;,&quot;publisher&quot;:&quot;Springer London&quot;,&quot;container-title-short&quot;:&quot;&quot;},&quot;isTemporary&quot;:false,&quot;suppress-author&quot;:false,&quot;composite&quot;:false,&quot;author-only&quot;:false}]},{&quot;citationID&quot;:&quot;MENDELEY_CITATION_9a0bdb73-4607-490e-a571-0179055fa7a6&quot;,&quot;properties&quot;:{&quot;noteIndex&quot;:0},&quot;isEdited&quot;:false,&quot;manualOverride&quot;:{&quot;isManuallyOverridden&quot;:false,&quot;citeprocText&quot;:&quot;[6]&quot;,&quot;manualOverrideText&quot;:&quot;&quot;},&quot;citationTag&quot;:&quot;MENDELEY_CITATION_v3_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&quot;,&quot;citationItems&quot;:[{&quot;id&quot;:&quot;9003cc2d-8e1b-3761-9c43-cf67f96021b9&quot;,&quot;itemData&quot;:{&quot;type&quot;:&quot;article&quot;,&quot;id&quot;:&quot;9003cc2d-8e1b-3761-9c43-cf67f96021b9&quot;,&quot;title&quot;:&quot;25010:2023 Systems and software Quality Requirements and Evaluation (SQuaRE) — Product quality model&quot;,&quot;author&quot;:[{&quot;family&quot;:&quot;ISO/IEC&quot;,&quot;given&quot;:&quot;&quot;,&quot;parse-names&quot;:false,&quot;dropping-particle&quot;:&quot;&quot;,&quot;non-dropping-particle&quot;:&quot;&quot;}],&quot;issued&quot;:{&quot;date-parts&quot;:[[2023]]},&quot;issue&quot;:&quot;ISO/IEC 25010:2023&quot;,&quot;container-title-short&quot;:&quot;&quot;},&quot;isTemporary&quot;:false,&quot;suppress-author&quot;:false,&quot;composite&quot;:false,&quot;author-only&quot;:false}]},{&quot;citationID&quot;:&quot;MENDELEY_CITATION_d517f449-2212-4592-b6c2-2be1c486617c&quot;,&quot;properties&quot;:{&quot;noteIndex&quot;:0},&quot;isEdited&quot;:false,&quot;manualOverride&quot;:{&quot;isManuallyOverridden&quot;:false,&quot;citeprocText&quot;:&quot;[12]&quot;,&quot;manualOverrideText&quot;:&quot;&quot;},&quot;citationTag&quot;:&quot;MENDELEY_CITATION_v3_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&quot;,&quot;citationItems&quot;:[{&quot;id&quot;:&quot;969309ac-d1f5-3d30-89ff-aa1a87f9e65a&quot;,&quot;itemData&quot;:{&quot;type&quot;:&quot;book&quot;,&quot;id&quot;:&quot;969309ac-d1f5-3d30-89ff-aa1a87f9e65a&quot;,&quot;title&quot;:&quot;Requirements analysis and system design&quot;,&quot;author&quot;:[{&quot;family&quot;:&quot;Maciaszek&quot;,&quot;given&quot;:&quot;Leszek.&quot;,&quot;parse-names&quot;:false,&quot;dropping-particle&quot;:&quot;&quot;,&quot;non-dropping-particle&quot;:&quot;&quot;}],&quot;ISBN&quot;:&quot;0321440366&quot;,&quot;issued&quot;:{&quot;date-parts&quot;:[[2007]]},&quot;number-of-pages&quot;:&quot;612&quot;,&quot;abstract&quot;:&quot;3rd ed. Previous edition: 2005. \&quot;This book is the ideal companion for undergraduates studying: systems analysis; systems design; software engineering; software projects; and databases and object technology. It would also be an reference for any practitioners wishing to get up to speed with the latest developments in this area.\&quot;--Jacket. The software process -- Ch. 2. Requirements determination -- Ch. 3. Objects and object modeling -- Ch. 4. Requirements specification -- Ch. 5. Moving from analysis to design -- Ch. 6. System architecture and program design -- Ch. 7. User interface design -- Ch. 8. Persistence and database design -- Ch. 9. Testing and change management -- Ch. 10. Tutorial-style review and reinforcement.&quot;,&quot;publisher&quot;:&quot;Addison-Wesley&quot;,&quot;container-title-short&quot;:&quot;&quot;},&quot;isTemporary&quot;:false,&quot;suppress-author&quot;:false,&quot;composite&quot;:false,&quot;author-only&quot;:false}]},{&quot;citationID&quot;:&quot;MENDELEY_CITATION_a54d54ba-dc08-4317-8081-c98efd264fd8&quot;,&quot;properties&quot;:{&quot;noteIndex&quot;:0},&quot;isEdited&quot;:false,&quot;manualOverride&quot;:{&quot;isManuallyOverridden&quot;:false,&quot;citeprocText&quot;:&quot;[7]&quot;,&quot;manualOverrideText&quot;:&quot;&quot;},&quot;citationTag&quot;:&quot;MENDELEY_CITATION_v3_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&quot;,&quot;citationItems&quot;:[{&quot;id&quot;:&quot;b4a67c60-32e8-3898-8c2f-38b6887aa554&quot;,&quot;itemData&quot;:{&quot;type&quot;:&quot;book&quot;,&quot;id&quot;:&quot;b4a67c60-32e8-3898-8c2f-38b6887aa554&quot;,&quot;title&quot;:&quot;SWEBOK Guide v4.0&quot;,&quot;author&quot;:[{&quot;family&quot;:&quot;Washizaki&quot;,&quot;given&quot;:&quot;H&quot;,&quot;parse-names&quot;:false,&quot;dropping-particle&quot;:&quot;&quot;,&quot;non-dropping-particle&quot;:&quot;&quot;}],&quot;editor&quot;:[{&quot;family&quot;:&quot;Washizaki&quot;,&quot;given&quot;:&quot;H&quot;,&quot;parse-names&quot;:false,&quot;dropping-particle&quot;:&quot;&quot;,&quot;non-dropping-particle&quot;:&quot;&quot;}],&quot;URL&quot;:&quot;https://www.computer.org/education/bodies-of-knowledge/software-engineering&quot;,&quot;issued&quot;:{&quot;date-parts&quot;:[[2024]]},&quot;publisher&quot;:&quot;IEEE Computer Society&quot;,&quot;container-title-short&quot;:&quot;&quot;},&quot;isTemporary&quot;:false,&quot;suppress-author&quot;:false,&quot;composite&quot;:false,&quot;author-only&quot;:false}]},{&quot;citationID&quot;:&quot;MENDELEY_CITATION_71b5ecd2-b926-42c4-b8ac-6ac3b7d0a299&quot;,&quot;properties&quot;:{&quot;noteIndex&quot;:0},&quot;isEdited&quot;:false,&quot;manualOverride&quot;:{&quot;isManuallyOverridden&quot;:false,&quot;citeprocText&quot;:&quot;[2]&quot;,&quot;manualOverrideText&quot;:&quot;&quot;},&quot;citationTag&quot;:&quot;MENDELEY_CITATION_v3_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&quot;,&quot;citationItems&quot;:[{&quot;id&quot;:&quot;e2b26073-7ef3-371d-af2e-9af8bf0591d2&quot;,&quot;itemData&quot;:{&quot;type&quot;:&quot;book&quot;,&quot;id&quot;:&quot;e2b26073-7ef3-371d-af2e-9af8bf0591d2&quot;,&quot;title&quot;:&quot;Requirements engineering : fundamentals, principles, and techniques&quot;,&quot;author&quot;:[{&quot;family&quot;:&quot;Pohl&quot;,&quot;given&quot;:&quot;Klaus.&quot;,&quot;parse-names&quot;:false,&quot;dropping-particle&quot;:&quot;&quot;,&quot;non-dropping-particle&quot;:&quot;&quot;}],&quot;ISBN&quot;:&quot;9783662692042&quot;,&quot;issued&quot;:{&quot;date-parts&quot;:[[2025]]},&quot;number-of-pages&quot;:&quot;814&quot;,&quot;abstract&quot;:&quot;Second edition.&quot;,&quot;publisher&quot;:&quot;Springer&quot;,&quot;container-title-short&quot;:&quot;&quot;},&quot;isTemporary&quot;:false,&quot;suppress-author&quot;:false,&quot;composite&quot;:false,&quot;author-only&quot;:false}]},{&quot;citationID&quot;:&quot;MENDELEY_CITATION_6efc6ef9-53cb-4aca-8ada-eceee85f6186&quot;,&quot;properties&quot;:{&quot;noteIndex&quot;:0},&quot;isEdited&quot;:false,&quot;manualOverride&quot;:{&quot;isManuallyOverridden&quot;:false,&quot;citeprocText&quot;:&quot;[12]&quot;,&quot;manualOverrideText&quot;:&quot;&quot;},&quot;citationTag&quot;:&quot;MENDELEY_CITATION_v3_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&quot;,&quot;citationItems&quot;:[{&quot;id&quot;:&quot;969309ac-d1f5-3d30-89ff-aa1a87f9e65a&quot;,&quot;itemData&quot;:{&quot;type&quot;:&quot;book&quot;,&quot;id&quot;:&quot;969309ac-d1f5-3d30-89ff-aa1a87f9e65a&quot;,&quot;title&quot;:&quot;Requirements analysis and system design&quot;,&quot;author&quot;:[{&quot;family&quot;:&quot;Maciaszek&quot;,&quot;given&quot;:&quot;Leszek.&quot;,&quot;parse-names&quot;:false,&quot;dropping-particle&quot;:&quot;&quot;,&quot;non-dropping-particle&quot;:&quot;&quot;}],&quot;ISBN&quot;:&quot;0321440366&quot;,&quot;issued&quot;:{&quot;date-parts&quot;:[[2007]]},&quot;number-of-pages&quot;:&quot;612&quot;,&quot;abstract&quot;:&quot;3rd ed. Previous edition: 2005. \&quot;This book is the ideal companion for undergraduates studying: systems analysis; systems design; software engineering; software projects; and databases and object technology. It would also be an reference for any practitioners wishing to get up to speed with the latest developments in this area.\&quot;--Jacket. The software process -- Ch. 2. Requirements determination -- Ch. 3. Objects and object modeling -- Ch. 4. Requirements specification -- Ch. 5. Moving from analysis to design -- Ch. 6. System architecture and program design -- Ch. 7. User interface design -- Ch. 8. Persistence and database design -- Ch. 9. Testing and change management -- Ch. 10. Tutorial-style review and reinforcement.&quot;,&quot;publisher&quot;:&quot;Addison-Wesley&quot;,&quot;container-title-short&quot;:&quot;&quot;},&quot;isTemporary&quot;:false,&quot;suppress-author&quot;:false,&quot;composite&quot;:false,&quot;author-only&quot;:false}]},{&quot;citationID&quot;:&quot;MENDELEY_CITATION_c2568ec7-3aaa-4ced-ac6d-67091e151077&quot;,&quot;properties&quot;:{&quot;noteIndex&quot;:0},&quot;isEdited&quot;:false,&quot;manualOverride&quot;:{&quot;isManuallyOverridden&quot;:false,&quot;citeprocText&quot;:&quot;[12]&quot;,&quot;manualOverrideText&quot;:&quot;&quot;},&quot;citationTag&quot;:&quot;MENDELEY_CITATION_v3_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&quot;,&quot;citationItems&quot;:[{&quot;id&quot;:&quot;969309ac-d1f5-3d30-89ff-aa1a87f9e65a&quot;,&quot;itemData&quot;:{&quot;type&quot;:&quot;book&quot;,&quot;id&quot;:&quot;969309ac-d1f5-3d30-89ff-aa1a87f9e65a&quot;,&quot;title&quot;:&quot;Requirements analysis and system design&quot;,&quot;author&quot;:[{&quot;family&quot;:&quot;Maciaszek&quot;,&quot;given&quot;:&quot;Leszek.&quot;,&quot;parse-names&quot;:false,&quot;dropping-particle&quot;:&quot;&quot;,&quot;non-dropping-particle&quot;:&quot;&quot;}],&quot;ISBN&quot;:&quot;0321440366&quot;,&quot;issued&quot;:{&quot;date-parts&quot;:[[2007]]},&quot;number-of-pages&quot;:&quot;612&quot;,&quot;abstract&quot;:&quot;3rd ed. Previous edition: 2005. \&quot;This book is the ideal companion for undergraduates studying: systems analysis; systems design; software engineering; software projects; and databases and object technology. It would also be an reference for any practitioners wishing to get up to speed with the latest developments in this area.\&quot;--Jacket. The software process -- Ch. 2. Requirements determination -- Ch. 3. Objects and object modeling -- Ch. 4. Requirements specification -- Ch. 5. Moving from analysis to design -- Ch. 6. System architecture and program design -- Ch. 7. User interface design -- Ch. 8. Persistence and database design -- Ch. 9. Testing and change management -- Ch. 10. Tutorial-style review and reinforcement.&quot;,&quot;publisher&quot;:&quot;Addison-Wesley&quot;,&quot;container-title-short&quot;:&quot;&quot;},&quot;isTemporary&quot;:false,&quot;suppress-author&quot;:false,&quot;composite&quot;:false,&quot;author-only&quot;:false}]},{&quot;citationID&quot;:&quot;MENDELEY_CITATION_5db54668-57fe-411f-b9b9-81bc2887eac5&quot;,&quot;properties&quot;:{&quot;noteIndex&quot;:0},&quot;isEdited&quot;:false,&quot;manualOverride&quot;:{&quot;isManuallyOverridden&quot;:false,&quot;citeprocText&quot;:&quot;[2]&quot;,&quot;manualOverrideText&quot;:&quot;&quot;},&quot;citationTag&quot;:&quot;MENDELEY_CITATION_v3_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&quot;,&quot;citationItems&quot;:[{&quot;id&quot;:&quot;e2b26073-7ef3-371d-af2e-9af8bf0591d2&quot;,&quot;itemData&quot;:{&quot;type&quot;:&quot;book&quot;,&quot;id&quot;:&quot;e2b26073-7ef3-371d-af2e-9af8bf0591d2&quot;,&quot;title&quot;:&quot;Requirements engineering : fundamentals, principles, and techniques&quot;,&quot;author&quot;:[{&quot;family&quot;:&quot;Pohl&quot;,&quot;given&quot;:&quot;Klaus.&quot;,&quot;parse-names&quot;:false,&quot;dropping-particle&quot;:&quot;&quot;,&quot;non-dropping-particle&quot;:&quot;&quot;}],&quot;ISBN&quot;:&quot;9783662692042&quot;,&quot;issued&quot;:{&quot;date-parts&quot;:[[2025]]},&quot;number-of-pages&quot;:&quot;814&quot;,&quot;abstract&quot;:&quot;Second edition.&quot;,&quot;publisher&quot;:&quot;Springer&quot;,&quot;container-title-short&quot;:&quot;&quot;},&quot;isTemporary&quot;:false,&quot;suppress-author&quot;:false,&quot;composite&quot;:false,&quot;author-only&quot;:false}]},{&quot;citationID&quot;:&quot;MENDELEY_CITATION_5b8cc987-5ef7-4197-bf2d-32f3ed773c15&quot;,&quot;properties&quot;:{&quot;noteIndex&quot;:0},&quot;isEdited&quot;:false,&quot;manualOverride&quot;:{&quot;isManuallyOverridden&quot;:false,&quot;citeprocText&quot;:&quot;[13]&quot;,&quot;manualOverrideText&quot;:&quot;&quot;},&quot;citationTag&quot;:&quot;MENDELEY_CITATION_v3_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&quot;,&quot;citationItems&quot;:[{&quot;id&quot;:&quot;db86bc13-b5b2-3da2-8b6b-b765f7df50dd&quot;,&quot;itemData&quot;:{&quot;type&quot;:&quot;article-journal&quot;,&quot;id&quot;:&quot;db86bc13-b5b2-3da2-8b6b-b765f7df50dd&quot;,&quot;title&quot;:&quot;Statecharts: a visual formalism for complex systems&quot;,&quot;author&quot;:[{&quot;family&quot;:&quot;Harel&quot;,&quot;given&quot;:&quot;David&quot;,&quot;parse-names&quot;:false,&quot;dropping-particle&quot;:&quot;&quot;,&quot;non-dropping-particle&quot;:&quot;&quot;}],&quot;container-title&quot;:&quot;Science of Computer Programming&quot;,&quot;container-title-short&quot;:&quot;Sci. Comput. Program.&quot;,&quot;DOI&quot;:&quot;10.1016/0167-6423(87)90035-9&quot;,&quot;ISSN&quot;:&quot;01676423&quot;,&quot;issued&quot;:{&quot;date-parts&quot;:[[1987,6]]},&quot;page&quot;:&quot;231-274&quot;,&quot;issue&quot;:&quot;3&quot;,&quot;volume&quot;:&quot;8&quot;},&quot;isTemporary&quot;:false,&quot;suppress-author&quot;:false,&quot;composite&quot;:false,&quot;author-only&quot;:false}]},{&quot;citationID&quot;:&quot;MENDELEY_CITATION_bdd90be3-16dd-4414-aa17-3efdf6934353&quot;,&quot;properties&quot;:{&quot;noteIndex&quot;:0},&quot;isEdited&quot;:false,&quot;manualOverride&quot;:{&quot;isManuallyOverridden&quot;:false,&quot;citeprocText&quot;:&quot;[2]&quot;,&quot;manualOverrideText&quot;:&quot;&quot;},&quot;citationTag&quot;:&quot;MENDELEY_CITATION_v3_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&quot;,&quot;citationItems&quot;:[{&quot;id&quot;:&quot;e2b26073-7ef3-371d-af2e-9af8bf0591d2&quot;,&quot;itemData&quot;:{&quot;type&quot;:&quot;book&quot;,&quot;id&quot;:&quot;e2b26073-7ef3-371d-af2e-9af8bf0591d2&quot;,&quot;title&quot;:&quot;Requirements engineering : fundamentals, principles, and techniques&quot;,&quot;author&quot;:[{&quot;family&quot;:&quot;Pohl&quot;,&quot;given&quot;:&quot;Klaus.&quot;,&quot;parse-names&quot;:false,&quot;dropping-particle&quot;:&quot;&quot;,&quot;non-dropping-particle&quot;:&quot;&quot;}],&quot;ISBN&quot;:&quot;9783662692042&quot;,&quot;issued&quot;:{&quot;date-parts&quot;:[[2025]]},&quot;number-of-pages&quot;:&quot;814&quot;,&quot;abstract&quot;:&quot;Second edition.&quot;,&quot;publisher&quot;:&quot;Springer&quot;,&quot;container-title-short&quot;:&quot;&quot;},&quot;isTemporary&quot;:false,&quot;suppress-author&quot;:false,&quot;composite&quot;:false,&quot;author-only&quot;:false}]},{&quot;citationID&quot;:&quot;MENDELEY_CITATION_208525df-7542-417b-84d9-12734a2c4982&quot;,&quot;properties&quot;:{&quot;noteIndex&quot;:0},&quot;isEdited&quot;:false,&quot;manualOverride&quot;:{&quot;isManuallyOverridden&quot;:false,&quot;citeprocText&quot;:&quot;[13]&quot;,&quot;manualOverrideText&quot;:&quot;&quot;},&quot;citationTag&quot;:&quot;MENDELEY_CITATION_v3_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&quot;,&quot;citationItems&quot;:[{&quot;id&quot;:&quot;db86bc13-b5b2-3da2-8b6b-b765f7df50dd&quot;,&quot;itemData&quot;:{&quot;type&quot;:&quot;article-journal&quot;,&quot;id&quot;:&quot;db86bc13-b5b2-3da2-8b6b-b765f7df50dd&quot;,&quot;title&quot;:&quot;Statecharts: a visual formalism for complex systems&quot;,&quot;author&quot;:[{&quot;family&quot;:&quot;Harel&quot;,&quot;given&quot;:&quot;David&quot;,&quot;parse-names&quot;:false,&quot;dropping-particle&quot;:&quot;&quot;,&quot;non-dropping-particle&quot;:&quot;&quot;}],&quot;container-title&quot;:&quot;Science of Computer Programming&quot;,&quot;container-title-short&quot;:&quot;Sci. Comput. Program.&quot;,&quot;DOI&quot;:&quot;10.1016/0167-6423(87)90035-9&quot;,&quot;ISSN&quot;:&quot;01676423&quot;,&quot;issued&quot;:{&quot;date-parts&quot;:[[1987,6]]},&quot;page&quot;:&quot;231-274&quot;,&quot;issue&quot;:&quot;3&quot;,&quot;volume&quot;:&quot;8&quot;},&quot;isTemporary&quot;:false,&quot;suppress-author&quot;:false,&quot;composite&quot;:false,&quot;author-only&quot;:false}]},{&quot;citationID&quot;:&quot;MENDELEY_CITATION_ed6b1fdf-b40c-4062-b87f-dab6dd956f3f&quot;,&quot;properties&quot;:{&quot;noteIndex&quot;:0},&quot;isEdited&quot;:false,&quot;manualOverride&quot;:{&quot;isManuallyOverridden&quot;:false,&quot;citeprocText&quot;:&quot;[2]&quot;,&quot;manualOverrideText&quot;:&quot;&quot;},&quot;citationTag&quot;:&quot;MENDELEY_CITATION_v3_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&quot;,&quot;citationItems&quot;:[{&quot;id&quot;:&quot;e2b26073-7ef3-371d-af2e-9af8bf0591d2&quot;,&quot;itemData&quot;:{&quot;type&quot;:&quot;book&quot;,&quot;id&quot;:&quot;e2b26073-7ef3-371d-af2e-9af8bf0591d2&quot;,&quot;title&quot;:&quot;Requirements engineering : fundamentals, principles, and techniques&quot;,&quot;author&quot;:[{&quot;family&quot;:&quot;Pohl&quot;,&quot;given&quot;:&quot;Klaus.&quot;,&quot;parse-names&quot;:false,&quot;dropping-particle&quot;:&quot;&quot;,&quot;non-dropping-particle&quot;:&quot;&quot;}],&quot;ISBN&quot;:&quot;9783662692042&quot;,&quot;issued&quot;:{&quot;date-parts&quot;:[[2025]]},&quot;number-of-pages&quot;:&quot;814&quot;,&quot;abstract&quot;:&quot;Second edition.&quot;,&quot;publisher&quot;:&quot;Springer&quot;,&quot;container-title-short&quot;:&quot;&quot;},&quot;isTemporary&quot;:false,&quot;suppress-author&quot;:false,&quot;composite&quot;:false,&quot;author-only&quot;:false}]},{&quot;citationID&quot;:&quot;MENDELEY_CITATION_644e8673-699d-4f9e-8d4c-b0a570936ded&quot;,&quot;properties&quot;:{&quot;noteIndex&quot;:0},&quot;isEdited&quot;:false,&quot;manualOverride&quot;:{&quot;isManuallyOverridden&quot;:false,&quot;citeprocText&quot;:&quot;[7]&quot;,&quot;manualOverrideText&quot;:&quot;&quot;},&quot;citationTag&quot;:&quot;MENDELEY_CITATION_v3_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&quot;,&quot;citationItems&quot;:[{&quot;id&quot;:&quot;b4a67c60-32e8-3898-8c2f-38b6887aa554&quot;,&quot;itemData&quot;:{&quot;type&quot;:&quot;book&quot;,&quot;id&quot;:&quot;b4a67c60-32e8-3898-8c2f-38b6887aa554&quot;,&quot;title&quot;:&quot;SWEBOK Guide v4.0&quot;,&quot;author&quot;:[{&quot;family&quot;:&quot;Washizaki&quot;,&quot;given&quot;:&quot;H&quot;,&quot;parse-names&quot;:false,&quot;dropping-particle&quot;:&quot;&quot;,&quot;non-dropping-particle&quot;:&quot;&quot;}],&quot;editor&quot;:[{&quot;family&quot;:&quot;Washizaki&quot;,&quot;given&quot;:&quot;H&quot;,&quot;parse-names&quot;:false,&quot;dropping-particle&quot;:&quot;&quot;,&quot;non-dropping-particle&quot;:&quot;&quot;}],&quot;URL&quot;:&quot;https://www.computer.org/education/bodies-of-knowledge/software-engineering&quot;,&quot;issued&quot;:{&quot;date-parts&quot;:[[2024]]},&quot;publisher&quot;:&quot;IEEE Computer Society&quot;,&quot;container-title-short&quot;:&quot;&quot;},&quot;isTemporary&quot;:false,&quot;suppress-author&quot;:false,&quot;composite&quot;:false,&quot;author-only&quot;:false}]},{&quot;citationID&quot;:&quot;MENDELEY_CITATION_d31edc80-8222-4953-a1ae-57ac2beb536a&quot;,&quot;properties&quot;:{&quot;noteIndex&quot;:0},&quot;isEdited&quot;:false,&quot;manualOverride&quot;:{&quot;isManuallyOverridden&quot;:false,&quot;citeprocText&quot;:&quot;[1]&quot;,&quot;manualOverrideText&quot;:&quot;&quot;},&quot;citationTag&quot;:&quot;MENDELEY_CITATION_v3_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&quot;,&quot;citationItems&quot;:[{&quot;id&quot;:&quot;8b459ffd-756d-3939-9e41-8c07ad9f20f2&quot;,&quot;itemData&quot;:{&quot;type&quot;:&quot;article&quot;,&quot;id&quot;:&quot;8b459ffd-756d-3939-9e41-8c07ad9f20f2&quot;,&quot;title&quot;:&quot;29148:2018 — Requirements engineering&quot;,&quot;author&quot;:[{&quot;family&quot;:&quot;ISO/IEC/IEEE&quot;,&quot;given&quot;:&quot;&quot;,&quot;parse-names&quot;:false,&quot;dropping-particle&quot;:&quot;&quot;,&quot;non-dropping-particle&quot;:&quot;&quot;}],&quot;DOI&quot;:&quot;10.1109/IEEESTD.2018.8559686&quot;,&quot;ISBN&quot;:&quot;978-1-5044-5302-8&quot;,&quot;issued&quot;:{&quot;date-parts&quot;:[[2018]]},&quot;publisher-place&quot;:&quot;Piscataway, NJ, USA&quot;,&quot;publisher&quot;:&quot;IEEE&quot;,&quot;container-title-short&quot;:&quot;&quot;},&quot;isTemporary&quot;:false,&quot;suppress-author&quot;:false,&quot;composite&quot;:false,&quot;author-only&quot;:false}]},{&quot;citationID&quot;:&quot;MENDELEY_CITATION_250681a3-3a60-40f4-b127-6caf818bc97a&quot;,&quot;properties&quot;:{&quot;noteIndex&quot;:0},&quot;isEdited&quot;:false,&quot;manualOverride&quot;:{&quot;isManuallyOverridden&quot;:false,&quot;citeprocText&quot;:&quot;[1]&quot;,&quot;manualOverrideText&quot;:&quot;&quot;},&quot;citationItems&quot;:[{&quot;id&quot;:&quot;8b459ffd-756d-3939-9e41-8c07ad9f20f2&quot;,&quot;itemData&quot;:{&quot;type&quot;:&quot;article&quot;,&quot;id&quot;:&quot;8b459ffd-756d-3939-9e41-8c07ad9f20f2&quot;,&quot;title&quot;:&quot;29148:2018 — Requirements engineering&quot;,&quot;author&quot;:[{&quot;family&quot;:&quot;ISO/IEC/IEEE&quot;,&quot;given&quot;:&quot;&quot;,&quot;parse-names&quot;:false,&quot;dropping-particle&quot;:&quot;&quot;,&quot;non-dropping-particle&quot;:&quot;&quot;}],&quot;DOI&quot;:&quot;10.1109/IEEESTD.2018.8559686&quot;,&quot;ISBN&quot;:&quot;978-1-5044-5302-8&quot;,&quot;issued&quot;:{&quot;date-parts&quot;:[[2018]]},&quot;publisher-place&quot;:&quot;Piscataway, NJ, USA&quot;,&quot;publisher&quot;:&quot;IEEE&quot;,&quot;container-title-short&quot;:&quot;&quot;},&quot;isTemporary&quot;:false,&quot;suppress-author&quot;:false,&quot;composite&quot;:false,&quot;author-only&quot;:false}],&quot;citationTag&quot;:&quot;MENDELEY_CITATION_v3_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&quot;},{&quot;citationID&quot;:&quot;MENDELEY_CITATION_17dca949-85ed-4402-b25f-3cf863a0a703&quot;,&quot;properties&quot;:{&quot;noteIndex&quot;:0},&quot;isEdited&quot;:false,&quot;manualOverride&quot;:{&quot;isManuallyOverridden&quot;:false,&quot;citeprocText&quot;:&quot;[6]&quot;,&quot;manualOverrideText&quot;:&quot;&quot;},&quot;citationItems&quot;:[{&quot;id&quot;:&quot;9003cc2d-8e1b-3761-9c43-cf67f96021b9&quot;,&quot;itemData&quot;:{&quot;type&quot;:&quot;article&quot;,&quot;id&quot;:&quot;9003cc2d-8e1b-3761-9c43-cf67f96021b9&quot;,&quot;title&quot;:&quot;25010:2023 Systems and software Quality Requirements and Evaluation (SQuaRE) — Product quality model&quot;,&quot;author&quot;:[{&quot;family&quot;:&quot;ISO/IEC&quot;,&quot;given&quot;:&quot;&quot;,&quot;parse-names&quot;:false,&quot;dropping-particle&quot;:&quot;&quot;,&quot;non-dropping-particle&quot;:&quot;&quot;}],&quot;issued&quot;:{&quot;date-parts&quot;:[[2023]]},&quot;issue&quot;:&quot;ISO/IEC 25010:2023&quot;,&quot;container-title-short&quot;:&quot;&quot;},&quot;isTemporary&quot;:false,&quot;suppress-author&quot;:false,&quot;composite&quot;:false,&quot;author-only&quot;:false}],&quot;citationTag&quot;:&quot;MENDELEY_CITATION_v3_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&quot;},{&quot;citationID&quot;:&quot;MENDELEY_CITATION_5da23a8a-031e-4fe2-b3ab-6e6c5413d96c&quot;,&quot;properties&quot;:{&quot;noteIndex&quot;:0},&quot;isEdited&quot;:false,&quot;manualOverride&quot;:{&quot;isManuallyOverridden&quot;:false,&quot;citeprocText&quot;:&quot;[9]&quot;,&quot;manualOverrideText&quot;:&quot;&quot;},&quot;citationItems&quot;:[{&quot;id&quot;:&quot;66151fa6-eac6-3909-b0c3-058dd6c6e5c7&quot;,&quot;itemData&quot;:{&quot;type&quot;:&quot;article&quot;,&quot;id&quot;:&quot;66151fa6-eac6-3909-b0c3-058dd6c6e5c7&quot;,&quot;title&quot;:&quot;CPRE Foundation Level Syllabus v3.1&quot;,&quot;author&quot;:[{&quot;family&quot;:&quot;IREB&quot;,&quot;given&quot;:&quot;&quot;,&quot;parse-names&quot;:false,&quot;dropping-particle&quot;:&quot;&quot;,&quot;non-dropping-particle&quot;:&quot;&quot;}],&quot;URL&quot;:&quot;https://www.ireb.org&quot;,&quot;issued&quot;:{&quot;date-parts&quot;:[[2022]]},&quot;container-title-short&quot;:&quot;&quot;},&quot;isTemporary&quot;:false,&quot;suppress-author&quot;:false,&quot;composite&quot;:false,&quot;author-only&quot;:false}],&quot;citationTag&quot;:&quot;MENDELEY_CITATION_v3_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&quot;},{&quot;citationID&quot;:&quot;MENDELEY_CITATION_964cdbf3-f385-479b-a32b-7221f85b390b&quot;,&quot;properties&quot;:{&quot;noteIndex&quot;:0},&quot;isEdited&quot;:false,&quot;manualOverride&quot;:{&quot;isManuallyOverridden&quot;:false,&quot;citeprocText&quot;:&quot;[9]&quot;,&quot;manualOverrideText&quot;:&quot;&quot;},&quot;citationItems&quot;:[{&quot;id&quot;:&quot;66151fa6-eac6-3909-b0c3-058dd6c6e5c7&quot;,&quot;itemData&quot;:{&quot;type&quot;:&quot;article&quot;,&quot;id&quot;:&quot;66151fa6-eac6-3909-b0c3-058dd6c6e5c7&quot;,&quot;title&quot;:&quot;CPRE Foundation Level Syllabus v3.1&quot;,&quot;author&quot;:[{&quot;family&quot;:&quot;IREB&quot;,&quot;given&quot;:&quot;&quot;,&quot;parse-names&quot;:false,&quot;dropping-particle&quot;:&quot;&quot;,&quot;non-dropping-particle&quot;:&quot;&quot;}],&quot;URL&quot;:&quot;https://www.ireb.org&quot;,&quot;issued&quot;:{&quot;date-parts&quot;:[[2022]]},&quot;container-title-short&quot;:&quot;&quot;},&quot;isTemporary&quot;:false,&quot;suppress-author&quot;:false,&quot;composite&quot;:false,&quot;author-only&quot;:false}],&quot;citationTag&quot;:&quot;MENDELEY_CITATION_v3_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&quot;},{&quot;citationID&quot;:&quot;MENDELEY_CITATION_af7eb058-ebb9-492f-9541-07ba14a26a5e&quot;,&quot;properties&quot;:{&quot;noteIndex&quot;:0},&quot;isEdited&quot;:false,&quot;manualOverride&quot;:{&quot;isManuallyOverridden&quot;:false,&quot;citeprocText&quot;:&quot;[6]&quot;,&quot;manualOverrideText&quot;:&quot;&quot;},&quot;citationItems&quot;:[{&quot;id&quot;:&quot;9003cc2d-8e1b-3761-9c43-cf67f96021b9&quot;,&quot;itemData&quot;:{&quot;type&quot;:&quot;article&quot;,&quot;id&quot;:&quot;9003cc2d-8e1b-3761-9c43-cf67f96021b9&quot;,&quot;title&quot;:&quot;25010:2023 Systems and software Quality Requirements and Evaluation (SQuaRE) — Product quality model&quot;,&quot;author&quot;:[{&quot;family&quot;:&quot;ISO/IEC&quot;,&quot;given&quot;:&quot;&quot;,&quot;parse-names&quot;:false,&quot;dropping-particle&quot;:&quot;&quot;,&quot;non-dropping-particle&quot;:&quot;&quot;}],&quot;issued&quot;:{&quot;date-parts&quot;:[[2023]]},&quot;issue&quot;:&quot;ISO/IEC 25010:2023&quot;,&quot;container-title-short&quot;:&quot;&quot;},&quot;isTemporary&quot;:false,&quot;suppress-author&quot;:false,&quot;composite&quot;:false,&quot;author-only&quot;:false}],&quot;citationTag&quot;:&quot;MENDELEY_CITATION_v3_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&quot;},{&quot;citationID&quot;:&quot;MENDELEY_CITATION_b4a97bcc-b593-415a-a75b-9e911f653053&quot;,&quot;properties&quot;:{&quot;noteIndex&quot;:0},&quot;isEdited&quot;:false,&quot;manualOverride&quot;:{&quot;isManuallyOverridden&quot;:false,&quot;citeprocText&quot;:&quot;[1]&quot;,&quot;manualOverrideText&quot;:&quot;&quot;},&quot;citationItems&quot;:[{&quot;id&quot;:&quot;8b459ffd-756d-3939-9e41-8c07ad9f20f2&quot;,&quot;itemData&quot;:{&quot;type&quot;:&quot;article&quot;,&quot;id&quot;:&quot;8b459ffd-756d-3939-9e41-8c07ad9f20f2&quot;,&quot;title&quot;:&quot;29148:2018 — Requirements engineering&quot;,&quot;author&quot;:[{&quot;family&quot;:&quot;ISO/IEC/IEEE&quot;,&quot;given&quot;:&quot;&quot;,&quot;parse-names&quot;:false,&quot;dropping-particle&quot;:&quot;&quot;,&quot;non-dropping-particle&quot;:&quot;&quot;}],&quot;DOI&quot;:&quot;10.1109/IEEESTD.2018.8559686&quot;,&quot;ISBN&quot;:&quot;978-1-5044-5302-8&quot;,&quot;issued&quot;:{&quot;date-parts&quot;:[[2018]]},&quot;publisher-place&quot;:&quot;Piscataway, NJ, USA&quot;,&quot;publisher&quot;:&quot;IEEE&quot;,&quot;container-title-short&quot;:&quot;&quot;},&quot;isTemporary&quot;:false,&quot;suppress-author&quot;:false,&quot;composite&quot;:false,&quot;author-only&quot;:false}],&quot;citationTag&quot;:&quot;MENDELEY_CITATION_v3_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&quot;},{&quot;citationID&quot;:&quot;MENDELEY_CITATION_0c4b0fa0-c84e-41e5-b6d5-397ca69593e6&quot;,&quot;properties&quot;:{&quot;noteIndex&quot;:0},&quot;isEdited&quot;:false,&quot;manualOverride&quot;:{&quot;isManuallyOverridden&quot;:false,&quot;citeprocText&quot;:&quot;[6]&quot;,&quot;manualOverrideText&quot;:&quot;&quot;},&quot;citationItems&quot;:[{&quot;id&quot;:&quot;9003cc2d-8e1b-3761-9c43-cf67f96021b9&quot;,&quot;itemData&quot;:{&quot;type&quot;:&quot;article&quot;,&quot;id&quot;:&quot;9003cc2d-8e1b-3761-9c43-cf67f96021b9&quot;,&quot;title&quot;:&quot;25010:2023 Systems and software Quality Requirements and Evaluation (SQuaRE) — Product quality model&quot;,&quot;author&quot;:[{&quot;family&quot;:&quot;ISO/IEC&quot;,&quot;given&quot;:&quot;&quot;,&quot;parse-names&quot;:false,&quot;dropping-particle&quot;:&quot;&quot;,&quot;non-dropping-particle&quot;:&quot;&quot;}],&quot;issued&quot;:{&quot;date-parts&quot;:[[2023]]},&quot;issue&quot;:&quot;ISO/IEC 25010:2023&quot;,&quot;container-title-short&quot;:&quot;&quot;},&quot;isTemporary&quot;:false,&quot;suppress-author&quot;:false,&quot;composite&quot;:false,&quot;author-only&quot;:false}],&quot;citationTag&quot;:&quot;MENDELEY_CITATION_v3_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&quot;},{&quot;citationID&quot;:&quot;MENDELEY_CITATION_f3b2d815-8406-48c9-94c2-bc778c3df9a2&quot;,&quot;properties&quot;:{&quot;noteIndex&quot;:0},&quot;isEdited&quot;:false,&quot;manualOverride&quot;:{&quot;isManuallyOverridden&quot;:false,&quot;citeprocText&quot;:&quot;[9]&quot;,&quot;manualOverrideText&quot;:&quot;&quot;},&quot;citationItems&quot;:[{&quot;id&quot;:&quot;66151fa6-eac6-3909-b0c3-058dd6c6e5c7&quot;,&quot;itemData&quot;:{&quot;type&quot;:&quot;article&quot;,&quot;id&quot;:&quot;66151fa6-eac6-3909-b0c3-058dd6c6e5c7&quot;,&quot;title&quot;:&quot;CPRE Foundation Level Syllabus v3.1&quot;,&quot;author&quot;:[{&quot;family&quot;:&quot;IREB&quot;,&quot;given&quot;:&quot;&quot;,&quot;parse-names&quot;:false,&quot;dropping-particle&quot;:&quot;&quot;,&quot;non-dropping-particle&quot;:&quot;&quot;}],&quot;URL&quot;:&quot;https://www.ireb.org&quot;,&quot;issued&quot;:{&quot;date-parts&quot;:[[2022]]},&quot;container-title-short&quot;:&quot;&quot;},&quot;isTemporary&quot;:false,&quot;suppress-author&quot;:false,&quot;composite&quot;:false,&quot;author-only&quot;:false}],&quot;citationTag&quot;:&quot;MENDELEY_CITATION_v3_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&quot;},{&quot;citationID&quot;:&quot;MENDELEY_CITATION_5c6a4b38-facc-472a-8cf1-33668bb9a349&quot;,&quot;properties&quot;:{&quot;noteIndex&quot;:0},&quot;isEdited&quot;:false,&quot;manualOverride&quot;:{&quot;isManuallyOverridden&quot;:false,&quot;citeprocText&quot;:&quot;[6]&quot;,&quot;manualOverrideText&quot;:&quot;&quot;},&quot;citationItems&quot;:[{&quot;id&quot;:&quot;9003cc2d-8e1b-3761-9c43-cf67f96021b9&quot;,&quot;itemData&quot;:{&quot;type&quot;:&quot;article&quot;,&quot;id&quot;:&quot;9003cc2d-8e1b-3761-9c43-cf67f96021b9&quot;,&quot;title&quot;:&quot;25010:2023 Systems and software Quality Requirements and Evaluation (SQuaRE) — Product quality model&quot;,&quot;author&quot;:[{&quot;family&quot;:&quot;ISO/IEC&quot;,&quot;given&quot;:&quot;&quot;,&quot;parse-names&quot;:false,&quot;dropping-particle&quot;:&quot;&quot;,&quot;non-dropping-particle&quot;:&quot;&quot;}],&quot;issued&quot;:{&quot;date-parts&quot;:[[2023]]},&quot;issue&quot;:&quot;ISO/IEC 25010:2023&quot;,&quot;container-title-short&quot;:&quot;&quot;},&quot;isTemporary&quot;:false,&quot;suppress-author&quot;:false,&quot;composite&quot;:false,&quot;author-only&quot;:false}],&quot;citationTag&quot;:&quot;MENDELEY_CITATION_v3_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&quot;},{&quot;citationID&quot;:&quot;MENDELEY_CITATION_275202db-54da-4b6b-930d-bb2e03a406a9&quot;,&quot;properties&quot;:{&quot;noteIndex&quot;:0},&quot;isEdited&quot;:false,&quot;manualOverride&quot;:{&quot;isManuallyOverridden&quot;:false,&quot;citeprocText&quot;:&quot;[11]&quot;,&quot;manualOverrideText&quot;:&quot;&quot;},&quot;citationItems&quot;:[{&quot;id&quot;:&quot;53bf9615-9f05-3888-82f8-ecd3ad0cd90a&quot;,&quot;itemData&quot;:{&quot;type&quot;:&quot;book&quot;,&quot;id&quot;:&quot;53bf9615-9f05-3888-82f8-ecd3ad0cd90a&quot;,&quot;title&quot;:&quot;Requirements Engineering&quot;,&quot;author&quot;:[{&quot;family&quot;:&quot;Hull&quot;,&quot;given&quot;:&quot;Elizabeth&quot;,&quot;parse-names&quot;:false,&quot;dropping-particle&quot;:&quot;&quot;,&quot;non-dropping-particle&quot;:&quot;&quot;},{&quot;family&quot;:&quot;Jackson&quot;,&quot;given&quot;:&quot;Ken&quot;,&quot;parse-names&quot;:false,&quot;dropping-particle&quot;:&quot;&quot;,&quot;non-dropping-particle&quot;:&quot;&quot;},{&quot;family&quot;:&quot;Dick&quot;,&quot;given&quot;:&quot;Jeremy&quot;,&quot;parse-names&quot;:false,&quot;dropping-particle&quot;:&quot;&quot;,&quot;non-dropping-particle&quot;:&quot;&quot;}],&quot;DOI&quot;:&quot;10.1007/978-1-84996-405-0&quot;,&quot;ISBN&quot;:&quot;978-1-84996-404-3&quot;,&quot;issued&quot;:{&quot;date-parts&quot;:[[2011]]},&quot;publisher-place&quot;:&quot;London&quot;,&quot;publisher&quot;:&quot;Springer London&quot;,&quot;container-title-short&quot;:&quot;&quot;},&quot;isTemporary&quot;:false,&quot;suppress-author&quot;:false,&quot;composite&quot;:false,&quot;author-only&quot;:false}],&quot;citationTag&quot;:&quot;MENDELEY_CITATION_v3_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&quot;},{&quot;citationID&quot;:&quot;MENDELEY_CITATION_ea197790-0cb8-4b6d-98dd-f5b3d7671533&quot;,&quot;properties&quot;:{&quot;noteIndex&quot;:0},&quot;isEdited&quot;:false,&quot;manualOverride&quot;:{&quot;isManuallyOverridden&quot;:false,&quot;citeprocText&quot;:&quot;[1]&quot;,&quot;manualOverrideText&quot;:&quot;&quot;},&quot;citationItems&quot;:[{&quot;id&quot;:&quot;8b459ffd-756d-3939-9e41-8c07ad9f20f2&quot;,&quot;itemData&quot;:{&quot;type&quot;:&quot;article&quot;,&quot;id&quot;:&quot;8b459ffd-756d-3939-9e41-8c07ad9f20f2&quot;,&quot;title&quot;:&quot;29148:2018 — Requirements engineering&quot;,&quot;author&quot;:[{&quot;family&quot;:&quot;ISO/IEC/IEEE&quot;,&quot;given&quot;:&quot;&quot;,&quot;parse-names&quot;:false,&quot;dropping-particle&quot;:&quot;&quot;,&quot;non-dropping-particle&quot;:&quot;&quot;}],&quot;DOI&quot;:&quot;10.1109/IEEESTD.2018.8559686&quot;,&quot;ISBN&quot;:&quot;978-1-5044-5302-8&quot;,&quot;issued&quot;:{&quot;date-parts&quot;:[[2018]]},&quot;publisher-place&quot;:&quot;Piscataway, NJ, USA&quot;,&quot;publisher&quot;:&quot;IEEE&quot;,&quot;container-title-short&quot;:&quot;&quot;},&quot;isTemporary&quot;:false,&quot;suppress-author&quot;:false,&quot;composite&quot;:false,&quot;author-only&quot;:false}],&quot;citationTag&quot;:&quot;MENDELEY_CITATION_v3_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&quot;},{&quot;citationID&quot;:&quot;MENDELEY_CITATION_e6d93d5a-3291-458b-b4ef-baa9bfe0a007&quot;,&quot;properties&quot;:{&quot;noteIndex&quot;:0},&quot;isEdited&quot;:false,&quot;manualOverride&quot;:{&quot;isManuallyOverridden&quot;:false,&quot;citeprocText&quot;:&quot;[13]&quot;,&quot;manualOverrideText&quot;:&quot;&quot;},&quot;citationItems&quot;:[{&quot;id&quot;:&quot;db86bc13-b5b2-3da2-8b6b-b765f7df50dd&quot;,&quot;itemData&quot;:{&quot;type&quot;:&quot;article-journal&quot;,&quot;id&quot;:&quot;db86bc13-b5b2-3da2-8b6b-b765f7df50dd&quot;,&quot;title&quot;:&quot;Statecharts: a visual formalism for complex systems&quot;,&quot;author&quot;:[{&quot;family&quot;:&quot;Harel&quot;,&quot;given&quot;:&quot;David&quot;,&quot;parse-names&quot;:false,&quot;dropping-particle&quot;:&quot;&quot;,&quot;non-dropping-particle&quot;:&quot;&quot;}],&quot;container-title&quot;:&quot;Science of Computer Programming&quot;,&quot;container-title-short&quot;:&quot;Sci. Comput. Program.&quot;,&quot;DOI&quot;:&quot;10.1016/0167-6423(87)90035-9&quot;,&quot;ISSN&quot;:&quot;01676423&quot;,&quot;issued&quot;:{&quot;date-parts&quot;:[[1987,6]]},&quot;page&quot;:&quot;231-274&quot;,&quot;issue&quot;:&quot;3&quot;,&quot;volume&quot;:&quot;8&quot;},&quot;isTemporary&quot;:false,&quot;suppress-author&quot;:false,&quot;composite&quot;:false,&quot;author-only&quot;:false}],&quot;citationTag&quot;:&quot;MENDELEY_CITATION_v3_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&quot;},{&quot;citationID&quot;:&quot;MENDELEY_CITATION_276e05fa-5c2f-4517-8641-6384f570a87e&quot;,&quot;properties&quot;:{&quot;noteIndex&quot;:0},&quot;isEdited&quot;:false,&quot;manualOverride&quot;:{&quot;isManuallyOverridden&quot;:false,&quot;citeprocText&quot;:&quot;[13]&quot;,&quot;manualOverrideText&quot;:&quot;&quot;},&quot;citationItems&quot;:[{&quot;id&quot;:&quot;db86bc13-b5b2-3da2-8b6b-b765f7df50dd&quot;,&quot;itemData&quot;:{&quot;type&quot;:&quot;article-journal&quot;,&quot;id&quot;:&quot;db86bc13-b5b2-3da2-8b6b-b765f7df50dd&quot;,&quot;title&quot;:&quot;Statecharts: a visual formalism for complex systems&quot;,&quot;author&quot;:[{&quot;family&quot;:&quot;Harel&quot;,&quot;given&quot;:&quot;David&quot;,&quot;parse-names&quot;:false,&quot;dropping-particle&quot;:&quot;&quot;,&quot;non-dropping-particle&quot;:&quot;&quot;}],&quot;container-title&quot;:&quot;Science of Computer Programming&quot;,&quot;container-title-short&quot;:&quot;Sci. Comput. Program.&quot;,&quot;DOI&quot;:&quot;10.1016/0167-6423(87)90035-9&quot;,&quot;ISSN&quot;:&quot;01676423&quot;,&quot;issued&quot;:{&quot;date-parts&quot;:[[1987,6]]},&quot;page&quot;:&quot;231-274&quot;,&quot;issue&quot;:&quot;3&quot;,&quot;volume&quot;:&quot;8&quot;},&quot;isTemporary&quot;:false,&quot;suppress-author&quot;:false,&quot;composite&quot;:false,&quot;author-only&quot;:false}],&quot;citationTag&quot;:&quot;MENDELEY_CITATION_v3_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&quot;},{&quot;citationID&quot;:&quot;MENDELEY_CITATION_31e3516a-4fbb-4bb7-8498-d0e80d1d9069&quot;,&quot;properties&quot;:{&quot;noteIndex&quot;:0},&quot;isEdited&quot;:false,&quot;manualOverride&quot;:{&quot;isManuallyOverridden&quot;:false,&quot;citeprocText&quot;:&quot;[2]&quot;,&quot;manualOverrideText&quot;:&quot;&quot;},&quot;citationItems&quot;:[{&quot;id&quot;:&quot;e2b26073-7ef3-371d-af2e-9af8bf0591d2&quot;,&quot;itemData&quot;:{&quot;type&quot;:&quot;book&quot;,&quot;id&quot;:&quot;e2b26073-7ef3-371d-af2e-9af8bf0591d2&quot;,&quot;title&quot;:&quot;Requirements engineering : fundamentals, principles, and techniques&quot;,&quot;author&quot;:[{&quot;family&quot;:&quot;Pohl&quot;,&quot;given&quot;:&quot;Klaus.&quot;,&quot;parse-names&quot;:false,&quot;dropping-particle&quot;:&quot;&quot;,&quot;non-dropping-particle&quot;:&quot;&quot;}],&quot;ISBN&quot;:&quot;9783662692042&quot;,&quot;issued&quot;:{&quot;date-parts&quot;:[[2025]]},&quot;number-of-pages&quot;:&quot;814&quot;,&quot;abstract&quot;:&quot;Second edition.&quot;,&quot;publisher&quot;:&quot;Springer&quot;,&quot;container-title-short&quot;:&quot;&quot;},&quot;isTemporary&quot;:false,&quot;suppress-author&quot;:false,&quot;composite&quot;:false,&quot;author-only&quot;:false}],&quot;citationTag&quot;:&quot;MENDELEY_CITATION_v3_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&quot;},{&quot;citationID&quot;:&quot;MENDELEY_CITATION_d870b60a-d020-466c-b5f3-151b0f23703a&quot;,&quot;properties&quot;:{&quot;noteIndex&quot;:0},&quot;isEdited&quot;:false,&quot;manualOverride&quot;:{&quot;isManuallyOverridden&quot;:false,&quot;citeprocText&quot;:&quot;[2]&quot;,&quot;manualOverrideText&quot;:&quot;&quot;},&quot;citationTag&quot;:&quot;MENDELEY_CITATION_v3_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&quot;,&quot;citationItems&quot;:[{&quot;id&quot;:&quot;e2b26073-7ef3-371d-af2e-9af8bf0591d2&quot;,&quot;itemData&quot;:{&quot;type&quot;:&quot;book&quot;,&quot;id&quot;:&quot;e2b26073-7ef3-371d-af2e-9af8bf0591d2&quot;,&quot;title&quot;:&quot;Requirements engineering : fundamentals, principles, and techniques&quot;,&quot;author&quot;:[{&quot;family&quot;:&quot;Pohl&quot;,&quot;given&quot;:&quot;Klaus.&quot;,&quot;parse-names&quot;:false,&quot;dropping-particle&quot;:&quot;&quot;,&quot;non-dropping-particle&quot;:&quot;&quot;}],&quot;ISBN&quot;:&quot;9783662692042&quot;,&quot;issued&quot;:{&quot;date-parts&quot;:[[2025]]},&quot;number-of-pages&quot;:&quot;814&quot;,&quot;abstract&quot;:&quot;Second edition.&quot;,&quot;publisher&quot;:&quot;Springer&quot;,&quot;container-title-short&quot;:&quot;&quot;},&quot;isTemporary&quot;:false,&quot;suppress-author&quot;:false,&quot;composite&quot;:false,&quot;author-only&quot;:false}]},{&quot;citationID&quot;:&quot;MENDELEY_CITATION_2d303c17-2d5d-4aaa-90d3-d52b2eb0a732&quot;,&quot;properties&quot;:{&quot;noteIndex&quot;:0},&quot;isEdited&quot;:false,&quot;manualOverride&quot;:{&quot;isManuallyOverridden&quot;:false,&quot;citeprocText&quot;:&quot;[1]&quot;,&quot;manualOverrideText&quot;:&quot;&quot;},&quot;citationTag&quot;:&quot;MENDELEY_CITATION_v3_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&quot;,&quot;citationItems&quot;:[{&quot;id&quot;:&quot;8b459ffd-756d-3939-9e41-8c07ad9f20f2&quot;,&quot;itemData&quot;:{&quot;type&quot;:&quot;article&quot;,&quot;id&quot;:&quot;8b459ffd-756d-3939-9e41-8c07ad9f20f2&quot;,&quot;title&quot;:&quot;29148:2018 — Requirements engineering&quot;,&quot;author&quot;:[{&quot;family&quot;:&quot;ISO/IEC/IEEE&quot;,&quot;given&quot;:&quot;&quot;,&quot;parse-names&quot;:false,&quot;dropping-particle&quot;:&quot;&quot;,&quot;non-dropping-particle&quot;:&quot;&quot;}],&quot;DOI&quot;:&quot;10.1109/IEEESTD.2018.8559686&quot;,&quot;ISBN&quot;:&quot;978-1-5044-5302-8&quot;,&quot;issued&quot;:{&quot;date-parts&quot;:[[2018]]},&quot;publisher-place&quot;:&quot;Piscataway, NJ, USA&quot;,&quot;publisher&quot;:&quot;IEEE&quot;,&quot;container-title-short&quot;:&quot;&quot;},&quot;isTemporary&quot;:false,&quot;suppress-author&quot;:false,&quot;composite&quot;:false,&quot;author-only&quot;:false}]},{&quot;citationID&quot;:&quot;MENDELEY_CITATION_f28f9ceb-f4fe-4a0d-83e0-7e129248ec7f&quot;,&quot;properties&quot;:{&quot;noteIndex&quot;:0},&quot;isEdited&quot;:false,&quot;manualOverride&quot;:{&quot;isManuallyOverridden&quot;:false,&quot;citeprocText&quot;:&quot;[13]&quot;,&quot;manualOverrideText&quot;:&quot;&quot;},&quot;citationTag&quot;:&quot;MENDELEY_CITATION_v3_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&quot;,&quot;citationItems&quot;:[{&quot;id&quot;:&quot;db86bc13-b5b2-3da2-8b6b-b765f7df50dd&quot;,&quot;itemData&quot;:{&quot;type&quot;:&quot;article-journal&quot;,&quot;id&quot;:&quot;db86bc13-b5b2-3da2-8b6b-b765f7df50dd&quot;,&quot;title&quot;:&quot;Statecharts: a visual formalism for complex systems&quot;,&quot;author&quot;:[{&quot;family&quot;:&quot;Harel&quot;,&quot;given&quot;:&quot;David&quot;,&quot;parse-names&quot;:false,&quot;dropping-particle&quot;:&quot;&quot;,&quot;non-dropping-particle&quot;:&quot;&quot;}],&quot;container-title&quot;:&quot;Science of Computer Programming&quot;,&quot;container-title-short&quot;:&quot;Sci. Comput. Program.&quot;,&quot;DOI&quot;:&quot;10.1016/0167-6423(87)90035-9&quot;,&quot;ISSN&quot;:&quot;01676423&quot;,&quot;issued&quot;:{&quot;date-parts&quot;:[[1987,6]]},&quot;page&quot;:&quot;231-274&quot;,&quot;issue&quot;:&quot;3&quot;,&quot;volume&quot;:&quot;8&quot;},&quot;isTemporary&quot;:false,&quot;suppress-author&quot;:false,&quot;composite&quot;:false,&quot;author-only&quot;:false}]},{&quot;citationID&quot;:&quot;MENDELEY_CITATION_260c2393-61d8-45d2-bd64-1c11a604406d&quot;,&quot;properties&quot;:{&quot;noteIndex&quot;:0},&quot;isEdited&quot;:false,&quot;manualOverride&quot;:{&quot;isManuallyOverridden&quot;:false,&quot;citeprocText&quot;:&quot;[7]&quot;,&quot;manualOverrideText&quot;:&quot;&quot;},&quot;citationTag&quot;:&quot;MENDELEY_CITATION_v3_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&quot;,&quot;citationItems&quot;:[{&quot;id&quot;:&quot;b4a67c60-32e8-3898-8c2f-38b6887aa554&quot;,&quot;itemData&quot;:{&quot;type&quot;:&quot;book&quot;,&quot;id&quot;:&quot;b4a67c60-32e8-3898-8c2f-38b6887aa554&quot;,&quot;title&quot;:&quot;SWEBOK Guide v4.0&quot;,&quot;author&quot;:[{&quot;family&quot;:&quot;Washizaki&quot;,&quot;given&quot;:&quot;H&quot;,&quot;parse-names&quot;:false,&quot;dropping-particle&quot;:&quot;&quot;,&quot;non-dropping-particle&quot;:&quot;&quot;}],&quot;editor&quot;:[{&quot;family&quot;:&quot;Washizaki&quot;,&quot;given&quot;:&quot;H&quot;,&quot;parse-names&quot;:false,&quot;dropping-particle&quot;:&quot;&quot;,&quot;non-dropping-particle&quot;:&quot;&quot;}],&quot;URL&quot;:&quot;https://www.computer.org/education/bodies-of-knowledge/software-engineering&quot;,&quot;issued&quot;:{&quot;date-parts&quot;:[[2024]]},&quot;publisher&quot;:&quot;IEEE Computer Society&quot;,&quot;container-title-short&quot;:&quot;&quot;},&quot;isTemporary&quot;:false,&quot;suppress-author&quot;:false,&quot;composite&quot;:false,&quot;author-only&quot;:false}]},{&quot;citationID&quot;:&quot;MENDELEY_CITATION_b324f80c-b66e-4185-ba58-f884a610d39c&quot;,&quot;properties&quot;:{&quot;noteIndex&quot;:0},&quot;isEdited&quot;:false,&quot;manualOverride&quot;:{&quot;isManuallyOverridden&quot;:false,&quot;citeprocText&quot;:&quot;[6]&quot;,&quot;manualOverrideText&quot;:&quot;&quot;},&quot;citationTag&quot;:&quot;MENDELEY_CITATION_v3_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&quot;,&quot;citationItems&quot;:[{&quot;id&quot;:&quot;9003cc2d-8e1b-3761-9c43-cf67f96021b9&quot;,&quot;itemData&quot;:{&quot;type&quot;:&quot;article&quot;,&quot;id&quot;:&quot;9003cc2d-8e1b-3761-9c43-cf67f96021b9&quot;,&quot;title&quot;:&quot;25010:2023 Systems and software Quality Requirements and Evaluation (SQuaRE) — Product quality model&quot;,&quot;author&quot;:[{&quot;family&quot;:&quot;ISO/IEC&quot;,&quot;given&quot;:&quot;&quot;,&quot;parse-names&quot;:false,&quot;dropping-particle&quot;:&quot;&quot;,&quot;non-dropping-particle&quot;:&quot;&quot;}],&quot;issued&quot;:{&quot;date-parts&quot;:[[2023]]},&quot;issue&quot;:&quot;ISO/IEC 25010:2023&quot;,&quot;container-title-short&quot;:&quot;&quot;},&quot;isTemporary&quot;:false,&quot;suppress-author&quot;:false,&quot;composite&quot;:false,&quot;author-only&quot;:false}]},{&quot;citationID&quot;:&quot;MENDELEY_CITATION_5b2b5e24-97c3-4a54-b0fe-1eaf620d3e38&quot;,&quot;properties&quot;:{&quot;noteIndex&quot;:0},&quot;isEdited&quot;:false,&quot;manualOverride&quot;:{&quot;isManuallyOverridden&quot;:false,&quot;citeprocText&quot;:&quot;[9]&quot;,&quot;manualOverrideText&quot;:&quot;&quot;},&quot;citationItems&quot;:[{&quot;id&quot;:&quot;66151fa6-eac6-3909-b0c3-058dd6c6e5c7&quot;,&quot;itemData&quot;:{&quot;type&quot;:&quot;article&quot;,&quot;id&quot;:&quot;66151fa6-eac6-3909-b0c3-058dd6c6e5c7&quot;,&quot;title&quot;:&quot;CPRE Foundation Level Syllabus v3.1&quot;,&quot;author&quot;:[{&quot;family&quot;:&quot;IREB&quot;,&quot;given&quot;:&quot;&quot;,&quot;parse-names&quot;:false,&quot;dropping-particle&quot;:&quot;&quot;,&quot;non-dropping-particle&quot;:&quot;&quot;}],&quot;URL&quot;:&quot;https://www.ireb.org&quot;,&quot;issued&quot;:{&quot;date-parts&quot;:[[2022]]},&quot;container-title-short&quot;:&quot;&quot;},&quot;isTemporary&quot;:false,&quot;suppress-author&quot;:false,&quot;composite&quot;:false,&quot;author-only&quot;:false}],&quot;citationTag&quot;:&quot;MENDELEY_CITATION_v3_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&quot;},{&quot;citationID&quot;:&quot;MENDELEY_CITATION_1a580333-17ef-4077-83fa-73911b8e11af&quot;,&quot;properties&quot;:{&quot;noteIndex&quot;:0},&quot;isEdited&quot;:false,&quot;manualOverride&quot;:{&quot;isManuallyOverridden&quot;:false,&quot;citeprocText&quot;:&quot;[6]&quot;,&quot;manualOverrideText&quot;:&quot;&quot;},&quot;citationItems&quot;:[{&quot;id&quot;:&quot;9003cc2d-8e1b-3761-9c43-cf67f96021b9&quot;,&quot;itemData&quot;:{&quot;type&quot;:&quot;article&quot;,&quot;id&quot;:&quot;9003cc2d-8e1b-3761-9c43-cf67f96021b9&quot;,&quot;title&quot;:&quot;25010:2023 Systems and software Quality Requirements and Evaluation (SQuaRE) — Product quality model&quot;,&quot;author&quot;:[{&quot;family&quot;:&quot;ISO/IEC&quot;,&quot;given&quot;:&quot;&quot;,&quot;parse-names&quot;:false,&quot;dropping-particle&quot;:&quot;&quot;,&quot;non-dropping-particle&quot;:&quot;&quot;}],&quot;issued&quot;:{&quot;date-parts&quot;:[[2023]]},&quot;issue&quot;:&quot;ISO/IEC 25010:2023&quot;,&quot;container-title-short&quot;:&quot;&quot;},&quot;isTemporary&quot;:false,&quot;suppress-author&quot;:false,&quot;composite&quot;:false,&quot;author-only&quot;:false}],&quot;citationTag&quot;:&quot;MENDELEY_CITATION_v3_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&quot;},{&quot;citationID&quot;:&quot;MENDELEY_CITATION_ef237b22-674b-4880-b4f1-247018e29a9f&quot;,&quot;properties&quot;:{&quot;noteIndex&quot;:0},&quot;isEdited&quot;:false,&quot;manualOverride&quot;:{&quot;isManuallyOverridden&quot;:false,&quot;citeprocText&quot;:&quot;[1]&quot;,&quot;manualOverrideText&quot;:&quot;&quot;},&quot;citationItems&quot;:[{&quot;id&quot;:&quot;8b459ffd-756d-3939-9e41-8c07ad9f20f2&quot;,&quot;itemData&quot;:{&quot;type&quot;:&quot;article&quot;,&quot;id&quot;:&quot;8b459ffd-756d-3939-9e41-8c07ad9f20f2&quot;,&quot;title&quot;:&quot;29148:2018 — Requirements engineering&quot;,&quot;author&quot;:[{&quot;family&quot;:&quot;ISO/IEC/IEEE&quot;,&quot;given&quot;:&quot;&quot;,&quot;parse-names&quot;:false,&quot;dropping-particle&quot;:&quot;&quot;,&quot;non-dropping-particle&quot;:&quot;&quot;}],&quot;DOI&quot;:&quot;10.1109/IEEESTD.2018.8559686&quot;,&quot;ISBN&quot;:&quot;978-1-5044-5302-8&quot;,&quot;issued&quot;:{&quot;date-parts&quot;:[[2018]]},&quot;publisher-place&quot;:&quot;Piscataway, NJ, USA&quot;,&quot;publisher&quot;:&quot;IEEE&quot;,&quot;container-title-short&quot;:&quot;&quot;},&quot;isTemporary&quot;:false,&quot;suppress-author&quot;:false,&quot;composite&quot;:false,&quot;author-only&quot;:false}],&quot;citationTag&quot;:&quot;MENDELEY_CITATION_v3_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&quot;},{&quot;citationID&quot;:&quot;MENDELEY_CITATION_c7de4e5e-b700-40fb-bb3f-dbe97a7f1a5d&quot;,&quot;properties&quot;:{&quot;noteIndex&quot;:0},&quot;isEdited&quot;:false,&quot;manualOverride&quot;:{&quot;isManuallyOverridden&quot;:false,&quot;citeprocText&quot;:&quot;[6]&quot;,&quot;manualOverrideText&quot;:&quot;&quot;},&quot;citationItems&quot;:[{&quot;id&quot;:&quot;9003cc2d-8e1b-3761-9c43-cf67f96021b9&quot;,&quot;itemData&quot;:{&quot;type&quot;:&quot;article&quot;,&quot;id&quot;:&quot;9003cc2d-8e1b-3761-9c43-cf67f96021b9&quot;,&quot;title&quot;:&quot;25010:2023 Systems and software Quality Requirements and Evaluation (SQuaRE) — Product quality model&quot;,&quot;author&quot;:[{&quot;family&quot;:&quot;ISO/IEC&quot;,&quot;given&quot;:&quot;&quot;,&quot;parse-names&quot;:false,&quot;dropping-particle&quot;:&quot;&quot;,&quot;non-dropping-particle&quot;:&quot;&quot;}],&quot;issued&quot;:{&quot;date-parts&quot;:[[2023]]},&quot;issue&quot;:&quot;ISO/IEC 25010:2023&quot;,&quot;container-title-short&quot;:&quot;&quot;},&quot;isTemporary&quot;:false,&quot;suppress-author&quot;:false,&quot;composite&quot;:false,&quot;author-only&quot;:false}],&quot;citationTag&quot;:&quot;MENDELEY_CITATION_v3_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&quot;},{&quot;citationID&quot;:&quot;MENDELEY_CITATION_404b60ad-688e-422d-a7de-a93171e0338d&quot;,&quot;properties&quot;:{&quot;noteIndex&quot;:0},&quot;isEdited&quot;:false,&quot;manualOverride&quot;:{&quot;isManuallyOverridden&quot;:false,&quot;citeprocText&quot;:&quot;[9]&quot;,&quot;manualOverrideText&quot;:&quot;&quot;},&quot;citationItems&quot;:[{&quot;id&quot;:&quot;66151fa6-eac6-3909-b0c3-058dd6c6e5c7&quot;,&quot;itemData&quot;:{&quot;type&quot;:&quot;article&quot;,&quot;id&quot;:&quot;66151fa6-eac6-3909-b0c3-058dd6c6e5c7&quot;,&quot;title&quot;:&quot;CPRE Foundation Level Syllabus v3.1&quot;,&quot;author&quot;:[{&quot;family&quot;:&quot;IREB&quot;,&quot;given&quot;:&quot;&quot;,&quot;parse-names&quot;:false,&quot;dropping-particle&quot;:&quot;&quot;,&quot;non-dropping-particle&quot;:&quot;&quot;}],&quot;URL&quot;:&quot;https://www.ireb.org&quot;,&quot;issued&quot;:{&quot;date-parts&quot;:[[2022]]},&quot;container-title-short&quot;:&quot;&quot;},&quot;isTemporary&quot;:false,&quot;suppress-author&quot;:false,&quot;composite&quot;:false,&quot;author-only&quot;:false}],&quot;citationTag&quot;:&quot;MENDELEY_CITATION_v3_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&quot;},{&quot;citationID&quot;:&quot;MENDELEY_CITATION_a1b31c94-c58f-4694-9071-e6665d2d0963&quot;,&quot;properties&quot;:{&quot;noteIndex&quot;:0},&quot;isEdited&quot;:false,&quot;manualOverride&quot;:{&quot;isManuallyOverridden&quot;:false,&quot;citeprocText&quot;:&quot;[6]&quot;,&quot;manualOverrideText&quot;:&quot;&quot;},&quot;citationItems&quot;:[{&quot;id&quot;:&quot;9003cc2d-8e1b-3761-9c43-cf67f96021b9&quot;,&quot;itemData&quot;:{&quot;type&quot;:&quot;article&quot;,&quot;id&quot;:&quot;9003cc2d-8e1b-3761-9c43-cf67f96021b9&quot;,&quot;title&quot;:&quot;25010:2023 Systems and software Quality Requirements and Evaluation (SQuaRE) — Product quality model&quot;,&quot;author&quot;:[{&quot;family&quot;:&quot;ISO/IEC&quot;,&quot;given&quot;:&quot;&quot;,&quot;parse-names&quot;:false,&quot;dropping-particle&quot;:&quot;&quot;,&quot;non-dropping-particle&quot;:&quot;&quot;}],&quot;issued&quot;:{&quot;date-parts&quot;:[[2023]]},&quot;issue&quot;:&quot;ISO/IEC 25010:2023&quot;,&quot;container-title-short&quot;:&quot;&quot;},&quot;isTemporary&quot;:false,&quot;suppress-author&quot;:false,&quot;composite&quot;:false,&quot;author-only&quot;:false}],&quot;citationTag&quot;:&quot;MENDELEY_CITATION_v3_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&quot;},{&quot;citationID&quot;:&quot;MENDELEY_CITATION_ee44cd7b-0f27-4905-b755-50dd2d8f3a9b&quot;,&quot;properties&quot;:{&quot;noteIndex&quot;:0},&quot;isEdited&quot;:false,&quot;manualOverride&quot;:{&quot;isManuallyOverridden&quot;:false,&quot;citeprocText&quot;:&quot;[11]&quot;,&quot;manualOverrideText&quot;:&quot;&quot;},&quot;citationItems&quot;:[{&quot;id&quot;:&quot;53bf9615-9f05-3888-82f8-ecd3ad0cd90a&quot;,&quot;itemData&quot;:{&quot;type&quot;:&quot;book&quot;,&quot;id&quot;:&quot;53bf9615-9f05-3888-82f8-ecd3ad0cd90a&quot;,&quot;title&quot;:&quot;Requirements Engineering&quot;,&quot;author&quot;:[{&quot;family&quot;:&quot;Hull&quot;,&quot;given&quot;:&quot;Elizabeth&quot;,&quot;parse-names&quot;:false,&quot;dropping-particle&quot;:&quot;&quot;,&quot;non-dropping-particle&quot;:&quot;&quot;},{&quot;family&quot;:&quot;Jackson&quot;,&quot;given&quot;:&quot;Ken&quot;,&quot;parse-names&quot;:false,&quot;dropping-particle&quot;:&quot;&quot;,&quot;non-dropping-particle&quot;:&quot;&quot;},{&quot;family&quot;:&quot;Dick&quot;,&quot;given&quot;:&quot;Jeremy&quot;,&quot;parse-names&quot;:false,&quot;dropping-particle&quot;:&quot;&quot;,&quot;non-dropping-particle&quot;:&quot;&quot;}],&quot;DOI&quot;:&quot;10.1007/978-1-84996-405-0&quot;,&quot;ISBN&quot;:&quot;978-1-84996-404-3&quot;,&quot;issued&quot;:{&quot;date-parts&quot;:[[2011]]},&quot;publisher-place&quot;:&quot;London&quot;,&quot;publisher&quot;:&quot;Springer London&quot;,&quot;container-title-short&quot;:&quot;&quot;},&quot;isTemporary&quot;:false,&quot;suppress-author&quot;:false,&quot;composite&quot;:false,&quot;author-only&quot;:false}],&quot;citationTag&quot;:&quot;MENDELEY_CITATION_v3_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&quot;},{&quot;citationID&quot;:&quot;MENDELEY_CITATION_c3f3f90d-abba-4418-84f1-8cc105abedb2&quot;,&quot;properties&quot;:{&quot;noteIndex&quot;:0},&quot;isEdited&quot;:false,&quot;manualOverride&quot;:{&quot;isManuallyOverridden&quot;:false,&quot;citeprocText&quot;:&quot;[1]&quot;,&quot;manualOverrideText&quot;:&quot;&quot;},&quot;citationItems&quot;:[{&quot;id&quot;:&quot;8b459ffd-756d-3939-9e41-8c07ad9f20f2&quot;,&quot;itemData&quot;:{&quot;type&quot;:&quot;article&quot;,&quot;id&quot;:&quot;8b459ffd-756d-3939-9e41-8c07ad9f20f2&quot;,&quot;title&quot;:&quot;29148:2018 — Requirements engineering&quot;,&quot;author&quot;:[{&quot;family&quot;:&quot;ISO/IEC/IEEE&quot;,&quot;given&quot;:&quot;&quot;,&quot;parse-names&quot;:false,&quot;dropping-particle&quot;:&quot;&quot;,&quot;non-dropping-particle&quot;:&quot;&quot;}],&quot;DOI&quot;:&quot;10.1109/IEEESTD.2018.8559686&quot;,&quot;ISBN&quot;:&quot;978-1-5044-5302-8&quot;,&quot;issued&quot;:{&quot;date-parts&quot;:[[2018]]},&quot;publisher-place&quot;:&quot;Piscataway, NJ, USA&quot;,&quot;publisher&quot;:&quot;IEEE&quot;,&quot;container-title-short&quot;:&quot;&quot;},&quot;isTemporary&quot;:false,&quot;suppress-author&quot;:false,&quot;composite&quot;:false,&quot;author-only&quot;:false}],&quot;citationTag&quot;:&quot;MENDELEY_CITATION_v3_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&quot;}]"/>
+    <we:property name="MENDELEY_BIBLIOGRAPHY_LAST_MODIFIED" value="1783889194314"/>
+    <we:property name="MENDELEY_CITATIONS" value="[{&quot;citationID&quot;:&quot;MENDELEY_CITATION_d1f4b0f3-c16e-466c-8bfa-670575522dac&quot;,&quot;properties&quot;:{&quot;noteIndex&quot;:0},&quot;isEdited&quot;:false,&quot;manualOverride&quot;:{&quot;isManuallyOverridden&quot;:false,&quot;citeprocText&quot;:&quot;[1]&quot;,&quot;manualOverrideText&quot;:&quot;&quot;},&quot;citationTag&quot;:&quot;MENDELEY_CITATION_v3_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&quot;,&quot;citationItems&quot;:[{&quot;id&quot;:&quot;8b459ffd-756d-3939-9e41-8c07ad9f20f2&quot;,&quot;itemData&quot;:{&quot;type&quot;:&quot;article&quot;,&quot;id&quot;:&quot;8b459ffd-756d-3939-9e41-8c07ad9f20f2&quot;,&quot;title&quot;:&quot;29148:2018 — Requirements engineering&quot;,&quot;author&quot;:[{&quot;family&quot;:&quot;ISO/IEC/IEEE&quot;,&quot;given&quot;:&quot;&quot;,&quot;parse-names&quot;:false,&quot;dropping-particle&quot;:&quot;&quot;,&quot;non-dropping-particle&quot;:&quot;&quot;}],&quot;DOI&quot;:&quot;10.1109/IEEESTD.2018.8559686&quot;,&quot;ISBN&quot;:&quot;978-1-5044-5302-8&quot;,&quot;issued&quot;:{&quot;date-parts&quot;:[[2018]]},&quot;publisher-place&quot;:&quot;Piscataway, NJ, USA&quot;,&quot;publisher&quot;:&quot;IEEE&quot;,&quot;container-title-short&quot;:&quot;&quot;},&quot;isTemporary&quot;:false,&quot;suppress-author&quot;:false,&quot;composite&quot;:false,&quot;author-only&quot;:false}]},{&quot;citationID&quot;:&quot;MENDELEY_CITATION_4946858a-3c80-4c59-bd5f-f99988864337&quot;,&quot;properties&quot;:{&quot;noteIndex&quot;:0},&quot;isEdited&quot;:false,&quot;manualOverride&quot;:{&quot;isManuallyOverridden&quot;:false,&quot;citeprocText&quot;:&quot;[1]&quot;,&quot;manualOverrideText&quot;:&quot;&quot;},&quot;citationTag&quot;:&quot;MENDELEY_CITATION_v3_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&quot;,&quot;citationItems&quot;:[{&quot;id&quot;:&quot;8b459ffd-756d-3939-9e41-8c07ad9f20f2&quot;,&quot;itemData&quot;:{&quot;type&quot;:&quot;article&quot;,&quot;id&quot;:&quot;8b459ffd-756d-3939-9e41-8c07ad9f20f2&quot;,&quot;title&quot;:&quot;29148:2018 — Requirements engineering&quot;,&quot;author&quot;:[{&quot;family&quot;:&quot;ISO/IEC/IEEE&quot;,&quot;given&quot;:&quot;&quot;,&quot;parse-names&quot;:false,&quot;dropping-particle&quot;:&quot;&quot;,&quot;non-dropping-particle&quot;:&quot;&quot;}],&quot;DOI&quot;:&quot;10.1109/IEEESTD.2018.8559686&quot;,&quot;ISBN&quot;:&quot;978-1-5044-5302-8&quot;,&quot;issued&quot;:{&quot;date-parts&quot;:[[2018]]},&quot;publisher-place&quot;:&quot;Piscataway, NJ, USA&quot;,&quot;publisher&quot;:&quot;IEEE&quot;,&quot;container-title-short&quot;:&quot;&quot;},&quot;isTemporary&quot;:false,&quot;suppress-author&quot;:false,&quot;composite&quot;:false,&quot;author-only&quot;:false}]},{&quot;citationID&quot;:&quot;MENDELEY_CITATION_e018ed9c-7d24-44f5-a3e7-a4c260ef6e9e&quot;,&quot;properties&quot;:{&quot;noteIndex&quot;:0},&quot;isEdited&quot;:false,&quot;manualOverride&quot;:{&quot;isManuallyOverridden&quot;:false,&quot;citeprocText&quot;:&quot;[2]&quot;,&quot;manualOverrideText&quot;:&quot;&quot;},&quot;citationTag&quot;:&quot;MENDELEY_CITATION_v3_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&quot;,&quot;citationItems&quot;:[{&quot;id&quot;:&quot;e2b26073-7ef3-371d-af2e-9af8bf0591d2&quot;,&quot;itemData&quot;:{&quot;type&quot;:&quot;book&quot;,&quot;id&quot;:&quot;e2b26073-7ef3-371d-af2e-9af8bf0591d2&quot;,&quot;title&quot;:&quot;Requirements engineering : fundamentals, principles, and techniques&quot;,&quot;author&quot;:[{&quot;family&quot;:&quot;Pohl&quot;,&quot;given&quot;:&quot;Klaus.&quot;,&quot;parse-names&quot;:false,&quot;dropping-particle&quot;:&quot;&quot;,&quot;non-dropping-particle&quot;:&quot;&quot;}],&quot;ISBN&quot;:&quot;9783662692042&quot;,&quot;issued&quot;:{&quot;date-parts&quot;:[[2025]]},&quot;number-of-pages&quot;:&quot;814&quot;,&quot;abstract&quot;:&quot;Second edition.&quot;,&quot;publisher&quot;:&quot;Springer&quot;,&quot;container-title-short&quot;:&quot;&quot;},&quot;isTemporary&quot;:false,&quot;suppress-author&quot;:false,&quot;composite&quot;:false,&quot;author-only&quot;:false}]},{&quot;citationID&quot;:&quot;MENDELEY_CITATION_1df5f673-f934-40c4-acac-a2f628c714fe&quot;,&quot;properties&quot;:{&quot;noteIndex&quot;:0},&quot;isEdited&quot;:false,&quot;manualOverride&quot;:{&quot;isManuallyOverridden&quot;:false,&quot;citeprocText&quot;:&quot;[1]&quot;,&quot;manualOverrideText&quot;:&quot;&quot;},&quot;citationTag&quot;:&quot;MENDELEY_CITATION_v3_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&quot;,&quot;citationItems&quot;:[{&quot;id&quot;:&quot;8b459ffd-756d-3939-9e41-8c07ad9f20f2&quot;,&quot;itemData&quot;:{&quot;type&quot;:&quot;article&quot;,&quot;id&quot;:&quot;8b459ffd-756d-3939-9e41-8c07ad9f20f2&quot;,&quot;title&quot;:&quot;29148:2018 — Requirements engineering&quot;,&quot;author&quot;:[{&quot;family&quot;:&quot;ISO/IEC/IEEE&quot;,&quot;given&quot;:&quot;&quot;,&quot;parse-names&quot;:false,&quot;dropping-particle&quot;:&quot;&quot;,&quot;non-dropping-particle&quot;:&quot;&quot;}],&quot;DOI&quot;:&quot;10.1109/IEEESTD.2018.8559686&quot;,&quot;ISBN&quot;:&quot;978-1-5044-5302-8&quot;,&quot;issued&quot;:{&quot;date-parts&quot;:[[2018]]},&quot;publisher-place&quot;:&quot;Piscataway, NJ, USA&quot;,&quot;publisher&quot;:&quot;IEEE&quot;,&quot;container-title-short&quot;:&quot;&quot;},&quot;isTemporary&quot;:false,&quot;suppress-author&quot;:false,&quot;composite&quot;:false,&quot;author-only&quot;:false}]},{&quot;citationID&quot;:&quot;MENDELEY_CITATION_b0180692-3631-44e9-b572-ce8091c94df4&quot;,&quot;properties&quot;:{&quot;noteIndex&quot;:0},&quot;isEdited&quot;:false,&quot;manualOverride&quot;:{&quot;isManuallyOverridden&quot;:false,&quot;citeprocText&quot;:&quot;[3]&quot;,&quot;manualOverrideText&quot;:&quot;&quot;},&quot;citationTag&quot;:&quot;MENDELEY_CITATION_v3_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&quot;,&quot;citationItems&quot;:[{&quot;id&quot;:&quot;e6dea4ac-962f-3053-a6bc-34fc5f37acee&quot;,&quot;itemData&quot;:{&quot;type&quot;:&quot;article-journal&quot;,&quot;id&quot;:&quot;e6dea4ac-962f-3053-a6bc-34fc5f37acee&quot;,&quot;title&quot;:&quot;Advances in automated support for requirements engineering: a systematic literature review&quot;,&quot;author&quot;:[{&quot;family&quot;:&quot;Umar&quot;,&quot;given&quot;:&quot;Muhammad Aminu&quot;,&quot;parse-names&quot;:false,&quot;dropping-particle&quot;:&quot;&quot;,&quot;non-dropping-particle&quot;:&quot;&quot;},{&quot;family&quot;:&quot;Lano&quot;,&quot;given&quot;:&quot;Kevin&quot;,&quot;parse-names&quot;:false,&quot;dropping-particle&quot;:&quot;&quot;,&quot;non-dropping-particle&quot;:&quot;&quot;}],&quot;container-title&quot;:&quot;Requirements Engineering&quot;,&quot;container-title-short&quot;:&quot;Requir. Eng.&quot;,&quot;DOI&quot;:&quot;10.1007/s00766-023-00411-0&quot;,&quot;ISSN&quot;:&quot;0947-3602&quot;,&quot;issued&quot;:{&quot;date-parts&quot;:[[2024,6,3]]},&quot;page&quot;:&quot;177-207&quot;,&quot;abstract&quot;:&quot;&lt;p&gt;Requirements Engineering (RE) has undergone several transitions over the years, from traditional methods to agile approaches emphasising increased automation. In many software development projects, requirements are expressed in natural language and embedded within large volumes of text documents. At the same time, RE activities aim to define software systems' functionalities and constraints. However, manually executing these tasks is time-consuming and prone to errors. Numerous research efforts have proposed tools and technologies for automating RE activities to address this challenge, which are documented in published works. This review aims to examine empirical evidence on automated RE and analyse its impact on the RE sub-domain and software development. To achieve our goal, we conducted a Systematic Literature Review (SLR) following established guidelines for conducting SLRs. We aimed to identify, aggregate, and analyse papers on automated RE published between 1996 and 2022. We outlined the output of the support tool, the RE phase covered, levels of automation, development approach, and evaluation approaches. We identified 85 papers that discussed automated RE from various perspectives and methodologies. The results of this review demonstrate the significance of automated RE for the software development community, which has the potential to shorten development cycles and reduce associated costs. The support tools primarily assist in generating UML models (44.7%) and other activities such as omission of steps, consistency checking, and requirement validation. The analysis phase of RE is the most widely automated phase, with 49.53% of automated tools developed for this purpose. Natural language processing technologies, particularly POS tagging and Parser, are widely employed in developing these support tools. Controlled experimental methods are the most frequently used (48.2%) for evaluating automated RE tools, while user studies are the least employed evaluation method (8.2%). This paper contributes to the existing body of knowledge by providing an updated overview of the research literature, enabling a better understanding of trends and state-of-the-art practices in automated RE for researchers and practitioners. It also paves the way for future research directions in automated requirements engineering.&lt;/p&gt;&quot;,&quot;issue&quot;:&quot;2&quot;,&quot;volume&quot;:&quot;29&quot;},&quot;isTemporary&quot;:false,&quot;suppress-author&quot;:false,&quot;composite&quot;:false,&quot;author-only&quot;:false}]},{&quot;citationID&quot;:&quot;MENDELEY_CITATION_9dd78bfa-88b6-43c6-9ea9-f9e291f6e305&quot;,&quot;properties&quot;:{&quot;noteIndex&quot;:0},&quot;isEdited&quot;:false,&quot;manualOverride&quot;:{&quot;isManuallyOverridden&quot;:false,&quot;citeprocText&quot;:&quot;[4]&quot;,&quot;manualOverrideText&quot;:&quot;&quot;},&quot;citationTag&quot;:&quot;MENDELEY_CITATION_v3_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&quot;,&quot;citationItems&quot;:[{&quot;id&quot;:&quot;e255f396-b160-39f8-b810-7138cb6c1d4f&quot;,&quot;itemData&quot;:{&quot;type&quot;:&quot;article&quot;,&quot;id&quot;:&quot;e255f396-b160-39f8-b810-7138cb6c1d4f&quot;,&quot;title&quot;:&quot;15288:2023 — System life cycle processes&quot;,&quot;author&quot;:[{&quot;family&quot;:&quot;ISO/IEC/IEEE&quot;,&quot;given&quot;:&quot;&quot;,&quot;parse-names&quot;:false,&quot;dropping-particle&quot;:&quot;&quot;,&quot;non-dropping-particle&quot;:&quot;&quot;}],&quot;issued&quot;:{&quot;date-parts&quot;:[[2023]]},&quot;issue&quot;:&quot;ISO/IEC/IEEE 15288:2023&quot;,&quot;container-title-short&quot;:&quot;&quot;},&quot;isTemporary&quot;:false,&quot;suppress-author&quot;:false,&quot;composite&quot;:false,&quot;author-only&quot;:false}]},{&quot;citationID&quot;:&quot;MENDELEY_CITATION_d0a992e6-43d2-4bad-a2ea-14d17f715b23&quot;,&quot;properties&quot;:{&quot;noteIndex&quot;:0},&quot;isEdited&quot;:false,&quot;manualOverride&quot;:{&quot;isManuallyOverridden&quot;:false,&quot;citeprocText&quot;:&quot;[5]&quot;,&quot;manualOverrideText&quot;:&quot;&quot;},&quot;citationTag&quot;:&quot;MENDELEY_CITATION_v3_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&quot;,&quot;citationItems&quot;:[{&quot;id&quot;:&quot;4326de62-a1f1-370d-99b5-e2d8d6481a94&quot;,&quot;itemData&quot;:{&quot;type&quot;:&quot;article&quot;,&quot;id&quot;:&quot;4326de62-a1f1-370d-99b5-e2d8d6481a94&quot;,&quot;title&quot;:&quot;12207:2017 — Systems and software engineering — Software life cycle processes&quot;,&quot;author&quot;:[{&quot;family&quot;:&quot;ISO/IEC/IEEE&quot;,&quot;given&quot;:&quot;&quot;,&quot;parse-names&quot;:false,&quot;dropping-particle&quot;:&quot;&quot;,&quot;non-dropping-particle&quot;:&quot;&quot;}],&quot;issued&quot;:{&quot;date-parts&quot;:[[2017]]},&quot;issue&quot;:&quot;ISO/IEC/IEEE 12207:2017&quot;,&quot;container-title-short&quot;:&quot;&quot;},&quot;isTemporary&quot;:false,&quot;suppress-author&quot;:false,&quot;composite&quot;:false,&quot;author-only&quot;:false}]},{&quot;citationID&quot;:&quot;MENDELEY_CITATION_89e6926f-86bd-42d1-8958-ce1661c27a30&quot;,&quot;properties&quot;:{&quot;noteIndex&quot;:0},&quot;isEdited&quot;:false,&quot;manualOverride&quot;:{&quot;isManuallyOverridden&quot;:false,&quot;citeprocText&quot;:&quot;[6]&quot;,&quot;manualOverrideText&quot;:&quot;&quot;},&quot;citationTag&quot;:&quot;MENDELEY_CITATION_v3_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&quot;,&quot;citationItems&quot;:[{&quot;id&quot;:&quot;9003cc2d-8e1b-3761-9c43-cf67f96021b9&quot;,&quot;itemData&quot;:{&quot;type&quot;:&quot;article&quot;,&quot;id&quot;:&quot;9003cc2d-8e1b-3761-9c43-cf67f96021b9&quot;,&quot;title&quot;:&quot;25010:2023 Systems and software Quality Requirements and Evaluation (SQuaRE) — Product quality model&quot;,&quot;author&quot;:[{&quot;family&quot;:&quot;ISO/IEC&quot;,&quot;given&quot;:&quot;&quot;,&quot;parse-names&quot;:false,&quot;dropping-particle&quot;:&quot;&quot;,&quot;non-dropping-particle&quot;:&quot;&quot;}],&quot;issued&quot;:{&quot;date-parts&quot;:[[2023]]},&quot;issue&quot;:&quot;ISO/IEC 25010:2023&quot;,&quot;container-title-short&quot;:&quot;&quot;},&quot;isTemporary&quot;:false,&quot;suppress-author&quot;:false,&quot;composite&quot;:false,&quot;author-only&quot;:false}]},{&quot;citationID&quot;:&quot;MENDELEY_CITATION_0fbdbc46-8a3e-47bb-bd1e-a2db294aac5c&quot;,&quot;properties&quot;:{&quot;noteIndex&quot;:0},&quot;isEdited&quot;:false,&quot;manualOverride&quot;:{&quot;isManuallyOverridden&quot;:false,&quot;citeprocText&quot;:&quot;[2]&quot;,&quot;manualOverrideText&quot;:&quot;&quot;},&quot;citationTag&quot;:&quot;MENDELEY_CITATION_v3_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&quot;,&quot;citationItems&quot;:[{&quot;id&quot;:&quot;e2b26073-7ef3-371d-af2e-9af8bf0591d2&quot;,&quot;itemData&quot;:{&quot;type&quot;:&quot;book&quot;,&quot;id&quot;:&quot;e2b26073-7ef3-371d-af2e-9af8bf0591d2&quot;,&quot;title&quot;:&quot;Requirements engineering : fundamentals, principles, and techniques&quot;,&quot;author&quot;:[{&quot;family&quot;:&quot;Pohl&quot;,&quot;given&quot;:&quot;Klaus.&quot;,&quot;parse-names&quot;:false,&quot;dropping-particle&quot;:&quot;&quot;,&quot;non-dropping-particle&quot;:&quot;&quot;}],&quot;ISBN&quot;:&quot;9783662692042&quot;,&quot;issued&quot;:{&quot;date-parts&quot;:[[2025]]},&quot;number-of-pages&quot;:&quot;814&quot;,&quot;abstract&quot;:&quot;Second edition.&quot;,&quot;publisher&quot;:&quot;Springer&quot;,&quot;container-title-short&quot;:&quot;&quot;},&quot;isTemporary&quot;:false,&quot;suppress-author&quot;:false,&quot;composite&quot;:false,&quot;author-only&quot;:false}]},{&quot;citationID&quot;:&quot;MENDELEY_CITATION_5a19125a-f94e-4c1d-a9ee-de90b4f409b9&quot;,&quot;properties&quot;:{&quot;noteIndex&quot;:0},&quot;isEdited&quot;:false,&quot;manualOverride&quot;:{&quot;isManuallyOverridden&quot;:false,&quot;citeprocText&quot;:&quot;[7]&quot;,&quot;manualOverrideText&quot;:&quot;&quot;},&quot;citationTag&quot;:&quot;MENDELEY_CITATION_v3_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&quot;,&quot;citationItems&quot;:[{&quot;id&quot;:&quot;b4a67c60-32e8-3898-8c2f-38b6887aa554&quot;,&quot;itemData&quot;:{&quot;type&quot;:&quot;book&quot;,&quot;id&quot;:&quot;b4a67c60-32e8-3898-8c2f-38b6887aa554&quot;,&quot;title&quot;:&quot;SWEBOK Guide v4.0&quot;,&quot;author&quot;:[{&quot;family&quot;:&quot;Washizaki&quot;,&quot;given&quot;:&quot;H&quot;,&quot;parse-names&quot;:false,&quot;dropping-particle&quot;:&quot;&quot;,&quot;non-dropping-particle&quot;:&quot;&quot;}],&quot;editor&quot;:[{&quot;family&quot;:&quot;Washizaki&quot;,&quot;given&quot;:&quot;H&quot;,&quot;parse-names&quot;:false,&quot;dropping-particle&quot;:&quot;&quot;,&quot;non-dropping-particle&quot;:&quot;&quot;}],&quot;URL&quot;:&quot;https://www.computer.org/education/bodies-of-knowledge/software-engineering&quot;,&quot;issued&quot;:{&quot;date-parts&quot;:[[2024]]},&quot;publisher&quot;:&quot;IEEE Computer Society&quot;,&quot;container-title-short&quot;:&quot;&quot;},&quot;isTemporary&quot;:false,&quot;suppress-author&quot;:false,&quot;composite&quot;:false,&quot;author-only&quot;:false}]},{&quot;citationID&quot;:&quot;MENDELEY_CITATION_d5e8a7f7-08de-4147-93e6-c3e18c13a771&quot;,&quot;properties&quot;:{&quot;noteIndex&quot;:0},&quot;isEdited&quot;:false,&quot;manualOverride&quot;:{&quot;isManuallyOverridden&quot;:false,&quot;citeprocText&quot;:&quot;[8]&quot;,&quot;manualOverrideText&quot;:&quot;&quot;},&quot;citationTag&quot;:&quot;MENDELEY_CITATION_v3_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&quot;,&quot;citationItems&quot;:[{&quot;id&quot;:&quot;daa08e9f-9677-3412-8e94-5091b7fddc56&quot;,&quot;itemData&quot;:{&quot;type&quot;:&quot;book&quot;,&quot;id&quot;:&quot;daa08e9f-9677-3412-8e94-5091b7fddc56&quot;,&quot;title&quot;:&quot;A Guide to the Project Management Body of Knowledge (PMBOK® Guide) – Seventh Edition and The Standard for Project Management&quot;,&quot;author&quot;:[{&quot;family&quot;:&quot;Institute&quot;,&quot;given&quot;:&quot;Project Management&quot;,&quot;parse-names&quot;:false,&quot;dropping-particle&quot;:&quot;&quot;,&quot;non-dropping-particle&quot;:&quot;&quot;}],&quot;ISBN&quot;:&quot;9781628256642&quot;,&quot;issued&quot;:{&quot;date-parts&quot;:[[2021]]},&quot;publisher-place&quot;:&quot;Newtown Square, PA&quot;,&quot;publisher&quot;:&quot;Project Management Institute&quot;,&quot;container-title-short&quot;:&quot;&quot;},&quot;isTemporary&quot;:false,&quot;suppress-author&quot;:false,&quot;composite&quot;:false,&quot;author-only&quot;:false}]},{&quot;citationID&quot;:&quot;MENDELEY_CITATION_da3ed054-d07a-496b-8435-6806fb559b7d&quot;,&quot;properties&quot;:{&quot;noteIndex&quot;:0},&quot;isEdited&quot;:false,&quot;manualOverride&quot;:{&quot;isManuallyOverridden&quot;:false,&quot;citeprocText&quot;:&quot;[9]&quot;,&quot;manualOverrideText&quot;:&quot;&quot;},&quot;citationTag&quot;:&quot;MENDELEY_CITATION_v3_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&quot;,&quot;citationItems&quot;:[{&quot;id&quot;:&quot;66151fa6-eac6-3909-b0c3-058dd6c6e5c7&quot;,&quot;itemData&quot;:{&quot;type&quot;:&quot;article&quot;,&quot;id&quot;:&quot;66151fa6-eac6-3909-b0c3-058dd6c6e5c7&quot;,&quot;title&quot;:&quot;CPRE Foundation Level Syllabus v3.1&quot;,&quot;author&quot;:[{&quot;family&quot;:&quot;IREB&quot;,&quot;given&quot;:&quot;&quot;,&quot;parse-names&quot;:false,&quot;dropping-particle&quot;:&quot;&quot;,&quot;non-dropping-particle&quot;:&quot;&quot;}],&quot;URL&quot;:&quot;https://www.ireb.org&quot;,&quot;issued&quot;:{&quot;date-parts&quot;:[[2022]]},&quot;container-title-short&quot;:&quot;&quot;},&quot;isTemporary&quot;:false,&quot;suppress-author&quot;:false,&quot;composite&quot;:false,&quot;author-only&quot;:false}]},{&quot;citationID&quot;:&quot;MENDELEY_CITATION_5668133c-8149-4de7-8e71-0d08dfa988e8&quot;,&quot;properties&quot;:{&quot;noteIndex&quot;:0},&quot;isEdited&quot;:false,&quot;manualOverride&quot;:{&quot;isManuallyOverridden&quot;:false,&quot;citeprocText&quot;:&quot;[1]&quot;,&quot;manualOverrideText&quot;:&quot;&quot;},&quot;citationTag&quot;:&quot;MENDELEY_CITATION_v3_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&quot;,&quot;citationItems&quot;:[{&quot;id&quot;:&quot;8b459ffd-756d-3939-9e41-8c07ad9f20f2&quot;,&quot;itemData&quot;:{&quot;type&quot;:&quot;article&quot;,&quot;id&quot;:&quot;8b459ffd-756d-3939-9e41-8c07ad9f20f2&quot;,&quot;title&quot;:&quot;29148:2018 — Requirements engineering&quot;,&quot;author&quot;:[{&quot;family&quot;:&quot;ISO/IEC/IEEE&quot;,&quot;given&quot;:&quot;&quot;,&quot;parse-names&quot;:false,&quot;dropping-particle&quot;:&quot;&quot;,&quot;non-dropping-particle&quot;:&quot;&quot;}],&quot;DOI&quot;:&quot;10.1109/IEEESTD.2018.8559686&quot;,&quot;ISBN&quot;:&quot;978-1-5044-5302-8&quot;,&quot;issued&quot;:{&quot;date-parts&quot;:[[2018]]},&quot;publisher-place&quot;:&quot;Piscataway, NJ, USA&quot;,&quot;publisher&quot;:&quot;IEEE&quot;,&quot;container-title-short&quot;:&quot;&quot;},&quot;isTemporary&quot;:false,&quot;suppress-author&quot;:false,&quot;composite&quot;:false,&quot;author-only&quot;:false}]},{&quot;citationID&quot;:&quot;MENDELEY_CITATION_38c3613e-9e78-4d87-af2a-9e3063aa327c&quot;,&quot;properties&quot;:{&quot;noteIndex&quot;:0},&quot;isEdited&quot;:false,&quot;manualOverride&quot;:{&quot;isManuallyOverridden&quot;:false,&quot;citeprocText&quot;:&quot;[10]&quot;,&quot;manualOverrideText&quot;:&quot;&quot;},&quot;citationTag&quot;:&quot;MENDELEY_CITATION_v3_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&quot;,&quot;citationItems&quot;:[{&quot;id&quot;:&quot;585f87df-c637-3e52-902f-9e282702414f&quot;,&quot;itemData&quot;:{&quot;type&quot;:&quot;article-journal&quot;,&quot;id&quot;:&quot;585f87df-c637-3e52-902f-9e282702414f&quot;,&quot;title&quot;:&quot;Structured SRS for e-Government Services With Boilerplate Design and Interface&quot;,&quot;author&quot;:[{&quot;family&quot;:&quot;Oztekin&quot;,&quot;given&quot;:&quot;Gonca Canan&quot;,&quot;parse-names&quot;:false,&quot;dropping-particle&quot;:&quot;&quot;,&quot;non-dropping-particle&quot;:&quot;&quot;},{&quot;family&quot;:&quot;Menekse Dalveren&quot;,&quot;given&quot;:&quot;Gonca Gokce&quot;,&quot;parse-names&quot;:false,&quot;dropping-particle&quot;:&quot;&quot;,&quot;non-dropping-particle&quot;:&quot;&quot;}],&quot;container-title&quot;:&quot;IEEE Access&quot;,&quot;DOI&quot;:&quot;10.1109/ACCESS.2023.3287882&quot;,&quot;ISSN&quot;:&quot;2169-3536&quot;,&quot;issued&quot;:{&quot;date-parts&quot;:[[2023]]},&quot;page&quot;:&quot;62906-62917&quot;,&quot;volume&quot;:&quot;11&quot;,&quot;container-title-short&quot;:&quot;&quot;},&quot;isTemporary&quot;:false,&quot;suppress-author&quot;:false,&quot;composite&quot;:false,&quot;author-only&quot;:false}]},{&quot;citationID&quot;:&quot;MENDELEY_CITATION_ef6bf1d8-39dd-48c3-9d2d-75fd6e4f6e10&quot;,&quot;properties&quot;:{&quot;noteIndex&quot;:0},&quot;isEdited&quot;:false,&quot;manualOverride&quot;:{&quot;isManuallyOverridden&quot;:false,&quot;citeprocText&quot;:&quot;[11]&quot;,&quot;manualOverrideText&quot;:&quot;&quot;},&quot;citationTag&quot;:&quot;MENDELEY_CITATION_v3_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&quot;,&quot;citationItems&quot;:[{&quot;id&quot;:&quot;53bf9615-9f05-3888-82f8-ecd3ad0cd90a&quot;,&quot;itemData&quot;:{&quot;type&quot;:&quot;book&quot;,&quot;id&quot;:&quot;53bf9615-9f05-3888-82f8-ecd3ad0cd90a&quot;,&quot;title&quot;:&quot;Requirements Engineering&quot;,&quot;author&quot;:[{&quot;family&quot;:&quot;Hull&quot;,&quot;given&quot;:&quot;Elizabeth&quot;,&quot;parse-names&quot;:false,&quot;dropping-particle&quot;:&quot;&quot;,&quot;non-dropping-particle&quot;:&quot;&quot;},{&quot;family&quot;:&quot;Jackson&quot;,&quot;given&quot;:&quot;Ken&quot;,&quot;parse-names&quot;:false,&quot;dropping-particle&quot;:&quot;&quot;,&quot;non-dropping-particle&quot;:&quot;&quot;},{&quot;family&quot;:&quot;Dick&quot;,&quot;given&quot;:&quot;Jeremy&quot;,&quot;parse-names&quot;:false,&quot;dropping-particle&quot;:&quot;&quot;,&quot;non-dropping-particle&quot;:&quot;&quot;}],&quot;DOI&quot;:&quot;10.1007/978-1-84996-405-0&quot;,&quot;ISBN&quot;:&quot;978-1-84996-404-3&quot;,&quot;issued&quot;:{&quot;date-parts&quot;:[[2011]]},&quot;publisher-place&quot;:&quot;London&quot;,&quot;publisher&quot;:&quot;Springer London&quot;,&quot;container-title-short&quot;:&quot;&quot;},&quot;isTemporary&quot;:false,&quot;suppress-author&quot;:false,&quot;composite&quot;:false,&quot;author-only&quot;:false}]},{&quot;citationID&quot;:&quot;MENDELEY_CITATION_9a0bdb73-4607-490e-a571-0179055fa7a6&quot;,&quot;properties&quot;:{&quot;noteIndex&quot;:0},&quot;isEdited&quot;:false,&quot;manualOverride&quot;:{&quot;isManuallyOverridden&quot;:false,&quot;citeprocText&quot;:&quot;[6]&quot;,&quot;manualOverrideText&quot;:&quot;&quot;},&quot;citationTag&quot;:&quot;MENDELEY_CITATION_v3_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&quot;,&quot;citationItems&quot;:[{&quot;id&quot;:&quot;9003cc2d-8e1b-3761-9c43-cf67f96021b9&quot;,&quot;itemData&quot;:{&quot;type&quot;:&quot;article&quot;,&quot;id&quot;:&quot;9003cc2d-8e1b-3761-9c43-cf67f96021b9&quot;,&quot;title&quot;:&quot;25010:2023 Systems and software Quality Requirements and Evaluation (SQuaRE) — Product quality model&quot;,&quot;author&quot;:[{&quot;family&quot;:&quot;ISO/IEC&quot;,&quot;given&quot;:&quot;&quot;,&quot;parse-names&quot;:false,&quot;dropping-particle&quot;:&quot;&quot;,&quot;non-dropping-particle&quot;:&quot;&quot;}],&quot;issued&quot;:{&quot;date-parts&quot;:[[2023]]},&quot;issue&quot;:&quot;ISO/IEC 25010:2023&quot;,&quot;container-title-short&quot;:&quot;&quot;},&quot;isTemporary&quot;:false,&quot;suppress-author&quot;:false,&quot;composite&quot;:false,&quot;author-only&quot;:false}]},{&quot;citationID&quot;:&quot;MENDELEY_CITATION_d517f449-2212-4592-b6c2-2be1c486617c&quot;,&quot;properties&quot;:{&quot;noteIndex&quot;:0},&quot;isEdited&quot;:false,&quot;manualOverride&quot;:{&quot;isManuallyOverridden&quot;:false,&quot;citeprocText&quot;:&quot;[12]&quot;,&quot;manualOverrideText&quot;:&quot;&quot;},&quot;citationTag&quot;:&quot;MENDELEY_CITATION_v3_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&quot;,&quot;citationItems&quot;:[{&quot;id&quot;:&quot;969309ac-d1f5-3d30-89ff-aa1a87f9e65a&quot;,&quot;itemData&quot;:{&quot;type&quot;:&quot;book&quot;,&quot;id&quot;:&quot;969309ac-d1f5-3d30-89ff-aa1a87f9e65a&quot;,&quot;title&quot;:&quot;Requirements analysis and system design&quot;,&quot;author&quot;:[{&quot;family&quot;:&quot;Maciaszek&quot;,&quot;given&quot;:&quot;Leszek.&quot;,&quot;parse-names&quot;:false,&quot;dropping-particle&quot;:&quot;&quot;,&quot;non-dropping-particle&quot;:&quot;&quot;}],&quot;ISBN&quot;:&quot;0321440366&quot;,&quot;issued&quot;:{&quot;date-parts&quot;:[[2007]]},&quot;number-of-pages&quot;:&quot;612&quot;,&quot;abstract&quot;:&quot;3rd ed. Previous edition: 2005. \&quot;This book is the ideal companion for undergraduates studying: systems analysis; systems design; software engineering; software projects; and databases and object technology. It would also be an reference for any practitioners wishing to get up to speed with the latest developments in this area.\&quot;--Jacket. The software process -- Ch. 2. Requirements determination -- Ch. 3. Objects and object modeling -- Ch. 4. Requirements specification -- Ch. 5. Moving from analysis to design -- Ch. 6. System architecture and program design -- Ch. 7. User interface design -- Ch. 8. Persistence and database design -- Ch. 9. Testing and change management -- Ch. 10. Tutorial-style review and reinforcement.&quot;,&quot;publisher&quot;:&quot;Addison-Wesley&quot;,&quot;container-title-short&quot;:&quot;&quot;},&quot;isTemporary&quot;:false,&quot;suppress-author&quot;:false,&quot;composite&quot;:false,&quot;author-only&quot;:false}]},{&quot;citationID&quot;:&quot;MENDELEY_CITATION_a54d54ba-dc08-4317-8081-c98efd264fd8&quot;,&quot;properties&quot;:{&quot;noteIndex&quot;:0},&quot;isEdited&quot;:false,&quot;manualOverride&quot;:{&quot;isManuallyOverridden&quot;:false,&quot;citeprocText&quot;:&quot;[7]&quot;,&quot;manualOverrideText&quot;:&quot;&quot;},&quot;citationTag&quot;:&quot;MENDELEY_CITATION_v3_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&quot;,&quot;citationItems&quot;:[{&quot;id&quot;:&quot;b4a67c60-32e8-3898-8c2f-38b6887aa554&quot;,&quot;itemData&quot;:{&quot;type&quot;:&quot;book&quot;,&quot;id&quot;:&quot;b4a67c60-32e8-3898-8c2f-38b6887aa554&quot;,&quot;title&quot;:&quot;SWEBOK Guide v4.0&quot;,&quot;author&quot;:[{&quot;family&quot;:&quot;Washizaki&quot;,&quot;given&quot;:&quot;H&quot;,&quot;parse-names&quot;:false,&quot;dropping-particle&quot;:&quot;&quot;,&quot;non-dropping-particle&quot;:&quot;&quot;}],&quot;editor&quot;:[{&quot;family&quot;:&quot;Washizaki&quot;,&quot;given&quot;:&quot;H&quot;,&quot;parse-names&quot;:false,&quot;dropping-particle&quot;:&quot;&quot;,&quot;non-dropping-particle&quot;:&quot;&quot;}],&quot;URL&quot;:&quot;https://www.computer.org/education/bodies-of-knowledge/software-engineering&quot;,&quot;issued&quot;:{&quot;date-parts&quot;:[[2024]]},&quot;publisher&quot;:&quot;IEEE Computer Society&quot;,&quot;container-title-short&quot;:&quot;&quot;},&quot;isTemporary&quot;:false,&quot;suppress-author&quot;:false,&quot;composite&quot;:false,&quot;author-only&quot;:false}]},{&quot;citationID&quot;:&quot;MENDELEY_CITATION_71b5ecd2-b926-42c4-b8ac-6ac3b7d0a299&quot;,&quot;properties&quot;:{&quot;noteIndex&quot;:0},&quot;isEdited&quot;:false,&quot;manualOverride&quot;:{&quot;isManuallyOverridden&quot;:false,&quot;citeprocText&quot;:&quot;[2]&quot;,&quot;manualOverrideText&quot;:&quot;&quot;},&quot;citationTag&quot;:&quot;MENDELEY_CITATION_v3_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&quot;,&quot;citationItems&quot;:[{&quot;id&quot;:&quot;e2b26073-7ef3-371d-af2e-9af8bf0591d2&quot;,&quot;itemData&quot;:{&quot;type&quot;:&quot;book&quot;,&quot;id&quot;:&quot;e2b26073-7ef3-371d-af2e-9af8bf0591d2&quot;,&quot;title&quot;:&quot;Requirements engineering : fundamentals, principles, and techniques&quot;,&quot;author&quot;:[{&quot;family&quot;:&quot;Pohl&quot;,&quot;given&quot;:&quot;Klaus.&quot;,&quot;parse-names&quot;:false,&quot;dropping-particle&quot;:&quot;&quot;,&quot;non-dropping-particle&quot;:&quot;&quot;}],&quot;ISBN&quot;:&quot;9783662692042&quot;,&quot;issued&quot;:{&quot;date-parts&quot;:[[2025]]},&quot;number-of-pages&quot;:&quot;814&quot;,&quot;abstract&quot;:&quot;Second edition.&quot;,&quot;publisher&quot;:&quot;Springer&quot;,&quot;container-title-short&quot;:&quot;&quot;},&quot;isTemporary&quot;:false,&quot;suppress-author&quot;:false,&quot;composite&quot;:false,&quot;author-only&quot;:false}]},{&quot;citationID&quot;:&quot;MENDELEY_CITATION_6efc6ef9-53cb-4aca-8ada-eceee85f6186&quot;,&quot;properties&quot;:{&quot;noteIndex&quot;:0},&quot;isEdited&quot;:false,&quot;manualOverride&quot;:{&quot;isManuallyOverridden&quot;:false,&quot;citeprocText&quot;:&quot;[12]&quot;,&quot;manualOverrideText&quot;:&quot;&quot;},&quot;citationTag&quot;:&quot;MENDELEY_CITATION_v3_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&quot;,&quot;citationItems&quot;:[{&quot;id&quot;:&quot;969309ac-d1f5-3d30-89ff-aa1a87f9e65a&quot;,&quot;itemData&quot;:{&quot;type&quot;:&quot;book&quot;,&quot;id&quot;:&quot;969309ac-d1f5-3d30-89ff-aa1a87f9e65a&quot;,&quot;title&quot;:&quot;Requirements analysis and system design&quot;,&quot;author&quot;:[{&quot;family&quot;:&quot;Maciaszek&quot;,&quot;given&quot;:&quot;Leszek.&quot;,&quot;parse-names&quot;:false,&quot;dropping-particle&quot;:&quot;&quot;,&quot;non-dropping-particle&quot;:&quot;&quot;}],&quot;ISBN&quot;:&quot;0321440366&quot;,&quot;issued&quot;:{&quot;date-parts&quot;:[[2007]]},&quot;number-of-pages&quot;:&quot;612&quot;,&quot;abstract&quot;:&quot;3rd ed. Previous edition: 2005. \&quot;This book is the ideal companion for undergraduates studying: systems analysis; systems design; software engineering; software projects; and databases and object technology. It would also be an reference for any practitioners wishing to get up to speed with the latest developments in this area.\&quot;--Jacket. The software process -- Ch. 2. Requirements determination -- Ch. 3. Objects and object modeling -- Ch. 4. Requirements specification -- Ch. 5. Moving from analysis to design -- Ch. 6. System architecture and program design -- Ch. 7. User interface design -- Ch. 8. Persistence and database design -- Ch. 9. Testing and change management -- Ch. 10. Tutorial-style review and reinforcement.&quot;,&quot;publisher&quot;:&quot;Addison-Wesley&quot;,&quot;container-title-short&quot;:&quot;&quot;},&quot;isTemporary&quot;:false,&quot;suppress-author&quot;:false,&quot;composite&quot;:false,&quot;author-only&quot;:false}]},{&quot;citationID&quot;:&quot;MENDELEY_CITATION_c2568ec7-3aaa-4ced-ac6d-67091e151077&quot;,&quot;properties&quot;:{&quot;noteIndex&quot;:0},&quot;isEdited&quot;:false,&quot;manualOverride&quot;:{&quot;isManuallyOverridden&quot;:false,&quot;citeprocText&quot;:&quot;[12]&quot;,&quot;manualOverrideText&quot;:&quot;&quot;},&quot;citationTag&quot;:&quot;MENDELEY_CITATION_v3_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&quot;,&quot;citationItems&quot;:[{&quot;id&quot;:&quot;969309ac-d1f5-3d30-89ff-aa1a87f9e65a&quot;,&quot;itemData&quot;:{&quot;type&quot;:&quot;book&quot;,&quot;id&quot;:&quot;969309ac-d1f5-3d30-89ff-aa1a87f9e65a&quot;,&quot;title&quot;:&quot;Requirements analysis and system design&quot;,&quot;author&quot;:[{&quot;family&quot;:&quot;Maciaszek&quot;,&quot;given&quot;:&quot;Leszek.&quot;,&quot;parse-names&quot;:false,&quot;dropping-particle&quot;:&quot;&quot;,&quot;non-dropping-particle&quot;:&quot;&quot;}],&quot;ISBN&quot;:&quot;0321440366&quot;,&quot;issued&quot;:{&quot;date-parts&quot;:[[2007]]},&quot;number-of-pages&quot;:&quot;612&quot;,&quot;abstract&quot;:&quot;3rd ed. Previous edition: 2005. \&quot;This book is the ideal companion for undergraduates studying: systems analysis; systems design; software engineering; software projects; and databases and object technology. It would also be an reference for any practitioners wishing to get up to speed with the latest developments in this area.\&quot;--Jacket. The software process -- Ch. 2. Requirements determination -- Ch. 3. Objects and object modeling -- Ch. 4. Requirements specification -- Ch. 5. Moving from analysis to design -- Ch. 6. System architecture and program design -- Ch. 7. User interface design -- Ch. 8. Persistence and database design -- Ch. 9. Testing and change management -- Ch. 10. Tutorial-style review and reinforcement.&quot;,&quot;publisher&quot;:&quot;Addison-Wesley&quot;,&quot;container-title-short&quot;:&quot;&quot;},&quot;isTemporary&quot;:false,&quot;suppress-author&quot;:false,&quot;composite&quot;:false,&quot;author-only&quot;:false}]},{&quot;citationID&quot;:&quot;MENDELEY_CITATION_5db54668-57fe-411f-b9b9-81bc2887eac5&quot;,&quot;properties&quot;:{&quot;noteIndex&quot;:0},&quot;isEdited&quot;:false,&quot;manualOverride&quot;:{&quot;isManuallyOverridden&quot;:false,&quot;citeprocText&quot;:&quot;[2]&quot;,&quot;manualOverrideText&quot;:&quot;&quot;},&quot;citationTag&quot;:&quot;MENDELEY_CITATION_v3_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&quot;,&quot;citationItems&quot;:[{&quot;id&quot;:&quot;e2b26073-7ef3-371d-af2e-9af8bf0591d2&quot;,&quot;itemData&quot;:{&quot;type&quot;:&quot;book&quot;,&quot;id&quot;:&quot;e2b26073-7ef3-371d-af2e-9af8bf0591d2&quot;,&quot;title&quot;:&quot;Requirements engineering : fundamentals, principles, and techniques&quot;,&quot;author&quot;:[{&quot;family&quot;:&quot;Pohl&quot;,&quot;given&quot;:&quot;Klaus.&quot;,&quot;parse-names&quot;:false,&quot;dropping-particle&quot;:&quot;&quot;,&quot;non-dropping-particle&quot;:&quot;&quot;}],&quot;ISBN&quot;:&quot;9783662692042&quot;,&quot;issued&quot;:{&quot;date-parts&quot;:[[2025]]},&quot;number-of-pages&quot;:&quot;814&quot;,&quot;abstract&quot;:&quot;Second edition.&quot;,&quot;publisher&quot;:&quot;Springer&quot;,&quot;container-title-short&quot;:&quot;&quot;},&quot;isTemporary&quot;:false,&quot;suppress-author&quot;:false,&quot;composite&quot;:false,&quot;author-only&quot;:false}]},{&quot;citationID&quot;:&quot;MENDELEY_CITATION_5b8cc987-5ef7-4197-bf2d-32f3ed773c15&quot;,&quot;properties&quot;:{&quot;noteIndex&quot;:0},&quot;isEdited&quot;:false,&quot;manualOverride&quot;:{&quot;isManuallyOverridden&quot;:false,&quot;citeprocText&quot;:&quot;[13]&quot;,&quot;manualOverrideText&quot;:&quot;&quot;},&quot;citationTag&quot;:&quot;MENDELEY_CITATION_v3_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&quot;,&quot;citationItems&quot;:[{&quot;id&quot;:&quot;db86bc13-b5b2-3da2-8b6b-b765f7df50dd&quot;,&quot;itemData&quot;:{&quot;type&quot;:&quot;article-journal&quot;,&quot;id&quot;:&quot;db86bc13-b5b2-3da2-8b6b-b765f7df50dd&quot;,&quot;title&quot;:&quot;Statecharts: a visual formalism for complex systems&quot;,&quot;author&quot;:[{&quot;family&quot;:&quot;Harel&quot;,&quot;given&quot;:&quot;David&quot;,&quot;parse-names&quot;:false,&quot;dropping-particle&quot;:&quot;&quot;,&quot;non-dropping-particle&quot;:&quot;&quot;}],&quot;container-title&quot;:&quot;Science of Computer Programming&quot;,&quot;container-title-short&quot;:&quot;Sci. Comput. Program.&quot;,&quot;DOI&quot;:&quot;10.1016/0167-6423(87)90035-9&quot;,&quot;ISSN&quot;:&quot;01676423&quot;,&quot;issued&quot;:{&quot;date-parts&quot;:[[1987,6]]},&quot;page&quot;:&quot;231-274&quot;,&quot;issue&quot;:&quot;3&quot;,&quot;volume&quot;:&quot;8&quot;},&quot;isTemporary&quot;:false,&quot;suppress-author&quot;:false,&quot;composite&quot;:false,&quot;author-only&quot;:false}]},{&quot;citationID&quot;:&quot;MENDELEY_CITATION_bdd90be3-16dd-4414-aa17-3efdf6934353&quot;,&quot;properties&quot;:{&quot;noteIndex&quot;:0},&quot;isEdited&quot;:false,&quot;manualOverride&quot;:{&quot;isManuallyOverridden&quot;:false,&quot;citeprocText&quot;:&quot;[2]&quot;,&quot;manualOverrideText&quot;:&quot;&quot;},&quot;citationTag&quot;:&quot;MENDELEY_CITATION_v3_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&quot;,&quot;citationItems&quot;:[{&quot;id&quot;:&quot;e2b26073-7ef3-371d-af2e-9af8bf0591d2&quot;,&quot;itemData&quot;:{&quot;type&quot;:&quot;book&quot;,&quot;id&quot;:&quot;e2b26073-7ef3-371d-af2e-9af8bf0591d2&quot;,&quot;title&quot;:&quot;Requirements engineering : fundamentals, principles, and techniques&quot;,&quot;author&quot;:[{&quot;family&quot;:&quot;Pohl&quot;,&quot;given&quot;:&quot;Klaus.&quot;,&quot;parse-names&quot;:false,&quot;dropping-particle&quot;:&quot;&quot;,&quot;non-dropping-particle&quot;:&quot;&quot;}],&quot;ISBN&quot;:&quot;9783662692042&quot;,&quot;issued&quot;:{&quot;date-parts&quot;:[[2025]]},&quot;number-of-pages&quot;:&quot;814&quot;,&quot;abstract&quot;:&quot;Second edition.&quot;,&quot;publisher&quot;:&quot;Springer&quot;,&quot;container-title-short&quot;:&quot;&quot;},&quot;isTemporary&quot;:false,&quot;suppress-author&quot;:false,&quot;composite&quot;:false,&quot;author-only&quot;:false}]},{&quot;citationID&quot;:&quot;MENDELEY_CITATION_208525df-7542-417b-84d9-12734a2c4982&quot;,&quot;properties&quot;:{&quot;noteIndex&quot;:0},&quot;isEdited&quot;:false,&quot;manualOverride&quot;:{&quot;isManuallyOverridden&quot;:false,&quot;citeprocText&quot;:&quot;[13]&quot;,&quot;manualOverrideText&quot;:&quot;&quot;},&quot;citationTag&quot;:&quot;MENDELEY_CITATION_v3_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&quot;,&quot;citationItems&quot;:[{&quot;id&quot;:&quot;db86bc13-b5b2-3da2-8b6b-b765f7df50dd&quot;,&quot;itemData&quot;:{&quot;type&quot;:&quot;article-journal&quot;,&quot;id&quot;:&quot;db86bc13-b5b2-3da2-8b6b-b765f7df50dd&quot;,&quot;title&quot;:&quot;Statecharts: a visual formalism for complex systems&quot;,&quot;author&quot;:[{&quot;family&quot;:&quot;Harel&quot;,&quot;given&quot;:&quot;David&quot;,&quot;parse-names&quot;:false,&quot;dropping-particle&quot;:&quot;&quot;,&quot;non-dropping-particle&quot;:&quot;&quot;}],&quot;container-title&quot;:&quot;Science of Computer Programming&quot;,&quot;container-title-short&quot;:&quot;Sci. Comput. Program.&quot;,&quot;DOI&quot;:&quot;10.1016/0167-6423(87)90035-9&quot;,&quot;ISSN&quot;:&quot;01676423&quot;,&quot;issued&quot;:{&quot;date-parts&quot;:[[1987,6]]},&quot;page&quot;:&quot;231-274&quot;,&quot;issue&quot;:&quot;3&quot;,&quot;volume&quot;:&quot;8&quot;},&quot;isTemporary&quot;:false,&quot;suppress-author&quot;:false,&quot;composite&quot;:false,&quot;author-only&quot;:false}]},{&quot;citationID&quot;:&quot;MENDELEY_CITATION_ed6b1fdf-b40c-4062-b87f-dab6dd956f3f&quot;,&quot;properties&quot;:{&quot;noteIndex&quot;:0},&quot;isEdited&quot;:false,&quot;manualOverride&quot;:{&quot;isManuallyOverridden&quot;:false,&quot;citeprocText&quot;:&quot;[2]&quot;,&quot;manualOverrideText&quot;:&quot;&quot;},&quot;citationTag&quot;:&quot;MENDELEY_CITATION_v3_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&quot;,&quot;citationItems&quot;:[{&quot;id&quot;:&quot;e2b26073-7ef3-371d-af2e-9af8bf0591d2&quot;,&quot;itemData&quot;:{&quot;type&quot;:&quot;book&quot;,&quot;id&quot;:&quot;e2b26073-7ef3-371d-af2e-9af8bf0591d2&quot;,&quot;title&quot;:&quot;Requirements engineering : fundamentals, principles, and techniques&quot;,&quot;author&quot;:[{&quot;family&quot;:&quot;Pohl&quot;,&quot;given&quot;:&quot;Klaus.&quot;,&quot;parse-names&quot;:false,&quot;dropping-particle&quot;:&quot;&quot;,&quot;non-dropping-particle&quot;:&quot;&quot;}],&quot;ISBN&quot;:&quot;9783662692042&quot;,&quot;issued&quot;:{&quot;date-parts&quot;:[[2025]]},&quot;number-of-pages&quot;:&quot;814&quot;,&quot;abstract&quot;:&quot;Second edition.&quot;,&quot;publisher&quot;:&quot;Springer&quot;,&quot;container-title-short&quot;:&quot;&quot;},&quot;isTemporary&quot;:false,&quot;suppress-author&quot;:false,&quot;composite&quot;:false,&quot;author-only&quot;:false}]},{&quot;citationID&quot;:&quot;MENDELEY_CITATION_644e8673-699d-4f9e-8d4c-b0a570936ded&quot;,&quot;properties&quot;:{&quot;noteIndex&quot;:0},&quot;isEdited&quot;:false,&quot;manualOverride&quot;:{&quot;isManuallyOverridden&quot;:false,&quot;citeprocText&quot;:&quot;[7]&quot;,&quot;manualOverrideText&quot;:&quot;&quot;},&quot;citationTag&quot;:&quot;MENDELEY_CITATION_v3_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&quot;,&quot;citationItems&quot;:[{&quot;id&quot;:&quot;b4a67c60-32e8-3898-8c2f-38b6887aa554&quot;,&quot;itemData&quot;:{&quot;type&quot;:&quot;book&quot;,&quot;id&quot;:&quot;b4a67c60-32e8-3898-8c2f-38b6887aa554&quot;,&quot;title&quot;:&quot;SWEBOK Guide v4.0&quot;,&quot;author&quot;:[{&quot;family&quot;:&quot;Washizaki&quot;,&quot;given&quot;:&quot;H&quot;,&quot;parse-names&quot;:false,&quot;dropping-particle&quot;:&quot;&quot;,&quot;non-dropping-particle&quot;:&quot;&quot;}],&quot;editor&quot;:[{&quot;family&quot;:&quot;Washizaki&quot;,&quot;given&quot;:&quot;H&quot;,&quot;parse-names&quot;:false,&quot;dropping-particle&quot;:&quot;&quot;,&quot;non-dropping-particle&quot;:&quot;&quot;}],&quot;URL&quot;:&quot;https://www.computer.org/education/bodies-of-knowledge/software-engineering&quot;,&quot;issued&quot;:{&quot;date-parts&quot;:[[2024]]},&quot;publisher&quot;:&quot;IEEE Computer Society&quot;,&quot;container-title-short&quot;:&quot;&quot;},&quot;isTemporary&quot;:false,&quot;suppress-author&quot;:false,&quot;composite&quot;:false,&quot;author-only&quot;:false}]},{&quot;citationID&quot;:&quot;MENDELEY_CITATION_d31edc80-8222-4953-a1ae-57ac2beb536a&quot;,&quot;properties&quot;:{&quot;noteIndex&quot;:0},&quot;isEdited&quot;:false,&quot;manualOverride&quot;:{&quot;isManuallyOverridden&quot;:false,&quot;citeprocText&quot;:&quot;[1]&quot;,&quot;manualOverrideText&quot;:&quot;&quot;},&quot;citationTag&quot;:&quot;MENDELEY_CITATION_v3_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&quot;,&quot;citationItems&quot;:[{&quot;id&quot;:&quot;8b459ffd-756d-3939-9e41-8c07ad9f20f2&quot;,&quot;itemData&quot;:{&quot;type&quot;:&quot;article&quot;,&quot;id&quot;:&quot;8b459ffd-756d-3939-9e41-8c07ad9f20f2&quot;,&quot;title&quot;:&quot;29148:2018 — Requirements engineering&quot;,&quot;author&quot;:[{&quot;family&quot;:&quot;ISO/IEC/IEEE&quot;,&quot;given&quot;:&quot;&quot;,&quot;parse-names&quot;:false,&quot;dropping-particle&quot;:&quot;&quot;,&quot;non-dropping-particle&quot;:&quot;&quot;}],&quot;DOI&quot;:&quot;10.1109/IEEESTD.2018.8559686&quot;,&quot;ISBN&quot;:&quot;978-1-5044-5302-8&quot;,&quot;issued&quot;:{&quot;date-parts&quot;:[[2018]]},&quot;publisher-place&quot;:&quot;Piscataway, NJ, USA&quot;,&quot;publisher&quot;:&quot;IEEE&quot;,&quot;container-title-short&quot;:&quot;&quot;},&quot;isTemporary&quot;:false,&quot;suppress-author&quot;:false,&quot;composite&quot;:false,&quot;author-only&quot;:false}]},{&quot;citationID&quot;:&quot;MENDELEY_CITATION_250681a3-3a60-40f4-b127-6caf818bc97a&quot;,&quot;properties&quot;:{&quot;noteIndex&quot;:0},&quot;isEdited&quot;:false,&quot;manualOverride&quot;:{&quot;isManuallyOverridden&quot;:false,&quot;citeprocText&quot;:&quot;[1]&quot;,&quot;manualOverrideText&quot;:&quot;&quot;},&quot;citationTag&quot;:&quot;MENDELEY_CITATION_v3_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&quot;,&quot;citationItems&quot;:[{&quot;id&quot;:&quot;8b459ffd-756d-3939-9e41-8c07ad9f20f2&quot;,&quot;itemData&quot;:{&quot;type&quot;:&quot;article&quot;,&quot;id&quot;:&quot;8b459ffd-756d-3939-9e41-8c07ad9f20f2&quot;,&quot;title&quot;:&quot;29148:2018 — Requirements engineering&quot;,&quot;author&quot;:[{&quot;family&quot;:&quot;ISO/IEC/IEEE&quot;,&quot;given&quot;:&quot;&quot;,&quot;parse-names&quot;:false,&quot;dropping-particle&quot;:&quot;&quot;,&quot;non-dropping-particle&quot;:&quot;&quot;}],&quot;DOI&quot;:&quot;10.1109/IEEESTD.2018.8559686&quot;,&quot;ISBN&quot;:&quot;978-1-5044-5302-8&quot;,&quot;issued&quot;:{&quot;date-parts&quot;:[[2018]]},&quot;publisher-place&quot;:&quot;Piscataway, NJ, USA&quot;,&quot;publisher&quot;:&quot;IEEE&quot;,&quot;container-title-short&quot;:&quot;&quot;},&quot;isTemporary&quot;:false,&quot;suppress-author&quot;:false,&quot;composite&quot;:false,&quot;author-only&quot;:false}]},{&quot;citationID&quot;:&quot;MENDELEY_CITATION_17dca949-85ed-4402-b25f-3cf863a0a703&quot;,&quot;properties&quot;:{&quot;noteIndex&quot;:0},&quot;isEdited&quot;:false,&quot;manualOverride&quot;:{&quot;isManuallyOverridden&quot;:false,&quot;citeprocText&quot;:&quot;[6]&quot;,&quot;manualOverrideText&quot;:&quot;&quot;},&quot;citationTag&quot;:&quot;MENDELEY_CITATION_v3_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&quot;,&quot;citationItems&quot;:[{&quot;id&quot;:&quot;9003cc2d-8e1b-3761-9c43-cf67f96021b9&quot;,&quot;itemData&quot;:{&quot;type&quot;:&quot;article&quot;,&quot;id&quot;:&quot;9003cc2d-8e1b-3761-9c43-cf67f96021b9&quot;,&quot;title&quot;:&quot;25010:2023 Systems and software Quality Requirements and Evaluation (SQuaRE) — Product quality model&quot;,&quot;author&quot;:[{&quot;family&quot;:&quot;ISO/IEC&quot;,&quot;given&quot;:&quot;&quot;,&quot;parse-names&quot;:false,&quot;dropping-particle&quot;:&quot;&quot;,&quot;non-dropping-particle&quot;:&quot;&quot;}],&quot;issued&quot;:{&quot;date-parts&quot;:[[2023]]},&quot;issue&quot;:&quot;ISO/IEC 25010:2023&quot;,&quot;container-title-short&quot;:&quot;&quot;},&quot;isTemporary&quot;:false,&quot;suppress-author&quot;:false,&quot;composite&quot;:false,&quot;author-only&quot;:false}]},{&quot;citationID&quot;:&quot;MENDELEY_CITATION_5da23a8a-031e-4fe2-b3ab-6e6c5413d96c&quot;,&quot;properties&quot;:{&quot;noteIndex&quot;:0},&quot;isEdited&quot;:false,&quot;manualOverride&quot;:{&quot;isManuallyOverridden&quot;:false,&quot;citeprocText&quot;:&quot;[9]&quot;,&quot;manualOverrideText&quot;:&quot;&quot;},&quot;citationTag&quot;:&quot;MENDELEY_CITATION_v3_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&quot;,&quot;citationItems&quot;:[{&quot;id&quot;:&quot;66151fa6-eac6-3909-b0c3-058dd6c6e5c7&quot;,&quot;itemData&quot;:{&quot;type&quot;:&quot;article&quot;,&quot;id&quot;:&quot;66151fa6-eac6-3909-b0c3-058dd6c6e5c7&quot;,&quot;title&quot;:&quot;CPRE Foundation Level Syllabus v3.1&quot;,&quot;author&quot;:[{&quot;family&quot;:&quot;IREB&quot;,&quot;given&quot;:&quot;&quot;,&quot;parse-names&quot;:false,&quot;dropping-particle&quot;:&quot;&quot;,&quot;non-dropping-particle&quot;:&quot;&quot;}],&quot;URL&quot;:&quot;https://www.ireb.org&quot;,&quot;issued&quot;:{&quot;date-parts&quot;:[[2022]]},&quot;container-title-short&quot;:&quot;&quot;},&quot;isTemporary&quot;:false,&quot;suppress-author&quot;:false,&quot;composite&quot;:false,&quot;author-only&quot;:false}]},{&quot;citationID&quot;:&quot;MENDELEY_CITATION_964cdbf3-f385-479b-a32b-7221f85b390b&quot;,&quot;properties&quot;:{&quot;noteIndex&quot;:0},&quot;isEdited&quot;:false,&quot;manualOverride&quot;:{&quot;isManuallyOverridden&quot;:false,&quot;citeprocText&quot;:&quot;[9]&quot;,&quot;manualOverrideText&quot;:&quot;&quot;},&quot;citationTag&quot;:&quot;MENDELEY_CITATION_v3_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&quot;,&quot;citationItems&quot;:[{&quot;id&quot;:&quot;66151fa6-eac6-3909-b0c3-058dd6c6e5c7&quot;,&quot;itemData&quot;:{&quot;type&quot;:&quot;article&quot;,&quot;id&quot;:&quot;66151fa6-eac6-3909-b0c3-058dd6c6e5c7&quot;,&quot;title&quot;:&quot;CPRE Foundation Level Syllabus v3.1&quot;,&quot;author&quot;:[{&quot;family&quot;:&quot;IREB&quot;,&quot;given&quot;:&quot;&quot;,&quot;parse-names&quot;:false,&quot;dropping-particle&quot;:&quot;&quot;,&quot;non-dropping-particle&quot;:&quot;&quot;}],&quot;URL&quot;:&quot;https://www.ireb.org&quot;,&quot;issued&quot;:{&quot;date-parts&quot;:[[2022]]},&quot;container-title-short&quot;:&quot;&quot;},&quot;isTemporary&quot;:false,&quot;suppress-author&quot;:false,&quot;composite&quot;:false,&quot;author-only&quot;:false}]},{&quot;citationID&quot;:&quot;MENDELEY_CITATION_af7eb058-ebb9-492f-9541-07ba14a26a5e&quot;,&quot;properties&quot;:{&quot;noteIndex&quot;:0},&quot;isEdited&quot;:false,&quot;manualOverride&quot;:{&quot;isManuallyOverridden&quot;:false,&quot;citeprocText&quot;:&quot;[6]&quot;,&quot;manualOverrideText&quot;:&quot;&quot;},&quot;citationTag&quot;:&quot;MENDELEY_CITATION_v3_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&quot;,&quot;citationItems&quot;:[{&quot;id&quot;:&quot;9003cc2d-8e1b-3761-9c43-cf67f96021b9&quot;,&quot;itemData&quot;:{&quot;type&quot;:&quot;article&quot;,&quot;id&quot;:&quot;9003cc2d-8e1b-3761-9c43-cf67f96021b9&quot;,&quot;title&quot;:&quot;25010:2023 Systems and software Quality Requirements and Evaluation (SQuaRE) — Product quality model&quot;,&quot;author&quot;:[{&quot;family&quot;:&quot;ISO/IEC&quot;,&quot;given&quot;:&quot;&quot;,&quot;parse-names&quot;:false,&quot;dropping-particle&quot;:&quot;&quot;,&quot;non-dropping-particle&quot;:&quot;&quot;}],&quot;issued&quot;:{&quot;date-parts&quot;:[[2023]]},&quot;issue&quot;:&quot;ISO/IEC 25010:2023&quot;,&quot;container-title-short&quot;:&quot;&quot;},&quot;isTemporary&quot;:false,&quot;suppress-author&quot;:false,&quot;composite&quot;:false,&quot;author-only&quot;:false}]},{&quot;citationID&quot;:&quot;MENDELEY_CITATION_b4a97bcc-b593-415a-a75b-9e911f653053&quot;,&quot;properties&quot;:{&quot;noteIndex&quot;:0},&quot;isEdited&quot;:false,&quot;manualOverride&quot;:{&quot;isManuallyOverridden&quot;:false,&quot;citeprocText&quot;:&quot;[1]&quot;,&quot;manualOverrideText&quot;:&quot;&quot;},&quot;citationTag&quot;:&quot;MENDELEY_CITATION_v3_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&quot;,&quot;citationItems&quot;:[{&quot;id&quot;:&quot;8b459ffd-756d-3939-9e41-8c07ad9f20f2&quot;,&quot;itemData&quot;:{&quot;type&quot;:&quot;article&quot;,&quot;id&quot;:&quot;8b459ffd-756d-3939-9e41-8c07ad9f20f2&quot;,&quot;title&quot;:&quot;29148:2018 — Requirements engineering&quot;,&quot;author&quot;:[{&quot;family&quot;:&quot;ISO/IEC/IEEE&quot;,&quot;given&quot;:&quot;&quot;,&quot;parse-names&quot;:false,&quot;dropping-particle&quot;:&quot;&quot;,&quot;non-dropping-particle&quot;:&quot;&quot;}],&quot;DOI&quot;:&quot;10.1109/IEEESTD.2018.8559686&quot;,&quot;ISBN&quot;:&quot;978-1-5044-5302-8&quot;,&quot;issued&quot;:{&quot;date-parts&quot;:[[2018]]},&quot;publisher-place&quot;:&quot;Piscataway, NJ, USA&quot;,&quot;publisher&quot;:&quot;IEEE&quot;,&quot;container-title-short&quot;:&quot;&quot;},&quot;isTemporary&quot;:false,&quot;suppress-author&quot;:false,&quot;composite&quot;:false,&quot;author-only&quot;:false}]},{&quot;citationID&quot;:&quot;MENDELEY_CITATION_0c4b0fa0-c84e-41e5-b6d5-397ca69593e6&quot;,&quot;properties&quot;:{&quot;noteIndex&quot;:0},&quot;isEdited&quot;:false,&quot;manualOverride&quot;:{&quot;isManuallyOverridden&quot;:false,&quot;citeprocText&quot;:&quot;[6]&quot;,&quot;manualOverrideText&quot;:&quot;&quot;},&quot;citationTag&quot;:&quot;MENDELEY_CITATION_v3_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&quot;,&quot;citationItems&quot;:[{&quot;id&quot;:&quot;9003cc2d-8e1b-3761-9c43-cf67f96021b9&quot;,&quot;itemData&quot;:{&quot;type&quot;:&quot;article&quot;,&quot;id&quot;:&quot;9003cc2d-8e1b-3761-9c43-cf67f96021b9&quot;,&quot;title&quot;:&quot;25010:2023 Systems and software Quality Requirements and Evaluation (SQuaRE) — Product quality model&quot;,&quot;author&quot;:[{&quot;family&quot;:&quot;ISO/IEC&quot;,&quot;given&quot;:&quot;&quot;,&quot;parse-names&quot;:false,&quot;dropping-particle&quot;:&quot;&quot;,&quot;non-dropping-particle&quot;:&quot;&quot;}],&quot;issued&quot;:{&quot;date-parts&quot;:[[2023]]},&quot;issue&quot;:&quot;ISO/IEC 25010:2023&quot;,&quot;container-title-short&quot;:&quot;&quot;},&quot;isTemporary&quot;:false,&quot;suppress-author&quot;:false,&quot;composite&quot;:false,&quot;author-only&quot;:false}]},{&quot;citationID&quot;:&quot;MENDELEY_CITATION_f3b2d815-8406-48c9-94c2-bc778c3df9a2&quot;,&quot;properties&quot;:{&quot;noteIndex&quot;:0},&quot;isEdited&quot;:false,&quot;manualOverride&quot;:{&quot;isManuallyOverridden&quot;:false,&quot;citeprocText&quot;:&quot;[9]&quot;,&quot;manualOverrideText&quot;:&quot;&quot;},&quot;citationTag&quot;:&quot;MENDELEY_CITATION_v3_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&quot;,&quot;citationItems&quot;:[{&quot;id&quot;:&quot;66151fa6-eac6-3909-b0c3-058dd6c6e5c7&quot;,&quot;itemData&quot;:{&quot;type&quot;:&quot;article&quot;,&quot;id&quot;:&quot;66151fa6-eac6-3909-b0c3-058dd6c6e5c7&quot;,&quot;title&quot;:&quot;CPRE Foundation Level Syllabus v3.1&quot;,&quot;author&quot;:[{&quot;family&quot;:&quot;IREB&quot;,&quot;given&quot;:&quot;&quot;,&quot;parse-names&quot;:false,&quot;dropping-particle&quot;:&quot;&quot;,&quot;non-dropping-particle&quot;:&quot;&quot;}],&quot;URL&quot;:&quot;https://www.ireb.org&quot;,&quot;issued&quot;:{&quot;date-parts&quot;:[[2022]]},&quot;container-title-short&quot;:&quot;&quot;},&quot;isTemporary&quot;:false,&quot;suppress-author&quot;:false,&quot;composite&quot;:false,&quot;author-only&quot;:false}]},{&quot;citationID&quot;:&quot;MENDELEY_CITATION_5c6a4b38-facc-472a-8cf1-33668bb9a349&quot;,&quot;properties&quot;:{&quot;noteIndex&quot;:0},&quot;isEdited&quot;:false,&quot;manualOverride&quot;:{&quot;isManuallyOverridden&quot;:false,&quot;citeprocText&quot;:&quot;[6]&quot;,&quot;manualOverrideText&quot;:&quot;&quot;},&quot;citationTag&quot;:&quot;MENDELEY_CITATION_v3_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&quot;,&quot;citationItems&quot;:[{&quot;id&quot;:&quot;9003cc2d-8e1b-3761-9c43-cf67f96021b9&quot;,&quot;itemData&quot;:{&quot;type&quot;:&quot;article&quot;,&quot;id&quot;:&quot;9003cc2d-8e1b-3761-9c43-cf67f96021b9&quot;,&quot;title&quot;:&quot;25010:2023 Systems and software Quality Requirements and Evaluation (SQuaRE) — Product quality model&quot;,&quot;author&quot;:[{&quot;family&quot;:&quot;ISO/IEC&quot;,&quot;given&quot;:&quot;&quot;,&quot;parse-names&quot;:false,&quot;dropping-particle&quot;:&quot;&quot;,&quot;non-dropping-particle&quot;:&quot;&quot;}],&quot;issued&quot;:{&quot;date-parts&quot;:[[2023]]},&quot;issue&quot;:&quot;ISO/IEC 25010:2023&quot;,&quot;container-title-short&quot;:&quot;&quot;},&quot;isTemporary&quot;:false,&quot;suppress-author&quot;:false,&quot;composite&quot;:false,&quot;author-only&quot;:false}]},{&quot;citationID&quot;:&quot;MENDELEY_CITATION_275202db-54da-4b6b-930d-bb2e03a406a9&quot;,&quot;properties&quot;:{&quot;noteIndex&quot;:0},&quot;isEdited&quot;:false,&quot;manualOverride&quot;:{&quot;isManuallyOverridden&quot;:false,&quot;citeprocText&quot;:&quot;[11]&quot;,&quot;manualOverrideText&quot;:&quot;&quot;},&quot;citationTag&quot;:&quot;MENDELEY_CITATION_v3_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&quot;,&quot;citationItems&quot;:[{&quot;id&quot;:&quot;53bf9615-9f05-3888-82f8-ecd3ad0cd90a&quot;,&quot;itemData&quot;:{&quot;type&quot;:&quot;book&quot;,&quot;id&quot;:&quot;53bf9615-9f05-3888-82f8-ecd3ad0cd90a&quot;,&quot;title&quot;:&quot;Requirements Engineering&quot;,&quot;author&quot;:[{&quot;family&quot;:&quot;Hull&quot;,&quot;given&quot;:&quot;Elizabeth&quot;,&quot;parse-names&quot;:false,&quot;dropping-particle&quot;:&quot;&quot;,&quot;non-dropping-particle&quot;:&quot;&quot;},{&quot;family&quot;:&quot;Jackson&quot;,&quot;given&quot;:&quot;Ken&quot;,&quot;parse-names&quot;:false,&quot;dropping-particle&quot;:&quot;&quot;,&quot;non-dropping-particle&quot;:&quot;&quot;},{&quot;family&quot;:&quot;Dick&quot;,&quot;given&quot;:&quot;Jeremy&quot;,&quot;parse-names&quot;:false,&quot;dropping-particle&quot;:&quot;&quot;,&quot;non-dropping-particle&quot;:&quot;&quot;}],&quot;DOI&quot;:&quot;10.1007/978-1-84996-405-0&quot;,&quot;ISBN&quot;:&quot;978-1-84996-404-3&quot;,&quot;issued&quot;:{&quot;date-parts&quot;:[[2011]]},&quot;publisher-place&quot;:&quot;London&quot;,&quot;publisher&quot;:&quot;Springer London&quot;,&quot;container-title-short&quot;:&quot;&quot;},&quot;isTemporary&quot;:false,&quot;suppress-author&quot;:false,&quot;composite&quot;:false,&quot;author-only&quot;:false}]},{&quot;citationID&quot;:&quot;MENDELEY_CITATION_ea197790-0cb8-4b6d-98dd-f5b3d7671533&quot;,&quot;properties&quot;:{&quot;noteIndex&quot;:0},&quot;isEdited&quot;:false,&quot;manualOverride&quot;:{&quot;isManuallyOverridden&quot;:false,&quot;citeprocText&quot;:&quot;[1]&quot;,&quot;manualOverrideText&quot;:&quot;&quot;},&quot;citationTag&quot;:&quot;MENDELEY_CITATION_v3_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&quot;,&quot;citationItems&quot;:[{&quot;id&quot;:&quot;8b459ffd-756d-3939-9e41-8c07ad9f20f2&quot;,&quot;itemData&quot;:{&quot;type&quot;:&quot;article&quot;,&quot;id&quot;:&quot;8b459ffd-756d-3939-9e41-8c07ad9f20f2&quot;,&quot;title&quot;:&quot;29148:2018 — Requirements engineering&quot;,&quot;author&quot;:[{&quot;family&quot;:&quot;ISO/IEC/IEEE&quot;,&quot;given&quot;:&quot;&quot;,&quot;parse-names&quot;:false,&quot;dropping-particle&quot;:&quot;&quot;,&quot;non-dropping-particle&quot;:&quot;&quot;}],&quot;DOI&quot;:&quot;10.1109/IEEESTD.2018.8559686&quot;,&quot;ISBN&quot;:&quot;978-1-5044-5302-8&quot;,&quot;issued&quot;:{&quot;date-parts&quot;:[[2018]]},&quot;publisher-place&quot;:&quot;Piscataway, NJ, USA&quot;,&quot;publisher&quot;:&quot;IEEE&quot;,&quot;container-title-short&quot;:&quot;&quot;},&quot;isTemporary&quot;:false,&quot;suppress-author&quot;:false,&quot;composite&quot;:false,&quot;author-only&quot;:false}]},{&quot;citationID&quot;:&quot;MENDELEY_CITATION_0f5dad17-5e34-4e06-b18d-3c42bcf7b72f&quot;,&quot;properties&quot;:{&quot;noteIndex&quot;:0},&quot;isEdited&quot;:false,&quot;manualOverride&quot;:{&quot;isManuallyOverridden&quot;:false,&quot;citeprocText&quot;:&quot;[12]&quot;,&quot;manualOverrideText&quot;:&quot;&quot;},&quot;citationTag&quot;:&quot;MENDELEY_CITATION_v3_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&quot;,&quot;citationItems&quot;:[{&quot;id&quot;:&quot;969309ac-d1f5-3d30-89ff-aa1a87f9e65a&quot;,&quot;itemData&quot;:{&quot;type&quot;:&quot;book&quot;,&quot;id&quot;:&quot;969309ac-d1f5-3d30-89ff-aa1a87f9e65a&quot;,&quot;title&quot;:&quot;Requirements analysis and system design&quot;,&quot;author&quot;:[{&quot;family&quot;:&quot;Maciaszek&quot;,&quot;given&quot;:&quot;Leszek.&quot;,&quot;parse-names&quot;:false,&quot;dropping-particle&quot;:&quot;&quot;,&quot;non-dropping-particle&quot;:&quot;&quot;}],&quot;ISBN&quot;:&quot;0321440366&quot;,&quot;issued&quot;:{&quot;date-parts&quot;:[[2007]]},&quot;number-of-pages&quot;:&quot;612&quot;,&quot;abstract&quot;:&quot;3rd ed. Previous edition: 2005. \&quot;This book is the ideal companion for undergraduates studying: systems analysis; systems design; software engineering; software projects; and databases and object technology. It would also be an reference for any practitioners wishing to get up to speed with the latest developments in this area.\&quot;--Jacket. The software process -- Ch. 2. Requirements determination -- Ch. 3. Objects and object modeling -- Ch. 4. Requirements specification -- Ch. 5. Moving from analysis to design -- Ch. 6. System architecture and program design -- Ch. 7. User interface design -- Ch. 8. Persistence and database design -- Ch. 9. Testing and change management -- Ch. 10. Tutorial-style review and reinforcement.&quot;,&quot;publisher&quot;:&quot;Addison-Wesley&quot;,&quot;container-title-short&quot;:&quot;&quot;},&quot;isTemporary&quot;:false,&quot;suppress-author&quot;:false,&quot;composite&quot;:false,&quot;author-only&quot;:false}]},{&quot;citationID&quot;:&quot;MENDELEY_CITATION_abdece4b-11d1-4a16-9b9a-56e4879bb013&quot;,&quot;properties&quot;:{&quot;noteIndex&quot;:0},&quot;isEdited&quot;:false,&quot;manualOverride&quot;:{&quot;isManuallyOverridden&quot;:false,&quot;citeprocText&quot;:&quot;[12]&quot;,&quot;manualOverrideText&quot;:&quot;&quot;},&quot;citationTag&quot;:&quot;MENDELEY_CITATION_v3_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&quot;,&quot;citationItems&quot;:[{&quot;id&quot;:&quot;969309ac-d1f5-3d30-89ff-aa1a87f9e65a&quot;,&quot;itemData&quot;:{&quot;type&quot;:&quot;book&quot;,&quot;id&quot;:&quot;969309ac-d1f5-3d30-89ff-aa1a87f9e65a&quot;,&quot;title&quot;:&quot;Requirements analysis and system design&quot;,&quot;author&quot;:[{&quot;family&quot;:&quot;Maciaszek&quot;,&quot;given&quot;:&quot;Leszek.&quot;,&quot;parse-names&quot;:false,&quot;dropping-particle&quot;:&quot;&quot;,&quot;non-dropping-particle&quot;:&quot;&quot;}],&quot;ISBN&quot;:&quot;0321440366&quot;,&quot;issued&quot;:{&quot;date-parts&quot;:[[2007]]},&quot;number-of-pages&quot;:&quot;612&quot;,&quot;abstract&quot;:&quot;3rd ed. Previous edition: 2005. \&quot;This book is the ideal companion for undergraduates studying: systems analysis; systems design; software engineering; software projects; and databases and object technology. It would also be an reference for any practitioners wishing to get up to speed with the latest developments in this area.\&quot;--Jacket. The software process -- Ch. 2. Requirements determination -- Ch. 3. Objects and object modeling -- Ch. 4. Requirements specification -- Ch. 5. Moving from analysis to design -- Ch. 6. System architecture and program design -- Ch. 7. User interface design -- Ch. 8. Persistence and database design -- Ch. 9. Testing and change management -- Ch. 10. Tutorial-style review and reinforcement.&quot;,&quot;publisher&quot;:&quot;Addison-Wesley&quot;,&quot;container-title-short&quot;:&quot;&quot;},&quot;isTemporary&quot;:false,&quot;suppress-author&quot;:false,&quot;composite&quot;:false,&quot;author-only&quot;:false}]},{&quot;citationID&quot;:&quot;MENDELEY_CITATION_e6d93d5a-3291-458b-b4ef-baa9bfe0a007&quot;,&quot;properties&quot;:{&quot;noteIndex&quot;:0},&quot;isEdited&quot;:false,&quot;manualOverride&quot;:{&quot;isManuallyOverridden&quot;:false,&quot;citeprocText&quot;:&quot;[13]&quot;,&quot;manualOverrideText&quot;:&quot;&quot;},&quot;citationTag&quot;:&quot;MENDELEY_CITATION_v3_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&quot;,&quot;citationItems&quot;:[{&quot;id&quot;:&quot;db86bc13-b5b2-3da2-8b6b-b765f7df50dd&quot;,&quot;itemData&quot;:{&quot;type&quot;:&quot;article-journal&quot;,&quot;id&quot;:&quot;db86bc13-b5b2-3da2-8b6b-b765f7df50dd&quot;,&quot;title&quot;:&quot;Statecharts: a visual formalism for complex systems&quot;,&quot;author&quot;:[{&quot;family&quot;:&quot;Harel&quot;,&quot;given&quot;:&quot;David&quot;,&quot;parse-names&quot;:false,&quot;dropping-particle&quot;:&quot;&quot;,&quot;non-dropping-particle&quot;:&quot;&quot;}],&quot;container-title&quot;:&quot;Science of Computer Programming&quot;,&quot;container-title-short&quot;:&quot;Sci. Comput. Program.&quot;,&quot;DOI&quot;:&quot;10.1016/0167-6423(87)90035-9&quot;,&quot;ISSN&quot;:&quot;01676423&quot;,&quot;issued&quot;:{&quot;date-parts&quot;:[[1987,6]]},&quot;page&quot;:&quot;231-274&quot;,&quot;issue&quot;:&quot;3&quot;,&quot;volume&quot;:&quot;8&quot;},&quot;isTemporary&quot;:false,&quot;suppress-author&quot;:false,&quot;composite&quot;:false,&quot;author-only&quot;:false}]},{&quot;citationID&quot;:&quot;MENDELEY_CITATION_276e05fa-5c2f-4517-8641-6384f570a87e&quot;,&quot;properties&quot;:{&quot;noteIndex&quot;:0},&quot;isEdited&quot;:false,&quot;manualOverride&quot;:{&quot;isManuallyOverridden&quot;:false,&quot;citeprocText&quot;:&quot;[13]&quot;,&quot;manualOverrideText&quot;:&quot;&quot;},&quot;citationTag&quot;:&quot;MENDELEY_CITATION_v3_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&quot;,&quot;citationItems&quot;:[{&quot;id&quot;:&quot;db86bc13-b5b2-3da2-8b6b-b765f7df50dd&quot;,&quot;itemData&quot;:{&quot;type&quot;:&quot;article-journal&quot;,&quot;id&quot;:&quot;db86bc13-b5b2-3da2-8b6b-b765f7df50dd&quot;,&quot;title&quot;:&quot;Statecharts: a visual formalism for complex systems&quot;,&quot;author&quot;:[{&quot;family&quot;:&quot;Harel&quot;,&quot;given&quot;:&quot;David&quot;,&quot;parse-names&quot;:false,&quot;dropping-particle&quot;:&quot;&quot;,&quot;non-dropping-particle&quot;:&quot;&quot;}],&quot;container-title&quot;:&quot;Science of Computer Programming&quot;,&quot;container-title-short&quot;:&quot;Sci. Comput. Program.&quot;,&quot;DOI&quot;:&quot;10.1016/0167-6423(87)90035-9&quot;,&quot;ISSN&quot;:&quot;01676423&quot;,&quot;issued&quot;:{&quot;date-parts&quot;:[[1987,6]]},&quot;page&quot;:&quot;231-274&quot;,&quot;issue&quot;:&quot;3&quot;,&quot;volume&quot;:&quot;8&quot;},&quot;isTemporary&quot;:false,&quot;suppress-author&quot;:false,&quot;composite&quot;:false,&quot;author-only&quot;:false}]},{&quot;citationID&quot;:&quot;MENDELEY_CITATION_31e3516a-4fbb-4bb7-8498-d0e80d1d9069&quot;,&quot;properties&quot;:{&quot;noteIndex&quot;:0},&quot;isEdited&quot;:false,&quot;manualOverride&quot;:{&quot;isManuallyOverridden&quot;:false,&quot;citeprocText&quot;:&quot;[2]&quot;,&quot;manualOverrideText&quot;:&quot;&quot;},&quot;citationTag&quot;:&quot;MENDELEY_CITATION_v3_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&quot;,&quot;citationItems&quot;:[{&quot;id&quot;:&quot;e2b26073-7ef3-371d-af2e-9af8bf0591d2&quot;,&quot;itemData&quot;:{&quot;type&quot;:&quot;book&quot;,&quot;id&quot;:&quot;e2b26073-7ef3-371d-af2e-9af8bf0591d2&quot;,&quot;title&quot;:&quot;Requirements engineering : fundamentals, principles, and techniques&quot;,&quot;author&quot;:[{&quot;family&quot;:&quot;Pohl&quot;,&quot;given&quot;:&quot;Klaus.&quot;,&quot;parse-names&quot;:false,&quot;dropping-particle&quot;:&quot;&quot;,&quot;non-dropping-particle&quot;:&quot;&quot;}],&quot;ISBN&quot;:&quot;9783662692042&quot;,&quot;issued&quot;:{&quot;date-parts&quot;:[[2025]]},&quot;number-of-pages&quot;:&quot;814&quot;,&quot;abstract&quot;:&quot;Second edition.&quot;,&quot;publisher&quot;:&quot;Springer&quot;,&quot;container-title-short&quot;:&quot;&quot;},&quot;isTemporary&quot;:false,&quot;suppress-author&quot;:false,&quot;composite&quot;:false,&quot;author-only&quot;:false}]},{&quot;citationID&quot;:&quot;MENDELEY_CITATION_d870b60a-d020-466c-b5f3-151b0f23703a&quot;,&quot;properties&quot;:{&quot;noteIndex&quot;:0},&quot;isEdited&quot;:false,&quot;manualOverride&quot;:{&quot;isManuallyOverridden&quot;:false,&quot;citeprocText&quot;:&quot;[2]&quot;,&quot;manualOverrideText&quot;:&quot;&quot;},&quot;citationTag&quot;:&quot;MENDELEY_CITATION_v3_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&quot;,&quot;citationItems&quot;:[{&quot;id&quot;:&quot;e2b26073-7ef3-371d-af2e-9af8bf0591d2&quot;,&quot;itemData&quot;:{&quot;type&quot;:&quot;book&quot;,&quot;id&quot;:&quot;e2b26073-7ef3-371d-af2e-9af8bf0591d2&quot;,&quot;title&quot;:&quot;Requirements engineering : fundamentals, principles, and techniques&quot;,&quot;author&quot;:[{&quot;family&quot;:&quot;Pohl&quot;,&quot;given&quot;:&quot;Klaus.&quot;,&quot;parse-names&quot;:false,&quot;dropping-particle&quot;:&quot;&quot;,&quot;non-dropping-particle&quot;:&quot;&quot;}],&quot;ISBN&quot;:&quot;9783662692042&quot;,&quot;issued&quot;:{&quot;date-parts&quot;:[[2025]]},&quot;number-of-pages&quot;:&quot;814&quot;,&quot;abstract&quot;:&quot;Second edition.&quot;,&quot;publisher&quot;:&quot;Springer&quot;,&quot;container-title-short&quot;:&quot;&quot;},&quot;isTemporary&quot;:false,&quot;suppress-author&quot;:false,&quot;composite&quot;:false,&quot;author-only&quot;:false}]},{&quot;citationID&quot;:&quot;MENDELEY_CITATION_2d303c17-2d5d-4aaa-90d3-d52b2eb0a732&quot;,&quot;properties&quot;:{&quot;noteIndex&quot;:0},&quot;isEdited&quot;:false,&quot;manualOverride&quot;:{&quot;isManuallyOverridden&quot;:false,&quot;citeprocText&quot;:&quot;[1]&quot;,&quot;manualOverrideText&quot;:&quot;&quot;},&quot;citationTag&quot;:&quot;MENDELEY_CITATION_v3_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&quot;,&quot;citationItems&quot;:[{&quot;id&quot;:&quot;8b459ffd-756d-3939-9e41-8c07ad9f20f2&quot;,&quot;itemData&quot;:{&quot;type&quot;:&quot;article&quot;,&quot;id&quot;:&quot;8b459ffd-756d-3939-9e41-8c07ad9f20f2&quot;,&quot;title&quot;:&quot;29148:2018 — Requirements engineering&quot;,&quot;author&quot;:[{&quot;family&quot;:&quot;ISO/IEC/IEEE&quot;,&quot;given&quot;:&quot;&quot;,&quot;parse-names&quot;:false,&quot;dropping-particle&quot;:&quot;&quot;,&quot;non-dropping-particle&quot;:&quot;&quot;}],&quot;DOI&quot;:&quot;10.1109/IEEESTD.2018.8559686&quot;,&quot;ISBN&quot;:&quot;978-1-5044-5302-8&quot;,&quot;issued&quot;:{&quot;date-parts&quot;:[[2018]]},&quot;publisher-place&quot;:&quot;Piscataway, NJ, USA&quot;,&quot;publisher&quot;:&quot;IEEE&quot;,&quot;container-title-short&quot;:&quot;&quot;},&quot;isTemporary&quot;:false,&quot;suppress-author&quot;:false,&quot;composite&quot;:false,&quot;author-only&quot;:false}]},{&quot;citationID&quot;:&quot;MENDELEY_CITATION_f28f9ceb-f4fe-4a0d-83e0-7e129248ec7f&quot;,&quot;properties&quot;:{&quot;noteIndex&quot;:0},&quot;isEdited&quot;:false,&quot;manualOverride&quot;:{&quot;isManuallyOverridden&quot;:false,&quot;citeprocText&quot;:&quot;[13]&quot;,&quot;manualOverrideText&quot;:&quot;&quot;},&quot;citationTag&quot;:&quot;MENDELEY_CITATION_v3_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&quot;,&quot;citationItems&quot;:[{&quot;id&quot;:&quot;db86bc13-b5b2-3da2-8b6b-b765f7df50dd&quot;,&quot;itemData&quot;:{&quot;type&quot;:&quot;article-journal&quot;,&quot;id&quot;:&quot;db86bc13-b5b2-3da2-8b6b-b765f7df50dd&quot;,&quot;title&quot;:&quot;Statecharts: a visual formalism for complex systems&quot;,&quot;author&quot;:[{&quot;family&quot;:&quot;Harel&quot;,&quot;given&quot;:&quot;David&quot;,&quot;parse-names&quot;:false,&quot;dropping-particle&quot;:&quot;&quot;,&quot;non-dropping-particle&quot;:&quot;&quot;}],&quot;container-title&quot;:&quot;Science of Computer Programming&quot;,&quot;container-title-short&quot;:&quot;Sci. Comput. Program.&quot;,&quot;DOI&quot;:&quot;10.1016/0167-6423(87)90035-9&quot;,&quot;ISSN&quot;:&quot;01676423&quot;,&quot;issued&quot;:{&quot;date-parts&quot;:[[1987,6]]},&quot;page&quot;:&quot;231-274&quot;,&quot;issue&quot;:&quot;3&quot;,&quot;volume&quot;:&quot;8&quot;},&quot;isTemporary&quot;:false,&quot;suppress-author&quot;:false,&quot;composite&quot;:false,&quot;author-only&quot;:false}]},{&quot;citationID&quot;:&quot;MENDELEY_CITATION_260c2393-61d8-45d2-bd64-1c11a604406d&quot;,&quot;properties&quot;:{&quot;noteIndex&quot;:0},&quot;isEdited&quot;:false,&quot;manualOverride&quot;:{&quot;isManuallyOverridden&quot;:false,&quot;citeprocText&quot;:&quot;[7]&quot;,&quot;manualOverrideText&quot;:&quot;&quot;},&quot;citationTag&quot;:&quot;MENDELEY_CITATION_v3_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&quot;,&quot;citationItems&quot;:[{&quot;id&quot;:&quot;b4a67c60-32e8-3898-8c2f-38b6887aa554&quot;,&quot;itemData&quot;:{&quot;type&quot;:&quot;book&quot;,&quot;id&quot;:&quot;b4a67c60-32e8-3898-8c2f-38b6887aa554&quot;,&quot;title&quot;:&quot;SWEBOK Guide v4.0&quot;,&quot;author&quot;:[{&quot;family&quot;:&quot;Washizaki&quot;,&quot;given&quot;:&quot;H&quot;,&quot;parse-names&quot;:false,&quot;dropping-particle&quot;:&quot;&quot;,&quot;non-dropping-particle&quot;:&quot;&quot;}],&quot;editor&quot;:[{&quot;family&quot;:&quot;Washizaki&quot;,&quot;given&quot;:&quot;H&quot;,&quot;parse-names&quot;:false,&quot;dropping-particle&quot;:&quot;&quot;,&quot;non-dropping-particle&quot;:&quot;&quot;}],&quot;URL&quot;:&quot;https://www.computer.org/education/bodies-of-knowledge/software-engineering&quot;,&quot;issued&quot;:{&quot;date-parts&quot;:[[2024]]},&quot;publisher&quot;:&quot;IEEE Computer Society&quot;,&quot;container-title-short&quot;:&quot;&quot;},&quot;isTemporary&quot;:false,&quot;suppress-author&quot;:false,&quot;composite&quot;:false,&quot;author-only&quot;:false}]},{&quot;citationID&quot;:&quot;MENDELEY_CITATION_b324f80c-b66e-4185-ba58-f884a610d39c&quot;,&quot;properties&quot;:{&quot;noteIndex&quot;:0},&quot;isEdited&quot;:false,&quot;manualOverride&quot;:{&quot;isManuallyOverridden&quot;:false,&quot;citeprocText&quot;:&quot;[6]&quot;,&quot;manualOverrideText&quot;:&quot;&quot;},&quot;citationTag&quot;:&quot;MENDELEY_CITATION_v3_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&quot;,&quot;citationItems&quot;:[{&quot;id&quot;:&quot;9003cc2d-8e1b-3761-9c43-cf67f96021b9&quot;,&quot;itemData&quot;:{&quot;type&quot;:&quot;article&quot;,&quot;id&quot;:&quot;9003cc2d-8e1b-3761-9c43-cf67f96021b9&quot;,&quot;title&quot;:&quot;25010:2023 Systems and software Quality Requirements and Evaluation (SQuaRE) — Product quality model&quot;,&quot;author&quot;:[{&quot;family&quot;:&quot;ISO/IEC&quot;,&quot;given&quot;:&quot;&quot;,&quot;parse-names&quot;:false,&quot;dropping-particle&quot;:&quot;&quot;,&quot;non-dropping-particle&quot;:&quot;&quot;}],&quot;issued&quot;:{&quot;date-parts&quot;:[[2023]]},&quot;issue&quot;:&quot;ISO/IEC 25010:2023&quot;,&quot;container-title-short&quot;:&quot;&quot;},&quot;isTemporary&quot;:false,&quot;suppress-author&quot;:false,&quot;composite&quot;:false,&quot;author-only&quot;:false}]},{&quot;citationID&quot;:&quot;MENDELEY_CITATION_5b2b5e24-97c3-4a54-b0fe-1eaf620d3e38&quot;,&quot;properties&quot;:{&quot;noteIndex&quot;:0},&quot;isEdited&quot;:false,&quot;manualOverride&quot;:{&quot;isManuallyOverridden&quot;:false,&quot;citeprocText&quot;:&quot;[9]&quot;,&quot;manualOverrideText&quot;:&quot;&quot;},&quot;citationTag&quot;:&quot;MENDELEY_CITATION_v3_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&quot;,&quot;citationItems&quot;:[{&quot;id&quot;:&quot;66151fa6-eac6-3909-b0c3-058dd6c6e5c7&quot;,&quot;itemData&quot;:{&quot;type&quot;:&quot;article&quot;,&quot;id&quot;:&quot;66151fa6-eac6-3909-b0c3-058dd6c6e5c7&quot;,&quot;title&quot;:&quot;CPRE Foundation Level Syllabus v3.1&quot;,&quot;author&quot;:[{&quot;family&quot;:&quot;IREB&quot;,&quot;given&quot;:&quot;&quot;,&quot;parse-names&quot;:false,&quot;dropping-particle&quot;:&quot;&quot;,&quot;non-dropping-particle&quot;:&quot;&quot;}],&quot;URL&quot;:&quot;https://www.ireb.org&quot;,&quot;issued&quot;:{&quot;date-parts&quot;:[[2022]]},&quot;container-title-short&quot;:&quot;&quot;},&quot;isTemporary&quot;:false,&quot;suppress-author&quot;:false,&quot;composite&quot;:false,&quot;author-only&quot;:false}]},{&quot;citationID&quot;:&quot;MENDELEY_CITATION_1a580333-17ef-4077-83fa-73911b8e11af&quot;,&quot;properties&quot;:{&quot;noteIndex&quot;:0},&quot;isEdited&quot;:false,&quot;manualOverride&quot;:{&quot;isManuallyOverridden&quot;:false,&quot;citeprocText&quot;:&quot;[6]&quot;,&quot;manualOverrideText&quot;:&quot;&quot;},&quot;citationTag&quot;:&quot;MENDELEY_CITATION_v3_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&quot;,&quot;citationItems&quot;:[{&quot;id&quot;:&quot;9003cc2d-8e1b-3761-9c43-cf67f96021b9&quot;,&quot;itemData&quot;:{&quot;type&quot;:&quot;article&quot;,&quot;id&quot;:&quot;9003cc2d-8e1b-3761-9c43-cf67f96021b9&quot;,&quot;title&quot;:&quot;25010:2023 Systems and software Quality Requirements and Evaluation (SQuaRE) — Product quality model&quot;,&quot;author&quot;:[{&quot;family&quot;:&quot;ISO/IEC&quot;,&quot;given&quot;:&quot;&quot;,&quot;parse-names&quot;:false,&quot;dropping-particle&quot;:&quot;&quot;,&quot;non-dropping-particle&quot;:&quot;&quot;}],&quot;issued&quot;:{&quot;date-parts&quot;:[[2023]]},&quot;issue&quot;:&quot;ISO/IEC 25010:2023&quot;,&quot;container-title-short&quot;:&quot;&quot;},&quot;isTemporary&quot;:false,&quot;suppress-author&quot;:false,&quot;composite&quot;:false,&quot;author-only&quot;:false}]},{&quot;citationID&quot;:&quot;MENDELEY_CITATION_ef237b22-674b-4880-b4f1-247018e29a9f&quot;,&quot;properties&quot;:{&quot;noteIndex&quot;:0},&quot;isEdited&quot;:false,&quot;manualOverride&quot;:{&quot;isManuallyOverridden&quot;:false,&quot;citeprocText&quot;:&quot;[1]&quot;,&quot;manualOverrideText&quot;:&quot;&quot;},&quot;citationTag&quot;:&quot;MENDELEY_CITATION_v3_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&quot;,&quot;citationItems&quot;:[{&quot;id&quot;:&quot;8b459ffd-756d-3939-9e41-8c07ad9f20f2&quot;,&quot;itemData&quot;:{&quot;type&quot;:&quot;article&quot;,&quot;id&quot;:&quot;8b459ffd-756d-3939-9e41-8c07ad9f20f2&quot;,&quot;title&quot;:&quot;29148:2018 — Requirements engineering&quot;,&quot;author&quot;:[{&quot;family&quot;:&quot;ISO/IEC/IEEE&quot;,&quot;given&quot;:&quot;&quot;,&quot;parse-names&quot;:false,&quot;dropping-particle&quot;:&quot;&quot;,&quot;non-dropping-particle&quot;:&quot;&quot;}],&quot;DOI&quot;:&quot;10.1109/IEEESTD.2018.8559686&quot;,&quot;ISBN&quot;:&quot;978-1-5044-5302-8&quot;,&quot;issued&quot;:{&quot;date-parts&quot;:[[2018]]},&quot;publisher-place&quot;:&quot;Piscataway, NJ, USA&quot;,&quot;publisher&quot;:&quot;IEEE&quot;,&quot;container-title-short&quot;:&quot;&quot;},&quot;isTemporary&quot;:false,&quot;suppress-author&quot;:false,&quot;composite&quot;:false,&quot;author-only&quot;:false}]},{&quot;citationID&quot;:&quot;MENDELEY_CITATION_c7de4e5e-b700-40fb-bb3f-dbe97a7f1a5d&quot;,&quot;properties&quot;:{&quot;noteIndex&quot;:0},&quot;isEdited&quot;:false,&quot;manualOverride&quot;:{&quot;isManuallyOverridden&quot;:false,&quot;citeprocText&quot;:&quot;[6]&quot;,&quot;manualOverrideText&quot;:&quot;&quot;},&quot;citationTag&quot;:&quot;MENDELEY_CITATION_v3_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&quot;,&quot;citationItems&quot;:[{&quot;id&quot;:&quot;9003cc2d-8e1b-3761-9c43-cf67f96021b9&quot;,&quot;itemData&quot;:{&quot;type&quot;:&quot;article&quot;,&quot;id&quot;:&quot;9003cc2d-8e1b-3761-9c43-cf67f96021b9&quot;,&quot;title&quot;:&quot;25010:2023 Systems and software Quality Requirements and Evaluation (SQuaRE) — Product quality model&quot;,&quot;author&quot;:[{&quot;family&quot;:&quot;ISO/IEC&quot;,&quot;given&quot;:&quot;&quot;,&quot;parse-names&quot;:false,&quot;dropping-particle&quot;:&quot;&quot;,&quot;non-dropping-particle&quot;:&quot;&quot;}],&quot;issued&quot;:{&quot;date-parts&quot;:[[2023]]},&quot;issue&quot;:&quot;ISO/IEC 25010:2023&quot;,&quot;container-title-short&quot;:&quot;&quot;},&quot;isTemporary&quot;:false,&quot;suppress-author&quot;:false,&quot;composite&quot;:false,&quot;author-only&quot;:false}]},{&quot;citationID&quot;:&quot;MENDELEY_CITATION_404b60ad-688e-422d-a7de-a93171e0338d&quot;,&quot;properties&quot;:{&quot;noteIndex&quot;:0},&quot;isEdited&quot;:false,&quot;manualOverride&quot;:{&quot;isManuallyOverridden&quot;:false,&quot;citeprocText&quot;:&quot;[9]&quot;,&quot;manualOverrideText&quot;:&quot;&quot;},&quot;citationTag&quot;:&quot;MENDELEY_CITATION_v3_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&quot;,&quot;citationItems&quot;:[{&quot;id&quot;:&quot;66151fa6-eac6-3909-b0c3-058dd6c6e5c7&quot;,&quot;itemData&quot;:{&quot;type&quot;:&quot;article&quot;,&quot;id&quot;:&quot;66151fa6-eac6-3909-b0c3-058dd6c6e5c7&quot;,&quot;title&quot;:&quot;CPRE Foundation Level Syllabus v3.1&quot;,&quot;author&quot;:[{&quot;family&quot;:&quot;IREB&quot;,&quot;given&quot;:&quot;&quot;,&quot;parse-names&quot;:false,&quot;dropping-particle&quot;:&quot;&quot;,&quot;non-dropping-particle&quot;:&quot;&quot;}],&quot;URL&quot;:&quot;https://www.ireb.org&quot;,&quot;issued&quot;:{&quot;date-parts&quot;:[[2022]]},&quot;container-title-short&quot;:&quot;&quot;},&quot;isTemporary&quot;:false,&quot;suppress-author&quot;:false,&quot;composite&quot;:false,&quot;author-only&quot;:false}]},{&quot;citationID&quot;:&quot;MENDELEY_CITATION_a1b31c94-c58f-4694-9071-e6665d2d0963&quot;,&quot;properties&quot;:{&quot;noteIndex&quot;:0},&quot;isEdited&quot;:false,&quot;manualOverride&quot;:{&quot;isManuallyOverridden&quot;:false,&quot;citeprocText&quot;:&quot;[6]&quot;,&quot;manualOverrideText&quot;:&quot;&quot;},&quot;citationTag&quot;:&quot;MENDELEY_CITATION_v3_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&quot;,&quot;citationItems&quot;:[{&quot;id&quot;:&quot;9003cc2d-8e1b-3761-9c43-cf67f96021b9&quot;,&quot;itemData&quot;:{&quot;type&quot;:&quot;article&quot;,&quot;id&quot;:&quot;9003cc2d-8e1b-3761-9c43-cf67f96021b9&quot;,&quot;title&quot;:&quot;25010:2023 Systems and software Quality Requirements and Evaluation (SQuaRE) — Product quality model&quot;,&quot;author&quot;:[{&quot;family&quot;:&quot;ISO/IEC&quot;,&quot;given&quot;:&quot;&quot;,&quot;parse-names&quot;:false,&quot;dropping-particle&quot;:&quot;&quot;,&quot;non-dropping-particle&quot;:&quot;&quot;}],&quot;issued&quot;:{&quot;date-parts&quot;:[[2023]]},&quot;issue&quot;:&quot;ISO/IEC 25010:2023&quot;,&quot;container-title-short&quot;:&quot;&quot;},&quot;isTemporary&quot;:false,&quot;suppress-author&quot;:false,&quot;composite&quot;:false,&quot;author-only&quot;:false}]},{&quot;citationID&quot;:&quot;MENDELEY_CITATION_ee44cd7b-0f27-4905-b755-50dd2d8f3a9b&quot;,&quot;properties&quot;:{&quot;noteIndex&quot;:0},&quot;isEdited&quot;:false,&quot;manualOverride&quot;:{&quot;isManuallyOverridden&quot;:false,&quot;citeprocText&quot;:&quot;[11]&quot;,&quot;manualOverrideText&quot;:&quot;&quot;},&quot;citationTag&quot;:&quot;MENDELEY_CITATION_v3_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&quot;,&quot;citationItems&quot;:[{&quot;id&quot;:&quot;53bf9615-9f05-3888-82f8-ecd3ad0cd90a&quot;,&quot;itemData&quot;:{&quot;type&quot;:&quot;book&quot;,&quot;id&quot;:&quot;53bf9615-9f05-3888-82f8-ecd3ad0cd90a&quot;,&quot;title&quot;:&quot;Requirements Engineering&quot;,&quot;author&quot;:[{&quot;family&quot;:&quot;Hull&quot;,&quot;given&quot;:&quot;Elizabeth&quot;,&quot;parse-names&quot;:false,&quot;dropping-particle&quot;:&quot;&quot;,&quot;non-dropping-particle&quot;:&quot;&quot;},{&quot;family&quot;:&quot;Jackson&quot;,&quot;given&quot;:&quot;Ken&quot;,&quot;parse-names&quot;:false,&quot;dropping-particle&quot;:&quot;&quot;,&quot;non-dropping-particle&quot;:&quot;&quot;},{&quot;family&quot;:&quot;Dick&quot;,&quot;given&quot;:&quot;Jeremy&quot;,&quot;parse-names&quot;:false,&quot;dropping-particle&quot;:&quot;&quot;,&quot;non-dropping-particle&quot;:&quot;&quot;}],&quot;DOI&quot;:&quot;10.1007/978-1-84996-405-0&quot;,&quot;ISBN&quot;:&quot;978-1-84996-404-3&quot;,&quot;issued&quot;:{&quot;date-parts&quot;:[[2011]]},&quot;publisher-place&quot;:&quot;London&quot;,&quot;publisher&quot;:&quot;Springer London&quot;,&quot;container-title-short&quot;:&quot;&quot;},&quot;isTemporary&quot;:false,&quot;suppress-author&quot;:false,&quot;composite&quot;:false,&quot;author-only&quot;:false}]},{&quot;citationID&quot;:&quot;MENDELEY_CITATION_c3f3f90d-abba-4418-84f1-8cc105abedb2&quot;,&quot;properties&quot;:{&quot;noteIndex&quot;:0},&quot;isEdited&quot;:false,&quot;manualOverride&quot;:{&quot;isManuallyOverridden&quot;:false,&quot;citeprocText&quot;:&quot;[1]&quot;,&quot;manualOverrideText&quot;:&quot;&quot;},&quot;citationTag&quot;:&quot;MENDELEY_CITATION_v3_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&quot;,&quot;citationItems&quot;:[{&quot;id&quot;:&quot;8b459ffd-756d-3939-9e41-8c07ad9f20f2&quot;,&quot;itemData&quot;:{&quot;type&quot;:&quot;article&quot;,&quot;id&quot;:&quot;8b459ffd-756d-3939-9e41-8c07ad9f20f2&quot;,&quot;title&quot;:&quot;29148:2018 — Requirements engineering&quot;,&quot;author&quot;:[{&quot;family&quot;:&quot;ISO/IEC/IEEE&quot;,&quot;given&quot;:&quot;&quot;,&quot;parse-names&quot;:false,&quot;dropping-particle&quot;:&quot;&quot;,&quot;non-dropping-particle&quot;:&quot;&quot;}],&quot;DOI&quot;:&quot;10.1109/IEEESTD.2018.8559686&quot;,&quot;ISBN&quot;:&quot;978-1-5044-5302-8&quot;,&quot;issued&quot;:{&quot;date-parts&quot;:[[2018]]},&quot;publisher-place&quot;:&quot;Piscataway, NJ, USA&quot;,&quot;publisher&quot;:&quot;IEEE&quot;,&quot;container-title-short&quot;:&quot;&quot;},&quot;isTemporary&quot;:false,&quot;suppress-author&quot;:false,&quot;composite&quot;:false,&quot;author-only&quot;:false}]}]"/>
     <we:property name="MENDELEY_CITATIONS_STYLE" value="{&quot;id&quot;:&quot;https://www.zotero.org/styles/ieee&quot;,&quot;title&quot;:&quot;IEEE Reference Guide version 11.29.2023&quot;,&quot;format&quot;:&quot;numeric&quot;,&quot;defaultLocale&quot;:null,&quot;isLocaleCodeValid&quot;:true}"/>
   </we:properties>
   <we:bindings/>

--- a/PracticaExperimental3/PE3_U3_CEDENO_MORALES_SANCHEZ.docx
+++ b/PracticaExperimental3/PE3_U3_CEDENO_MORALES_SANCHEZ.docx
@@ -4451,7 +4451,7 @@
             <w:noProof/>
             <w:webHidden/>
           </w:rPr>
-          <w:t>15</w:t>
+          <w:t>14</w:t>
         </w:r>
         <w:r>
           <w:rPr>
@@ -5075,7 +5075,7 @@
             <w:noProof/>
             <w:webHidden/>
           </w:rPr>
-          <w:t>22</w:t>
+          <w:t>23</w:t>
         </w:r>
         <w:r>
           <w:rPr>
@@ -5387,7 +5387,7 @@
             <w:noProof/>
             <w:webHidden/>
           </w:rPr>
-          <w:t>23</w:t>
+          <w:t>24</w:t>
         </w:r>
         <w:r>
           <w:rPr>
@@ -5699,7 +5699,7 @@
             <w:noProof/>
             <w:webHidden/>
           </w:rPr>
-          <w:t>24</w:t>
+          <w:t>25</w:t>
         </w:r>
         <w:r>
           <w:rPr>
@@ -10255,27 +10255,59 @@
                 <w:b/>
                 <w:bCs/>
               </w:rPr>
-              <w:t>Mientras</w:t>
-            </w:r>
-            <w:r>
-              <w:rPr>
-                <w:rFonts w:ascii="Times New Roman" w:hAnsi="Times New Roman" w:cs="Times New Roman"/>
-              </w:rPr>
-              <w:t xml:space="preserve"> la mascota se encuentre registrada en el sistema, </w:t>
-            </w:r>
+              <w:t>El sistema deberá</w:t>
+            </w:r>
+            <w:r>
+              <w:rPr>
+                <w:rFonts w:ascii="Times New Roman" w:hAnsi="Times New Roman" w:cs="Times New Roman"/>
+              </w:rPr>
+              <w:t xml:space="preserve"> mostrar, a todo usuario autorizado que lo solicite, el perfil completo de una mascota registrada, incluyendo su información general, historial médico autorizado, fotografías, comportamiento, vacunas, edad y raza</w:t>
+            </w:r>
+          </w:p>
+        </w:tc>
+      </w:tr>
+      <w:tr>
+        <w:tc>
+          <w:tcPr>
+            <w:tcW w:w="0" w:type="auto"/>
+          </w:tcPr>
+          <w:p>
+            <w:pPr>
+              <w:rPr>
+                <w:rFonts w:ascii="Times New Roman" w:hAnsi="Times New Roman" w:cs="Times New Roman"/>
+              </w:rPr>
+            </w:pPr>
+            <w:r>
+              <w:rPr>
+                <w:rFonts w:ascii="Times New Roman" w:hAnsi="Times New Roman" w:cs="Times New Roman"/>
+              </w:rPr>
+              <w:t>RF-04</w:t>
+            </w:r>
+          </w:p>
+        </w:tc>
+        <w:tc>
+          <w:tcPr>
+            <w:tcW w:w="0" w:type="auto"/>
+          </w:tcPr>
+          <w:p>
+            <w:pPr>
+              <w:rPr>
+                <w:rFonts w:ascii="Times New Roman" w:hAnsi="Times New Roman" w:cs="Times New Roman"/>
+              </w:rPr>
+            </w:pPr>
             <w:r>
               <w:rPr>
                 <w:rFonts w:ascii="Times New Roman" w:hAnsi="Times New Roman" w:cs="Times New Roman"/>
                 <w:b/>
                 <w:bCs/>
               </w:rPr>
-              <w:t>el sistema deberá</w:t>
-            </w:r>
-            <w:r>
-              <w:rPr>
-                <w:rFonts w:ascii="Times New Roman" w:hAnsi="Times New Roman" w:cs="Times New Roman"/>
-              </w:rPr>
-              <w:t xml:space="preserve"> permitir registrar y actualizar su historial médico, incluyendo vacunas, desparasitaciones, enfermedades, alergias, cirugías, tratamientos y controles veterinarios.</w:t>
+              <w:t>El sistema deberá</w:t>
+            </w:r>
+            <w:r>
+              <w:rPr>
+                <w:rFonts w:ascii="Times New Roman" w:hAnsi="Times New Roman" w:cs="Times New Roman"/>
+              </w:rPr>
+              <w:t xml:space="preserve"> filtrar y mostrar únicamente las mascotas que cumplan con los criterios de especie, raza, edad, provincia/ciudad o radio de distancia en km, estado de salud y disponibilidad seleccionados por el usuario.</w:t>
             </w:r>
           </w:p>
         </w:tc>
@@ -10295,7 +10327,7 @@
               <w:rPr>
                 <w:rFonts w:ascii="Times New Roman" w:hAnsi="Times New Roman" w:cs="Times New Roman"/>
               </w:rPr>
-              <w:t>RF-04</w:t>
+              <w:t>RF-05</w:t>
             </w:r>
           </w:p>
         </w:tc>
@@ -10321,7 +10353,7 @@
               <w:rPr>
                 <w:rFonts w:ascii="Times New Roman" w:hAnsi="Times New Roman" w:cs="Times New Roman"/>
               </w:rPr>
-              <w:t xml:space="preserve"> filtrar y mostrar únicamente las mascotas que cumplan con los criterios de especie, raza, edad, provincia/ciudad o radio de distancia en km, estado de salud y disponibilidad seleccionados por el usuario.</w:t>
+              <w:t xml:space="preserve"> registrar toda solicitud de adopción enviada por un adoptante sobre una mascota disponible, y permitir al propietario aceptarla o rechazarla tras revisar la información del solicitante.</w:t>
             </w:r>
           </w:p>
         </w:tc>
@@ -10341,7 +10373,7 @@
               <w:rPr>
                 <w:rFonts w:ascii="Times New Roman" w:hAnsi="Times New Roman" w:cs="Times New Roman"/>
               </w:rPr>
-              <w:t>RF-05</w:t>
+              <w:t>RF-06</w:t>
             </w:r>
           </w:p>
         </w:tc>
@@ -10367,7 +10399,7 @@
               <w:rPr>
                 <w:rFonts w:ascii="Times New Roman" w:hAnsi="Times New Roman" w:cs="Times New Roman"/>
               </w:rPr>
-              <w:t xml:space="preserve"> registrar toda solicitud de adopción enviada por un adoptante sobre una mascota disponible, y permitir al propietario aceptarla o rechazarla tras revisar la información del solicitante.</w:t>
+              <w:t xml:space="preserve"> calcular y presentar, para dos mascotas registradas seleccionadas por el usuario, un porcentaje de compatibilidad (0-100%) junto con el desglose por raza, edad, estado de salud, antecedentes genéticos, parentesco, comportamiento e historial médico.</w:t>
             </w:r>
           </w:p>
         </w:tc>
@@ -10387,7 +10419,7 @@
               <w:rPr>
                 <w:rFonts w:ascii="Times New Roman" w:hAnsi="Times New Roman" w:cs="Times New Roman"/>
               </w:rPr>
-              <w:t>RF-06</w:t>
+              <w:t>RF-07</w:t>
             </w:r>
           </w:p>
         </w:tc>
@@ -10413,7 +10445,7 @@
               <w:rPr>
                 <w:rFonts w:ascii="Times New Roman" w:hAnsi="Times New Roman" w:cs="Times New Roman"/>
               </w:rPr>
-              <w:t xml:space="preserve"> calcular y presentar, para dos mascotas registradas seleccionadas por el usuario, un porcentaje de compatibilidad (0-100%) junto con el desglose por raza, edad, estado de salud, antecedentes genéticos, parentesco, comportamiento e historial médico.</w:t>
+              <w:t xml:space="preserve"> almacenar todo mensaje enviado entre usuarios registrados y hacerlo visible en la conversación de ambos participantes.</w:t>
             </w:r>
           </w:p>
         </w:tc>
@@ -10433,7 +10465,7 @@
               <w:rPr>
                 <w:rFonts w:ascii="Times New Roman" w:hAnsi="Times New Roman" w:cs="Times New Roman"/>
               </w:rPr>
-              <w:t>RF-07</w:t>
+              <w:t>RF-08</w:t>
             </w:r>
           </w:p>
         </w:tc>
@@ -10459,7 +10491,7 @@
               <w:rPr>
                 <w:rFonts w:ascii="Times New Roman" w:hAnsi="Times New Roman" w:cs="Times New Roman"/>
               </w:rPr>
-              <w:t xml:space="preserve"> almacenar todo mensaje enviado entre usuarios registrados y hacerlo visible en la conversación de ambos participantes.</w:t>
+              <w:t xml:space="preserve"> registrar toda solicitud de cruza enviada por un propietario sobre dos mascotas registradas y disponibles, con estado pendiente, y permitir al propietario receptor aceptarla o rechazarla.</w:t>
             </w:r>
           </w:p>
         </w:tc>
@@ -10479,7 +10511,7 @@
               <w:rPr>
                 <w:rFonts w:ascii="Times New Roman" w:hAnsi="Times New Roman" w:cs="Times New Roman"/>
               </w:rPr>
-              <w:t>RF-08</w:t>
+              <w:t>RF-09</w:t>
             </w:r>
           </w:p>
         </w:tc>
@@ -10505,7 +10537,7 @@
               <w:rPr>
                 <w:rFonts w:ascii="Times New Roman" w:hAnsi="Times New Roman" w:cs="Times New Roman"/>
               </w:rPr>
-              <w:t xml:space="preserve"> registrar toda solicitud de cruza enviada por un propietario sobre dos mascotas registradas y disponibles, con estado pendiente, y permitir al propietario receptor aceptarla o rechazarla.</w:t>
+              <w:t xml:space="preserve"> marcar como validada la información médica de una mascota registrada, junto con su identificación de verificación, cuando una veterinaria autorizada revise su historial médico, carnet de vacunación, controles veterinarios y documentos clínicos.</w:t>
             </w:r>
           </w:p>
         </w:tc>
@@ -10525,7 +10557,7 @@
               <w:rPr>
                 <w:rFonts w:ascii="Times New Roman" w:hAnsi="Times New Roman" w:cs="Times New Roman"/>
               </w:rPr>
-              <w:t>RF-09</w:t>
+              <w:t>RF-10</w:t>
             </w:r>
           </w:p>
         </w:tc>
@@ -10545,13 +10577,27 @@
                 <w:b/>
                 <w:bCs/>
               </w:rPr>
-              <w:t>El sistema deberá</w:t>
-            </w:r>
-            <w:r>
-              <w:rPr>
-                <w:rFonts w:ascii="Times New Roman" w:hAnsi="Times New Roman" w:cs="Times New Roman"/>
-              </w:rPr>
-              <w:t xml:space="preserve"> marcar como validada la información médica de una mascota registrada, junto con su identificación de verificación, cuando una veterinaria autorizada revise su historial médico, carnet de vacunación, controles veterinarios y documentos clínicos.</w:t>
+              <w:t>Mientras</w:t>
+            </w:r>
+            <w:r>
+              <w:rPr>
+                <w:rFonts w:ascii="Times New Roman" w:hAnsi="Times New Roman" w:cs="Times New Roman"/>
+              </w:rPr>
+              <w:t xml:space="preserve"> existan fechas registradas de vacunas, desparasitaciones o controles veterinarios próximos, </w:t>
+            </w:r>
+            <w:r>
+              <w:rPr>
+                <w:rFonts w:ascii="Times New Roman" w:hAnsi="Times New Roman" w:cs="Times New Roman"/>
+                <w:b/>
+                <w:bCs/>
+              </w:rPr>
+              <w:t>el sistema deberá</w:t>
+            </w:r>
+            <w:r>
+              <w:rPr>
+                <w:rFonts w:ascii="Times New Roman" w:hAnsi="Times New Roman" w:cs="Times New Roman"/>
+              </w:rPr>
+              <w:t xml:space="preserve"> generar y enviar al propietario el recordatorio correspondiente antes de la fecha programada.</w:t>
             </w:r>
           </w:p>
         </w:tc>
@@ -10571,7 +10617,7 @@
               <w:rPr>
                 <w:rFonts w:ascii="Times New Roman" w:hAnsi="Times New Roman" w:cs="Times New Roman"/>
               </w:rPr>
-              <w:t>RF-10</w:t>
+              <w:t>RF-11</w:t>
             </w:r>
           </w:p>
         </w:tc>
@@ -10591,27 +10637,59 @@
                 <w:b/>
                 <w:bCs/>
               </w:rPr>
-              <w:t>Mientras</w:t>
-            </w:r>
-            <w:r>
-              <w:rPr>
-                <w:rFonts w:ascii="Times New Roman" w:hAnsi="Times New Roman" w:cs="Times New Roman"/>
-              </w:rPr>
-              <w:t xml:space="preserve"> existan fechas registradas de vacunas, desparasitaciones o controles veterinarios próximos, </w:t>
-            </w:r>
+              <w:t>El sistema deberá</w:t>
+            </w:r>
+            <w:r>
+              <w:rPr>
+                <w:rFonts w:ascii="Times New Roman" w:hAnsi="Times New Roman" w:cs="Times New Roman"/>
+              </w:rPr>
+              <w:t xml:space="preserve"> actualizar los permisos de visualización de los datos sensibles (contacto del propietario, ubicación exacta e historial médico completo) según la configuración de privacidad definida por el propietario autenticado.</w:t>
+            </w:r>
+          </w:p>
+        </w:tc>
+      </w:tr>
+      <w:tr>
+        <w:tc>
+          <w:tcPr>
+            <w:tcW w:w="0" w:type="auto"/>
+          </w:tcPr>
+          <w:p>
+            <w:pPr>
+              <w:rPr>
+                <w:rFonts w:ascii="Times New Roman" w:hAnsi="Times New Roman" w:cs="Times New Roman"/>
+              </w:rPr>
+            </w:pPr>
+            <w:r>
+              <w:rPr>
+                <w:rFonts w:ascii="Times New Roman" w:hAnsi="Times New Roman" w:cs="Times New Roman"/>
+              </w:rPr>
+              <w:t>RF-12</w:t>
+            </w:r>
+          </w:p>
+        </w:tc>
+        <w:tc>
+          <w:tcPr>
+            <w:tcW w:w="0" w:type="auto"/>
+          </w:tcPr>
+          <w:p>
+            <w:pPr>
+              <w:rPr>
+                <w:rFonts w:ascii="Times New Roman" w:hAnsi="Times New Roman" w:cs="Times New Roman"/>
+              </w:rPr>
+            </w:pPr>
             <w:r>
               <w:rPr>
                 <w:rFonts w:ascii="Times New Roman" w:hAnsi="Times New Roman" w:cs="Times New Roman"/>
                 <w:b/>
                 <w:bCs/>
               </w:rPr>
-              <w:t>el sistema deberá</w:t>
-            </w:r>
-            <w:r>
-              <w:rPr>
-                <w:rFonts w:ascii="Times New Roman" w:hAnsi="Times New Roman" w:cs="Times New Roman"/>
-              </w:rPr>
-              <w:t xml:space="preserve"> generar y enviar al propietario el recordatorio correspondiente antes de la fecha programada.</w:t>
+              <w:t>El sistema deberá</w:t>
+            </w:r>
+            <w:r>
+              <w:rPr>
+                <w:rFonts w:ascii="Times New Roman" w:hAnsi="Times New Roman" w:cs="Times New Roman"/>
+              </w:rPr>
+              <w:t xml:space="preserve"> validar el documento de identidad oficial, correo electrónico y número telefónico de todo usuario en proceso de registro, y asignarle el estado de identidad verificada al completarse la validación.</w:t>
             </w:r>
           </w:p>
         </w:tc>
@@ -10631,7 +10709,7 @@
               <w:rPr>
                 <w:rFonts w:ascii="Times New Roman" w:hAnsi="Times New Roman" w:cs="Times New Roman"/>
               </w:rPr>
-              <w:t>RF-11</w:t>
+              <w:t>RF-13</w:t>
             </w:r>
           </w:p>
         </w:tc>
@@ -10657,7 +10735,7 @@
               <w:rPr>
                 <w:rFonts w:ascii="Times New Roman" w:hAnsi="Times New Roman" w:cs="Times New Roman"/>
               </w:rPr>
-              <w:t xml:space="preserve"> actualizar los permisos de visualización de los datos sensibles (contacto del propietario, ubicación exacta e historial médico completo) según la configuración de privacidad definida por el propietario autenticado.</w:t>
+              <w:t xml:space="preserve"> publicar toda mascota registrada por su propietario indicando disponibilidad para adopción, cruza o ambas, mostrando la información autorizada del perfil.</w:t>
             </w:r>
           </w:p>
         </w:tc>
@@ -10677,7 +10755,7 @@
               <w:rPr>
                 <w:rFonts w:ascii="Times New Roman" w:hAnsi="Times New Roman" w:cs="Times New Roman"/>
               </w:rPr>
-              <w:t>RF-12</w:t>
+              <w:t>RF-14</w:t>
             </w:r>
           </w:p>
         </w:tc>
@@ -10697,13 +10775,27 @@
                 <w:b/>
                 <w:bCs/>
               </w:rPr>
-              <w:t>El sistema deberá</w:t>
-            </w:r>
-            <w:r>
-              <w:rPr>
-                <w:rFonts w:ascii="Times New Roman" w:hAnsi="Times New Roman" w:cs="Times New Roman"/>
-              </w:rPr>
-              <w:t xml:space="preserve"> validar el documento de identidad oficial, correo electrónico y número telefónico de todo usuario en proceso de registro, y asignarle el estado de identidad verificada al completarse la validación.</w:t>
+              <w:t>Mientras</w:t>
+            </w:r>
+            <w:r>
+              <w:rPr>
+                <w:rFonts w:ascii="Times New Roman" w:hAnsi="Times New Roman" w:cs="Times New Roman"/>
+              </w:rPr>
+              <w:t xml:space="preserve"> la mascota se encuentre registrada, </w:t>
+            </w:r>
+            <w:r>
+              <w:rPr>
+                <w:rFonts w:ascii="Times New Roman" w:hAnsi="Times New Roman" w:cs="Times New Roman"/>
+                <w:b/>
+                <w:bCs/>
+              </w:rPr>
+              <w:t>el sistema deberá</w:t>
+            </w:r>
+            <w:r>
+              <w:rPr>
+                <w:rFonts w:ascii="Times New Roman" w:hAnsi="Times New Roman" w:cs="Times New Roman"/>
+              </w:rPr>
+              <w:t xml:space="preserve"> permitir registrar, actualizar y consultar su carnet de vacunación, mostrando vacunas aplicadas, fechas, próximas dosis y estado de vigencia.</w:t>
             </w:r>
           </w:p>
         </w:tc>
@@ -10723,7 +10815,7 @@
               <w:rPr>
                 <w:rFonts w:ascii="Times New Roman" w:hAnsi="Times New Roman" w:cs="Times New Roman"/>
               </w:rPr>
-              <w:t>RF-13</w:t>
+              <w:t>RF-15</w:t>
             </w:r>
           </w:p>
         </w:tc>
@@ -10749,7 +10841,7 @@
               <w:rPr>
                 <w:rFonts w:ascii="Times New Roman" w:hAnsi="Times New Roman" w:cs="Times New Roman"/>
               </w:rPr>
-              <w:t xml:space="preserve"> publicar toda mascota registrada por su propietario indicando disponibilidad para adopción, cruza o ambas, mostrando la información autorizada del perfil.</w:t>
+              <w:t xml:space="preserve"> mostrar, para todo propietario o mascota con procesos registrados, el historial de solicitudes y procesos de adopción y cruza con su estado y fecha de realización.</w:t>
             </w:r>
           </w:p>
         </w:tc>
@@ -10769,7 +10861,7 @@
               <w:rPr>
                 <w:rFonts w:ascii="Times New Roman" w:hAnsi="Times New Roman" w:cs="Times New Roman"/>
               </w:rPr>
-              <w:t>RF-14</w:t>
+              <w:t>RF-16</w:t>
             </w:r>
           </w:p>
         </w:tc>
@@ -10809,7 +10901,7 @@
               <w:rPr>
                 <w:rFonts w:ascii="Times New Roman" w:hAnsi="Times New Roman" w:cs="Times New Roman"/>
               </w:rPr>
-              <w:t xml:space="preserve"> permitir registrar, actualizar y consultar su carnet de vacunación, mostrando vacunas aplicadas, fechas, próximas dosis y estado de vigencia.</w:t>
+              <w:t xml:space="preserve"> permitir registrar y consultar sus antecedentes genéticos y grado de parentesco, incluyendo enfermedades hereditarias y linaje.</w:t>
             </w:r>
           </w:p>
         </w:tc>
@@ -10829,113 +10921,6 @@
               <w:rPr>
                 <w:rFonts w:ascii="Times New Roman" w:hAnsi="Times New Roman" w:cs="Times New Roman"/>
               </w:rPr>
-              <w:t>RF-15</w:t>
-            </w:r>
-          </w:p>
-        </w:tc>
-        <w:tc>
-          <w:tcPr>
-            <w:tcW w:w="0" w:type="auto"/>
-          </w:tcPr>
-          <w:p>
-            <w:pPr>
-              <w:rPr>
-                <w:rFonts w:ascii="Times New Roman" w:hAnsi="Times New Roman" w:cs="Times New Roman"/>
-              </w:rPr>
-            </w:pPr>
-            <w:r>
-              <w:rPr>
-                <w:rFonts w:ascii="Times New Roman" w:hAnsi="Times New Roman" w:cs="Times New Roman"/>
-                <w:b/>
-                <w:bCs/>
-              </w:rPr>
-              <w:t>El sistema deberá</w:t>
-            </w:r>
-            <w:r>
-              <w:rPr>
-                <w:rFonts w:ascii="Times New Roman" w:hAnsi="Times New Roman" w:cs="Times New Roman"/>
-              </w:rPr>
-              <w:t xml:space="preserve"> mostrar, para todo propietario o mascota con procesos registrados, el historial de solicitudes y procesos de adopción y cruza con su estado y fecha de realización.</w:t>
-            </w:r>
-          </w:p>
-        </w:tc>
-      </w:tr>
-      <w:tr>
-        <w:tc>
-          <w:tcPr>
-            <w:tcW w:w="0" w:type="auto"/>
-          </w:tcPr>
-          <w:p>
-            <w:pPr>
-              <w:rPr>
-                <w:rFonts w:ascii="Times New Roman" w:hAnsi="Times New Roman" w:cs="Times New Roman"/>
-              </w:rPr>
-            </w:pPr>
-            <w:r>
-              <w:rPr>
-                <w:rFonts w:ascii="Times New Roman" w:hAnsi="Times New Roman" w:cs="Times New Roman"/>
-              </w:rPr>
-              <w:t>RF-16</w:t>
-            </w:r>
-          </w:p>
-        </w:tc>
-        <w:tc>
-          <w:tcPr>
-            <w:tcW w:w="0" w:type="auto"/>
-          </w:tcPr>
-          <w:p>
-            <w:pPr>
-              <w:rPr>
-                <w:rFonts w:ascii="Times New Roman" w:hAnsi="Times New Roman" w:cs="Times New Roman"/>
-              </w:rPr>
-            </w:pPr>
-            <w:r>
-              <w:rPr>
-                <w:rFonts w:ascii="Times New Roman" w:hAnsi="Times New Roman" w:cs="Times New Roman"/>
-                <w:b/>
-                <w:bCs/>
-              </w:rPr>
-              <w:t>Mientras</w:t>
-            </w:r>
-            <w:r>
-              <w:rPr>
-                <w:rFonts w:ascii="Times New Roman" w:hAnsi="Times New Roman" w:cs="Times New Roman"/>
-              </w:rPr>
-              <w:t xml:space="preserve"> la mascota se encuentre registrada, </w:t>
-            </w:r>
-            <w:r>
-              <w:rPr>
-                <w:rFonts w:ascii="Times New Roman" w:hAnsi="Times New Roman" w:cs="Times New Roman"/>
-                <w:b/>
-                <w:bCs/>
-              </w:rPr>
-              <w:t>el sistema deberá</w:t>
-            </w:r>
-            <w:r>
-              <w:rPr>
-                <w:rFonts w:ascii="Times New Roman" w:hAnsi="Times New Roman" w:cs="Times New Roman"/>
-              </w:rPr>
-              <w:t xml:space="preserve"> permitir registrar y consultar sus antecedentes genéticos y grado de parentesco, incluyendo enfermedades hereditarias y linaje.</w:t>
-            </w:r>
-          </w:p>
-        </w:tc>
-      </w:tr>
-      <w:tr>
-        <w:tc>
-          <w:tcPr>
-            <w:tcW w:w="0" w:type="auto"/>
-          </w:tcPr>
-          <w:p>
-            <w:pPr>
-              <w:rPr>
-                <w:rFonts w:ascii="Times New Roman" w:hAnsi="Times New Roman" w:cs="Times New Roman"/>
-              </w:rPr>
-            </w:pPr>
-            <w:r>
-              <w:rPr>
-                <w:rFonts w:ascii="Times New Roman" w:hAnsi="Times New Roman" w:cs="Times New Roman"/>
-              </w:rPr>
-              <w:lastRenderedPageBreak/>
               <w:t>RF-17</w:t>
             </w:r>
           </w:p>
@@ -11537,22 +11522,6 @@
     </w:p>
     <w:p>
       <w:pPr>
-        <w:jc w:val="both"/>
-        <w:rPr>
-          <w:rFonts w:ascii="Times New Roman" w:hAnsi="Times New Roman" w:cs="Times New Roman"/>
-        </w:rPr>
-      </w:pPr>
-    </w:p>
-    <w:p>
-      <w:pPr>
-        <w:jc w:val="both"/>
-        <w:rPr>
-          <w:rFonts w:ascii="Times New Roman" w:hAnsi="Times New Roman" w:cs="Times New Roman"/>
-        </w:rPr>
-      </w:pPr>
-    </w:p>
-    <w:p>
-      <w:pPr>
         <w:pStyle w:val="Indicetablas"/>
         <w:rPr>
           <w:rFonts w:cs="Times New Roman"/>
@@ -11564,7 +11533,6 @@
         <w:rPr>
           <w:rFonts w:cs="Times New Roman"/>
         </w:rPr>
-        <w:lastRenderedPageBreak/>
         <w:t xml:space="preserve">Tabla </w:t>
       </w:r>
       <w:r>
@@ -11836,7 +11804,14 @@
               <w:rPr>
                 <w:rFonts w:ascii="Times New Roman" w:hAnsi="Times New Roman" w:cs="Times New Roman"/>
               </w:rPr>
-              <w:t>El sistema deberá permitir que el propietario autenticado registre una mascota, almacenando nombre, especie, raza, sexo, edad, estado reproductivo y entre 1 y 5 fotografías en formato JPG o PNG de máximo 5 MB cada una.</w:t>
+              <w:t xml:space="preserve">El sistema deberá permitir que el propietario autenticado registre una mascota, </w:t>
+            </w:r>
+            <w:r>
+              <w:rPr>
+                <w:rFonts w:ascii="Times New Roman" w:hAnsi="Times New Roman" w:cs="Times New Roman"/>
+              </w:rPr>
+              <w:lastRenderedPageBreak/>
+              <w:t>almacenando nombre, especie, raza, sexo, edad, estado reproductivo y entre 1 y 5 fotografías en formato JPG o PNG de máximo 5 MB cada una.</w:t>
             </w:r>
           </w:p>
         </w:tc>
@@ -11854,6 +11829,7 @@
               <w:rPr>
                 <w:rFonts w:ascii="Times New Roman" w:hAnsi="Times New Roman" w:cs="Times New Roman"/>
               </w:rPr>
+              <w:lastRenderedPageBreak/>
               <w:t>Funcional</w:t>
             </w:r>
           </w:p>
@@ -12277,14 +12253,14 @@
               <w:rPr>
                 <w:rFonts w:ascii="Times New Roman" w:hAnsi="Times New Roman" w:cs="Times New Roman"/>
               </w:rPr>
-              <w:t xml:space="preserve">El sistema deberá filtrar y mostrar únicamente las mascotas que cumplan con los </w:t>
+              <w:t xml:space="preserve">El sistema deberá filtrar y mostrar únicamente las mascotas que cumplan con los criterios de especie, raza, edad, provincia/ciudad o radio de distancia en km, estado de salud y disponibilidad </w:t>
             </w:r>
             <w:r>
               <w:rPr>
                 <w:rFonts w:ascii="Times New Roman" w:hAnsi="Times New Roman" w:cs="Times New Roman"/>
               </w:rPr>
               <w:lastRenderedPageBreak/>
-              <w:t>criterios de especie, raza, edad, provincia/ciudad o radio de distancia en km, estado de salud y disponibilidad seleccionados por el usuario.</w:t>
+              <w:t>seleccionados por el usuario.</w:t>
             </w:r>
           </w:p>
         </w:tc>
@@ -12873,14 +12849,603 @@
               <w:rPr>
                 <w:rFonts w:ascii="Times New Roman" w:hAnsi="Times New Roman" w:cs="Times New Roman"/>
               </w:rPr>
-              <w:t xml:space="preserve">El sistema deberá registrar toda solicitud de cruza enviada por un propietario sobre dos mascotas registradas </w:t>
-            </w:r>
+              <w:t>El sistema deberá registrar toda solicitud de cruza enviada por un propietario sobre dos mascotas registradas y disponibles, con estado pendiente, y permitir al propietario receptor aceptarla o rechazarla.</w:t>
+            </w:r>
+          </w:p>
+        </w:tc>
+        <w:tc>
+          <w:tcPr>
+            <w:tcW w:w="1443" w:type="dxa"/>
+          </w:tcPr>
+          <w:p>
+            <w:pPr>
+              <w:rPr>
+                <w:rFonts w:ascii="Times New Roman" w:hAnsi="Times New Roman" w:cs="Times New Roman"/>
+              </w:rPr>
+            </w:pPr>
+            <w:r>
+              <w:rPr>
+                <w:rFonts w:ascii="Times New Roman" w:hAnsi="Times New Roman" w:cs="Times New Roman"/>
+              </w:rPr>
+              <w:t>Funcional</w:t>
+            </w:r>
+          </w:p>
+        </w:tc>
+        <w:tc>
+          <w:tcPr>
+            <w:tcW w:w="1230" w:type="dxa"/>
+          </w:tcPr>
+          <w:p>
+            <w:pPr>
+              <w:rPr>
+                <w:rFonts w:ascii="Times New Roman" w:hAnsi="Times New Roman" w:cs="Times New Roman"/>
+              </w:rPr>
+            </w:pPr>
+            <w:r>
+              <w:rPr>
+                <w:rFonts w:ascii="Times New Roman" w:hAnsi="Times New Roman" w:cs="Times New Roman"/>
+              </w:rPr>
+              <w:t>Funcional</w:t>
+            </w:r>
+          </w:p>
+        </w:tc>
+        <w:tc>
+          <w:tcPr>
+            <w:tcW w:w="923" w:type="dxa"/>
+          </w:tcPr>
+          <w:p>
+            <w:pPr>
+              <w:rPr>
+                <w:rFonts w:ascii="Times New Roman" w:hAnsi="Times New Roman" w:cs="Times New Roman"/>
+              </w:rPr>
+            </w:pPr>
+            <w:r>
+              <w:rPr>
+                <w:rFonts w:ascii="Times New Roman" w:hAnsi="Times New Roman" w:cs="Times New Roman"/>
+              </w:rPr>
+              <w:t>EV-01, EV-02, EV-03, EV-05, EV-06, EV-07</w:t>
+            </w:r>
+          </w:p>
+        </w:tc>
+        <w:tc>
+          <w:tcPr>
+            <w:tcW w:w="1390" w:type="dxa"/>
+          </w:tcPr>
+          <w:p>
+            <w:pPr>
+              <w:rPr>
+                <w:rFonts w:ascii="Times New Roman" w:hAnsi="Times New Roman" w:cs="Times New Roman"/>
+              </w:rPr>
+            </w:pPr>
+            <w:r>
+              <w:rPr>
+                <w:rFonts w:ascii="Times New Roman" w:hAnsi="Times New Roman" w:cs="Times New Roman"/>
+              </w:rPr>
+              <w:t>Alta</w:t>
+            </w:r>
+          </w:p>
+        </w:tc>
+        <w:tc>
+          <w:tcPr>
+            <w:tcW w:w="1176" w:type="dxa"/>
+          </w:tcPr>
+          <w:p>
+            <w:pPr>
+              <w:rPr>
+                <w:rFonts w:ascii="Times New Roman" w:hAnsi="Times New Roman" w:cs="Times New Roman"/>
+              </w:rPr>
+            </w:pPr>
+            <w:r>
+              <w:rPr>
+                <w:rFonts w:ascii="Times New Roman" w:hAnsi="Times New Roman" w:cs="Times New Roman"/>
+              </w:rPr>
+              <w:t>Aprobado</w:t>
+            </w:r>
+          </w:p>
+        </w:tc>
+        <w:tc>
+          <w:tcPr>
+            <w:tcW w:w="1327" w:type="dxa"/>
+          </w:tcPr>
+          <w:p>
+            <w:pPr>
+              <w:ind w:right="-778"/>
+              <w:rPr>
+                <w:rFonts w:ascii="Times New Roman" w:hAnsi="Times New Roman" w:cs="Times New Roman"/>
+              </w:rPr>
+            </w:pPr>
+            <w:r>
+              <w:rPr>
+                <w:rFonts w:ascii="Times New Roman" w:hAnsi="Times New Roman" w:cs="Times New Roman"/>
+              </w:rPr>
+              <w:t>Si</w:t>
+            </w:r>
+          </w:p>
+        </w:tc>
+      </w:tr>
+      <w:tr>
+        <w:tc>
+          <w:tcPr>
+            <w:tcW w:w="763" w:type="dxa"/>
+          </w:tcPr>
+          <w:p>
+            <w:pPr>
+              <w:rPr>
+                <w:rFonts w:ascii="Times New Roman" w:hAnsi="Times New Roman" w:cs="Times New Roman"/>
+              </w:rPr>
+            </w:pPr>
             <w:r>
               <w:rPr>
                 <w:rFonts w:ascii="Times New Roman" w:hAnsi="Times New Roman" w:cs="Times New Roman"/>
               </w:rPr>
               <w:lastRenderedPageBreak/>
-              <w:t>y disponibles, con estado pendiente, y permitir al propietario receptor aceptarla o rechazarla.</w:t>
+              <w:t>RF-09</w:t>
+            </w:r>
+          </w:p>
+        </w:tc>
+        <w:tc>
+          <w:tcPr>
+            <w:tcW w:w="2369" w:type="dxa"/>
+          </w:tcPr>
+          <w:p>
+            <w:pPr>
+              <w:rPr>
+                <w:rFonts w:ascii="Times New Roman" w:hAnsi="Times New Roman" w:cs="Times New Roman"/>
+              </w:rPr>
+            </w:pPr>
+            <w:r>
+              <w:rPr>
+                <w:rFonts w:ascii="Times New Roman" w:hAnsi="Times New Roman" w:cs="Times New Roman"/>
+              </w:rPr>
+              <w:t>El sistema deberá marcar como validada la información médica de una mascota registrada, junto con su identificación de verificación, cuando una veterinaria autorizada revise su historial médico, carnet de vacunación, controles veterinarios y documentos clínicos.</w:t>
+            </w:r>
+          </w:p>
+        </w:tc>
+        <w:tc>
+          <w:tcPr>
+            <w:tcW w:w="1443" w:type="dxa"/>
+          </w:tcPr>
+          <w:p>
+            <w:pPr>
+              <w:rPr>
+                <w:rFonts w:ascii="Times New Roman" w:hAnsi="Times New Roman" w:cs="Times New Roman"/>
+              </w:rPr>
+            </w:pPr>
+            <w:r>
+              <w:rPr>
+                <w:rFonts w:ascii="Times New Roman" w:hAnsi="Times New Roman" w:cs="Times New Roman"/>
+              </w:rPr>
+              <w:t>Funcional</w:t>
+            </w:r>
+          </w:p>
+        </w:tc>
+        <w:tc>
+          <w:tcPr>
+            <w:tcW w:w="1230" w:type="dxa"/>
+          </w:tcPr>
+          <w:p>
+            <w:pPr>
+              <w:rPr>
+                <w:rFonts w:ascii="Times New Roman" w:hAnsi="Times New Roman" w:cs="Times New Roman"/>
+              </w:rPr>
+            </w:pPr>
+            <w:r>
+              <w:rPr>
+                <w:rFonts w:ascii="Times New Roman" w:hAnsi="Times New Roman" w:cs="Times New Roman"/>
+              </w:rPr>
+              <w:t>Must</w:t>
+            </w:r>
+          </w:p>
+        </w:tc>
+        <w:tc>
+          <w:tcPr>
+            <w:tcW w:w="923" w:type="dxa"/>
+          </w:tcPr>
+          <w:p>
+            <w:pPr>
+              <w:rPr>
+                <w:rFonts w:ascii="Times New Roman" w:hAnsi="Times New Roman" w:cs="Times New Roman"/>
+              </w:rPr>
+            </w:pPr>
+            <w:r>
+              <w:rPr>
+                <w:rFonts w:ascii="Times New Roman" w:hAnsi="Times New Roman" w:cs="Times New Roman"/>
+              </w:rPr>
+              <w:t>EV-03, EV-05, EV-07</w:t>
+            </w:r>
+          </w:p>
+        </w:tc>
+        <w:tc>
+          <w:tcPr>
+            <w:tcW w:w="1390" w:type="dxa"/>
+          </w:tcPr>
+          <w:p>
+            <w:pPr>
+              <w:rPr>
+                <w:rFonts w:ascii="Times New Roman" w:hAnsi="Times New Roman" w:cs="Times New Roman"/>
+              </w:rPr>
+            </w:pPr>
+            <w:r>
+              <w:rPr>
+                <w:rFonts w:ascii="Times New Roman" w:hAnsi="Times New Roman" w:cs="Times New Roman"/>
+              </w:rPr>
+              <w:t>Media</w:t>
+            </w:r>
+          </w:p>
+        </w:tc>
+        <w:tc>
+          <w:tcPr>
+            <w:tcW w:w="1176" w:type="dxa"/>
+          </w:tcPr>
+          <w:p>
+            <w:pPr>
+              <w:rPr>
+                <w:rFonts w:ascii="Times New Roman" w:hAnsi="Times New Roman" w:cs="Times New Roman"/>
+              </w:rPr>
+            </w:pPr>
+            <w:r>
+              <w:rPr>
+                <w:rFonts w:ascii="Times New Roman" w:hAnsi="Times New Roman" w:cs="Times New Roman"/>
+              </w:rPr>
+              <w:t>Aprobado</w:t>
+            </w:r>
+          </w:p>
+        </w:tc>
+        <w:tc>
+          <w:tcPr>
+            <w:tcW w:w="1327" w:type="dxa"/>
+          </w:tcPr>
+          <w:p>
+            <w:pPr>
+              <w:ind w:right="-778"/>
+              <w:rPr>
+                <w:rFonts w:ascii="Times New Roman" w:hAnsi="Times New Roman" w:cs="Times New Roman"/>
+              </w:rPr>
+            </w:pPr>
+            <w:r>
+              <w:rPr>
+                <w:rFonts w:ascii="Times New Roman" w:hAnsi="Times New Roman" w:cs="Times New Roman"/>
+              </w:rPr>
+              <w:t>Si</w:t>
+            </w:r>
+          </w:p>
+        </w:tc>
+      </w:tr>
+      <w:tr>
+        <w:tc>
+          <w:tcPr>
+            <w:tcW w:w="763" w:type="dxa"/>
+          </w:tcPr>
+          <w:p>
+            <w:pPr>
+              <w:rPr>
+                <w:rFonts w:ascii="Times New Roman" w:hAnsi="Times New Roman" w:cs="Times New Roman"/>
+              </w:rPr>
+            </w:pPr>
+            <w:r>
+              <w:rPr>
+                <w:rFonts w:ascii="Times New Roman" w:hAnsi="Times New Roman" w:cs="Times New Roman"/>
+              </w:rPr>
+              <w:t>RF-10</w:t>
+            </w:r>
+          </w:p>
+        </w:tc>
+        <w:tc>
+          <w:tcPr>
+            <w:tcW w:w="2369" w:type="dxa"/>
+          </w:tcPr>
+          <w:p>
+            <w:pPr>
+              <w:rPr>
+                <w:rFonts w:ascii="Times New Roman" w:hAnsi="Times New Roman" w:cs="Times New Roman"/>
+              </w:rPr>
+            </w:pPr>
+            <w:r>
+              <w:rPr>
+                <w:rFonts w:ascii="Times New Roman" w:hAnsi="Times New Roman" w:cs="Times New Roman"/>
+              </w:rPr>
+              <w:t>Mientras existan fechas registradas de vacunas, desparasitaciones o controles veterinarios próximos, el sistema deberá generar y enviar al propietario el recordatorio correspondiente antes de la fecha programada.</w:t>
+            </w:r>
+          </w:p>
+        </w:tc>
+        <w:tc>
+          <w:tcPr>
+            <w:tcW w:w="1443" w:type="dxa"/>
+          </w:tcPr>
+          <w:p>
+            <w:pPr>
+              <w:rPr>
+                <w:rFonts w:ascii="Times New Roman" w:hAnsi="Times New Roman" w:cs="Times New Roman"/>
+              </w:rPr>
+            </w:pPr>
+            <w:r>
+              <w:rPr>
+                <w:rFonts w:ascii="Times New Roman" w:hAnsi="Times New Roman" w:cs="Times New Roman"/>
+              </w:rPr>
+              <w:t>Funcional</w:t>
+            </w:r>
+          </w:p>
+        </w:tc>
+        <w:tc>
+          <w:tcPr>
+            <w:tcW w:w="1230" w:type="dxa"/>
+          </w:tcPr>
+          <w:p>
+            <w:pPr>
+              <w:rPr>
+                <w:rFonts w:ascii="Times New Roman" w:hAnsi="Times New Roman" w:cs="Times New Roman"/>
+              </w:rPr>
+            </w:pPr>
+            <w:r>
+              <w:rPr>
+                <w:rFonts w:ascii="Times New Roman" w:hAnsi="Times New Roman" w:cs="Times New Roman"/>
+              </w:rPr>
+              <w:t>Should</w:t>
+            </w:r>
+          </w:p>
+        </w:tc>
+        <w:tc>
+          <w:tcPr>
+            <w:tcW w:w="923" w:type="dxa"/>
+          </w:tcPr>
+          <w:p>
+            <w:pPr>
+              <w:rPr>
+                <w:rFonts w:ascii="Times New Roman" w:hAnsi="Times New Roman" w:cs="Times New Roman"/>
+              </w:rPr>
+            </w:pPr>
+            <w:r>
+              <w:rPr>
+                <w:rFonts w:ascii="Times New Roman" w:hAnsi="Times New Roman" w:cs="Times New Roman"/>
+              </w:rPr>
+              <w:t>EV-02, EV-04, EV-06</w:t>
+            </w:r>
+          </w:p>
+        </w:tc>
+        <w:tc>
+          <w:tcPr>
+            <w:tcW w:w="1390" w:type="dxa"/>
+          </w:tcPr>
+          <w:p>
+            <w:pPr>
+              <w:rPr>
+                <w:rFonts w:ascii="Times New Roman" w:hAnsi="Times New Roman" w:cs="Times New Roman"/>
+              </w:rPr>
+            </w:pPr>
+            <w:r>
+              <w:rPr>
+                <w:rFonts w:ascii="Times New Roman" w:hAnsi="Times New Roman" w:cs="Times New Roman"/>
+              </w:rPr>
+              <w:t>Media</w:t>
+            </w:r>
+          </w:p>
+        </w:tc>
+        <w:tc>
+          <w:tcPr>
+            <w:tcW w:w="1176" w:type="dxa"/>
+          </w:tcPr>
+          <w:p>
+            <w:pPr>
+              <w:rPr>
+                <w:rFonts w:ascii="Times New Roman" w:hAnsi="Times New Roman" w:cs="Times New Roman"/>
+              </w:rPr>
+            </w:pPr>
+            <w:r>
+              <w:rPr>
+                <w:rFonts w:ascii="Times New Roman" w:hAnsi="Times New Roman" w:cs="Times New Roman"/>
+              </w:rPr>
+              <w:t>Aprobado</w:t>
+            </w:r>
+          </w:p>
+        </w:tc>
+        <w:tc>
+          <w:tcPr>
+            <w:tcW w:w="1327" w:type="dxa"/>
+          </w:tcPr>
+          <w:p>
+            <w:pPr>
+              <w:ind w:right="-778"/>
+              <w:rPr>
+                <w:rFonts w:ascii="Times New Roman" w:hAnsi="Times New Roman" w:cs="Times New Roman"/>
+              </w:rPr>
+            </w:pPr>
+            <w:r>
+              <w:rPr>
+                <w:rFonts w:ascii="Times New Roman" w:hAnsi="Times New Roman" w:cs="Times New Roman"/>
+              </w:rPr>
+              <w:t>Si</w:t>
+            </w:r>
+          </w:p>
+        </w:tc>
+      </w:tr>
+      <w:tr>
+        <w:tc>
+          <w:tcPr>
+            <w:tcW w:w="763" w:type="dxa"/>
+          </w:tcPr>
+          <w:p>
+            <w:pPr>
+              <w:rPr>
+                <w:rFonts w:ascii="Times New Roman" w:hAnsi="Times New Roman" w:cs="Times New Roman"/>
+              </w:rPr>
+            </w:pPr>
+            <w:r>
+              <w:rPr>
+                <w:rFonts w:ascii="Times New Roman" w:hAnsi="Times New Roman" w:cs="Times New Roman"/>
+              </w:rPr>
+              <w:t>RF-11</w:t>
+            </w:r>
+          </w:p>
+        </w:tc>
+        <w:tc>
+          <w:tcPr>
+            <w:tcW w:w="2369" w:type="dxa"/>
+          </w:tcPr>
+          <w:p>
+            <w:pPr>
+              <w:rPr>
+                <w:rFonts w:ascii="Times New Roman" w:hAnsi="Times New Roman" w:cs="Times New Roman"/>
+              </w:rPr>
+            </w:pPr>
+            <w:r>
+              <w:rPr>
+                <w:rFonts w:ascii="Times New Roman" w:hAnsi="Times New Roman" w:cs="Times New Roman"/>
+              </w:rPr>
+              <w:t>El sistema deberá actualizar los permisos de visualización de los datos sensibles (contacto del propietario, ubicación exacta e historial médico completo) según la configuración de privacidad definida por el propietario autenticado.</w:t>
+            </w:r>
+          </w:p>
+        </w:tc>
+        <w:tc>
+          <w:tcPr>
+            <w:tcW w:w="1443" w:type="dxa"/>
+          </w:tcPr>
+          <w:p>
+            <w:pPr>
+              <w:rPr>
+                <w:rFonts w:ascii="Times New Roman" w:hAnsi="Times New Roman" w:cs="Times New Roman"/>
+              </w:rPr>
+            </w:pPr>
+            <w:r>
+              <w:rPr>
+                <w:rFonts w:ascii="Times New Roman" w:hAnsi="Times New Roman" w:cs="Times New Roman"/>
+              </w:rPr>
+              <w:t>Funcional</w:t>
+            </w:r>
+          </w:p>
+        </w:tc>
+        <w:tc>
+          <w:tcPr>
+            <w:tcW w:w="1230" w:type="dxa"/>
+          </w:tcPr>
+          <w:p>
+            <w:pPr>
+              <w:rPr>
+                <w:rFonts w:ascii="Times New Roman" w:hAnsi="Times New Roman" w:cs="Times New Roman"/>
+              </w:rPr>
+            </w:pPr>
+            <w:r>
+              <w:rPr>
+                <w:rFonts w:ascii="Times New Roman" w:hAnsi="Times New Roman" w:cs="Times New Roman"/>
+              </w:rPr>
+              <w:t>Must</w:t>
+            </w:r>
+          </w:p>
+        </w:tc>
+        <w:tc>
+          <w:tcPr>
+            <w:tcW w:w="923" w:type="dxa"/>
+          </w:tcPr>
+          <w:p>
+            <w:pPr>
+              <w:rPr>
+                <w:rFonts w:ascii="Times New Roman" w:hAnsi="Times New Roman" w:cs="Times New Roman"/>
+              </w:rPr>
+            </w:pPr>
+            <w:r>
+              <w:rPr>
+                <w:rFonts w:ascii="Times New Roman" w:hAnsi="Times New Roman" w:cs="Times New Roman"/>
+              </w:rPr>
+              <w:t>EV-02, EV-05, EV-06, EV-07</w:t>
+            </w:r>
+          </w:p>
+        </w:tc>
+        <w:tc>
+          <w:tcPr>
+            <w:tcW w:w="1390" w:type="dxa"/>
+          </w:tcPr>
+          <w:p>
+            <w:pPr>
+              <w:rPr>
+                <w:rFonts w:ascii="Times New Roman" w:hAnsi="Times New Roman" w:cs="Times New Roman"/>
+              </w:rPr>
+            </w:pPr>
+            <w:r>
+              <w:rPr>
+                <w:rFonts w:ascii="Times New Roman" w:hAnsi="Times New Roman" w:cs="Times New Roman"/>
+              </w:rPr>
+              <w:t>Alta</w:t>
+            </w:r>
+          </w:p>
+        </w:tc>
+        <w:tc>
+          <w:tcPr>
+            <w:tcW w:w="1176" w:type="dxa"/>
+          </w:tcPr>
+          <w:p>
+            <w:pPr>
+              <w:rPr>
+                <w:rFonts w:ascii="Times New Roman" w:hAnsi="Times New Roman" w:cs="Times New Roman"/>
+              </w:rPr>
+            </w:pPr>
+            <w:r>
+              <w:rPr>
+                <w:rFonts w:ascii="Times New Roman" w:hAnsi="Times New Roman" w:cs="Times New Roman"/>
+              </w:rPr>
+              <w:t>Aprobado</w:t>
+            </w:r>
+          </w:p>
+        </w:tc>
+        <w:tc>
+          <w:tcPr>
+            <w:tcW w:w="1327" w:type="dxa"/>
+          </w:tcPr>
+          <w:p>
+            <w:pPr>
+              <w:ind w:right="-778"/>
+              <w:rPr>
+                <w:rFonts w:ascii="Times New Roman" w:hAnsi="Times New Roman" w:cs="Times New Roman"/>
+              </w:rPr>
+            </w:pPr>
+            <w:r>
+              <w:rPr>
+                <w:rFonts w:ascii="Times New Roman" w:hAnsi="Times New Roman" w:cs="Times New Roman"/>
+              </w:rPr>
+              <w:t>Si</w:t>
+            </w:r>
+          </w:p>
+        </w:tc>
+      </w:tr>
+      <w:tr>
+        <w:tc>
+          <w:tcPr>
+            <w:tcW w:w="763" w:type="dxa"/>
+          </w:tcPr>
+          <w:p>
+            <w:pPr>
+              <w:rPr>
+                <w:rFonts w:ascii="Times New Roman" w:hAnsi="Times New Roman" w:cs="Times New Roman"/>
+              </w:rPr>
+            </w:pPr>
+            <w:r>
+              <w:rPr>
+                <w:rFonts w:ascii="Times New Roman" w:hAnsi="Times New Roman" w:cs="Times New Roman"/>
+              </w:rPr>
+              <w:t>RF-12</w:t>
+            </w:r>
+          </w:p>
+        </w:tc>
+        <w:tc>
+          <w:tcPr>
+            <w:tcW w:w="2369" w:type="dxa"/>
+          </w:tcPr>
+          <w:p>
+            <w:pPr>
+              <w:rPr>
+                <w:rFonts w:ascii="Times New Roman" w:hAnsi="Times New Roman" w:cs="Times New Roman"/>
+              </w:rPr>
+            </w:pPr>
+            <w:r>
+              <w:rPr>
+                <w:rFonts w:ascii="Times New Roman" w:hAnsi="Times New Roman" w:cs="Times New Roman"/>
+              </w:rPr>
+              <w:t xml:space="preserve">El sistema deberá validar el documento de identidad oficial, correo electrónico y número telefónico de </w:t>
+            </w:r>
+            <w:r>
+              <w:rPr>
+                <w:rFonts w:ascii="Times New Roman" w:hAnsi="Times New Roman" w:cs="Times New Roman"/>
+              </w:rPr>
+              <w:lastRenderedPageBreak/>
+              <w:t>todo usuario en proceso de registro, y asignarle el estado de identidad verificada al completarse la validación.</w:t>
             </w:r>
           </w:p>
         </w:tc>
@@ -12917,7 +13482,7 @@
               <w:rPr>
                 <w:rFonts w:ascii="Times New Roman" w:hAnsi="Times New Roman" w:cs="Times New Roman"/>
               </w:rPr>
-              <w:t>Funcional</w:t>
+              <w:t>Must</w:t>
             </w:r>
           </w:p>
         </w:tc>
@@ -12935,7 +13500,7 @@
               <w:rPr>
                 <w:rFonts w:ascii="Times New Roman" w:hAnsi="Times New Roman" w:cs="Times New Roman"/>
               </w:rPr>
-              <w:t>EV-01, EV-02, EV-03, EV-05, EV-06, EV-07</w:t>
+              <w:t>EV-01, EV-03, EV-07</w:t>
             </w:r>
           </w:p>
         </w:tc>
@@ -13010,7 +13575,7 @@
               <w:rPr>
                 <w:rFonts w:ascii="Times New Roman" w:hAnsi="Times New Roman" w:cs="Times New Roman"/>
               </w:rPr>
-              <w:t>RF-09</w:t>
+              <w:t>RF-13</w:t>
             </w:r>
           </w:p>
         </w:tc>
@@ -13028,7 +13593,7 @@
               <w:rPr>
                 <w:rFonts w:ascii="Times New Roman" w:hAnsi="Times New Roman" w:cs="Times New Roman"/>
               </w:rPr>
-              <w:t>El sistema deberá marcar como validada la información médica de una mascota registrada, junto con su identificación de verificación, cuando una veterinaria autorizada revise su historial médico, carnet de vacunación, controles veterinarios y documentos clínicos.</w:t>
+              <w:t>El sistema deberá publicar toda mascota registrada por su propietario indicando disponibilidad para adopción, cruza o ambas, mostrando la información autorizada del perfil.</w:t>
             </w:r>
           </w:p>
         </w:tc>
@@ -13082,7 +13647,7 @@
               <w:rPr>
                 <w:rFonts w:ascii="Times New Roman" w:hAnsi="Times New Roman" w:cs="Times New Roman"/>
               </w:rPr>
-              <w:t>EV-03, EV-05, EV-07</w:t>
+              <w:t>EV-01, EV-02, EV-04, EV-06, EV-07</w:t>
             </w:r>
           </w:p>
         </w:tc>
@@ -13100,7 +13665,7 @@
               <w:rPr>
                 <w:rFonts w:ascii="Times New Roman" w:hAnsi="Times New Roman" w:cs="Times New Roman"/>
               </w:rPr>
-              <w:t>Media</w:t>
+              <w:t>Alta</w:t>
             </w:r>
           </w:p>
         </w:tc>
@@ -13157,7 +13722,7 @@
               <w:rPr>
                 <w:rFonts w:ascii="Times New Roman" w:hAnsi="Times New Roman" w:cs="Times New Roman"/>
               </w:rPr>
-              <w:t>RF-10</w:t>
+              <w:t>RF-14</w:t>
             </w:r>
           </w:p>
         </w:tc>
@@ -13175,7 +13740,7 @@
               <w:rPr>
                 <w:rFonts w:ascii="Times New Roman" w:hAnsi="Times New Roman" w:cs="Times New Roman"/>
               </w:rPr>
-              <w:t>Mientras existan fechas registradas de vacunas, desparasitaciones o controles veterinarios próximos, el sistema deberá generar y enviar al propietario el recordatorio correspondiente antes de la fecha programada.</w:t>
+              <w:t>Mientras la mascota se encuentre registrada, el sistema deberá permitir registrar, actualizar y consultar su carnet de vacunación, mostrando vacunas aplicadas, fechas, próximas dosis y estado de vigencia.</w:t>
             </w:r>
           </w:p>
         </w:tc>
@@ -13211,7 +13776,7 @@
               <w:rPr>
                 <w:rFonts w:ascii="Times New Roman" w:hAnsi="Times New Roman" w:cs="Times New Roman"/>
               </w:rPr>
-              <w:t>Should</w:t>
+              <w:t>Must</w:t>
             </w:r>
           </w:p>
         </w:tc>
@@ -13229,7 +13794,7 @@
               <w:rPr>
                 <w:rFonts w:ascii="Times New Roman" w:hAnsi="Times New Roman" w:cs="Times New Roman"/>
               </w:rPr>
-              <w:t>EV-02, EV-04, EV-06</w:t>
+              <w:t>EV-02, EV-03, EV-05, EV-06, EV-07</w:t>
             </w:r>
           </w:p>
         </w:tc>
@@ -13247,7 +13812,7 @@
               <w:rPr>
                 <w:rFonts w:ascii="Times New Roman" w:hAnsi="Times New Roman" w:cs="Times New Roman"/>
               </w:rPr>
-              <w:t>Media</w:t>
+              <w:t>Alta</w:t>
             </w:r>
           </w:p>
         </w:tc>
@@ -13304,7 +13869,7 @@
               <w:rPr>
                 <w:rFonts w:ascii="Times New Roman" w:hAnsi="Times New Roman" w:cs="Times New Roman"/>
               </w:rPr>
-              <w:t>RF-11</w:t>
+              <w:t>RF-15</w:t>
             </w:r>
           </w:p>
         </w:tc>
@@ -13322,7 +13887,7 @@
               <w:rPr>
                 <w:rFonts w:ascii="Times New Roman" w:hAnsi="Times New Roman" w:cs="Times New Roman"/>
               </w:rPr>
-              <w:t>El sistema deberá actualizar los permisos de visualización de los datos sensibles (contacto del propietario, ubicación exacta e historial médico completo) según la configuración de privacidad definida por el propietario autenticado.</w:t>
+              <w:t>El sistema deberá mostrar, para todo propietario o mascota con procesos registrados, el historial de solicitudes y procesos de adopción y cruza con su estado y fecha de realización.</w:t>
             </w:r>
           </w:p>
         </w:tc>
@@ -13358,7 +13923,7 @@
               <w:rPr>
                 <w:rFonts w:ascii="Times New Roman" w:hAnsi="Times New Roman" w:cs="Times New Roman"/>
               </w:rPr>
-              <w:t>Must</w:t>
+              <w:t>Could</w:t>
             </w:r>
           </w:p>
         </w:tc>
@@ -13376,7 +13941,7 @@
               <w:rPr>
                 <w:rFonts w:ascii="Times New Roman" w:hAnsi="Times New Roman" w:cs="Times New Roman"/>
               </w:rPr>
-              <w:t>EV-02, EV-05, EV-06, EV-07</w:t>
+              <w:t>EV-01, EV-02, EV-04, EV-06</w:t>
             </w:r>
           </w:p>
         </w:tc>
@@ -13394,7 +13959,7 @@
               <w:rPr>
                 <w:rFonts w:ascii="Times New Roman" w:hAnsi="Times New Roman" w:cs="Times New Roman"/>
               </w:rPr>
-              <w:t>Alta</w:t>
+              <w:t>Baja</w:t>
             </w:r>
           </w:p>
         </w:tc>
@@ -13451,26 +14016,32 @@
               <w:rPr>
                 <w:rFonts w:ascii="Times New Roman" w:hAnsi="Times New Roman" w:cs="Times New Roman"/>
               </w:rPr>
+              <w:t>RF-16</w:t>
+            </w:r>
+          </w:p>
+        </w:tc>
+        <w:tc>
+          <w:tcPr>
+            <w:tcW w:w="2369" w:type="dxa"/>
+          </w:tcPr>
+          <w:p>
+            <w:pPr>
+              <w:rPr>
+                <w:rFonts w:ascii="Times New Roman" w:hAnsi="Times New Roman" w:cs="Times New Roman"/>
+              </w:rPr>
+            </w:pPr>
+            <w:r>
+              <w:rPr>
+                <w:rFonts w:ascii="Times New Roman" w:hAnsi="Times New Roman" w:cs="Times New Roman"/>
+              </w:rPr>
+              <w:t xml:space="preserve">Mientras la mascota se encuentre registrada, el sistema deberá permitir registrar y consultar sus antecedentes genéticos y grado de parentesco, incluyendo </w:t>
+            </w:r>
+            <w:r>
+              <w:rPr>
+                <w:rFonts w:ascii="Times New Roman" w:hAnsi="Times New Roman" w:cs="Times New Roman"/>
+              </w:rPr>
               <w:lastRenderedPageBreak/>
-              <w:t>RF-12</w:t>
-            </w:r>
-          </w:p>
-        </w:tc>
-        <w:tc>
-          <w:tcPr>
-            <w:tcW w:w="2369" w:type="dxa"/>
-          </w:tcPr>
-          <w:p>
-            <w:pPr>
-              <w:rPr>
-                <w:rFonts w:ascii="Times New Roman" w:hAnsi="Times New Roman" w:cs="Times New Roman"/>
-              </w:rPr>
-            </w:pPr>
-            <w:r>
-              <w:rPr>
-                <w:rFonts w:ascii="Times New Roman" w:hAnsi="Times New Roman" w:cs="Times New Roman"/>
-              </w:rPr>
-              <w:t>El sistema deberá validar el documento de identidad oficial, correo electrónico y número telefónico de todo usuario en proceso de registro, y asignarle el estado de identidad verificada al completarse la validación.</w:t>
+              <w:t>enfermedades hereditarias y linaje.</w:t>
             </w:r>
           </w:p>
         </w:tc>
@@ -13488,6 +14059,7 @@
               <w:rPr>
                 <w:rFonts w:ascii="Times New Roman" w:hAnsi="Times New Roman" w:cs="Times New Roman"/>
               </w:rPr>
+              <w:lastRenderedPageBreak/>
               <w:t>Funcional</w:t>
             </w:r>
           </w:p>
@@ -13524,7 +14096,7 @@
               <w:rPr>
                 <w:rFonts w:ascii="Times New Roman" w:hAnsi="Times New Roman" w:cs="Times New Roman"/>
               </w:rPr>
-              <w:t>EV-01, EV-03, EV-07</w:t>
+              <w:t>EV-01, EV-03, EV-05, EV-07</w:t>
             </w:r>
           </w:p>
         </w:tc>
@@ -13542,7 +14114,7 @@
               <w:rPr>
                 <w:rFonts w:ascii="Times New Roman" w:hAnsi="Times New Roman" w:cs="Times New Roman"/>
               </w:rPr>
-              <w:t>Alta</w:t>
+              <w:t>Media</w:t>
             </w:r>
           </w:p>
         </w:tc>
@@ -13599,7 +14171,7 @@
               <w:rPr>
                 <w:rFonts w:ascii="Times New Roman" w:hAnsi="Times New Roman" w:cs="Times New Roman"/>
               </w:rPr>
-              <w:t>RF-13</w:t>
+              <w:t>RF-17</w:t>
             </w:r>
           </w:p>
         </w:tc>
@@ -13617,7 +14189,7 @@
               <w:rPr>
                 <w:rFonts w:ascii="Times New Roman" w:hAnsi="Times New Roman" w:cs="Times New Roman"/>
               </w:rPr>
-              <w:t>El sistema deberá publicar toda mascota registrada por su propietario indicando disponibilidad para adopción, cruza o ambas, mostrando la información autorizada del perfil.</w:t>
+              <w:t>El sistema deberá validar toda imagen cargada por un usuario autenticado contra los criterios de contenido esperado, aceptándola o rechazándola e indicando el motivo del rechazo cuando corresponda.</w:t>
             </w:r>
           </w:p>
         </w:tc>
@@ -13653,7 +14225,7 @@
               <w:rPr>
                 <w:rFonts w:ascii="Times New Roman" w:hAnsi="Times New Roman" w:cs="Times New Roman"/>
               </w:rPr>
-              <w:t>Must</w:t>
+              <w:t>Should</w:t>
             </w:r>
           </w:p>
         </w:tc>
@@ -13671,7 +14243,7 @@
               <w:rPr>
                 <w:rFonts w:ascii="Times New Roman" w:hAnsi="Times New Roman" w:cs="Times New Roman"/>
               </w:rPr>
-              <w:t>EV-01, EV-02, EV-04, EV-06, EV-07</w:t>
+              <w:t>EV-01, EV-03, EV-05, EV-07</w:t>
             </w:r>
           </w:p>
         </w:tc>
@@ -13689,7 +14261,7 @@
               <w:rPr>
                 <w:rFonts w:ascii="Times New Roman" w:hAnsi="Times New Roman" w:cs="Times New Roman"/>
               </w:rPr>
-              <w:t>Alta</w:t>
+              <w:t>Media</w:t>
             </w:r>
           </w:p>
         </w:tc>
@@ -13746,7 +14318,7 @@
               <w:rPr>
                 <w:rFonts w:ascii="Times New Roman" w:hAnsi="Times New Roman" w:cs="Times New Roman"/>
               </w:rPr>
-              <w:t>RF-14</w:t>
+              <w:t>RNF-01</w:t>
             </w:r>
           </w:p>
         </w:tc>
@@ -13764,7 +14336,7 @@
               <w:rPr>
                 <w:rFonts w:ascii="Times New Roman" w:hAnsi="Times New Roman" w:cs="Times New Roman"/>
               </w:rPr>
-              <w:t>Mientras la mascota se encuentre registrada, el sistema deberá permitir registrar, actualizar y consultar su carnet de vacunación, mostrando vacunas aplicadas, fechas, próximas dosis y estado de vigencia.</w:t>
+              <w:t>El sistema deberá impedir el acceso no autorizado a la información personal de los propietarios y al historial médico de las mascotas, con 0 % de accesos no autorizados exitosos durante las pruebas de seguridad.</w:t>
             </w:r>
           </w:p>
         </w:tc>
@@ -13782,7 +14354,7 @@
               <w:rPr>
                 <w:rFonts w:ascii="Times New Roman" w:hAnsi="Times New Roman" w:cs="Times New Roman"/>
               </w:rPr>
-              <w:t>Funcional</w:t>
+              <w:t>No funcional (Seguridad)</w:t>
             </w:r>
           </w:p>
         </w:tc>
@@ -13818,7 +14390,7 @@
               <w:rPr>
                 <w:rFonts w:ascii="Times New Roman" w:hAnsi="Times New Roman" w:cs="Times New Roman"/>
               </w:rPr>
-              <w:t>EV-02, EV-03, EV-05, EV-06, EV-07</w:t>
+              <w:t>EV-05, EV-06, EV-07</w:t>
             </w:r>
           </w:p>
         </w:tc>
@@ -13893,7 +14465,7 @@
               <w:rPr>
                 <w:rFonts w:ascii="Times New Roman" w:hAnsi="Times New Roman" w:cs="Times New Roman"/>
               </w:rPr>
-              <w:t>RF-15</w:t>
+              <w:t>RNF-02</w:t>
             </w:r>
           </w:p>
         </w:tc>
@@ -13911,7 +14483,7 @@
               <w:rPr>
                 <w:rFonts w:ascii="Times New Roman" w:hAnsi="Times New Roman" w:cs="Times New Roman"/>
               </w:rPr>
-              <w:t>El sistema deberá mostrar, para todo propietario o mascota con procesos registrados, el historial de solicitudes y procesos de adopción y cruza con su estado y fecha de realización.</w:t>
+              <w:t>El sistema deberá mantener una disponibilidad mínima del 99 % mensual durante la operación normal de la plataforma.</w:t>
             </w:r>
           </w:p>
         </w:tc>
@@ -13929,7 +14501,7 @@
               <w:rPr>
                 <w:rFonts w:ascii="Times New Roman" w:hAnsi="Times New Roman" w:cs="Times New Roman"/>
               </w:rPr>
-              <w:t>Funcional</w:t>
+              <w:t>No funcional (Fiabilidad)</w:t>
             </w:r>
           </w:p>
         </w:tc>
@@ -13947,7 +14519,7 @@
               <w:rPr>
                 <w:rFonts w:ascii="Times New Roman" w:hAnsi="Times New Roman" w:cs="Times New Roman"/>
               </w:rPr>
-              <w:t>Could</w:t>
+              <w:t>Must</w:t>
             </w:r>
           </w:p>
         </w:tc>
@@ -13965,7 +14537,7 @@
               <w:rPr>
                 <w:rFonts w:ascii="Times New Roman" w:hAnsi="Times New Roman" w:cs="Times New Roman"/>
               </w:rPr>
-              <w:t>EV-01, EV-02, EV-04, EV-06</w:t>
+              <w:t>EV-01, EV-02, EV-03, EV-04, EV-05, EV-06, EV-07</w:t>
             </w:r>
           </w:p>
         </w:tc>
@@ -13983,7 +14555,7 @@
               <w:rPr>
                 <w:rFonts w:ascii="Times New Roman" w:hAnsi="Times New Roman" w:cs="Times New Roman"/>
               </w:rPr>
-              <w:t>Baja</w:t>
+              <w:t>Alta</w:t>
             </w:r>
           </w:p>
         </w:tc>
@@ -14040,7 +14612,7 @@
               <w:rPr>
                 <w:rFonts w:ascii="Times New Roman" w:hAnsi="Times New Roman" w:cs="Times New Roman"/>
               </w:rPr>
-              <w:t>RF-16</w:t>
+              <w:t>RNF-03</w:t>
             </w:r>
           </w:p>
         </w:tc>
@@ -14058,14 +14630,7 @@
               <w:rPr>
                 <w:rFonts w:ascii="Times New Roman" w:hAnsi="Times New Roman" w:cs="Times New Roman"/>
               </w:rPr>
-              <w:t xml:space="preserve">Mientras la mascota se encuentre registrada, el sistema deberá permitir registrar y consultar </w:t>
-            </w:r>
-            <w:r>
-              <w:rPr>
-                <w:rFonts w:ascii="Times New Roman" w:hAnsi="Times New Roman" w:cs="Times New Roman"/>
-              </w:rPr>
-              <w:lastRenderedPageBreak/>
-              <w:t>sus antecedentes genéticos y grado de parentesco, incluyendo enfermedades hereditarias y linaje.</w:t>
+              <w:t>Mientras el sistema opere en condiciones normales, el sistema deberá responder a consultas de perfiles de mascotas, historial médico y resultados de búsqueda en un tiempo máximo de 2 segundos.</w:t>
             </w:r>
           </w:p>
         </w:tc>
@@ -14083,8 +14648,7 @@
               <w:rPr>
                 <w:rFonts w:ascii="Times New Roman" w:hAnsi="Times New Roman" w:cs="Times New Roman"/>
               </w:rPr>
-              <w:lastRenderedPageBreak/>
-              <w:t>Funcional</w:t>
+              <w:t>No funcional (Eficiencia de desempeño)</w:t>
             </w:r>
           </w:p>
         </w:tc>
@@ -14102,7 +14666,7 @@
               <w:rPr>
                 <w:rFonts w:ascii="Times New Roman" w:hAnsi="Times New Roman" w:cs="Times New Roman"/>
               </w:rPr>
-              <w:t>Must</w:t>
+              <w:t>Should</w:t>
             </w:r>
           </w:p>
         </w:tc>
@@ -14120,7 +14684,7 @@
               <w:rPr>
                 <w:rFonts w:ascii="Times New Roman" w:hAnsi="Times New Roman" w:cs="Times New Roman"/>
               </w:rPr>
-              <w:t>EV-01, EV-03, EV-05, EV-07</w:t>
+              <w:t>EV-01, EV-02, EV-03, EV-04, EV-05, EV-06, EV-07</w:t>
             </w:r>
           </w:p>
         </w:tc>
@@ -14195,7 +14759,7 @@
               <w:rPr>
                 <w:rFonts w:ascii="Times New Roman" w:hAnsi="Times New Roman" w:cs="Times New Roman"/>
               </w:rPr>
-              <w:t>RF-17</w:t>
+              <w:t>RNF-04</w:t>
             </w:r>
           </w:p>
         </w:tc>
@@ -14213,7 +14777,14 @@
               <w:rPr>
                 <w:rFonts w:ascii="Times New Roman" w:hAnsi="Times New Roman" w:cs="Times New Roman"/>
               </w:rPr>
-              <w:t>El sistema deberá validar toda imagen cargada por un usuario autenticado contra los criterios de contenido esperado, aceptándola o rechazándola e indicando el motivo del rechazo cuando corresponda.</w:t>
+              <w:t xml:space="preserve">El sistema deberá permitir que al menos el 90 % de los usuarios complete las tareas principales </w:t>
+            </w:r>
+            <w:r>
+              <w:rPr>
+                <w:rFonts w:ascii="Times New Roman" w:hAnsi="Times New Roman" w:cs="Times New Roman"/>
+              </w:rPr>
+              <w:lastRenderedPageBreak/>
+              <w:t>(registrar mascota, consultar información, enviar solicitudes) sin capacitación previa.</w:t>
             </w:r>
           </w:p>
         </w:tc>
@@ -14231,7 +14802,8 @@
               <w:rPr>
                 <w:rFonts w:ascii="Times New Roman" w:hAnsi="Times New Roman" w:cs="Times New Roman"/>
               </w:rPr>
-              <w:t>Funcional</w:t>
+              <w:lastRenderedPageBreak/>
+              <w:t>No funcional (Usabilidad)</w:t>
             </w:r>
           </w:p>
         </w:tc>
@@ -14267,7 +14839,14 @@
               <w:rPr>
                 <w:rFonts w:ascii="Times New Roman" w:hAnsi="Times New Roman" w:cs="Times New Roman"/>
               </w:rPr>
-              <w:t>EV-01, EV-03, EV-05, EV-07</w:t>
+              <w:t xml:space="preserve">EV-01, EV-02, EV-03, EV-04, EV-05, </w:t>
+            </w:r>
+            <w:r>
+              <w:rPr>
+                <w:rFonts w:ascii="Times New Roman" w:hAnsi="Times New Roman" w:cs="Times New Roman"/>
+              </w:rPr>
+              <w:lastRenderedPageBreak/>
+              <w:t>EV-06, EV-07</w:t>
             </w:r>
           </w:p>
         </w:tc>
@@ -14285,6 +14864,7 @@
               <w:rPr>
                 <w:rFonts w:ascii="Times New Roman" w:hAnsi="Times New Roman" w:cs="Times New Roman"/>
               </w:rPr>
+              <w:lastRenderedPageBreak/>
               <w:t>Media</w:t>
             </w:r>
           </w:p>
@@ -14342,7 +14922,7 @@
               <w:rPr>
                 <w:rFonts w:ascii="Times New Roman" w:hAnsi="Times New Roman" w:cs="Times New Roman"/>
               </w:rPr>
-              <w:t>RNF-01</w:t>
+              <w:t>RNF-05</w:t>
             </w:r>
           </w:p>
         </w:tc>
@@ -14360,7 +14940,7 @@
               <w:rPr>
                 <w:rFonts w:ascii="Times New Roman" w:hAnsi="Times New Roman" w:cs="Times New Roman"/>
               </w:rPr>
-              <w:t>El sistema deberá impedir el acceso no autorizado a la información personal de los propietarios y al historial médico de las mascotas, con 0 % de accesos no autorizados exitosos durante las pruebas de seguridad.</w:t>
+              <w:t>El sistema deberá impedir modificaciones no autorizadas al historial médico de una mascota, con 0 % de modificaciones no autorizadas permitidas durante las pruebas.</w:t>
             </w:r>
           </w:p>
         </w:tc>
@@ -14414,7 +14994,7 @@
               <w:rPr>
                 <w:rFonts w:ascii="Times New Roman" w:hAnsi="Times New Roman" w:cs="Times New Roman"/>
               </w:rPr>
-              <w:t>EV-05, EV-06, EV-07</w:t>
+              <w:t>EV-03, EV-05, EV-07</w:t>
             </w:r>
           </w:p>
         </w:tc>
@@ -14489,7 +15069,7 @@
               <w:rPr>
                 <w:rFonts w:ascii="Times New Roman" w:hAnsi="Times New Roman" w:cs="Times New Roman"/>
               </w:rPr>
-              <w:t>RNF-02</w:t>
+              <w:t>RNF-06</w:t>
             </w:r>
           </w:p>
         </w:tc>
@@ -14507,7 +15087,7 @@
               <w:rPr>
                 <w:rFonts w:ascii="Times New Roman" w:hAnsi="Times New Roman" w:cs="Times New Roman"/>
               </w:rPr>
-              <w:t>El sistema deberá mantener una disponibilidad mínima del 99 % mensual durante la operación normal de la plataforma.</w:t>
+              <w:t>El sistema deberá generar recomendaciones de compatibilidad para cruza con una coincidencia mínima del 85 % respecto a la evaluación realizada por médicos veterinarios.</w:t>
             </w:r>
           </w:p>
         </w:tc>
@@ -14525,7 +15105,7 @@
               <w:rPr>
                 <w:rFonts w:ascii="Times New Roman" w:hAnsi="Times New Roman" w:cs="Times New Roman"/>
               </w:rPr>
-              <w:t>No funcional (Fiabilidad)</w:t>
+              <w:t>No funcional (Adecuación funcional)</w:t>
             </w:r>
           </w:p>
         </w:tc>
@@ -14561,7 +15141,7 @@
               <w:rPr>
                 <w:rFonts w:ascii="Times New Roman" w:hAnsi="Times New Roman" w:cs="Times New Roman"/>
               </w:rPr>
-              <w:t>EV-01, EV-02, EV-03, EV-04, EV-05, EV-06, EV-07</w:t>
+              <w:t>EV-01, EV-03, EV-05, EV-07</w:t>
             </w:r>
           </w:p>
         </w:tc>
@@ -14579,7 +15159,7 @@
               <w:rPr>
                 <w:rFonts w:ascii="Times New Roman" w:hAnsi="Times New Roman" w:cs="Times New Roman"/>
               </w:rPr>
-              <w:t>Alta</w:t>
+              <w:t>Media</w:t>
             </w:r>
           </w:p>
         </w:tc>
@@ -14636,7 +15216,7 @@
               <w:rPr>
                 <w:rFonts w:ascii="Times New Roman" w:hAnsi="Times New Roman" w:cs="Times New Roman"/>
               </w:rPr>
-              <w:t>RNF-03</w:t>
+              <w:t>RNF-07</w:t>
             </w:r>
           </w:p>
         </w:tc>
@@ -14654,7 +15234,7 @@
               <w:rPr>
                 <w:rFonts w:ascii="Times New Roman" w:hAnsi="Times New Roman" w:cs="Times New Roman"/>
               </w:rPr>
-              <w:t>Mientras el sistema opere en condiciones normales, el sistema deberá responder a consultas de perfiles de mascotas, historial médico y resultados de búsqueda en un tiempo máximo de 2 segundos.</w:t>
+              <w:t>El sistema deberá clasificar correctamente, como válida o inválida, al menos el 95 % de las imágenes cargadas por los usuarios.</w:t>
             </w:r>
           </w:p>
         </w:tc>
@@ -14672,7 +15252,7 @@
               <w:rPr>
                 <w:rFonts w:ascii="Times New Roman" w:hAnsi="Times New Roman" w:cs="Times New Roman"/>
               </w:rPr>
-              <w:t>No funcional (Eficiencia de desempeño)</w:t>
+              <w:t>No funcional (Adecuación funcional)</w:t>
             </w:r>
           </w:p>
         </w:tc>
@@ -14708,7 +15288,7 @@
               <w:rPr>
                 <w:rFonts w:ascii="Times New Roman" w:hAnsi="Times New Roman" w:cs="Times New Roman"/>
               </w:rPr>
-              <w:t>EV-01, EV-02, EV-03, EV-04, EV-05, EV-06, EV-07</w:t>
+              <w:t>EV-01, EV-03, EV-05, EV-07</w:t>
             </w:r>
           </w:p>
         </w:tc>
@@ -14783,8 +15363,7 @@
               <w:rPr>
                 <w:rFonts w:ascii="Times New Roman" w:hAnsi="Times New Roman" w:cs="Times New Roman"/>
               </w:rPr>
-              <w:lastRenderedPageBreak/>
-              <w:t>RNF-04</w:t>
+              <w:t>RNF-08</w:t>
             </w:r>
           </w:p>
         </w:tc>
@@ -14802,7 +15381,7 @@
               <w:rPr>
                 <w:rFonts w:ascii="Times New Roman" w:hAnsi="Times New Roman" w:cs="Times New Roman"/>
               </w:rPr>
-              <w:t>El sistema deberá permitir que al menos el 90 % de los usuarios complete las tareas principales (registrar mascota, consultar información, enviar solicitudes) sin capacitación previa.</w:t>
+              <w:t>El sistema deberá reflejar toda actualización registrada sobre mascotas, historiales médicos o publicaciones en un tiempo máximo de 5 segundos.</w:t>
             </w:r>
           </w:p>
         </w:tc>
@@ -14820,7 +15399,13 @@
               <w:rPr>
                 <w:rFonts w:ascii="Times New Roman" w:hAnsi="Times New Roman" w:cs="Times New Roman"/>
               </w:rPr>
-              <w:t>No funcional (Usabilidad)</w:t>
+              <w:t>No funcional (Eficiencia del desempeño</w:t>
+            </w:r>
+            <w:r>
+              <w:rPr>
+                <w:rFonts w:ascii="Times New Roman" w:hAnsi="Times New Roman" w:cs="Times New Roman"/>
+              </w:rPr>
+              <w:t>)</w:t>
             </w:r>
           </w:p>
         </w:tc>
@@ -14850,602 +15435,23 @@
             <w:pPr>
               <w:rPr>
                 <w:rFonts w:ascii="Times New Roman" w:hAnsi="Times New Roman" w:cs="Times New Roman"/>
-              </w:rPr>
-            </w:pPr>
-            <w:r>
-              <w:rPr>
-                <w:rFonts w:ascii="Times New Roman" w:hAnsi="Times New Roman" w:cs="Times New Roman"/>
+                <w:lang w:val="en-US"/>
+              </w:rPr>
+            </w:pPr>
+            <w:r>
+              <w:rPr>
+                <w:rFonts w:ascii="Times New Roman" w:hAnsi="Times New Roman" w:cs="Times New Roman"/>
+                <w:lang w:val="en-US"/>
               </w:rPr>
               <w:t>EV-01, EV-02, EV-03, EV-04, EV-05, EV-06, EV-07</w:t>
             </w:r>
           </w:p>
-        </w:tc>
-        <w:tc>
-          <w:tcPr>
-            <w:tcW w:w="1390" w:type="dxa"/>
-          </w:tcPr>
-          <w:p>
-            <w:pPr>
-              <w:rPr>
-                <w:rFonts w:ascii="Times New Roman" w:hAnsi="Times New Roman" w:cs="Times New Roman"/>
-              </w:rPr>
-            </w:pPr>
-            <w:r>
-              <w:rPr>
-                <w:rFonts w:ascii="Times New Roman" w:hAnsi="Times New Roman" w:cs="Times New Roman"/>
-              </w:rPr>
-              <w:t>Media</w:t>
-            </w:r>
-          </w:p>
-        </w:tc>
-        <w:tc>
-          <w:tcPr>
-            <w:tcW w:w="1176" w:type="dxa"/>
-          </w:tcPr>
-          <w:p>
-            <w:pPr>
-              <w:rPr>
-                <w:rFonts w:ascii="Times New Roman" w:hAnsi="Times New Roman" w:cs="Times New Roman"/>
-              </w:rPr>
-            </w:pPr>
-            <w:r>
-              <w:rPr>
-                <w:rFonts w:ascii="Times New Roman" w:hAnsi="Times New Roman" w:cs="Times New Roman"/>
-              </w:rPr>
-              <w:t>Aprobado</w:t>
-            </w:r>
-          </w:p>
-        </w:tc>
-        <w:tc>
-          <w:tcPr>
-            <w:tcW w:w="1327" w:type="dxa"/>
-          </w:tcPr>
-          <w:p>
-            <w:pPr>
-              <w:ind w:right="-778"/>
-              <w:rPr>
-                <w:rFonts w:ascii="Times New Roman" w:hAnsi="Times New Roman" w:cs="Times New Roman"/>
-              </w:rPr>
-            </w:pPr>
-            <w:r>
-              <w:rPr>
-                <w:rFonts w:ascii="Times New Roman" w:hAnsi="Times New Roman" w:cs="Times New Roman"/>
-              </w:rPr>
-              <w:t>Si</w:t>
-            </w:r>
-          </w:p>
-        </w:tc>
-      </w:tr>
-      <w:tr>
-        <w:tc>
-          <w:tcPr>
-            <w:tcW w:w="763" w:type="dxa"/>
-          </w:tcPr>
-          <w:p>
-            <w:pPr>
-              <w:rPr>
-                <w:rFonts w:ascii="Times New Roman" w:hAnsi="Times New Roman" w:cs="Times New Roman"/>
-              </w:rPr>
-            </w:pPr>
-            <w:r>
-              <w:rPr>
-                <w:rFonts w:ascii="Times New Roman" w:hAnsi="Times New Roman" w:cs="Times New Roman"/>
-              </w:rPr>
-              <w:t>RNF-05</w:t>
-            </w:r>
-          </w:p>
-        </w:tc>
-        <w:tc>
-          <w:tcPr>
-            <w:tcW w:w="2369" w:type="dxa"/>
-          </w:tcPr>
-          <w:p>
-            <w:pPr>
-              <w:rPr>
-                <w:rFonts w:ascii="Times New Roman" w:hAnsi="Times New Roman" w:cs="Times New Roman"/>
-              </w:rPr>
-            </w:pPr>
-            <w:r>
-              <w:rPr>
-                <w:rFonts w:ascii="Times New Roman" w:hAnsi="Times New Roman" w:cs="Times New Roman"/>
-              </w:rPr>
-              <w:t>El sistema deberá impedir modificaciones no autorizadas al historial médico de una mascota, con 0 % de modificaciones no autorizadas permitidas durante las pruebas.</w:t>
-            </w:r>
-          </w:p>
-        </w:tc>
-        <w:tc>
-          <w:tcPr>
-            <w:tcW w:w="1443" w:type="dxa"/>
-          </w:tcPr>
-          <w:p>
-            <w:pPr>
-              <w:rPr>
-                <w:rFonts w:ascii="Times New Roman" w:hAnsi="Times New Roman" w:cs="Times New Roman"/>
-              </w:rPr>
-            </w:pPr>
-            <w:r>
-              <w:rPr>
-                <w:rFonts w:ascii="Times New Roman" w:hAnsi="Times New Roman" w:cs="Times New Roman"/>
-              </w:rPr>
-              <w:t>No funcional (Seguridad)</w:t>
-            </w:r>
-          </w:p>
-        </w:tc>
-        <w:tc>
-          <w:tcPr>
-            <w:tcW w:w="1230" w:type="dxa"/>
-          </w:tcPr>
-          <w:p>
-            <w:pPr>
-              <w:rPr>
-                <w:rFonts w:ascii="Times New Roman" w:hAnsi="Times New Roman" w:cs="Times New Roman"/>
-              </w:rPr>
-            </w:pPr>
-            <w:r>
-              <w:rPr>
-                <w:rFonts w:ascii="Times New Roman" w:hAnsi="Times New Roman" w:cs="Times New Roman"/>
-              </w:rPr>
-              <w:t>Must</w:t>
-            </w:r>
-          </w:p>
-        </w:tc>
-        <w:tc>
-          <w:tcPr>
-            <w:tcW w:w="923" w:type="dxa"/>
-          </w:tcPr>
-          <w:p>
-            <w:pPr>
-              <w:rPr>
-                <w:rFonts w:ascii="Times New Roman" w:hAnsi="Times New Roman" w:cs="Times New Roman"/>
-              </w:rPr>
-            </w:pPr>
-            <w:r>
-              <w:rPr>
-                <w:rFonts w:ascii="Times New Roman" w:hAnsi="Times New Roman" w:cs="Times New Roman"/>
-              </w:rPr>
-              <w:t>EV-03, EV-05, EV-07</w:t>
-            </w:r>
-          </w:p>
-        </w:tc>
-        <w:tc>
-          <w:tcPr>
-            <w:tcW w:w="1390" w:type="dxa"/>
-          </w:tcPr>
-          <w:p>
-            <w:pPr>
-              <w:rPr>
-                <w:rFonts w:ascii="Times New Roman" w:hAnsi="Times New Roman" w:cs="Times New Roman"/>
-              </w:rPr>
-            </w:pPr>
-            <w:r>
-              <w:rPr>
-                <w:rFonts w:ascii="Times New Roman" w:hAnsi="Times New Roman" w:cs="Times New Roman"/>
-              </w:rPr>
-              <w:t>Alta</w:t>
-            </w:r>
-          </w:p>
-        </w:tc>
-        <w:tc>
-          <w:tcPr>
-            <w:tcW w:w="1176" w:type="dxa"/>
-          </w:tcPr>
-          <w:p>
-            <w:pPr>
-              <w:rPr>
-                <w:rFonts w:ascii="Times New Roman" w:hAnsi="Times New Roman" w:cs="Times New Roman"/>
-              </w:rPr>
-            </w:pPr>
-            <w:r>
-              <w:rPr>
-                <w:rFonts w:ascii="Times New Roman" w:hAnsi="Times New Roman" w:cs="Times New Roman"/>
-              </w:rPr>
-              <w:t>Aprobado</w:t>
-            </w:r>
-          </w:p>
-        </w:tc>
-        <w:tc>
-          <w:tcPr>
-            <w:tcW w:w="1327" w:type="dxa"/>
-          </w:tcPr>
-          <w:p>
-            <w:pPr>
-              <w:ind w:right="-778"/>
-              <w:rPr>
-                <w:rFonts w:ascii="Times New Roman" w:hAnsi="Times New Roman" w:cs="Times New Roman"/>
-              </w:rPr>
-            </w:pPr>
-            <w:r>
-              <w:rPr>
-                <w:rFonts w:ascii="Times New Roman" w:hAnsi="Times New Roman" w:cs="Times New Roman"/>
-              </w:rPr>
-              <w:t>Si</w:t>
-            </w:r>
-          </w:p>
-        </w:tc>
-      </w:tr>
-      <w:tr>
-        <w:tc>
-          <w:tcPr>
-            <w:tcW w:w="763" w:type="dxa"/>
-          </w:tcPr>
-          <w:p>
-            <w:pPr>
-              <w:rPr>
-                <w:rFonts w:ascii="Times New Roman" w:hAnsi="Times New Roman" w:cs="Times New Roman"/>
-              </w:rPr>
-            </w:pPr>
-            <w:r>
-              <w:rPr>
-                <w:rFonts w:ascii="Times New Roman" w:hAnsi="Times New Roman" w:cs="Times New Roman"/>
-              </w:rPr>
-              <w:t>RNF-06</w:t>
-            </w:r>
-          </w:p>
-        </w:tc>
-        <w:tc>
-          <w:tcPr>
-            <w:tcW w:w="2369" w:type="dxa"/>
-          </w:tcPr>
-          <w:p>
-            <w:pPr>
-              <w:rPr>
-                <w:rFonts w:ascii="Times New Roman" w:hAnsi="Times New Roman" w:cs="Times New Roman"/>
-              </w:rPr>
-            </w:pPr>
-            <w:r>
-              <w:rPr>
-                <w:rFonts w:ascii="Times New Roman" w:hAnsi="Times New Roman" w:cs="Times New Roman"/>
-              </w:rPr>
-              <w:t>El sistema deberá generar recomendaciones de compatibilidad para cruza con una coincidencia mínima del 85 % respecto a la evaluación realizada por médicos veterinarios.</w:t>
-            </w:r>
-          </w:p>
-        </w:tc>
-        <w:tc>
-          <w:tcPr>
-            <w:tcW w:w="1443" w:type="dxa"/>
-          </w:tcPr>
-          <w:p>
-            <w:pPr>
-              <w:rPr>
-                <w:rFonts w:ascii="Times New Roman" w:hAnsi="Times New Roman" w:cs="Times New Roman"/>
-              </w:rPr>
-            </w:pPr>
-            <w:r>
-              <w:rPr>
-                <w:rFonts w:ascii="Times New Roman" w:hAnsi="Times New Roman" w:cs="Times New Roman"/>
-              </w:rPr>
-              <w:t>No funcional (Adecuación funcional)</w:t>
-            </w:r>
-          </w:p>
-        </w:tc>
-        <w:tc>
-          <w:tcPr>
-            <w:tcW w:w="1230" w:type="dxa"/>
-          </w:tcPr>
-          <w:p>
-            <w:pPr>
-              <w:rPr>
-                <w:rFonts w:ascii="Times New Roman" w:hAnsi="Times New Roman" w:cs="Times New Roman"/>
-              </w:rPr>
-            </w:pPr>
-            <w:r>
-              <w:rPr>
-                <w:rFonts w:ascii="Times New Roman" w:hAnsi="Times New Roman" w:cs="Times New Roman"/>
-              </w:rPr>
-              <w:t>Must</w:t>
-            </w:r>
-          </w:p>
-        </w:tc>
-        <w:tc>
-          <w:tcPr>
-            <w:tcW w:w="923" w:type="dxa"/>
-          </w:tcPr>
-          <w:p>
-            <w:pPr>
-              <w:rPr>
-                <w:rFonts w:ascii="Times New Roman" w:hAnsi="Times New Roman" w:cs="Times New Roman"/>
-              </w:rPr>
-            </w:pPr>
-            <w:r>
-              <w:rPr>
-                <w:rFonts w:ascii="Times New Roman" w:hAnsi="Times New Roman" w:cs="Times New Roman"/>
-              </w:rPr>
-              <w:t>EV-01, EV-03, EV-05, EV-07</w:t>
-            </w:r>
-          </w:p>
-        </w:tc>
-        <w:tc>
-          <w:tcPr>
-            <w:tcW w:w="1390" w:type="dxa"/>
-          </w:tcPr>
-          <w:p>
-            <w:pPr>
-              <w:rPr>
-                <w:rFonts w:ascii="Times New Roman" w:hAnsi="Times New Roman" w:cs="Times New Roman"/>
-              </w:rPr>
-            </w:pPr>
-            <w:r>
-              <w:rPr>
-                <w:rFonts w:ascii="Times New Roman" w:hAnsi="Times New Roman" w:cs="Times New Roman"/>
-              </w:rPr>
-              <w:t>Media</w:t>
-            </w:r>
-          </w:p>
-        </w:tc>
-        <w:tc>
-          <w:tcPr>
-            <w:tcW w:w="1176" w:type="dxa"/>
-          </w:tcPr>
-          <w:p>
-            <w:pPr>
-              <w:rPr>
-                <w:rFonts w:ascii="Times New Roman" w:hAnsi="Times New Roman" w:cs="Times New Roman"/>
-              </w:rPr>
-            </w:pPr>
-            <w:r>
-              <w:rPr>
-                <w:rFonts w:ascii="Times New Roman" w:hAnsi="Times New Roman" w:cs="Times New Roman"/>
-              </w:rPr>
-              <w:t>Aprobado</w:t>
-            </w:r>
-          </w:p>
-        </w:tc>
-        <w:tc>
-          <w:tcPr>
-            <w:tcW w:w="1327" w:type="dxa"/>
-          </w:tcPr>
-          <w:p>
-            <w:pPr>
-              <w:ind w:right="-778"/>
-              <w:rPr>
-                <w:rFonts w:ascii="Times New Roman" w:hAnsi="Times New Roman" w:cs="Times New Roman"/>
-              </w:rPr>
-            </w:pPr>
-            <w:r>
-              <w:rPr>
-                <w:rFonts w:ascii="Times New Roman" w:hAnsi="Times New Roman" w:cs="Times New Roman"/>
-              </w:rPr>
-              <w:t>Si</w:t>
-            </w:r>
-          </w:p>
-        </w:tc>
-      </w:tr>
-      <w:tr>
-        <w:tc>
-          <w:tcPr>
-            <w:tcW w:w="763" w:type="dxa"/>
-          </w:tcPr>
-          <w:p>
-            <w:pPr>
-              <w:rPr>
-                <w:rFonts w:ascii="Times New Roman" w:hAnsi="Times New Roman" w:cs="Times New Roman"/>
-              </w:rPr>
-            </w:pPr>
-            <w:r>
-              <w:rPr>
-                <w:rFonts w:ascii="Times New Roman" w:hAnsi="Times New Roman" w:cs="Times New Roman"/>
-              </w:rPr>
-              <w:t>RNF-07</w:t>
-            </w:r>
-          </w:p>
-        </w:tc>
-        <w:tc>
-          <w:tcPr>
-            <w:tcW w:w="2369" w:type="dxa"/>
-          </w:tcPr>
-          <w:p>
-            <w:pPr>
-              <w:rPr>
-                <w:rFonts w:ascii="Times New Roman" w:hAnsi="Times New Roman" w:cs="Times New Roman"/>
-              </w:rPr>
-            </w:pPr>
-            <w:r>
-              <w:rPr>
-                <w:rFonts w:ascii="Times New Roman" w:hAnsi="Times New Roman" w:cs="Times New Roman"/>
-              </w:rPr>
-              <w:t>El sistema deberá clasificar correctamente, como válida o inválida, al menos el 95 % de las imágenes cargadas por los usuarios.</w:t>
-            </w:r>
-          </w:p>
-        </w:tc>
-        <w:tc>
-          <w:tcPr>
-            <w:tcW w:w="1443" w:type="dxa"/>
-          </w:tcPr>
-          <w:p>
-            <w:pPr>
-              <w:rPr>
-                <w:rFonts w:ascii="Times New Roman" w:hAnsi="Times New Roman" w:cs="Times New Roman"/>
-              </w:rPr>
-            </w:pPr>
-            <w:r>
-              <w:rPr>
-                <w:rFonts w:ascii="Times New Roman" w:hAnsi="Times New Roman" w:cs="Times New Roman"/>
-              </w:rPr>
-              <w:t>No funcional (Adecuación funcional)</w:t>
-            </w:r>
-          </w:p>
-        </w:tc>
-        <w:tc>
-          <w:tcPr>
-            <w:tcW w:w="1230" w:type="dxa"/>
-          </w:tcPr>
-          <w:p>
-            <w:pPr>
-              <w:rPr>
-                <w:rFonts w:ascii="Times New Roman" w:hAnsi="Times New Roman" w:cs="Times New Roman"/>
-              </w:rPr>
-            </w:pPr>
-            <w:r>
-              <w:rPr>
-                <w:rFonts w:ascii="Times New Roman" w:hAnsi="Times New Roman" w:cs="Times New Roman"/>
-              </w:rPr>
-              <w:t>Should</w:t>
-            </w:r>
-          </w:p>
-        </w:tc>
-        <w:tc>
-          <w:tcPr>
-            <w:tcW w:w="923" w:type="dxa"/>
-          </w:tcPr>
-          <w:p>
-            <w:pPr>
-              <w:rPr>
-                <w:rFonts w:ascii="Times New Roman" w:hAnsi="Times New Roman" w:cs="Times New Roman"/>
-              </w:rPr>
-            </w:pPr>
-            <w:r>
-              <w:rPr>
-                <w:rFonts w:ascii="Times New Roman" w:hAnsi="Times New Roman" w:cs="Times New Roman"/>
-              </w:rPr>
-              <w:t>EV-01, EV-03, EV-05, EV-07</w:t>
-            </w:r>
-          </w:p>
-        </w:tc>
-        <w:tc>
-          <w:tcPr>
-            <w:tcW w:w="1390" w:type="dxa"/>
-          </w:tcPr>
-          <w:p>
-            <w:pPr>
-              <w:rPr>
-                <w:rFonts w:ascii="Times New Roman" w:hAnsi="Times New Roman" w:cs="Times New Roman"/>
-              </w:rPr>
-            </w:pPr>
-            <w:r>
-              <w:rPr>
-                <w:rFonts w:ascii="Times New Roman" w:hAnsi="Times New Roman" w:cs="Times New Roman"/>
-              </w:rPr>
-              <w:t>Media</w:t>
-            </w:r>
-          </w:p>
-        </w:tc>
-        <w:tc>
-          <w:tcPr>
-            <w:tcW w:w="1176" w:type="dxa"/>
-          </w:tcPr>
-          <w:p>
-            <w:pPr>
-              <w:rPr>
-                <w:rFonts w:ascii="Times New Roman" w:hAnsi="Times New Roman" w:cs="Times New Roman"/>
-              </w:rPr>
-            </w:pPr>
-            <w:r>
-              <w:rPr>
-                <w:rFonts w:ascii="Times New Roman" w:hAnsi="Times New Roman" w:cs="Times New Roman"/>
-              </w:rPr>
-              <w:t>Aprobado</w:t>
-            </w:r>
-          </w:p>
-        </w:tc>
-        <w:tc>
-          <w:tcPr>
-            <w:tcW w:w="1327" w:type="dxa"/>
-          </w:tcPr>
-          <w:p>
-            <w:pPr>
-              <w:ind w:right="-778"/>
-              <w:rPr>
-                <w:rFonts w:ascii="Times New Roman" w:hAnsi="Times New Roman" w:cs="Times New Roman"/>
-              </w:rPr>
-            </w:pPr>
-            <w:r>
-              <w:rPr>
-                <w:rFonts w:ascii="Times New Roman" w:hAnsi="Times New Roman" w:cs="Times New Roman"/>
-              </w:rPr>
-              <w:t>Si</w:t>
-            </w:r>
-          </w:p>
-        </w:tc>
-      </w:tr>
-      <w:tr>
-        <w:tc>
-          <w:tcPr>
-            <w:tcW w:w="763" w:type="dxa"/>
-          </w:tcPr>
-          <w:p>
-            <w:pPr>
-              <w:rPr>
-                <w:rFonts w:ascii="Times New Roman" w:hAnsi="Times New Roman" w:cs="Times New Roman"/>
-              </w:rPr>
-            </w:pPr>
-            <w:r>
-              <w:rPr>
-                <w:rFonts w:ascii="Times New Roman" w:hAnsi="Times New Roman" w:cs="Times New Roman"/>
-              </w:rPr>
-              <w:t>RNF-08</w:t>
-            </w:r>
-          </w:p>
-        </w:tc>
-        <w:tc>
-          <w:tcPr>
-            <w:tcW w:w="2369" w:type="dxa"/>
-          </w:tcPr>
-          <w:p>
-            <w:pPr>
-              <w:rPr>
-                <w:rFonts w:ascii="Times New Roman" w:hAnsi="Times New Roman" w:cs="Times New Roman"/>
-              </w:rPr>
-            </w:pPr>
-            <w:r>
-              <w:rPr>
-                <w:rFonts w:ascii="Times New Roman" w:hAnsi="Times New Roman" w:cs="Times New Roman"/>
-              </w:rPr>
-              <w:t>El sistema deberá reflejar toda actualización registrada sobre mascotas, historiales médicos o publicaciones en un tiempo máximo de 5 segundos.</w:t>
-            </w:r>
-          </w:p>
-        </w:tc>
-        <w:tc>
-          <w:tcPr>
-            <w:tcW w:w="1443" w:type="dxa"/>
-          </w:tcPr>
-          <w:p>
-            <w:pPr>
-              <w:rPr>
-                <w:rFonts w:ascii="Times New Roman" w:hAnsi="Times New Roman" w:cs="Times New Roman"/>
-              </w:rPr>
-            </w:pPr>
-            <w:r>
-              <w:rPr>
-                <w:rFonts w:ascii="Times New Roman" w:hAnsi="Times New Roman" w:cs="Times New Roman"/>
-              </w:rPr>
-              <w:t>No funcional (Fiabilidad)</w:t>
-            </w:r>
-          </w:p>
-        </w:tc>
-        <w:tc>
-          <w:tcPr>
-            <w:tcW w:w="1230" w:type="dxa"/>
-          </w:tcPr>
-          <w:p>
-            <w:pPr>
-              <w:rPr>
-                <w:rFonts w:ascii="Times New Roman" w:hAnsi="Times New Roman" w:cs="Times New Roman"/>
-              </w:rPr>
-            </w:pPr>
-            <w:r>
-              <w:rPr>
-                <w:rFonts w:ascii="Times New Roman" w:hAnsi="Times New Roman" w:cs="Times New Roman"/>
-              </w:rPr>
-              <w:t>Should</w:t>
-            </w:r>
-          </w:p>
-        </w:tc>
-        <w:tc>
-          <w:tcPr>
-            <w:tcW w:w="923" w:type="dxa"/>
-          </w:tcPr>
-          <w:p>
-            <w:pPr>
-              <w:rPr>
-                <w:rFonts w:ascii="Times New Roman" w:hAnsi="Times New Roman" w:cs="Times New Roman"/>
-              </w:rPr>
-            </w:pPr>
-            <w:r>
-              <w:rPr>
-                <w:rFonts w:ascii="Times New Roman" w:hAnsi="Times New Roman" w:cs="Times New Roman"/>
-              </w:rPr>
-              <w:t>EV-01, EV-02, EV-03, EV-04, EV-05, EV-06, EV-07</w:t>
-            </w:r>
+          <w:p>
+            <w:pPr>
+              <w:rPr>
+                <w:rFonts w:ascii="Times New Roman" w:hAnsi="Times New Roman" w:cs="Times New Roman"/>
+              </w:rPr>
+            </w:pPr>
           </w:p>
         </w:tc>
         <w:tc>
@@ -15505,6 +15511,35 @@
         </w:tc>
       </w:tr>
     </w:tbl>
+    <w:p>
+      <w:pPr>
+        <w:jc w:val="both"/>
+        <w:rPr>
+          <w:rFonts w:ascii="Times New Roman" w:hAnsi="Times New Roman" w:cs="Times New Roman"/>
+        </w:rPr>
+      </w:pPr>
+    </w:p>
+    <w:p>
+      <w:pPr>
+        <w:jc w:val="both"/>
+        <w:rPr>
+          <w:rFonts w:ascii="Times New Roman" w:hAnsi="Times New Roman" w:cs="Times New Roman"/>
+        </w:rPr>
+      </w:pPr>
+      <w:r>
+        <w:rPr>
+          <w:rFonts w:ascii="Times New Roman" w:hAnsi="Times New Roman" w:cs="Times New Roman"/>
+        </w:rPr>
+        <w:t xml:space="preserve">RNF-03 y RNF-08 se clasifican ambos bajo la característica de Eficiencia del desempeño de ISO/IEC 25010:2023, si bien miden aspectos distintos: RNF-03 evalúa la latencia de consulta (tiempo de respuesta ante una solicitud del usuario), mientras que RNF-08 evalúa la latencia </w:t>
+      </w:r>
+      <w:r>
+        <w:rPr>
+          <w:rFonts w:ascii="Times New Roman" w:hAnsi="Times New Roman" w:cs="Times New Roman"/>
+        </w:rPr>
+        <w:lastRenderedPageBreak/>
+        <w:t>de propagación de una escritura (tiempo entre el registro de un cambio y su disponibilidad para consulta por otros usuarios).</w:t>
+      </w:r>
+    </w:p>
     <w:p>
       <w:pPr>
         <w:pStyle w:val="Ttulo1"/>
@@ -15522,7 +15557,6 @@
         <w:rPr>
           <w:rFonts w:cs="Times New Roman"/>
         </w:rPr>
-        <w:lastRenderedPageBreak/>
         <w:t>Modelo de datos: ER y clases UML</w:t>
       </w:r>
       <w:bookmarkEnd w:id="34"/>
@@ -17308,6 +17342,7 @@
           <w:sz w:val="24"/>
           <w:szCs w:val="24"/>
         </w:rPr>
+        <w:lastRenderedPageBreak/>
         <w:t>MASCOTA</w:t>
       </w:r>
     </w:p>
@@ -17323,7 +17358,6 @@
         <w:rPr>
           <w:rFonts w:cs="Times New Roman"/>
         </w:rPr>
-        <w:lastRenderedPageBreak/>
         <w:t xml:space="preserve">Tabla </w:t>
       </w:r>
       <w:r>
@@ -19640,16 +19674,77 @@
         <w:pStyle w:val="Fuerte1"/>
         <w:rPr>
           <w:rFonts w:eastAsia="Calibri"/>
+          <w:b w:val="0"/>
+          <w:bCs w:val="0"/>
           <w:sz w:val="24"/>
           <w:szCs w:val="24"/>
         </w:rPr>
       </w:pPr>
-      <w:r>
+    </w:p>
+    <w:p>
+      <w:pPr>
+        <w:pStyle w:val="Fuerte1"/>
+        <w:rPr>
+          <w:rFonts w:eastAsia="Calibri"/>
+          <w:b w:val="0"/>
+          <w:bCs w:val="0"/>
+          <w:sz w:val="24"/>
+          <w:szCs w:val="24"/>
+        </w:rPr>
+      </w:pPr>
+    </w:p>
+    <w:p>
+      <w:pPr>
+        <w:pStyle w:val="Fuerte1"/>
+        <w:rPr>
+          <w:rFonts w:eastAsia="Calibri"/>
+          <w:b w:val="0"/>
+          <w:bCs w:val="0"/>
+          <w:sz w:val="24"/>
+          <w:szCs w:val="24"/>
+        </w:rPr>
+      </w:pPr>
+    </w:p>
+    <w:p>
+      <w:pPr>
+        <w:pStyle w:val="Fuerte1"/>
+        <w:rPr>
+          <w:rFonts w:eastAsia="Calibri"/>
+          <w:b w:val="0"/>
+          <w:bCs w:val="0"/>
+          <w:sz w:val="24"/>
+          <w:szCs w:val="24"/>
+        </w:rPr>
+      </w:pPr>
+    </w:p>
+    <w:p>
+      <w:pPr>
+        <w:pStyle w:val="Fuerte1"/>
+        <w:rPr>
+          <w:rFonts w:eastAsia="Calibri"/>
+          <w:b w:val="0"/>
+          <w:bCs w:val="0"/>
+          <w:sz w:val="24"/>
+          <w:szCs w:val="24"/>
+        </w:rPr>
+      </w:pPr>
+    </w:p>
+    <w:p>
+      <w:pPr>
+        <w:pStyle w:val="Fuerte1"/>
         <w:rPr>
           <w:rFonts w:eastAsia="Calibri"/>
           <w:sz w:val="24"/>
           <w:szCs w:val="24"/>
         </w:rPr>
+      </w:pPr>
+      <w:r>
+        <w:rPr>
+          <w:rFonts w:eastAsia="Calibri"/>
+          <w:sz w:val="24"/>
+          <w:szCs w:val="24"/>
+        </w:rPr>
+        <w:lastRenderedPageBreak/>
         <w:t>MENSAJE</w:t>
       </w:r>
     </w:p>
@@ -19968,7 +20063,6 @@
                 <w:sz w:val="24"/>
                 <w:szCs w:val="24"/>
               </w:rPr>
-              <w:lastRenderedPageBreak/>
               <w:t>idUsuarioReceptor</w:t>
             </w:r>
           </w:p>
@@ -20518,6 +20612,109 @@
             <w:pPr>
               <w:pStyle w:val="Fuerte1"/>
               <w:rPr>
+                <w:rFonts w:eastAsia="Calibri"/>
+                <w:b w:val="0"/>
+                <w:bCs w:val="0"/>
+                <w:sz w:val="24"/>
+                <w:szCs w:val="24"/>
+              </w:rPr>
+            </w:pPr>
+            <w:r>
+              <w:rPr>
+                <w:rFonts w:eastAsia="Calibri"/>
+                <w:b w:val="0"/>
+                <w:bCs w:val="0"/>
+                <w:sz w:val="24"/>
+                <w:szCs w:val="24"/>
+              </w:rPr>
+              <w:t>idMascota</w:t>
+            </w:r>
+          </w:p>
+        </w:tc>
+        <w:tc>
+          <w:tcPr>
+            <w:tcW w:w="2200" w:type="dxa"/>
+          </w:tcPr>
+          <w:p>
+            <w:pPr>
+              <w:pStyle w:val="Fuerte1"/>
+              <w:rPr>
+                <w:rFonts w:eastAsia="Calibri"/>
+                <w:b w:val="0"/>
+                <w:bCs w:val="0"/>
+                <w:sz w:val="24"/>
+                <w:szCs w:val="24"/>
+              </w:rPr>
+            </w:pPr>
+            <w:r>
+              <w:rPr>
+                <w:rFonts w:eastAsia="Calibri"/>
+                <w:b w:val="0"/>
+                <w:bCs w:val="0"/>
+                <w:sz w:val="24"/>
+                <w:szCs w:val="24"/>
+              </w:rPr>
+              <w:t>BIGINT</w:t>
+            </w:r>
+          </w:p>
+        </w:tc>
+        <w:tc>
+          <w:tcPr>
+            <w:tcW w:w="4000" w:type="dxa"/>
+          </w:tcPr>
+          <w:p>
+            <w:pPr>
+              <w:pStyle w:val="Fuerte1"/>
+              <w:rPr>
+                <w:rFonts w:eastAsia="Calibri"/>
+                <w:b w:val="0"/>
+                <w:bCs w:val="0"/>
+                <w:sz w:val="24"/>
+                <w:szCs w:val="24"/>
+              </w:rPr>
+            </w:pPr>
+            <w:r>
+              <w:rPr>
+                <w:rFonts w:eastAsia="Calibri"/>
+                <w:b w:val="0"/>
+                <w:bCs w:val="0"/>
+                <w:sz w:val="24"/>
+                <w:szCs w:val="24"/>
+              </w:rPr>
+              <w:t xml:space="preserve">FK </w:t>
+            </w:r>
+            <w:r>
+              <w:rPr>
+                <w:rFonts w:eastAsia="Calibri"/>
+                <w:b w:val="0"/>
+                <w:bCs w:val="0"/>
+                <w:sz w:val="24"/>
+                <w:szCs w:val="24"/>
+              </w:rPr>
+              <w:t>→</w:t>
+            </w:r>
+            <w:r>
+              <w:rPr>
+                <w:rFonts w:eastAsia="Calibri"/>
+                <w:b w:val="0"/>
+                <w:bCs w:val="0"/>
+                <w:sz w:val="24"/>
+                <w:szCs w:val="24"/>
+              </w:rPr>
+              <w:t xml:space="preserve"> Mascota, NOT NULL</w:t>
+            </w:r>
+          </w:p>
+        </w:tc>
+      </w:tr>
+      <w:tr>
+        <w:tc>
+          <w:tcPr>
+            <w:tcW w:w="3200" w:type="dxa"/>
+          </w:tcPr>
+          <w:p>
+            <w:pPr>
+              <w:pStyle w:val="Fuerte1"/>
+              <w:rPr>
                 <w:b w:val="0"/>
                 <w:bCs w:val="0"/>
                 <w:sz w:val="24"/>
@@ -22061,6 +22258,7 @@
           <w:sz w:val="24"/>
           <w:szCs w:val="24"/>
         </w:rPr>
+        <w:lastRenderedPageBreak/>
         <w:t>EVALUACION_VETERINARIA</w:t>
       </w:r>
     </w:p>
@@ -22459,7 +22657,6 @@
                 <w:sz w:val="24"/>
                 <w:szCs w:val="24"/>
               </w:rPr>
-              <w:lastRenderedPageBreak/>
               <w:t>diagnostico</w:t>
             </w:r>
           </w:p>
@@ -24966,7 +25163,6 @@
                 <w:sz w:val="24"/>
                 <w:szCs w:val="24"/>
               </w:rPr>
-              <w:lastRenderedPageBreak/>
               <w:t>linaje</w:t>
             </w:r>
           </w:p>
@@ -27146,15 +27342,17 @@
               <w:pStyle w:val="Fuerte1"/>
               <w:rPr>
                 <w:rFonts w:eastAsia="Calibri"/>
-              </w:rPr>
-            </w:pPr>
-            <w:r>
-              <w:rPr>
-                <w:rFonts w:eastAsia="Calibri"/>
-                <w:b w:val="0"/>
-                <w:bCs w:val="0"/>
-              </w:rPr>
-              <w:t>configura</w:t>
+                <w:b w:val="0"/>
+                <w:bCs w:val="0"/>
+              </w:rPr>
+            </w:pPr>
+            <w:r>
+              <w:rPr>
+                <w:rFonts w:eastAsia="Calibri"/>
+                <w:b w:val="0"/>
+                <w:bCs w:val="0"/>
+              </w:rPr>
+              <w:t>posee</w:t>
             </w:r>
           </w:p>
         </w:tc>
@@ -27167,15 +27365,17 @@
               <w:pStyle w:val="Fuerte1"/>
               <w:rPr>
                 <w:rFonts w:eastAsia="Calibri"/>
-              </w:rPr>
-            </w:pPr>
-            <w:r>
-              <w:rPr>
-                <w:rFonts w:eastAsia="Calibri"/>
-                <w:b w:val="0"/>
-                <w:bCs w:val="0"/>
-              </w:rPr>
-              <w:t>Usuario</w:t>
+                <w:b w:val="0"/>
+                <w:bCs w:val="0"/>
+              </w:rPr>
+            </w:pPr>
+            <w:r>
+              <w:rPr>
+                <w:rFonts w:eastAsia="Calibri"/>
+                <w:b w:val="0"/>
+                <w:bCs w:val="0"/>
+              </w:rPr>
+              <w:t>Mascota</w:t>
             </w:r>
           </w:p>
         </w:tc>
@@ -27190,15 +27390,17 @@
               <w:jc w:val="center"/>
               <w:rPr>
                 <w:rFonts w:eastAsia="Calibri"/>
-              </w:rPr>
-            </w:pPr>
-            <w:r>
-              <w:rPr>
-                <w:rFonts w:eastAsia="Calibri"/>
-                <w:b w:val="0"/>
-                <w:bCs w:val="0"/>
-              </w:rPr>
-              <w:t>o|</w:t>
+                <w:b w:val="0"/>
+                <w:bCs w:val="0"/>
+              </w:rPr>
+            </w:pPr>
+            <w:r>
+              <w:rPr>
+                <w:rFonts w:eastAsia="Calibri"/>
+                <w:b w:val="0"/>
+                <w:bCs w:val="0"/>
+              </w:rPr>
+              <w:t>‖</w:t>
             </w:r>
           </w:p>
         </w:tc>
@@ -27211,15 +27413,17 @@
               <w:pStyle w:val="Fuerte1"/>
               <w:rPr>
                 <w:rFonts w:eastAsia="Calibri"/>
-              </w:rPr>
-            </w:pPr>
-            <w:r>
-              <w:rPr>
-                <w:rFonts w:eastAsia="Calibri"/>
-                <w:b w:val="0"/>
-                <w:bCs w:val="0"/>
-              </w:rPr>
-              <w:t>Configuracion_Privacidad</w:t>
+                <w:b w:val="0"/>
+                <w:bCs w:val="0"/>
+              </w:rPr>
+            </w:pPr>
+            <w:r>
+              <w:rPr>
+                <w:rFonts w:eastAsia="Calibri"/>
+                <w:b w:val="0"/>
+                <w:bCs w:val="0"/>
+              </w:rPr>
+              <w:t>Historial_Medico</w:t>
             </w:r>
           </w:p>
         </w:tc>
@@ -27234,15 +27438,17 @@
               <w:jc w:val="center"/>
               <w:rPr>
                 <w:rFonts w:eastAsia="Calibri"/>
-              </w:rPr>
-            </w:pPr>
-            <w:r>
-              <w:rPr>
-                <w:rFonts w:eastAsia="Calibri"/>
-                <w:b w:val="0"/>
-                <w:bCs w:val="0"/>
-              </w:rPr>
-              <w:t>o&lt;</w:t>
+                <w:b w:val="0"/>
+                <w:bCs w:val="0"/>
+              </w:rPr>
+            </w:pPr>
+            <w:r>
+              <w:rPr>
+                <w:rFonts w:eastAsia="Calibri"/>
+                <w:b w:val="0"/>
+                <w:bCs w:val="0"/>
+              </w:rPr>
+              <w:t>‖</w:t>
             </w:r>
           </w:p>
         </w:tc>
@@ -27257,15 +27463,17 @@
               <w:jc w:val="center"/>
               <w:rPr>
                 <w:rFonts w:eastAsia="Calibri"/>
-              </w:rPr>
-            </w:pPr>
-            <w:r>
-              <w:rPr>
-                <w:rFonts w:eastAsia="Calibri"/>
-                <w:b w:val="0"/>
-                <w:bCs w:val="0"/>
-              </w:rPr>
-              <w:t>1:N</w:t>
+                <w:b w:val="0"/>
+                <w:bCs w:val="0"/>
+              </w:rPr>
+            </w:pPr>
+            <w:r>
+              <w:rPr>
+                <w:rFonts w:eastAsia="Calibri"/>
+                <w:b w:val="0"/>
+                <w:bCs w:val="0"/>
+              </w:rPr>
+              <w:t>1:1</w:t>
             </w:r>
           </w:p>
         </w:tc>
@@ -27278,15 +27486,17 @@
               <w:pStyle w:val="Fuerte1"/>
               <w:rPr>
                 <w:rFonts w:eastAsia="Calibri"/>
-              </w:rPr>
-            </w:pPr>
-            <w:r>
-              <w:rPr>
-                <w:rFonts w:eastAsia="Calibri"/>
-                <w:b w:val="0"/>
-                <w:bCs w:val="0"/>
-              </w:rPr>
-              <w:t>Parcial / Total</w:t>
+                <w:b w:val="0"/>
+                <w:bCs w:val="0"/>
+              </w:rPr>
+            </w:pPr>
+            <w:r>
+              <w:rPr>
+                <w:rFonts w:eastAsia="Calibri"/>
+                <w:b w:val="0"/>
+                <w:bCs w:val="0"/>
+              </w:rPr>
+              <w:t>Total/Total</w:t>
             </w:r>
           </w:p>
         </w:tc>
@@ -27309,7 +27519,7 @@
                 <w:b w:val="0"/>
                 <w:bCs w:val="0"/>
               </w:rPr>
-              <w:t>usuario emisor</w:t>
+              <w:t>configura</w:t>
             </w:r>
           </w:p>
         </w:tc>
@@ -27374,7 +27584,7 @@
                 <w:b w:val="0"/>
                 <w:bCs w:val="0"/>
               </w:rPr>
-              <w:t>Mensaje</w:t>
+              <w:t>Configuracion_Privacidad</w:t>
             </w:r>
           </w:p>
         </w:tc>
@@ -27464,7 +27674,7 @@
                 <w:b w:val="0"/>
                 <w:bCs w:val="0"/>
               </w:rPr>
-              <w:t>usuario receptor</w:t>
+              <w:t>usuario emisor</w:t>
             </w:r>
           </w:p>
         </w:tc>
@@ -27619,7 +27829,7 @@
                 <w:b w:val="0"/>
                 <w:bCs w:val="0"/>
               </w:rPr>
-              <w:t>valida</w:t>
+              <w:t>usuario receptor</w:t>
             </w:r>
           </w:p>
         </w:tc>
@@ -27640,7 +27850,7 @@
                 <w:b w:val="0"/>
                 <w:bCs w:val="0"/>
               </w:rPr>
-              <w:t>Veterinario</w:t>
+              <w:t>Usuario</w:t>
             </w:r>
           </w:p>
         </w:tc>
@@ -27684,7 +27894,7 @@
                 <w:b w:val="0"/>
                 <w:bCs w:val="0"/>
               </w:rPr>
-              <w:t>Documento_Veterinario</w:t>
+              <w:t>Mensaje</w:t>
             </w:r>
           </w:p>
         </w:tc>
@@ -27774,7 +27984,7 @@
                 <w:b w:val="0"/>
                 <w:bCs w:val="0"/>
               </w:rPr>
-              <w:t>adjunta evidencia</w:t>
+              <w:t>valida</w:t>
             </w:r>
           </w:p>
         </w:tc>
@@ -27795,7 +28005,7 @@
                 <w:b w:val="0"/>
                 <w:bCs w:val="0"/>
               </w:rPr>
-              <w:t>Historial_Medico</w:t>
+              <w:t>Veterinario</w:t>
             </w:r>
           </w:p>
         </w:tc>
@@ -27929,7 +28139,7 @@
                 <w:b w:val="0"/>
                 <w:bCs w:val="0"/>
               </w:rPr>
-              <w:t>incluye</w:t>
+              <w:t>adjunta evidencia</w:t>
             </w:r>
           </w:p>
         </w:tc>
@@ -27994,7 +28204,7 @@
                 <w:b w:val="0"/>
                 <w:bCs w:val="0"/>
               </w:rPr>
-              <w:t>Vacuna</w:t>
+              <w:t>Documento_Veterinario</w:t>
             </w:r>
           </w:p>
         </w:tc>
@@ -28076,17 +28286,15 @@
               <w:pStyle w:val="Fuerte1"/>
               <w:rPr>
                 <w:rFonts w:eastAsia="Calibri"/>
-                <w:b w:val="0"/>
-                <w:bCs w:val="0"/>
-              </w:rPr>
-            </w:pPr>
-            <w:r>
-              <w:rPr>
-                <w:rFonts w:eastAsia="Calibri"/>
-                <w:b w:val="0"/>
-                <w:bCs w:val="0"/>
-              </w:rPr>
-              <w:t>realiza</w:t>
+              </w:rPr>
+            </w:pPr>
+            <w:r>
+              <w:rPr>
+                <w:rFonts w:eastAsia="Calibri"/>
+                <w:b w:val="0"/>
+                <w:bCs w:val="0"/>
+              </w:rPr>
+              <w:t>incluye</w:t>
             </w:r>
           </w:p>
         </w:tc>
@@ -28099,17 +28307,15 @@
               <w:pStyle w:val="Fuerte1"/>
               <w:rPr>
                 <w:rFonts w:eastAsia="Calibri"/>
-                <w:b w:val="0"/>
-                <w:bCs w:val="0"/>
-              </w:rPr>
-            </w:pPr>
-            <w:r>
-              <w:rPr>
-                <w:rFonts w:eastAsia="Calibri"/>
-                <w:b w:val="0"/>
-                <w:bCs w:val="0"/>
-              </w:rPr>
-              <w:t>Veterinario</w:t>
+              </w:rPr>
+            </w:pPr>
+            <w:r>
+              <w:rPr>
+                <w:rFonts w:eastAsia="Calibri"/>
+                <w:b w:val="0"/>
+                <w:bCs w:val="0"/>
+              </w:rPr>
+              <w:t>Historial_Medico</w:t>
             </w:r>
           </w:p>
         </w:tc>
@@ -28124,8 +28330,6 @@
               <w:jc w:val="center"/>
               <w:rPr>
                 <w:rFonts w:eastAsia="Calibri"/>
-                <w:b w:val="0"/>
-                <w:bCs w:val="0"/>
               </w:rPr>
             </w:pPr>
             <w:r>
@@ -28147,17 +28351,15 @@
               <w:pStyle w:val="Fuerte1"/>
               <w:rPr>
                 <w:rFonts w:eastAsia="Calibri"/>
-                <w:b w:val="0"/>
-                <w:bCs w:val="0"/>
-              </w:rPr>
-            </w:pPr>
-            <w:r>
-              <w:rPr>
-                <w:rFonts w:eastAsia="Calibri"/>
-                <w:b w:val="0"/>
-                <w:bCs w:val="0"/>
-              </w:rPr>
-              <w:t>Evaluacion_Veterinaria</w:t>
+              </w:rPr>
+            </w:pPr>
+            <w:r>
+              <w:rPr>
+                <w:rFonts w:eastAsia="Calibri"/>
+                <w:b w:val="0"/>
+                <w:bCs w:val="0"/>
+              </w:rPr>
+              <w:t>Vacuna</w:t>
             </w:r>
           </w:p>
         </w:tc>
@@ -28172,8 +28374,6 @@
               <w:jc w:val="center"/>
               <w:rPr>
                 <w:rFonts w:eastAsia="Calibri"/>
-                <w:b w:val="0"/>
-                <w:bCs w:val="0"/>
               </w:rPr>
             </w:pPr>
             <w:r>
@@ -28197,8 +28397,6 @@
               <w:jc w:val="center"/>
               <w:rPr>
                 <w:rFonts w:eastAsia="Calibri"/>
-                <w:b w:val="0"/>
-                <w:bCs w:val="0"/>
               </w:rPr>
             </w:pPr>
             <w:r>
@@ -28220,8 +28418,6 @@
               <w:pStyle w:val="Fuerte1"/>
               <w:rPr>
                 <w:rFonts w:eastAsia="Calibri"/>
-                <w:b w:val="0"/>
-                <w:bCs w:val="0"/>
               </w:rPr>
             </w:pPr>
             <w:r>
@@ -28255,7 +28451,7 @@
                 <w:b w:val="0"/>
                 <w:bCs w:val="0"/>
               </w:rPr>
-              <w:t>es evaluada en</w:t>
+              <w:t>realiza</w:t>
             </w:r>
           </w:p>
         </w:tc>
@@ -28278,7 +28474,7 @@
                 <w:b w:val="0"/>
                 <w:bCs w:val="0"/>
               </w:rPr>
-              <w:t>Mascota</w:t>
+              <w:t>Veterinario</w:t>
             </w:r>
           </w:p>
         </w:tc>
@@ -28424,7 +28620,7 @@
                 <w:b w:val="0"/>
                 <w:bCs w:val="0"/>
               </w:rPr>
-              <w:t>mascota origen</w:t>
+              <w:t>es evaluada en</w:t>
             </w:r>
           </w:p>
         </w:tc>
@@ -28495,7 +28691,7 @@
                 <w:b w:val="0"/>
                 <w:bCs w:val="0"/>
               </w:rPr>
-              <w:t>Evaluacion_Compatibilidad</w:t>
+              <w:t>Evaluacion_Veterinaria</w:t>
             </w:r>
           </w:p>
         </w:tc>
@@ -28593,6 +28789,176 @@
                 <w:b w:val="0"/>
                 <w:bCs w:val="0"/>
               </w:rPr>
+              <w:t>mascota origen</w:t>
+            </w:r>
+          </w:p>
+        </w:tc>
+        <w:tc>
+          <w:tcPr>
+            <w:tcW w:w="1417" w:type="dxa"/>
+          </w:tcPr>
+          <w:p>
+            <w:pPr>
+              <w:pStyle w:val="Fuerte1"/>
+              <w:rPr>
+                <w:rFonts w:eastAsia="Calibri"/>
+                <w:b w:val="0"/>
+                <w:bCs w:val="0"/>
+              </w:rPr>
+            </w:pPr>
+            <w:r>
+              <w:rPr>
+                <w:rFonts w:eastAsia="Calibri"/>
+                <w:b w:val="0"/>
+                <w:bCs w:val="0"/>
+              </w:rPr>
+              <w:t>Mascota</w:t>
+            </w:r>
+          </w:p>
+        </w:tc>
+        <w:tc>
+          <w:tcPr>
+            <w:tcW w:w="1134" w:type="dxa"/>
+            <w:vAlign w:val="center"/>
+          </w:tcPr>
+          <w:p>
+            <w:pPr>
+              <w:pStyle w:val="Fuerte1"/>
+              <w:jc w:val="center"/>
+              <w:rPr>
+                <w:rFonts w:eastAsia="Calibri"/>
+                <w:b w:val="0"/>
+                <w:bCs w:val="0"/>
+              </w:rPr>
+            </w:pPr>
+            <w:r>
+              <w:rPr>
+                <w:rFonts w:eastAsia="Calibri"/>
+                <w:b w:val="0"/>
+                <w:bCs w:val="0"/>
+              </w:rPr>
+              <w:t>o|</w:t>
+            </w:r>
+          </w:p>
+        </w:tc>
+        <w:tc>
+          <w:tcPr>
+            <w:tcW w:w="1276" w:type="dxa"/>
+          </w:tcPr>
+          <w:p>
+            <w:pPr>
+              <w:pStyle w:val="Fuerte1"/>
+              <w:rPr>
+                <w:rFonts w:eastAsia="Calibri"/>
+                <w:b w:val="0"/>
+                <w:bCs w:val="0"/>
+              </w:rPr>
+            </w:pPr>
+            <w:r>
+              <w:rPr>
+                <w:rFonts w:eastAsia="Calibri"/>
+                <w:b w:val="0"/>
+                <w:bCs w:val="0"/>
+              </w:rPr>
+              <w:t>Evaluacion_Compatibilidad</w:t>
+            </w:r>
+          </w:p>
+        </w:tc>
+        <w:tc>
+          <w:tcPr>
+            <w:tcW w:w="1052" w:type="dxa"/>
+            <w:vAlign w:val="center"/>
+          </w:tcPr>
+          <w:p>
+            <w:pPr>
+              <w:pStyle w:val="Fuerte1"/>
+              <w:jc w:val="center"/>
+              <w:rPr>
+                <w:rFonts w:eastAsia="Calibri"/>
+                <w:b w:val="0"/>
+                <w:bCs w:val="0"/>
+              </w:rPr>
+            </w:pPr>
+            <w:r>
+              <w:rPr>
+                <w:rFonts w:eastAsia="Calibri"/>
+                <w:b w:val="0"/>
+                <w:bCs w:val="0"/>
+              </w:rPr>
+              <w:t>o&lt;</w:t>
+            </w:r>
+          </w:p>
+        </w:tc>
+        <w:tc>
+          <w:tcPr>
+            <w:tcW w:w="1197" w:type="dxa"/>
+            <w:vAlign w:val="center"/>
+          </w:tcPr>
+          <w:p>
+            <w:pPr>
+              <w:pStyle w:val="Fuerte1"/>
+              <w:jc w:val="center"/>
+              <w:rPr>
+                <w:rFonts w:eastAsia="Calibri"/>
+                <w:b w:val="0"/>
+                <w:bCs w:val="0"/>
+              </w:rPr>
+            </w:pPr>
+            <w:r>
+              <w:rPr>
+                <w:rFonts w:eastAsia="Calibri"/>
+                <w:b w:val="0"/>
+                <w:bCs w:val="0"/>
+              </w:rPr>
+              <w:t>1:N</w:t>
+            </w:r>
+          </w:p>
+        </w:tc>
+        <w:tc>
+          <w:tcPr>
+            <w:tcW w:w="1720" w:type="dxa"/>
+          </w:tcPr>
+          <w:p>
+            <w:pPr>
+              <w:pStyle w:val="Fuerte1"/>
+              <w:rPr>
+                <w:rFonts w:eastAsia="Calibri"/>
+                <w:b w:val="0"/>
+                <w:bCs w:val="0"/>
+              </w:rPr>
+            </w:pPr>
+            <w:r>
+              <w:rPr>
+                <w:rFonts w:eastAsia="Calibri"/>
+                <w:b w:val="0"/>
+                <w:bCs w:val="0"/>
+              </w:rPr>
+              <w:t>Parcial / Total</w:t>
+            </w:r>
+          </w:p>
+        </w:tc>
+      </w:tr>
+      <w:tr>
+        <w:tc>
+          <w:tcPr>
+            <w:tcW w:w="1555" w:type="dxa"/>
+          </w:tcPr>
+          <w:p>
+            <w:pPr>
+              <w:pStyle w:val="Fuerte1"/>
+              <w:rPr>
+                <w:rFonts w:eastAsia="Calibri"/>
+                <w:b w:val="0"/>
+                <w:bCs w:val="0"/>
+              </w:rPr>
+            </w:pPr>
+            <w:r>
+              <w:rPr>
+                <w:rFonts w:eastAsia="Calibri"/>
+                <w:b w:val="0"/>
+                <w:bCs w:val="0"/>
+              </w:rPr>
+              <w:lastRenderedPageBreak/>
               <w:t>mascota destino</w:t>
             </w:r>
           </w:p>
@@ -28783,14 +29149,7 @@
         <w:rPr>
           <w:rFonts w:ascii="Times New Roman" w:hAnsi="Times New Roman" w:cs="Times New Roman"/>
         </w:rPr>
-        <w:t xml:space="preserve">, </w:t>
-      </w:r>
-      <w:r>
-        <w:rPr>
-          <w:rFonts w:ascii="Times New Roman" w:hAnsi="Times New Roman" w:cs="Times New Roman"/>
-        </w:rPr>
-        <w:lastRenderedPageBreak/>
-        <w:t>ambas relaciones M:N se resolvieron mediante entidades asociativa</w:t>
+        <w:t>, ambas relaciones M:N se resolvieron mediante entidades asociativa</w:t>
       </w:r>
       <w:r>
         <w:rPr>
@@ -28888,7 +29247,19 @@
         <w:rPr>
           <w:rFonts w:ascii="Times New Roman" w:hAnsi="Times New Roman" w:cs="Times New Roman"/>
         </w:rPr>
-        <w:t>1FN: todos los atributos de las 19 entidades identificadas son atómicos; no existen campos multivaluados (ej. las fotografías de una mascota no se almacenan como lista dentro de Mascota, sino en la entidad independiente Fotografia, con relación 1:N).</w:t>
+        <w:t>1FN: todos los atributos de las 1</w:t>
+      </w:r>
+      <w:r>
+        <w:rPr>
+          <w:rFonts w:ascii="Times New Roman" w:hAnsi="Times New Roman" w:cs="Times New Roman"/>
+        </w:rPr>
+        <w:t>6</w:t>
+      </w:r>
+      <w:r>
+        <w:rPr>
+          <w:rFonts w:ascii="Times New Roman" w:hAnsi="Times New Roman" w:cs="Times New Roman"/>
+        </w:rPr>
+        <w:t xml:space="preserve"> entidades identificadas son atómicos; no existen campos multivaluados (ej. las fotografías de una mascota no se almacenan como lista dentro de Mascota, sino en la entidad independiente Fotografia, con relación 1:N).</w:t>
       </w:r>
     </w:p>
     <w:p>
@@ -28977,9 +29348,9 @@
           <w:noProof/>
         </w:rPr>
         <w:drawing>
-          <wp:inline distT="0" distB="0" distL="0" distR="0" wp14:anchorId="7102AB1F" wp14:editId="005BB003">
-            <wp:extent cx="8202305" cy="4894924"/>
-            <wp:effectExtent l="0" t="0" r="8255" b="1270"/>
+          <wp:inline distT="0" distB="0" distL="0" distR="0" wp14:anchorId="7102AB1F" wp14:editId="75D201F1">
+            <wp:extent cx="8235104" cy="4911941"/>
+            <wp:effectExtent l="0" t="0" r="0" b="3175"/>
             <wp:docPr id="50596251" name="Imagen 2"/>
             <wp:cNvGraphicFramePr>
               <a:graphicFrameLocks xmlns:a="http://schemas.openxmlformats.org/drawingml/2006/main" noChangeAspect="1"/>
@@ -29008,7 +29379,7 @@
                   <pic:spPr bwMode="auto">
                     <a:xfrm>
                       <a:off x="0" y="0"/>
-                      <a:ext cx="8235104" cy="4914497"/>
+                      <a:ext cx="8235104" cy="4911941"/>
                     </a:xfrm>
                     <a:prstGeom prst="rect">
                       <a:avLst/>
@@ -35748,7 +36119,31 @@
         <w:rPr>
           <w:rFonts w:ascii="Times New Roman" w:hAnsi="Times New Roman" w:cs="Times New Roman"/>
         </w:rPr>
-        <w:t xml:space="preserve"> los estados Pendiente, Aceptada y Rechazada del diagrama de máquina de estados de Solicitud corresponden exactamente a los pasos 3 a 6 del flujo normal de eventos de CU-07.</w:t>
+        <w:t xml:space="preserve"> los estados Pendiente</w:t>
+      </w:r>
+      <w:r>
+        <w:rPr>
+          <w:rFonts w:ascii="Times New Roman" w:hAnsi="Times New Roman" w:cs="Times New Roman"/>
+        </w:rPr>
+        <w:t xml:space="preserve"> de revisión</w:t>
+      </w:r>
+      <w:r>
+        <w:rPr>
+          <w:rFonts w:ascii="Times New Roman" w:hAnsi="Times New Roman" w:cs="Times New Roman"/>
+        </w:rPr>
+        <w:t xml:space="preserve">, </w:t>
+      </w:r>
+      <w:r>
+        <w:rPr>
+          <w:rFonts w:ascii="Times New Roman" w:hAnsi="Times New Roman" w:cs="Times New Roman"/>
+        </w:rPr>
+        <w:t>Aprobada</w:t>
+      </w:r>
+      <w:r>
+        <w:rPr>
+          <w:rFonts w:ascii="Times New Roman" w:hAnsi="Times New Roman" w:cs="Times New Roman"/>
+        </w:rPr>
+        <w:t xml:space="preserve"> y Rechazada del diagrama de máquina de estados de Solicitud corresponden exactamente a los pasos 3 a 6 del flujo normal de eventos de CU-07.</w:t>
       </w:r>
     </w:p>
     <w:p>
@@ -36625,6 +37020,7 @@
     <w:p>
       <w:pPr>
         <w:pStyle w:val="font-claude-response-body"/>
+        <w:jc w:val="both"/>
         <w:rPr>
           <w:bCs/>
         </w:rPr>
@@ -36641,7 +37037,19 @@
         <w:rPr>
           <w:bCs/>
         </w:rPr>
-        <w:t xml:space="preserve"> El proceso de modelado evidenció que la perspectiva de datos puede definir correctamente un atributo (por ejemplo, estado en la clase Solicitud), pero solo la perspectiva de comportamiento revela los valores concretos que dicho atributo puede tomar y las condiciones que gatillan su cambio. Esta necesidad de triangulación confirma lo señalado por</w:t>
+        <w:t xml:space="preserve"> El proceso de modelado evidenció que la perspectiva de datos puede definir correctamente un atributo (por ejemplo, estado en la clase </w:t>
+      </w:r>
+      <w:r>
+        <w:rPr>
+          <w:bCs/>
+        </w:rPr>
+        <w:t>estadoSolicitud</w:t>
+      </w:r>
+      <w:r>
+        <w:rPr>
+          <w:bCs/>
+        </w:rPr>
+        <w:t>), pero solo la perspectiva de comportamiento revela los valores concretos que dicho atributo puede tomar y las condiciones que gatillan su cambio. Esta necesidad de triangulación confirma lo señalado por</w:t>
       </w:r>
       <w:r>
         <w:rPr>
@@ -36699,6 +37107,7 @@
     <w:p>
       <w:pPr>
         <w:pStyle w:val="font-claude-response-body"/>
+        <w:jc w:val="both"/>
         <w:rPr>
           <w:bCs/>
         </w:rPr>
@@ -36775,8 +37184,9 @@
     <w:p>
       <w:pPr>
         <w:pStyle w:val="font-claude-response-body"/>
-        <w:rPr>
-          <w:bCs/>
+        <w:jc w:val="both"/>
+        <w:rPr>
+          <w:b/>
         </w:rPr>
       </w:pPr>
       <w:r>
@@ -36785,43 +37195,15 @@
           <w:rFonts w:eastAsiaTheme="majorEastAsia"/>
           <w:bCs w:val="0"/>
         </w:rPr>
-        <w:t>3. La perspectiva de comportamiento expone reglas de negocio implícitas que el lenguaje natural del requisito no siempre explicita.</w:t>
-      </w:r>
-      <w:r>
-        <w:rPr>
-          <w:bCs/>
-        </w:rPr>
-        <w:t xml:space="preserve"> Al modelar la máquina de estados de Solicitud, fue necesario definir explícitamente qué ocurre cuando una solicitud es rechazada (retorno al estado Publicada)</w:t>
-      </w:r>
-      <w:r>
-        <w:rPr>
-          <w:bCs/>
-        </w:rPr>
-        <w:t>,</w:t>
-      </w:r>
-      <w:r>
-        <w:rPr>
-          <w:bCs/>
-        </w:rPr>
-        <w:t xml:space="preserve"> una regla que RF-05 </w:t>
-      </w:r>
-      <w:r>
-        <w:rPr>
-          <w:bCs/>
-        </w:rPr>
-        <w:t>sugiere,</w:t>
-      </w:r>
-      <w:r>
-        <w:rPr>
-          <w:bCs/>
-        </w:rPr>
-        <w:t xml:space="preserve"> pero no detalla en su redacción original. Esto coincide con lo indicado </w:t>
-      </w:r>
-      <w:r>
-        <w:rPr>
-          <w:b/>
-        </w:rPr>
-        <w:t xml:space="preserve">por </w:t>
+        <w:t xml:space="preserve">3. </w:t>
+      </w:r>
+      <w:r>
+        <w:rPr>
+          <w:rStyle w:val="Textoennegrita"/>
+          <w:rFonts w:eastAsiaTheme="majorEastAsia"/>
+          <w:bCs w:val="0"/>
+        </w:rPr>
+        <w:t xml:space="preserve">La perspectiva de comportamiento expone reglas de negocio implícitas que el lenguaje natural del requisito no siempre explicita. </w:t>
       </w:r>
       <w:r>
         <w:rPr>
@@ -36829,7 +37211,7 @@
           <w:rFonts w:eastAsiaTheme="majorEastAsia"/>
           <w:b w:val="0"/>
         </w:rPr>
-        <w:t xml:space="preserve">Harel </w:t>
+        <w:t xml:space="preserve">Al modelar la máquina de estados de Solicitud, fue necesario definir explícitamente que una solicitud rechazada no desaparece del sistema, sino que transita a un estado archivado mediante el evento Cerrar caso (Rechazada → Final), una regla que RF-05 sugiere al mencionar que el propietario puede "rechazarla", pero no detalla en su redacción original qué sucede con la solicitud después del rechazo. Esto coincide con lo indicado por Harel </w:t>
       </w:r>
       <w:sdt>
         <w:sdtPr>
@@ -36839,8 +37221,8 @@
             <w:b w:val="0"/>
             <w:color w:val="000000"/>
           </w:rPr>
-          <w:tag w:val="MENDELEY_CITATION_v3_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"/>
-          <w:id w:val="-1624300949"/>
+          <w:tag w:val="MENDELEY_CITATION_v3_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"/>
+          <w:id w:val="1504857362"/>
           <w:placeholder>
             <w:docPart w:val="DefaultPlaceholder_-1854013440"/>
           </w:placeholder>
@@ -36859,32 +37241,17 @@
       </w:sdt>
       <w:r>
         <w:rPr>
-          <w:b/>
-        </w:rPr>
-        <w:t xml:space="preserve">, </w:t>
-      </w:r>
-      <w:r>
-        <w:rPr>
-          <w:bCs/>
-        </w:rPr>
-        <w:t>para quien</w:t>
-      </w:r>
-      <w:r>
-        <w:rPr>
-          <w:b/>
-        </w:rPr>
-        <w:t xml:space="preserve"> </w:t>
-      </w:r>
-      <w:r>
-        <w:rPr>
-          <w:bCs/>
-        </w:rPr>
-        <w:t>el formalismo de statecharts permite hacer explícito el comportamiento reactivo de un sistema que de otra forma permanecería implícito en la especificación textual.</w:t>
+          <w:rStyle w:val="Textoennegrita"/>
+          <w:rFonts w:eastAsiaTheme="majorEastAsia"/>
+          <w:b w:val="0"/>
+        </w:rPr>
+        <w:t>, para quien el formalismo de statecharts permite hacer explícito el comportamiento reactivo de un sistema que de otra forma permanecería implícito en la especificación textual.</w:t>
       </w:r>
     </w:p>
     <w:p>
       <w:pPr>
         <w:pStyle w:val="font-claude-response-body"/>
+        <w:jc w:val="both"/>
         <w:rPr>
           <w:bCs/>
         </w:rPr>
@@ -36907,6 +37274,7 @@
     <w:p>
       <w:pPr>
         <w:pStyle w:val="font-claude-response-body"/>
+        <w:jc w:val="both"/>
         <w:rPr>
           <w:bCs/>
         </w:rPr>
@@ -40977,7 +41345,19 @@
                 <w:rFonts w:ascii="Times New Roman" w:hAnsi="Times New Roman" w:cs="Times New Roman"/>
               </w:rPr>
               <w:lastRenderedPageBreak/>
-              <w:t>No funcional (Fiabilidad)</w:t>
+              <w:t>No funcional (</w:t>
+            </w:r>
+            <w:r>
+              <w:rPr>
+                <w:rFonts w:ascii="Times New Roman" w:hAnsi="Times New Roman" w:cs="Times New Roman"/>
+              </w:rPr>
+              <w:t>Eficiencia del desempeño</w:t>
+            </w:r>
+            <w:r>
+              <w:rPr>
+                <w:rFonts w:ascii="Times New Roman" w:hAnsi="Times New Roman" w:cs="Times New Roman"/>
+              </w:rPr>
+              <w:t>)</w:t>
             </w:r>
           </w:p>
         </w:tc>
@@ -42587,9 +42967,9 @@
           <w:noProof/>
         </w:rPr>
         <w:drawing>
-          <wp:inline distT="0" distB="0" distL="0" distR="0" wp14:anchorId="2B748D72" wp14:editId="46337717">
-            <wp:extent cx="8125222" cy="4848447"/>
-            <wp:effectExtent l="0" t="0" r="9525" b="0"/>
+          <wp:inline distT="0" distB="0" distL="0" distR="0" wp14:anchorId="2B748D72" wp14:editId="3CECEFD7">
+            <wp:extent cx="8145337" cy="4858398"/>
+            <wp:effectExtent l="0" t="0" r="8255" b="0"/>
             <wp:docPr id="208878458" name="Imagen 2"/>
             <wp:cNvGraphicFramePr>
               <a:graphicFrameLocks xmlns:a="http://schemas.openxmlformats.org/drawingml/2006/main" noChangeAspect="1"/>
@@ -42598,7 +42978,7 @@
               <a:graphicData uri="http://schemas.openxmlformats.org/drawingml/2006/picture">
                 <pic:pic xmlns:pic="http://schemas.openxmlformats.org/drawingml/2006/picture">
                   <pic:nvPicPr>
-                    <pic:cNvPr id="50596251" name="Imagen 2"/>
+                    <pic:cNvPr id="208878458" name="Imagen 2"/>
                     <pic:cNvPicPr>
                       <a:picLocks noChangeAspect="1" noChangeArrowheads="1"/>
                     </pic:cNvPicPr>
@@ -42618,7 +42998,7 @@
                   <pic:spPr bwMode="auto">
                     <a:xfrm>
                       <a:off x="0" y="0"/>
-                      <a:ext cx="8145337" cy="4860450"/>
+                      <a:ext cx="8145337" cy="4858398"/>
                     </a:xfrm>
                     <a:prstGeom prst="rect">
                       <a:avLst/>
@@ -43315,7 +43695,7 @@
             <w:autoSpaceDN w:val="0"/>
             <w:ind w:hanging="640"/>
             <w:jc w:val="both"/>
-            <w:divId w:val="863905578"/>
+            <w:divId w:val="1590579631"/>
             <w:rPr>
               <w:rFonts w:ascii="Times New Roman" w:eastAsia="Times New Roman" w:hAnsi="Times New Roman" w:cs="Times New Roman"/>
               <w:color w:val="000000"/>
@@ -43361,7 +43741,7 @@
             <w:autoSpaceDN w:val="0"/>
             <w:ind w:hanging="640"/>
             <w:jc w:val="both"/>
-            <w:divId w:val="1563710506"/>
+            <w:divId w:val="1938437428"/>
             <w:rPr>
               <w:rFonts w:ascii="Times New Roman" w:eastAsia="Times New Roman" w:hAnsi="Times New Roman" w:cs="Times New Roman"/>
               <w:color w:val="000000"/>
@@ -43405,7 +43785,7 @@
             <w:autoSpaceDN w:val="0"/>
             <w:ind w:hanging="640"/>
             <w:jc w:val="both"/>
-            <w:divId w:val="1700157921"/>
+            <w:divId w:val="703021847"/>
             <w:rPr>
               <w:rFonts w:ascii="Times New Roman" w:eastAsia="Times New Roman" w:hAnsi="Times New Roman" w:cs="Times New Roman"/>
               <w:color w:val="000000"/>
@@ -43449,7 +43829,7 @@
             <w:autoSpaceDN w:val="0"/>
             <w:ind w:hanging="640"/>
             <w:jc w:val="both"/>
-            <w:divId w:val="535775014"/>
+            <w:divId w:val="1407533308"/>
             <w:rPr>
               <w:rFonts w:ascii="Times New Roman" w:eastAsia="Times New Roman" w:hAnsi="Times New Roman" w:cs="Times New Roman"/>
               <w:color w:val="000000"/>
@@ -43478,7 +43858,7 @@
             <w:autoSpaceDN w:val="0"/>
             <w:ind w:hanging="640"/>
             <w:jc w:val="both"/>
-            <w:divId w:val="1348172644"/>
+            <w:divId w:val="1753164795"/>
             <w:rPr>
               <w:rFonts w:ascii="Times New Roman" w:eastAsia="Times New Roman" w:hAnsi="Times New Roman" w:cs="Times New Roman"/>
               <w:color w:val="000000"/>
@@ -43506,7 +43886,7 @@
             <w:autoSpaceDN w:val="0"/>
             <w:ind w:hanging="640"/>
             <w:jc w:val="both"/>
-            <w:divId w:val="1829708081"/>
+            <w:divId w:val="2063669377"/>
             <w:rPr>
               <w:rFonts w:ascii="Times New Roman" w:eastAsia="Times New Roman" w:hAnsi="Times New Roman" w:cs="Times New Roman"/>
               <w:color w:val="000000"/>
@@ -43534,7 +43914,7 @@
             <w:autoSpaceDN w:val="0"/>
             <w:ind w:hanging="640"/>
             <w:jc w:val="both"/>
-            <w:divId w:val="18699601"/>
+            <w:divId w:val="2031760395"/>
             <w:rPr>
               <w:rFonts w:ascii="Times New Roman" w:eastAsia="Times New Roman" w:hAnsi="Times New Roman" w:cs="Times New Roman"/>
               <w:color w:val="000000"/>
@@ -43578,7 +43958,7 @@
             <w:autoSpaceDN w:val="0"/>
             <w:ind w:hanging="640"/>
             <w:jc w:val="both"/>
-            <w:divId w:val="2128573009"/>
+            <w:divId w:val="933129007"/>
             <w:rPr>
               <w:rFonts w:ascii="Times New Roman" w:eastAsia="Times New Roman" w:hAnsi="Times New Roman" w:cs="Times New Roman"/>
               <w:color w:val="000000"/>
@@ -43622,7 +44002,7 @@
             <w:autoSpaceDN w:val="0"/>
             <w:ind w:hanging="640"/>
             <w:jc w:val="both"/>
-            <w:divId w:val="769931604"/>
+            <w:divId w:val="1828280949"/>
             <w:rPr>
               <w:rFonts w:ascii="Times New Roman" w:eastAsia="Times New Roman" w:hAnsi="Times New Roman" w:cs="Times New Roman"/>
               <w:color w:val="000000"/>
@@ -43650,7 +44030,7 @@
             <w:autoSpaceDN w:val="0"/>
             <w:ind w:hanging="640"/>
             <w:jc w:val="both"/>
-            <w:divId w:val="845443362"/>
+            <w:divId w:val="1580673015"/>
             <w:rPr>
               <w:rFonts w:ascii="Times New Roman" w:eastAsia="Times New Roman" w:hAnsi="Times New Roman" w:cs="Times New Roman"/>
               <w:color w:val="000000"/>
@@ -43694,7 +44074,7 @@
             <w:autoSpaceDN w:val="0"/>
             <w:ind w:hanging="640"/>
             <w:jc w:val="both"/>
-            <w:divId w:val="742333947"/>
+            <w:divId w:val="639000089"/>
             <w:rPr>
               <w:rFonts w:ascii="Times New Roman" w:eastAsia="Times New Roman" w:hAnsi="Times New Roman" w:cs="Times New Roman"/>
               <w:color w:val="000000"/>
@@ -43738,7 +44118,7 @@
             <w:autoSpaceDN w:val="0"/>
             <w:ind w:hanging="640"/>
             <w:jc w:val="both"/>
-            <w:divId w:val="639386089"/>
+            <w:divId w:val="1372535429"/>
             <w:rPr>
               <w:rFonts w:ascii="Times New Roman" w:eastAsia="Times New Roman" w:hAnsi="Times New Roman" w:cs="Times New Roman"/>
               <w:color w:val="000000"/>
@@ -43782,7 +44162,7 @@
             <w:autoSpaceDN w:val="0"/>
             <w:ind w:hanging="640"/>
             <w:jc w:val="both"/>
-            <w:divId w:val="1144086852"/>
+            <w:divId w:val="612060493"/>
             <w:rPr>
               <w:rFonts w:ascii="Times New Roman" w:eastAsia="Times New Roman" w:hAnsi="Times New Roman" w:cs="Times New Roman"/>
               <w:color w:val="000000"/>
@@ -46635,18 +47015,25 @@
     <w:rsid w:val="00116C73"/>
     <w:rsid w:val="001B103B"/>
     <w:rsid w:val="002B49BF"/>
+    <w:rsid w:val="002E6D43"/>
     <w:rsid w:val="00314595"/>
     <w:rsid w:val="00322F0F"/>
+    <w:rsid w:val="00354FE1"/>
     <w:rsid w:val="003A0A94"/>
     <w:rsid w:val="003A375F"/>
     <w:rsid w:val="005336E9"/>
     <w:rsid w:val="006166BB"/>
+    <w:rsid w:val="006848B1"/>
     <w:rsid w:val="006A6F4C"/>
+    <w:rsid w:val="006B4456"/>
     <w:rsid w:val="00711BC1"/>
     <w:rsid w:val="007E3EC3"/>
     <w:rsid w:val="008116C9"/>
+    <w:rsid w:val="00843038"/>
     <w:rsid w:val="00925F92"/>
     <w:rsid w:val="00B033B3"/>
+    <w:rsid w:val="00B37746"/>
+    <w:rsid w:val="00BD21EC"/>
     <w:rsid w:val="00EF0BFD"/>
     <w:rsid w:val="00F221D4"/>
     <w:rsid w:val="00FB45CB"/>
@@ -47451,8 +47838,8 @@
   </we:alternateReferences>
   <we:properties>
     <we:property name="MENDELEY_BIBLIOGRAPHY_IS_DIRTY" value="true"/>
-    <we:property name="MENDELEY_BIBLIOGRAPHY_LAST_MODIFIED" value="1783889194314"/>
-    <we:property name="MENDELEY_CITATIONS" value="[{&quot;citationID&quot;:&quot;MENDELEY_CITATION_d1f4b0f3-c16e-466c-8bfa-670575522dac&quot;,&quot;properties&quot;:{&quot;noteIndex&quot;:0},&quot;isEdited&quot;:false,&quot;manualOverride&quot;:{&quot;isManuallyOverridden&quot;:false,&quot;citeprocText&quot;:&quot;[1]&quot;,&quot;manualOverrideText&quot;:&quot;&quot;},&quot;citationTag&quot;:&quot;MENDELEY_CITATION_v3_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&quot;,&quot;citationItems&quot;:[{&quot;id&quot;:&quot;8b459ffd-756d-3939-9e41-8c07ad9f20f2&quot;,&quot;itemData&quot;:{&quot;type&quot;:&quot;article&quot;,&quot;id&quot;:&quot;8b459ffd-756d-3939-9e41-8c07ad9f20f2&quot;,&quot;title&quot;:&quot;29148:2018 — Requirements engineering&quot;,&quot;author&quot;:[{&quot;family&quot;:&quot;ISO/IEC/IEEE&quot;,&quot;given&quot;:&quot;&quot;,&quot;parse-names&quot;:false,&quot;dropping-particle&quot;:&quot;&quot;,&quot;non-dropping-particle&quot;:&quot;&quot;}],&quot;DOI&quot;:&quot;10.1109/IEEESTD.2018.8559686&quot;,&quot;ISBN&quot;:&quot;978-1-5044-5302-8&quot;,&quot;issued&quot;:{&quot;date-parts&quot;:[[2018]]},&quot;publisher-place&quot;:&quot;Piscataway, NJ, USA&quot;,&quot;publisher&quot;:&quot;IEEE&quot;,&quot;container-title-short&quot;:&quot;&quot;},&quot;isTemporary&quot;:false,&quot;suppress-author&quot;:false,&quot;composite&quot;:false,&quot;author-only&quot;:false}]},{&quot;citationID&quot;:&quot;MENDELEY_CITATION_4946858a-3c80-4c59-bd5f-f99988864337&quot;,&quot;properties&quot;:{&quot;noteIndex&quot;:0},&quot;isEdited&quot;:false,&quot;manualOverride&quot;:{&quot;isManuallyOverridden&quot;:false,&quot;citeprocText&quot;:&quot;[1]&quot;,&quot;manualOverrideText&quot;:&quot;&quot;},&quot;citationTag&quot;:&quot;MENDELEY_CITATION_v3_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&quot;,&quot;citationItems&quot;:[{&quot;id&quot;:&quot;8b459ffd-756d-3939-9e41-8c07ad9f20f2&quot;,&quot;itemData&quot;:{&quot;type&quot;:&quot;article&quot;,&quot;id&quot;:&quot;8b459ffd-756d-3939-9e41-8c07ad9f20f2&quot;,&quot;title&quot;:&quot;29148:2018 — Requirements engineering&quot;,&quot;author&quot;:[{&quot;family&quot;:&quot;ISO/IEC/IEEE&quot;,&quot;given&quot;:&quot;&quot;,&quot;parse-names&quot;:false,&quot;dropping-particle&quot;:&quot;&quot;,&quot;non-dropping-particle&quot;:&quot;&quot;}],&quot;DOI&quot;:&quot;10.1109/IEEESTD.2018.8559686&quot;,&quot;ISBN&quot;:&quot;978-1-5044-5302-8&quot;,&quot;issued&quot;:{&quot;date-parts&quot;:[[2018]]},&quot;publisher-place&quot;:&quot;Piscataway, NJ, USA&quot;,&quot;publisher&quot;:&quot;IEEE&quot;,&quot;container-title-short&quot;:&quot;&quot;},&quot;isTemporary&quot;:false,&quot;suppress-author&quot;:false,&quot;composite&quot;:false,&quot;author-only&quot;:false}]},{&quot;citationID&quot;:&quot;MENDELEY_CITATION_e018ed9c-7d24-44f5-a3e7-a4c260ef6e9e&quot;,&quot;properties&quot;:{&quot;noteIndex&quot;:0},&quot;isEdited&quot;:false,&quot;manualOverride&quot;:{&quot;isManuallyOverridden&quot;:false,&quot;citeprocText&quot;:&quot;[2]&quot;,&quot;manualOverrideText&quot;:&quot;&quot;},&quot;citationTag&quot;:&quot;MENDELEY_CITATION_v3_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&quot;,&quot;citationItems&quot;:[{&quot;id&quot;:&quot;e2b26073-7ef3-371d-af2e-9af8bf0591d2&quot;,&quot;itemData&quot;:{&quot;type&quot;:&quot;book&quot;,&quot;id&quot;:&quot;e2b26073-7ef3-371d-af2e-9af8bf0591d2&quot;,&quot;title&quot;:&quot;Requirements engineering : fundamentals, principles, and techniques&quot;,&quot;author&quot;:[{&quot;family&quot;:&quot;Pohl&quot;,&quot;given&quot;:&quot;Klaus.&quot;,&quot;parse-names&quot;:false,&quot;dropping-particle&quot;:&quot;&quot;,&quot;non-dropping-particle&quot;:&quot;&quot;}],&quot;ISBN&quot;:&quot;9783662692042&quot;,&quot;issued&quot;:{&quot;date-parts&quot;:[[2025]]},&quot;number-of-pages&quot;:&quot;814&quot;,&quot;abstract&quot;:&quot;Second edition.&quot;,&quot;publisher&quot;:&quot;Springer&quot;,&quot;container-title-short&quot;:&quot;&quot;},&quot;isTemporary&quot;:false,&quot;suppress-author&quot;:false,&quot;composite&quot;:false,&quot;author-only&quot;:false}]},{&quot;citationID&quot;:&quot;MENDELEY_CITATION_1df5f673-f934-40c4-acac-a2f628c714fe&quot;,&quot;properties&quot;:{&quot;noteIndex&quot;:0},&quot;isEdited&quot;:false,&quot;manualOverride&quot;:{&quot;isManuallyOverridden&quot;:false,&quot;citeprocText&quot;:&quot;[1]&quot;,&quot;manualOverrideText&quot;:&quot;&quot;},&quot;citationTag&quot;:&quot;MENDELEY_CITATION_v3_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&quot;,&quot;citationItems&quot;:[{&quot;id&quot;:&quot;8b459ffd-756d-3939-9e41-8c07ad9f20f2&quot;,&quot;itemData&quot;:{&quot;type&quot;:&quot;article&quot;,&quot;id&quot;:&quot;8b459ffd-756d-3939-9e41-8c07ad9f20f2&quot;,&quot;title&quot;:&quot;29148:2018 — Requirements engineering&quot;,&quot;author&quot;:[{&quot;family&quot;:&quot;ISO/IEC/IEEE&quot;,&quot;given&quot;:&quot;&quot;,&quot;parse-names&quot;:false,&quot;dropping-particle&quot;:&quot;&quot;,&quot;non-dropping-particle&quot;:&quot;&quot;}],&quot;DOI&quot;:&quot;10.1109/IEEESTD.2018.8559686&quot;,&quot;ISBN&quot;:&quot;978-1-5044-5302-8&quot;,&quot;issued&quot;:{&quot;date-parts&quot;:[[2018]]},&quot;publisher-place&quot;:&quot;Piscataway, NJ, USA&quot;,&quot;publisher&quot;:&quot;IEEE&quot;,&quot;container-title-short&quot;:&quot;&quot;},&quot;isTemporary&quot;:false,&quot;suppress-author&quot;:false,&quot;composite&quot;:false,&quot;author-only&quot;:false}]},{&quot;citationID&quot;:&quot;MENDELEY_CITATION_b0180692-3631-44e9-b572-ce8091c94df4&quot;,&quot;properties&quot;:{&quot;noteIndex&quot;:0},&quot;isEdited&quot;:false,&quot;manualOverride&quot;:{&quot;isManuallyOverridden&quot;:false,&quot;citeprocText&quot;:&quot;[3]&quot;,&quot;manualOverrideText&quot;:&quot;&quot;},&quot;citationTag&quot;:&quot;MENDELEY_CITATION_v3_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&quot;,&quot;citationItems&quot;:[{&quot;id&quot;:&quot;e6dea4ac-962f-3053-a6bc-34fc5f37acee&quot;,&quot;itemData&quot;:{&quot;type&quot;:&quot;article-journal&quot;,&quot;id&quot;:&quot;e6dea4ac-962f-3053-a6bc-34fc5f37acee&quot;,&quot;title&quot;:&quot;Advances in automated support for requirements engineering: a systematic literature review&quot;,&quot;author&quot;:[{&quot;family&quot;:&quot;Umar&quot;,&quot;given&quot;:&quot;Muhammad Aminu&quot;,&quot;parse-names&quot;:false,&quot;dropping-particle&quot;:&quot;&quot;,&quot;non-dropping-particle&quot;:&quot;&quot;},{&quot;family&quot;:&quot;Lano&quot;,&quot;given&quot;:&quot;Kevin&quot;,&quot;parse-names&quot;:false,&quot;dropping-particle&quot;:&quot;&quot;,&quot;non-dropping-particle&quot;:&quot;&quot;}],&quot;container-title&quot;:&quot;Requirements Engineering&quot;,&quot;container-title-short&quot;:&quot;Requir. Eng.&quot;,&quot;DOI&quot;:&quot;10.1007/s00766-023-00411-0&quot;,&quot;ISSN&quot;:&quot;0947-3602&quot;,&quot;issued&quot;:{&quot;date-parts&quot;:[[2024,6,3]]},&quot;page&quot;:&quot;177-207&quot;,&quot;abstract&quot;:&quot;&lt;p&gt;Requirements Engineering (RE) has undergone several transitions over the years, from traditional methods to agile approaches emphasising increased automation. In many software development projects, requirements are expressed in natural language and embedded within large volumes of text documents. At the same time, RE activities aim to define software systems' functionalities and constraints. However, manually executing these tasks is time-consuming and prone to errors. Numerous research efforts have proposed tools and technologies for automating RE activities to address this challenge, which are documented in published works. This review aims to examine empirical evidence on automated RE and analyse its impact on the RE sub-domain and software development. To achieve our goal, we conducted a Systematic Literature Review (SLR) following established guidelines for conducting SLRs. We aimed to identify, aggregate, and analyse papers on automated RE published between 1996 and 2022. We outlined the output of the support tool, the RE phase covered, levels of automation, development approach, and evaluation approaches. We identified 85 papers that discussed automated RE from various perspectives and methodologies. The results of this review demonstrate the significance of automated RE for the software development community, which has the potential to shorten development cycles and reduce associated costs. The support tools primarily assist in generating UML models (44.7%) and other activities such as omission of steps, consistency checking, and requirement validation. The analysis phase of RE is the most widely automated phase, with 49.53% of automated tools developed for this purpose. Natural language processing technologies, particularly POS tagging and Parser, are widely employed in developing these support tools. Controlled experimental methods are the most frequently used (48.2%) for evaluating automated RE tools, while user studies are the least employed evaluation method (8.2%). This paper contributes to the existing body of knowledge by providing an updated overview of the research literature, enabling a better understanding of trends and state-of-the-art practices in automated RE for researchers and practitioners. It also paves the way for future research directions in automated requirements engineering.&lt;/p&gt;&quot;,&quot;issue&quot;:&quot;2&quot;,&quot;volume&quot;:&quot;29&quot;},&quot;isTemporary&quot;:false,&quot;suppress-author&quot;:false,&quot;composite&quot;:false,&quot;author-only&quot;:false}]},{&quot;citationID&quot;:&quot;MENDELEY_CITATION_9dd78bfa-88b6-43c6-9ea9-f9e291f6e305&quot;,&quot;properties&quot;:{&quot;noteIndex&quot;:0},&quot;isEdited&quot;:false,&quot;manualOverride&quot;:{&quot;isManuallyOverridden&quot;:false,&quot;citeprocText&quot;:&quot;[4]&quot;,&quot;manualOverrideText&quot;:&quot;&quot;},&quot;citationTag&quot;:&quot;MENDELEY_CITATION_v3_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&quot;,&quot;citationItems&quot;:[{&quot;id&quot;:&quot;e255f396-b160-39f8-b810-7138cb6c1d4f&quot;,&quot;itemData&quot;:{&quot;type&quot;:&quot;article&quot;,&quot;id&quot;:&quot;e255f396-b160-39f8-b810-7138cb6c1d4f&quot;,&quot;title&quot;:&quot;15288:2023 — System life cycle processes&quot;,&quot;author&quot;:[{&quot;family&quot;:&quot;ISO/IEC/IEEE&quot;,&quot;given&quot;:&quot;&quot;,&quot;parse-names&quot;:false,&quot;dropping-particle&quot;:&quot;&quot;,&quot;non-dropping-particle&quot;:&quot;&quot;}],&quot;issued&quot;:{&quot;date-parts&quot;:[[2023]]},&quot;issue&quot;:&quot;ISO/IEC/IEEE 15288:2023&quot;,&quot;container-title-short&quot;:&quot;&quot;},&quot;isTemporary&quot;:false,&quot;suppress-author&quot;:false,&quot;composite&quot;:false,&quot;author-only&quot;:false}]},{&quot;citationID&quot;:&quot;MENDELEY_CITATION_d0a992e6-43d2-4bad-a2ea-14d17f715b23&quot;,&quot;properties&quot;:{&quot;noteIndex&quot;:0},&quot;isEdited&quot;:false,&quot;manualOverride&quot;:{&quot;isManuallyOverridden&quot;:false,&quot;citeprocText&quot;:&quot;[5]&quot;,&quot;manualOverrideText&quot;:&quot;&quot;},&quot;citationTag&quot;:&quot;MENDELEY_CITATION_v3_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&quot;,&quot;citationItems&quot;:[{&quot;id&quot;:&quot;4326de62-a1f1-370d-99b5-e2d8d6481a94&quot;,&quot;itemData&quot;:{&quot;type&quot;:&quot;article&quot;,&quot;id&quot;:&quot;4326de62-a1f1-370d-99b5-e2d8d6481a94&quot;,&quot;title&quot;:&quot;12207:2017 — Systems and software engineering — Software life cycle processes&quot;,&quot;author&quot;:[{&quot;family&quot;:&quot;ISO/IEC/IEEE&quot;,&quot;given&quot;:&quot;&quot;,&quot;parse-names&quot;:false,&quot;dropping-particle&quot;:&quot;&quot;,&quot;non-dropping-particle&quot;:&quot;&quot;}],&quot;issued&quot;:{&quot;date-parts&quot;:[[2017]]},&quot;issue&quot;:&quot;ISO/IEC/IEEE 12207:2017&quot;,&quot;container-title-short&quot;:&quot;&quot;},&quot;isTemporary&quot;:false,&quot;suppress-author&quot;:false,&quot;composite&quot;:false,&quot;author-only&quot;:false}]},{&quot;citationID&quot;:&quot;MENDELEY_CITATION_89e6926f-86bd-42d1-8958-ce1661c27a30&quot;,&quot;properties&quot;:{&quot;noteIndex&quot;:0},&quot;isEdited&quot;:false,&quot;manualOverride&quot;:{&quot;isManuallyOverridden&quot;:false,&quot;citeprocText&quot;:&quot;[6]&quot;,&quot;manualOverrideText&quot;:&quot;&quot;},&quot;citationTag&quot;:&quot;MENDELEY_CITATION_v3_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&quot;,&quot;citationItems&quot;:[{&quot;id&quot;:&quot;9003cc2d-8e1b-3761-9c43-cf67f96021b9&quot;,&quot;itemData&quot;:{&quot;type&quot;:&quot;article&quot;,&quot;id&quot;:&quot;9003cc2d-8e1b-3761-9c43-cf67f96021b9&quot;,&quot;title&quot;:&quot;25010:2023 Systems and software Quality Requirements and Evaluation (SQuaRE) — Product quality model&quot;,&quot;author&quot;:[{&quot;family&quot;:&quot;ISO/IEC&quot;,&quot;given&quot;:&quot;&quot;,&quot;parse-names&quot;:false,&quot;dropping-particle&quot;:&quot;&quot;,&quot;non-dropping-particle&quot;:&quot;&quot;}],&quot;issued&quot;:{&quot;date-parts&quot;:[[2023]]},&quot;issue&quot;:&quot;ISO/IEC 25010:2023&quot;,&quot;container-title-short&quot;:&quot;&quot;},&quot;isTemporary&quot;:false,&quot;suppress-author&quot;:false,&quot;composite&quot;:false,&quot;author-only&quot;:false}]},{&quot;citationID&quot;:&quot;MENDELEY_CITATION_0fbdbc46-8a3e-47bb-bd1e-a2db294aac5c&quot;,&quot;properties&quot;:{&quot;noteIndex&quot;:0},&quot;isEdited&quot;:false,&quot;manualOverride&quot;:{&quot;isManuallyOverridden&quot;:false,&quot;citeprocText&quot;:&quot;[2]&quot;,&quot;manualOverrideText&quot;:&quot;&quot;},&quot;citationTag&quot;:&quot;MENDELEY_CITATION_v3_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&quot;,&quot;citationItems&quot;:[{&quot;id&quot;:&quot;e2b26073-7ef3-371d-af2e-9af8bf0591d2&quot;,&quot;itemData&quot;:{&quot;type&quot;:&quot;book&quot;,&quot;id&quot;:&quot;e2b26073-7ef3-371d-af2e-9af8bf0591d2&quot;,&quot;title&quot;:&quot;Requirements engineering : fundamentals, principles, and techniques&quot;,&quot;author&quot;:[{&quot;family&quot;:&quot;Pohl&quot;,&quot;given&quot;:&quot;Klaus.&quot;,&quot;parse-names&quot;:false,&quot;dropping-particle&quot;:&quot;&quot;,&quot;non-dropping-particle&quot;:&quot;&quot;}],&quot;ISBN&quot;:&quot;9783662692042&quot;,&quot;issued&quot;:{&quot;date-parts&quot;:[[2025]]},&quot;number-of-pages&quot;:&quot;814&quot;,&quot;abstract&quot;:&quot;Second edition.&quot;,&quot;publisher&quot;:&quot;Springer&quot;,&quot;container-title-short&quot;:&quot;&quot;},&quot;isTemporary&quot;:false,&quot;suppress-author&quot;:false,&quot;composite&quot;:false,&quot;author-only&quot;:false}]},{&quot;citationID&quot;:&quot;MENDELEY_CITATION_5a19125a-f94e-4c1d-a9ee-de90b4f409b9&quot;,&quot;properties&quot;:{&quot;noteIndex&quot;:0},&quot;isEdited&quot;:false,&quot;manualOverride&quot;:{&quot;isManuallyOverridden&quot;:false,&quot;citeprocText&quot;:&quot;[7]&quot;,&quot;manualOverrideText&quot;:&quot;&quot;},&quot;citationTag&quot;:&quot;MENDELEY_CITATION_v3_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&quot;,&quot;citationItems&quot;:[{&quot;id&quot;:&quot;b4a67c60-32e8-3898-8c2f-38b6887aa554&quot;,&quot;itemData&quot;:{&quot;type&quot;:&quot;book&quot;,&quot;id&quot;:&quot;b4a67c60-32e8-3898-8c2f-38b6887aa554&quot;,&quot;title&quot;:&quot;SWEBOK Guide v4.0&quot;,&quot;author&quot;:[{&quot;family&quot;:&quot;Washizaki&quot;,&quot;given&quot;:&quot;H&quot;,&quot;parse-names&quot;:false,&quot;dropping-particle&quot;:&quot;&quot;,&quot;non-dropping-particle&quot;:&quot;&quot;}],&quot;editor&quot;:[{&quot;family&quot;:&quot;Washizaki&quot;,&quot;given&quot;:&quot;H&quot;,&quot;parse-names&quot;:false,&quot;dropping-particle&quot;:&quot;&quot;,&quot;non-dropping-particle&quot;:&quot;&quot;}],&quot;URL&quot;:&quot;https://www.computer.org/education/bodies-of-knowledge/software-engineering&quot;,&quot;issued&quot;:{&quot;date-parts&quot;:[[2024]]},&quot;publisher&quot;:&quot;IEEE Computer Society&quot;,&quot;container-title-short&quot;:&quot;&quot;},&quot;isTemporary&quot;:false,&quot;suppress-author&quot;:false,&quot;composite&quot;:false,&quot;author-only&quot;:false}]},{&quot;citationID&quot;:&quot;MENDELEY_CITATION_d5e8a7f7-08de-4147-93e6-c3e18c13a771&quot;,&quot;properties&quot;:{&quot;noteIndex&quot;:0},&quot;isEdited&quot;:false,&quot;manualOverride&quot;:{&quot;isManuallyOverridden&quot;:false,&quot;citeprocText&quot;:&quot;[8]&quot;,&quot;manualOverrideText&quot;:&quot;&quot;},&quot;citationTag&quot;:&quot;MENDELEY_CITATION_v3_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&quot;,&quot;citationItems&quot;:[{&quot;id&quot;:&quot;daa08e9f-9677-3412-8e94-5091b7fddc56&quot;,&quot;itemData&quot;:{&quot;type&quot;:&quot;book&quot;,&quot;id&quot;:&quot;daa08e9f-9677-3412-8e94-5091b7fddc56&quot;,&quot;title&quot;:&quot;A Guide to the Project Management Body of Knowledge (PMBOK® Guide) – Seventh Edition and The Standard for Project Management&quot;,&quot;author&quot;:[{&quot;family&quot;:&quot;Institute&quot;,&quot;given&quot;:&quot;Project Management&quot;,&quot;parse-names&quot;:false,&quot;dropping-particle&quot;:&quot;&quot;,&quot;non-dropping-particle&quot;:&quot;&quot;}],&quot;ISBN&quot;:&quot;9781628256642&quot;,&quot;issued&quot;:{&quot;date-parts&quot;:[[2021]]},&quot;publisher-place&quot;:&quot;Newtown Square, PA&quot;,&quot;publisher&quot;:&quot;Project Management Institute&quot;,&quot;container-title-short&quot;:&quot;&quot;},&quot;isTemporary&quot;:false,&quot;suppress-author&quot;:false,&quot;composite&quot;:false,&quot;author-only&quot;:false}]},{&quot;citationID&quot;:&quot;MENDELEY_CITATION_da3ed054-d07a-496b-8435-6806fb559b7d&quot;,&quot;properties&quot;:{&quot;noteIndex&quot;:0},&quot;isEdited&quot;:false,&quot;manualOverride&quot;:{&quot;isManuallyOverridden&quot;:false,&quot;citeprocText&quot;:&quot;[9]&quot;,&quot;manualOverrideText&quot;:&quot;&quot;},&quot;citationTag&quot;:&quot;MENDELEY_CITATION_v3_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&quot;,&quot;citationItems&quot;:[{&quot;id&quot;:&quot;66151fa6-eac6-3909-b0c3-058dd6c6e5c7&quot;,&quot;itemData&quot;:{&quot;type&quot;:&quot;article&quot;,&quot;id&quot;:&quot;66151fa6-eac6-3909-b0c3-058dd6c6e5c7&quot;,&quot;title&quot;:&quot;CPRE Foundation Level Syllabus v3.1&quot;,&quot;author&quot;:[{&quot;family&quot;:&quot;IREB&quot;,&quot;given&quot;:&quot;&quot;,&quot;parse-names&quot;:false,&quot;dropping-particle&quot;:&quot;&quot;,&quot;non-dropping-particle&quot;:&quot;&quot;}],&quot;URL&quot;:&quot;https://www.ireb.org&quot;,&quot;issued&quot;:{&quot;date-parts&quot;:[[2022]]},&quot;container-title-short&quot;:&quot;&quot;},&quot;isTemporary&quot;:false,&quot;suppress-author&quot;:false,&quot;composite&quot;:false,&quot;author-only&quot;:false}]},{&quot;citationID&quot;:&quot;MENDELEY_CITATION_5668133c-8149-4de7-8e71-0d08dfa988e8&quot;,&quot;properties&quot;:{&quot;noteIndex&quot;:0},&quot;isEdited&quot;:false,&quot;manualOverride&quot;:{&quot;isManuallyOverridden&quot;:false,&quot;citeprocText&quot;:&quot;[1]&quot;,&quot;manualOverrideText&quot;:&quot;&quot;},&quot;citationTag&quot;:&quot;MENDELEY_CITATION_v3_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&quot;,&quot;citationItems&quot;:[{&quot;id&quot;:&quot;8b459ffd-756d-3939-9e41-8c07ad9f20f2&quot;,&quot;itemData&quot;:{&quot;type&quot;:&quot;article&quot;,&quot;id&quot;:&quot;8b459ffd-756d-3939-9e41-8c07ad9f20f2&quot;,&quot;title&quot;:&quot;29148:2018 — Requirements engineering&quot;,&quot;author&quot;:[{&quot;family&quot;:&quot;ISO/IEC/IEEE&quot;,&quot;given&quot;:&quot;&quot;,&quot;parse-names&quot;:false,&quot;dropping-particle&quot;:&quot;&quot;,&quot;non-dropping-particle&quot;:&quot;&quot;}],&quot;DOI&quot;:&quot;10.1109/IEEESTD.2018.8559686&quot;,&quot;ISBN&quot;:&quot;978-1-5044-5302-8&quot;,&quot;issued&quot;:{&quot;date-parts&quot;:[[2018]]},&quot;publisher-place&quot;:&quot;Piscataway, NJ, USA&quot;,&quot;publisher&quot;:&quot;IEEE&quot;,&quot;container-title-short&quot;:&quot;&quot;},&quot;isTemporary&quot;:false,&quot;suppress-author&quot;:false,&quot;composite&quot;:false,&quot;author-only&quot;:false}]},{&quot;citationID&quot;:&quot;MENDELEY_CITATION_38c3613e-9e78-4d87-af2a-9e3063aa327c&quot;,&quot;properties&quot;:{&quot;noteIndex&quot;:0},&quot;isEdited&quot;:false,&quot;manualOverride&quot;:{&quot;isManuallyOverridden&quot;:false,&quot;citeprocText&quot;:&quot;[10]&quot;,&quot;manualOverrideText&quot;:&quot;&quot;},&quot;citationTag&quot;:&quot;MENDELEY_CITATION_v3_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&quot;,&quot;citationItems&quot;:[{&quot;id&quot;:&quot;585f87df-c637-3e52-902f-9e282702414f&quot;,&quot;itemData&quot;:{&quot;type&quot;:&quot;article-journal&quot;,&quot;id&quot;:&quot;585f87df-c637-3e52-902f-9e282702414f&quot;,&quot;title&quot;:&quot;Structured SRS for e-Government Services With Boilerplate Design and Interface&quot;,&quot;author&quot;:[{&quot;family&quot;:&quot;Oztekin&quot;,&quot;given&quot;:&quot;Gonca Canan&quot;,&quot;parse-names&quot;:false,&quot;dropping-particle&quot;:&quot;&quot;,&quot;non-dropping-particle&quot;:&quot;&quot;},{&quot;family&quot;:&quot;Menekse Dalveren&quot;,&quot;given&quot;:&quot;Gonca Gokce&quot;,&quot;parse-names&quot;:false,&quot;dropping-particle&quot;:&quot;&quot;,&quot;non-dropping-particle&quot;:&quot;&quot;}],&quot;container-title&quot;:&quot;IEEE Access&quot;,&quot;DOI&quot;:&quot;10.1109/ACCESS.2023.3287882&quot;,&quot;ISSN&quot;:&quot;2169-3536&quot;,&quot;issued&quot;:{&quot;date-parts&quot;:[[2023]]},&quot;page&quot;:&quot;62906-62917&quot;,&quot;volume&quot;:&quot;11&quot;,&quot;container-title-short&quot;:&quot;&quot;},&quot;isTemporary&quot;:false,&quot;suppress-author&quot;:false,&quot;composite&quot;:false,&quot;author-only&quot;:false}]},{&quot;citationID&quot;:&quot;MENDELEY_CITATION_ef6bf1d8-39dd-48c3-9d2d-75fd6e4f6e10&quot;,&quot;properties&quot;:{&quot;noteIndex&quot;:0},&quot;isEdited&quot;:false,&quot;manualOverride&quot;:{&quot;isManuallyOverridden&quot;:false,&quot;citeprocText&quot;:&quot;[11]&quot;,&quot;manualOverrideText&quot;:&quot;&quot;},&quot;citationTag&quot;:&quot;MENDELEY_CITATION_v3_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&quot;,&quot;citationItems&quot;:[{&quot;id&quot;:&quot;53bf9615-9f05-3888-82f8-ecd3ad0cd90a&quot;,&quot;itemData&quot;:{&quot;type&quot;:&quot;book&quot;,&quot;id&quot;:&quot;53bf9615-9f05-3888-82f8-ecd3ad0cd90a&quot;,&quot;title&quot;:&quot;Requirements Engineering&quot;,&quot;author&quot;:[{&quot;family&quot;:&quot;Hull&quot;,&quot;given&quot;:&quot;Elizabeth&quot;,&quot;parse-names&quot;:false,&quot;dropping-particle&quot;:&quot;&quot;,&quot;non-dropping-particle&quot;:&quot;&quot;},{&quot;family&quot;:&quot;Jackson&quot;,&quot;given&quot;:&quot;Ken&quot;,&quot;parse-names&quot;:false,&quot;dropping-particle&quot;:&quot;&quot;,&quot;non-dropping-particle&quot;:&quot;&quot;},{&quot;family&quot;:&quot;Dick&quot;,&quot;given&quot;:&quot;Jeremy&quot;,&quot;parse-names&quot;:false,&quot;dropping-particle&quot;:&quot;&quot;,&quot;non-dropping-particle&quot;:&quot;&quot;}],&quot;DOI&quot;:&quot;10.1007/978-1-84996-405-0&quot;,&quot;ISBN&quot;:&quot;978-1-84996-404-3&quot;,&quot;issued&quot;:{&quot;date-parts&quot;:[[2011]]},&quot;publisher-place&quot;:&quot;London&quot;,&quot;publisher&quot;:&quot;Springer London&quot;,&quot;container-title-short&quot;:&quot;&quot;},&quot;isTemporary&quot;:false,&quot;suppress-author&quot;:false,&quot;composite&quot;:false,&quot;author-only&quot;:false}]},{&quot;citationID&quot;:&quot;MENDELEY_CITATION_9a0bdb73-4607-490e-a571-0179055fa7a6&quot;,&quot;properties&quot;:{&quot;noteIndex&quot;:0},&quot;isEdited&quot;:false,&quot;manualOverride&quot;:{&quot;isManuallyOverridden&quot;:false,&quot;citeprocText&quot;:&quot;[6]&quot;,&quot;manualOverrideText&quot;:&quot;&quot;},&quot;citationTag&quot;:&quot;MENDELEY_CITATION_v3_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&quot;,&quot;citationItems&quot;:[{&quot;id&quot;:&quot;9003cc2d-8e1b-3761-9c43-cf67f96021b9&quot;,&quot;itemData&quot;:{&quot;type&quot;:&quot;article&quot;,&quot;id&quot;:&quot;9003cc2d-8e1b-3761-9c43-cf67f96021b9&quot;,&quot;title&quot;:&quot;25010:2023 Systems and software Quality Requirements and Evaluation (SQuaRE) — Product quality model&quot;,&quot;author&quot;:[{&quot;family&quot;:&quot;ISO/IEC&quot;,&quot;given&quot;:&quot;&quot;,&quot;parse-names&quot;:false,&quot;dropping-particle&quot;:&quot;&quot;,&quot;non-dropping-particle&quot;:&quot;&quot;}],&quot;issued&quot;:{&quot;date-parts&quot;:[[2023]]},&quot;issue&quot;:&quot;ISO/IEC 25010:2023&quot;,&quot;container-title-short&quot;:&quot;&quot;},&quot;isTemporary&quot;:false,&quot;suppress-author&quot;:false,&quot;composite&quot;:false,&quot;author-only&quot;:false}]},{&quot;citationID&quot;:&quot;MENDELEY_CITATION_d517f449-2212-4592-b6c2-2be1c486617c&quot;,&quot;properties&quot;:{&quot;noteIndex&quot;:0},&quot;isEdited&quot;:false,&quot;manualOverride&quot;:{&quot;isManuallyOverridden&quot;:false,&quot;citeprocText&quot;:&quot;[12]&quot;,&quot;manualOverrideText&quot;:&quot;&quot;},&quot;citationTag&quot;:&quot;MENDELEY_CITATION_v3_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&quot;,&quot;citationItems&quot;:[{&quot;id&quot;:&quot;969309ac-d1f5-3d30-89ff-aa1a87f9e65a&quot;,&quot;itemData&quot;:{&quot;type&quot;:&quot;book&quot;,&quot;id&quot;:&quot;969309ac-d1f5-3d30-89ff-aa1a87f9e65a&quot;,&quot;title&quot;:&quot;Requirements analysis and system design&quot;,&quot;author&quot;:[{&quot;family&quot;:&quot;Maciaszek&quot;,&quot;given&quot;:&quot;Leszek.&quot;,&quot;parse-names&quot;:false,&quot;dropping-particle&quot;:&quot;&quot;,&quot;non-dropping-particle&quot;:&quot;&quot;}],&quot;ISBN&quot;:&quot;0321440366&quot;,&quot;issued&quot;:{&quot;date-parts&quot;:[[2007]]},&quot;number-of-pages&quot;:&quot;612&quot;,&quot;abstract&quot;:&quot;3rd ed. Previous edition: 2005. \&quot;This book is the ideal companion for undergraduates studying: systems analysis; systems design; software engineering; software projects; and databases and object technology. It would also be an reference for any practitioners wishing to get up to speed with the latest developments in this area.\&quot;--Jacket. The software process -- Ch. 2. Requirements determination -- Ch. 3. Objects and object modeling -- Ch. 4. Requirements specification -- Ch. 5. Moving from analysis to design -- Ch. 6. System architecture and program design -- Ch. 7. User interface design -- Ch. 8. Persistence and database design -- Ch. 9. Testing and change management -- Ch. 10. Tutorial-style review and reinforcement.&quot;,&quot;publisher&quot;:&quot;Addison-Wesley&quot;,&quot;container-title-short&quot;:&quot;&quot;},&quot;isTemporary&quot;:false,&quot;suppress-author&quot;:false,&quot;composite&quot;:false,&quot;author-only&quot;:false}]},{&quot;citationID&quot;:&quot;MENDELEY_CITATION_a54d54ba-dc08-4317-8081-c98efd264fd8&quot;,&quot;properties&quot;:{&quot;noteIndex&quot;:0},&quot;isEdited&quot;:false,&quot;manualOverride&quot;:{&quot;isManuallyOverridden&quot;:false,&quot;citeprocText&quot;:&quot;[7]&quot;,&quot;manualOverrideText&quot;:&quot;&quot;},&quot;citationTag&quot;:&quot;MENDELEY_CITATION_v3_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&quot;,&quot;citationItems&quot;:[{&quot;id&quot;:&quot;b4a67c60-32e8-3898-8c2f-38b6887aa554&quot;,&quot;itemData&quot;:{&quot;type&quot;:&quot;book&quot;,&quot;id&quot;:&quot;b4a67c60-32e8-3898-8c2f-38b6887aa554&quot;,&quot;title&quot;:&quot;SWEBOK Guide v4.0&quot;,&quot;author&quot;:[{&quot;family&quot;:&quot;Washizaki&quot;,&quot;given&quot;:&quot;H&quot;,&quot;parse-names&quot;:false,&quot;dropping-particle&quot;:&quot;&quot;,&quot;non-dropping-particle&quot;:&quot;&quot;}],&quot;editor&quot;:[{&quot;family&quot;:&quot;Washizaki&quot;,&quot;given&quot;:&quot;H&quot;,&quot;parse-names&quot;:false,&quot;dropping-particle&quot;:&quot;&quot;,&quot;non-dropping-particle&quot;:&quot;&quot;}],&quot;URL&quot;:&quot;https://www.computer.org/education/bodies-of-knowledge/software-engineering&quot;,&quot;issued&quot;:{&quot;date-parts&quot;:[[2024]]},&quot;publisher&quot;:&quot;IEEE Computer Society&quot;,&quot;container-title-short&quot;:&quot;&quot;},&quot;isTemporary&quot;:false,&quot;suppress-author&quot;:false,&quot;composite&quot;:false,&quot;author-only&quot;:false}]},{&quot;citationID&quot;:&quot;MENDELEY_CITATION_71b5ecd2-b926-42c4-b8ac-6ac3b7d0a299&quot;,&quot;properties&quot;:{&quot;noteIndex&quot;:0},&quot;isEdited&quot;:false,&quot;manualOverride&quot;:{&quot;isManuallyOverridden&quot;:false,&quot;citeprocText&quot;:&quot;[2]&quot;,&quot;manualOverrideText&quot;:&quot;&quot;},&quot;citationTag&quot;:&quot;MENDELEY_CITATION_v3_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&quot;,&quot;citationItems&quot;:[{&quot;id&quot;:&quot;e2b26073-7ef3-371d-af2e-9af8bf0591d2&quot;,&quot;itemData&quot;:{&quot;type&quot;:&quot;book&quot;,&quot;id&quot;:&quot;e2b26073-7ef3-371d-af2e-9af8bf0591d2&quot;,&quot;title&quot;:&quot;Requirements engineering : fundamentals, principles, and techniques&quot;,&quot;author&quot;:[{&quot;family&quot;:&quot;Pohl&quot;,&quot;given&quot;:&quot;Klaus.&quot;,&quot;parse-names&quot;:false,&quot;dropping-particle&quot;:&quot;&quot;,&quot;non-dropping-particle&quot;:&quot;&quot;}],&quot;ISBN&quot;:&quot;9783662692042&quot;,&quot;issued&quot;:{&quot;date-parts&quot;:[[2025]]},&quot;number-of-pages&quot;:&quot;814&quot;,&quot;abstract&quot;:&quot;Second edition.&quot;,&quot;publisher&quot;:&quot;Springer&quot;,&quot;container-title-short&quot;:&quot;&quot;},&quot;isTemporary&quot;:false,&quot;suppress-author&quot;:false,&quot;composite&quot;:false,&quot;author-only&quot;:false}]},{&quot;citationID&quot;:&quot;MENDELEY_CITATION_6efc6ef9-53cb-4aca-8ada-eceee85f6186&quot;,&quot;properties&quot;:{&quot;noteIndex&quot;:0},&quot;isEdited&quot;:false,&quot;manualOverride&quot;:{&quot;isManuallyOverridden&quot;:false,&quot;citeprocText&quot;:&quot;[12]&quot;,&quot;manualOverrideText&quot;:&quot;&quot;},&quot;citationTag&quot;:&quot;MENDELEY_CITATION_v3_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&quot;,&quot;citationItems&quot;:[{&quot;id&quot;:&quot;969309ac-d1f5-3d30-89ff-aa1a87f9e65a&quot;,&quot;itemData&quot;:{&quot;type&quot;:&quot;book&quot;,&quot;id&quot;:&quot;969309ac-d1f5-3d30-89ff-aa1a87f9e65a&quot;,&quot;title&quot;:&quot;Requirements analysis and system design&quot;,&quot;author&quot;:[{&quot;family&quot;:&quot;Maciaszek&quot;,&quot;given&quot;:&quot;Leszek.&quot;,&quot;parse-names&quot;:false,&quot;dropping-particle&quot;:&quot;&quot;,&quot;non-dropping-particle&quot;:&quot;&quot;}],&quot;ISBN&quot;:&quot;0321440366&quot;,&quot;issued&quot;:{&quot;date-parts&quot;:[[2007]]},&quot;number-of-pages&quot;:&quot;612&quot;,&quot;abstract&quot;:&quot;3rd ed. Previous edition: 2005. \&quot;This book is the ideal companion for undergraduates studying: systems analysis; systems design; software engineering; software projects; and databases and object technology. It would also be an reference for any practitioners wishing to get up to speed with the latest developments in this area.\&quot;--Jacket. The software process -- Ch. 2. Requirements determination -- Ch. 3. Objects and object modeling -- Ch. 4. Requirements specification -- Ch. 5. Moving from analysis to design -- Ch. 6. System architecture and program design -- Ch. 7. User interface design -- Ch. 8. Persistence and database design -- Ch. 9. Testing and change management -- Ch. 10. Tutorial-style review and reinforcement.&quot;,&quot;publisher&quot;:&quot;Addison-Wesley&quot;,&quot;container-title-short&quot;:&quot;&quot;},&quot;isTemporary&quot;:false,&quot;suppress-author&quot;:false,&quot;composite&quot;:false,&quot;author-only&quot;:false}]},{&quot;citationID&quot;:&quot;MENDELEY_CITATION_c2568ec7-3aaa-4ced-ac6d-67091e151077&quot;,&quot;properties&quot;:{&quot;noteIndex&quot;:0},&quot;isEdited&quot;:false,&quot;manualOverride&quot;:{&quot;isManuallyOverridden&quot;:false,&quot;citeprocText&quot;:&quot;[12]&quot;,&quot;manualOverrideText&quot;:&quot;&quot;},&quot;citationTag&quot;:&quot;MENDELEY_CITATION_v3_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&quot;,&quot;citationItems&quot;:[{&quot;id&quot;:&quot;969309ac-d1f5-3d30-89ff-aa1a87f9e65a&quot;,&quot;itemData&quot;:{&quot;type&quot;:&quot;book&quot;,&quot;id&quot;:&quot;969309ac-d1f5-3d30-89ff-aa1a87f9e65a&quot;,&quot;title&quot;:&quot;Requirements analysis and system design&quot;,&quot;author&quot;:[{&quot;family&quot;:&quot;Maciaszek&quot;,&quot;given&quot;:&quot;Leszek.&quot;,&quot;parse-names&quot;:false,&quot;dropping-particle&quot;:&quot;&quot;,&quot;non-dropping-particle&quot;:&quot;&quot;}],&quot;ISBN&quot;:&quot;0321440366&quot;,&quot;issued&quot;:{&quot;date-parts&quot;:[[2007]]},&quot;number-of-pages&quot;:&quot;612&quot;,&quot;abstract&quot;:&quot;3rd ed. Previous edition: 2005. \&quot;This book is the ideal companion for undergraduates studying: systems analysis; systems design; software engineering; software projects; and databases and object technology. It would also be an reference for any practitioners wishing to get up to speed with the latest developments in this area.\&quot;--Jacket. The software process -- Ch. 2. Requirements determination -- Ch. 3. Objects and object modeling -- Ch. 4. Requirements specification -- Ch. 5. Moving from analysis to design -- Ch. 6. System architecture and program design -- Ch. 7. User interface design -- Ch. 8. Persistence and database design -- Ch. 9. Testing and change management -- Ch. 10. Tutorial-style review and reinforcement.&quot;,&quot;publisher&quot;:&quot;Addison-Wesley&quot;,&quot;container-title-short&quot;:&quot;&quot;},&quot;isTemporary&quot;:false,&quot;suppress-author&quot;:false,&quot;composite&quot;:false,&quot;author-only&quot;:false}]},{&quot;citationID&quot;:&quot;MENDELEY_CITATION_5db54668-57fe-411f-b9b9-81bc2887eac5&quot;,&quot;properties&quot;:{&quot;noteIndex&quot;:0},&quot;isEdited&quot;:false,&quot;manualOverride&quot;:{&quot;isManuallyOverridden&quot;:false,&quot;citeprocText&quot;:&quot;[2]&quot;,&quot;manualOverrideText&quot;:&quot;&quot;},&quot;citationTag&quot;:&quot;MENDELEY_CITATION_v3_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&quot;,&quot;citationItems&quot;:[{&quot;id&quot;:&quot;e2b26073-7ef3-371d-af2e-9af8bf0591d2&quot;,&quot;itemData&quot;:{&quot;type&quot;:&quot;book&quot;,&quot;id&quot;:&quot;e2b26073-7ef3-371d-af2e-9af8bf0591d2&quot;,&quot;title&quot;:&quot;Requirements engineering : fundamentals, principles, and techniques&quot;,&quot;author&quot;:[{&quot;family&quot;:&quot;Pohl&quot;,&quot;given&quot;:&quot;Klaus.&quot;,&quot;parse-names&quot;:false,&quot;dropping-particle&quot;:&quot;&quot;,&quot;non-dropping-particle&quot;:&quot;&quot;}],&quot;ISBN&quot;:&quot;9783662692042&quot;,&quot;issued&quot;:{&quot;date-parts&quot;:[[2025]]},&quot;number-of-pages&quot;:&quot;814&quot;,&quot;abstract&quot;:&quot;Second edition.&quot;,&quot;publisher&quot;:&quot;Springer&quot;,&quot;container-title-short&quot;:&quot;&quot;},&quot;isTemporary&quot;:false,&quot;suppress-author&quot;:false,&quot;composite&quot;:false,&quot;author-only&quot;:false}]},{&quot;citationID&quot;:&quot;MENDELEY_CITATION_5b8cc987-5ef7-4197-bf2d-32f3ed773c15&quot;,&quot;properties&quot;:{&quot;noteIndex&quot;:0},&quot;isEdited&quot;:false,&quot;manualOverride&quot;:{&quot;isManuallyOverridden&quot;:false,&quot;citeprocText&quot;:&quot;[13]&quot;,&quot;manualOverrideText&quot;:&quot;&quot;},&quot;citationTag&quot;:&quot;MENDELEY_CITATION_v3_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&quot;,&quot;citationItems&quot;:[{&quot;id&quot;:&quot;db86bc13-b5b2-3da2-8b6b-b765f7df50dd&quot;,&quot;itemData&quot;:{&quot;type&quot;:&quot;article-journal&quot;,&quot;id&quot;:&quot;db86bc13-b5b2-3da2-8b6b-b765f7df50dd&quot;,&quot;title&quot;:&quot;Statecharts: a visual formalism for complex systems&quot;,&quot;author&quot;:[{&quot;family&quot;:&quot;Harel&quot;,&quot;given&quot;:&quot;David&quot;,&quot;parse-names&quot;:false,&quot;dropping-particle&quot;:&quot;&quot;,&quot;non-dropping-particle&quot;:&quot;&quot;}],&quot;container-title&quot;:&quot;Science of Computer Programming&quot;,&quot;container-title-short&quot;:&quot;Sci. Comput. Program.&quot;,&quot;DOI&quot;:&quot;10.1016/0167-6423(87)90035-9&quot;,&quot;ISSN&quot;:&quot;01676423&quot;,&quot;issued&quot;:{&quot;date-parts&quot;:[[1987,6]]},&quot;page&quot;:&quot;231-274&quot;,&quot;issue&quot;:&quot;3&quot;,&quot;volume&quot;:&quot;8&quot;},&quot;isTemporary&quot;:false,&quot;suppress-author&quot;:false,&quot;composite&quot;:false,&quot;author-only&quot;:false}]},{&quot;citationID&quot;:&quot;MENDELEY_CITATION_bdd90be3-16dd-4414-aa17-3efdf6934353&quot;,&quot;properties&quot;:{&quot;noteIndex&quot;:0},&quot;isEdited&quot;:false,&quot;manualOverride&quot;:{&quot;isManuallyOverridden&quot;:false,&quot;citeprocText&quot;:&quot;[2]&quot;,&quot;manualOverrideText&quot;:&quot;&quot;},&quot;citationTag&quot;:&quot;MENDELEY_CITATION_v3_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&quot;,&quot;citationItems&quot;:[{&quot;id&quot;:&quot;e2b26073-7ef3-371d-af2e-9af8bf0591d2&quot;,&quot;itemData&quot;:{&quot;type&quot;:&quot;book&quot;,&quot;id&quot;:&quot;e2b26073-7ef3-371d-af2e-9af8bf0591d2&quot;,&quot;title&quot;:&quot;Requirements engineering : fundamentals, principles, and techniques&quot;,&quot;author&quot;:[{&quot;family&quot;:&quot;Pohl&quot;,&quot;given&quot;:&quot;Klaus.&quot;,&quot;parse-names&quot;:false,&quot;dropping-particle&quot;:&quot;&quot;,&quot;non-dropping-particle&quot;:&quot;&quot;}],&quot;ISBN&quot;:&quot;9783662692042&quot;,&quot;issued&quot;:{&quot;date-parts&quot;:[[2025]]},&quot;number-of-pages&quot;:&quot;814&quot;,&quot;abstract&quot;:&quot;Second edition.&quot;,&quot;publisher&quot;:&quot;Springer&quot;,&quot;container-title-short&quot;:&quot;&quot;},&quot;isTemporary&quot;:false,&quot;suppress-author&quot;:false,&quot;composite&quot;:false,&quot;author-only&quot;:false}]},{&quot;citationID&quot;:&quot;MENDELEY_CITATION_208525df-7542-417b-84d9-12734a2c4982&quot;,&quot;properties&quot;:{&quot;noteIndex&quot;:0},&quot;isEdited&quot;:false,&quot;manualOverride&quot;:{&quot;isManuallyOverridden&quot;:false,&quot;citeprocText&quot;:&quot;[13]&quot;,&quot;manualOverrideText&quot;:&quot;&quot;},&quot;citationTag&quot;:&quot;MENDELEY_CITATION_v3_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&quot;,&quot;citationItems&quot;:[{&quot;id&quot;:&quot;db86bc13-b5b2-3da2-8b6b-b765f7df50dd&quot;,&quot;itemData&quot;:{&quot;type&quot;:&quot;article-journal&quot;,&quot;id&quot;:&quot;db86bc13-b5b2-3da2-8b6b-b765f7df50dd&quot;,&quot;title&quot;:&quot;Statecharts: a visual formalism for complex systems&quot;,&quot;author&quot;:[{&quot;family&quot;:&quot;Harel&quot;,&quot;given&quot;:&quot;David&quot;,&quot;parse-names&quot;:false,&quot;dropping-particle&quot;:&quot;&quot;,&quot;non-dropping-particle&quot;:&quot;&quot;}],&quot;container-title&quot;:&quot;Science of Computer Programming&quot;,&quot;container-title-short&quot;:&quot;Sci. Comput. Program.&quot;,&quot;DOI&quot;:&quot;10.1016/0167-6423(87)90035-9&quot;,&quot;ISSN&quot;:&quot;01676423&quot;,&quot;issued&quot;:{&quot;date-parts&quot;:[[1987,6]]},&quot;page&quot;:&quot;231-274&quot;,&quot;issue&quot;:&quot;3&quot;,&quot;volume&quot;:&quot;8&quot;},&quot;isTemporary&quot;:false,&quot;suppress-author&quot;:false,&quot;composite&quot;:false,&quot;author-only&quot;:false}]},{&quot;citationID&quot;:&quot;MENDELEY_CITATION_ed6b1fdf-b40c-4062-b87f-dab6dd956f3f&quot;,&quot;properties&quot;:{&quot;noteIndex&quot;:0},&quot;isEdited&quot;:false,&quot;manualOverride&quot;:{&quot;isManuallyOverridden&quot;:false,&quot;citeprocText&quot;:&quot;[2]&quot;,&quot;manualOverrideText&quot;:&quot;&quot;},&quot;citationTag&quot;:&quot;MENDELEY_CITATION_v3_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&quot;,&quot;citationItems&quot;:[{&quot;id&quot;:&quot;e2b26073-7ef3-371d-af2e-9af8bf0591d2&quot;,&quot;itemData&quot;:{&quot;type&quot;:&quot;book&quot;,&quot;id&quot;:&quot;e2b26073-7ef3-371d-af2e-9af8bf0591d2&quot;,&quot;title&quot;:&quot;Requirements engineering : fundamentals, principles, and techniques&quot;,&quot;author&quot;:[{&quot;family&quot;:&quot;Pohl&quot;,&quot;given&quot;:&quot;Klaus.&quot;,&quot;parse-names&quot;:false,&quot;dropping-particle&quot;:&quot;&quot;,&quot;non-dropping-particle&quot;:&quot;&quot;}],&quot;ISBN&quot;:&quot;9783662692042&quot;,&quot;issued&quot;:{&quot;date-parts&quot;:[[2025]]},&quot;number-of-pages&quot;:&quot;814&quot;,&quot;abstract&quot;:&quot;Second edition.&quot;,&quot;publisher&quot;:&quot;Springer&quot;,&quot;container-title-short&quot;:&quot;&quot;},&quot;isTemporary&quot;:false,&quot;suppress-author&quot;:false,&quot;composite&quot;:false,&quot;author-only&quot;:false}]},{&quot;citationID&quot;:&quot;MENDELEY_CITATION_644e8673-699d-4f9e-8d4c-b0a570936ded&quot;,&quot;properties&quot;:{&quot;noteIndex&quot;:0},&quot;isEdited&quot;:false,&quot;manualOverride&quot;:{&quot;isManuallyOverridden&quot;:false,&quot;citeprocText&quot;:&quot;[7]&quot;,&quot;manualOverrideText&quot;:&quot;&quot;},&quot;citationTag&quot;:&quot;MENDELEY_CITATION_v3_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&quot;,&quot;citationItems&quot;:[{&quot;id&quot;:&quot;b4a67c60-32e8-3898-8c2f-38b6887aa554&quot;,&quot;itemData&quot;:{&quot;type&quot;:&quot;book&quot;,&quot;id&quot;:&quot;b4a67c60-32e8-3898-8c2f-38b6887aa554&quot;,&quot;title&quot;:&quot;SWEBOK Guide v4.0&quot;,&quot;author&quot;:[{&quot;family&quot;:&quot;Washizaki&quot;,&quot;given&quot;:&quot;H&quot;,&quot;parse-names&quot;:false,&quot;dropping-particle&quot;:&quot;&quot;,&quot;non-dropping-particle&quot;:&quot;&quot;}],&quot;editor&quot;:[{&quot;family&quot;:&quot;Washizaki&quot;,&quot;given&quot;:&quot;H&quot;,&quot;parse-names&quot;:false,&quot;dropping-particle&quot;:&quot;&quot;,&quot;non-dropping-particle&quot;:&quot;&quot;}],&quot;URL&quot;:&quot;https://www.computer.org/education/bodies-of-knowledge/software-engineering&quot;,&quot;issued&quot;:{&quot;date-parts&quot;:[[2024]]},&quot;publisher&quot;:&quot;IEEE Computer Society&quot;,&quot;container-title-short&quot;:&quot;&quot;},&quot;isTemporary&quot;:false,&quot;suppress-author&quot;:false,&quot;composite&quot;:false,&quot;author-only&quot;:false}]},{&quot;citationID&quot;:&quot;MENDELEY_CITATION_d31edc80-8222-4953-a1ae-57ac2beb536a&quot;,&quot;properties&quot;:{&quot;noteIndex&quot;:0},&quot;isEdited&quot;:false,&quot;manualOverride&quot;:{&quot;isManuallyOverridden&quot;:false,&quot;citeprocText&quot;:&quot;[1]&quot;,&quot;manualOverrideText&quot;:&quot;&quot;},&quot;citationTag&quot;:&quot;MENDELEY_CITATION_v3_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&quot;,&quot;citationItems&quot;:[{&quot;id&quot;:&quot;8b459ffd-756d-3939-9e41-8c07ad9f20f2&quot;,&quot;itemData&quot;:{&quot;type&quot;:&quot;article&quot;,&quot;id&quot;:&quot;8b459ffd-756d-3939-9e41-8c07ad9f20f2&quot;,&quot;title&quot;:&quot;29148:2018 — Requirements engineering&quot;,&quot;author&quot;:[{&quot;family&quot;:&quot;ISO/IEC/IEEE&quot;,&quot;given&quot;:&quot;&quot;,&quot;parse-names&quot;:false,&quot;dropping-particle&quot;:&quot;&quot;,&quot;non-dropping-particle&quot;:&quot;&quot;}],&quot;DOI&quot;:&quot;10.1109/IEEESTD.2018.8559686&quot;,&quot;ISBN&quot;:&quot;978-1-5044-5302-8&quot;,&quot;issued&quot;:{&quot;date-parts&quot;:[[2018]]},&quot;publisher-place&quot;:&quot;Piscataway, NJ, USA&quot;,&quot;publisher&quot;:&quot;IEEE&quot;,&quot;container-title-short&quot;:&quot;&quot;},&quot;isTemporary&quot;:false,&quot;suppress-author&quot;:false,&quot;composite&quot;:false,&quot;author-only&quot;:false}]},{&quot;citationID&quot;:&quot;MENDELEY_CITATION_250681a3-3a60-40f4-b127-6caf818bc97a&quot;,&quot;properties&quot;:{&quot;noteIndex&quot;:0},&quot;isEdited&quot;:false,&quot;manualOverride&quot;:{&quot;isManuallyOverridden&quot;:false,&quot;citeprocText&quot;:&quot;[1]&quot;,&quot;manualOverrideText&quot;:&quot;&quot;},&quot;citationTag&quot;:&quot;MENDELEY_CITATION_v3_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&quot;,&quot;citationItems&quot;:[{&quot;id&quot;:&quot;8b459ffd-756d-3939-9e41-8c07ad9f20f2&quot;,&quot;itemData&quot;:{&quot;type&quot;:&quot;article&quot;,&quot;id&quot;:&quot;8b459ffd-756d-3939-9e41-8c07ad9f20f2&quot;,&quot;title&quot;:&quot;29148:2018 — Requirements engineering&quot;,&quot;author&quot;:[{&quot;family&quot;:&quot;ISO/IEC/IEEE&quot;,&quot;given&quot;:&quot;&quot;,&quot;parse-names&quot;:false,&quot;dropping-particle&quot;:&quot;&quot;,&quot;non-dropping-particle&quot;:&quot;&quot;}],&quot;DOI&quot;:&quot;10.1109/IEEESTD.2018.8559686&quot;,&quot;ISBN&quot;:&quot;978-1-5044-5302-8&quot;,&quot;issued&quot;:{&quot;date-parts&quot;:[[2018]]},&quot;publisher-place&quot;:&quot;Piscataway, NJ, USA&quot;,&quot;publisher&quot;:&quot;IEEE&quot;,&quot;container-title-short&quot;:&quot;&quot;},&quot;isTemporary&quot;:false,&quot;suppress-author&quot;:false,&quot;composite&quot;:false,&quot;author-only&quot;:false}]},{&quot;citationID&quot;:&quot;MENDELEY_CITATION_17dca949-85ed-4402-b25f-3cf863a0a703&quot;,&quot;properties&quot;:{&quot;noteIndex&quot;:0},&quot;isEdited&quot;:false,&quot;manualOverride&quot;:{&quot;isManuallyOverridden&quot;:false,&quot;citeprocText&quot;:&quot;[6]&quot;,&quot;manualOverrideText&quot;:&quot;&quot;},&quot;citationTag&quot;:&quot;MENDELEY_CITATION_v3_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&quot;,&quot;citationItems&quot;:[{&quot;id&quot;:&quot;9003cc2d-8e1b-3761-9c43-cf67f96021b9&quot;,&quot;itemData&quot;:{&quot;type&quot;:&quot;article&quot;,&quot;id&quot;:&quot;9003cc2d-8e1b-3761-9c43-cf67f96021b9&quot;,&quot;title&quot;:&quot;25010:2023 Systems and software Quality Requirements and Evaluation (SQuaRE) — Product quality model&quot;,&quot;author&quot;:[{&quot;family&quot;:&quot;ISO/IEC&quot;,&quot;given&quot;:&quot;&quot;,&quot;parse-names&quot;:false,&quot;dropping-particle&quot;:&quot;&quot;,&quot;non-dropping-particle&quot;:&quot;&quot;}],&quot;issued&quot;:{&quot;date-parts&quot;:[[2023]]},&quot;issue&quot;:&quot;ISO/IEC 25010:2023&quot;,&quot;container-title-short&quot;:&quot;&quot;},&quot;isTemporary&quot;:false,&quot;suppress-author&quot;:false,&quot;composite&quot;:false,&quot;author-only&quot;:false}]},{&quot;citationID&quot;:&quot;MENDELEY_CITATION_5da23a8a-031e-4fe2-b3ab-6e6c5413d96c&quot;,&quot;properties&quot;:{&quot;noteIndex&quot;:0},&quot;isEdited&quot;:false,&quot;manualOverride&quot;:{&quot;isManuallyOverridden&quot;:false,&quot;citeprocText&quot;:&quot;[9]&quot;,&quot;manualOverrideText&quot;:&quot;&quot;},&quot;citationTag&quot;:&quot;MENDELEY_CITATION_v3_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&quot;,&quot;citationItems&quot;:[{&quot;id&quot;:&quot;66151fa6-eac6-3909-b0c3-058dd6c6e5c7&quot;,&quot;itemData&quot;:{&quot;type&quot;:&quot;article&quot;,&quot;id&quot;:&quot;66151fa6-eac6-3909-b0c3-058dd6c6e5c7&quot;,&quot;title&quot;:&quot;CPRE Foundation Level Syllabus v3.1&quot;,&quot;author&quot;:[{&quot;family&quot;:&quot;IREB&quot;,&quot;given&quot;:&quot;&quot;,&quot;parse-names&quot;:false,&quot;dropping-particle&quot;:&quot;&quot;,&quot;non-dropping-particle&quot;:&quot;&quot;}],&quot;URL&quot;:&quot;https://www.ireb.org&quot;,&quot;issued&quot;:{&quot;date-parts&quot;:[[2022]]},&quot;container-title-short&quot;:&quot;&quot;},&quot;isTemporary&quot;:false,&quot;suppress-author&quot;:false,&quot;composite&quot;:false,&quot;author-only&quot;:false}]},{&quot;citationID&quot;:&quot;MENDELEY_CITATION_964cdbf3-f385-479b-a32b-7221f85b390b&quot;,&quot;properties&quot;:{&quot;noteIndex&quot;:0},&quot;isEdited&quot;:false,&quot;manualOverride&quot;:{&quot;isManuallyOverridden&quot;:false,&quot;citeprocText&quot;:&quot;[9]&quot;,&quot;manualOverrideText&quot;:&quot;&quot;},&quot;citationTag&quot;:&quot;MENDELEY_CITATION_v3_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&quot;,&quot;citationItems&quot;:[{&quot;id&quot;:&quot;66151fa6-eac6-3909-b0c3-058dd6c6e5c7&quot;,&quot;itemData&quot;:{&quot;type&quot;:&quot;article&quot;,&quot;id&quot;:&quot;66151fa6-eac6-3909-b0c3-058dd6c6e5c7&quot;,&quot;title&quot;:&quot;CPRE Foundation Level Syllabus v3.1&quot;,&quot;author&quot;:[{&quot;family&quot;:&quot;IREB&quot;,&quot;given&quot;:&quot;&quot;,&quot;parse-names&quot;:false,&quot;dropping-particle&quot;:&quot;&quot;,&quot;non-dropping-particle&quot;:&quot;&quot;}],&quot;URL&quot;:&quot;https://www.ireb.org&quot;,&quot;issued&quot;:{&quot;date-parts&quot;:[[2022]]},&quot;container-title-short&quot;:&quot;&quot;},&quot;isTemporary&quot;:false,&quot;suppress-author&quot;:false,&quot;composite&quot;:false,&quot;author-only&quot;:false}]},{&quot;citationID&quot;:&quot;MENDELEY_CITATION_af7eb058-ebb9-492f-9541-07ba14a26a5e&quot;,&quot;properties&quot;:{&quot;noteIndex&quot;:0},&quot;isEdited&quot;:false,&quot;manualOverride&quot;:{&quot;isManuallyOverridden&quot;:false,&quot;citeprocText&quot;:&quot;[6]&quot;,&quot;manualOverrideText&quot;:&quot;&quot;},&quot;citationTag&quot;:&quot;MENDELEY_CITATION_v3_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&quot;,&quot;citationItems&quot;:[{&quot;id&quot;:&quot;9003cc2d-8e1b-3761-9c43-cf67f96021b9&quot;,&quot;itemData&quot;:{&quot;type&quot;:&quot;article&quot;,&quot;id&quot;:&quot;9003cc2d-8e1b-3761-9c43-cf67f96021b9&quot;,&quot;title&quot;:&quot;25010:2023 Systems and software Quality Requirements and Evaluation (SQuaRE) — Product quality model&quot;,&quot;author&quot;:[{&quot;family&quot;:&quot;ISO/IEC&quot;,&quot;given&quot;:&quot;&quot;,&quot;parse-names&quot;:false,&quot;dropping-particle&quot;:&quot;&quot;,&quot;non-dropping-particle&quot;:&quot;&quot;}],&quot;issued&quot;:{&quot;date-parts&quot;:[[2023]]},&quot;issue&quot;:&quot;ISO/IEC 25010:2023&quot;,&quot;container-title-short&quot;:&quot;&quot;},&quot;isTemporary&quot;:false,&quot;suppress-author&quot;:false,&quot;composite&quot;:false,&quot;author-only&quot;:false}]},{&quot;citationID&quot;:&quot;MENDELEY_CITATION_b4a97bcc-b593-415a-a75b-9e911f653053&quot;,&quot;properties&quot;:{&quot;noteIndex&quot;:0},&quot;isEdited&quot;:false,&quot;manualOverride&quot;:{&quot;isManuallyOverridden&quot;:false,&quot;citeprocText&quot;:&quot;[1]&quot;,&quot;manualOverrideText&quot;:&quot;&quot;},&quot;citationTag&quot;:&quot;MENDELEY_CITATION_v3_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&quot;,&quot;citationItems&quot;:[{&quot;id&quot;:&quot;8b459ffd-756d-3939-9e41-8c07ad9f20f2&quot;,&quot;itemData&quot;:{&quot;type&quot;:&quot;article&quot;,&quot;id&quot;:&quot;8b459ffd-756d-3939-9e41-8c07ad9f20f2&quot;,&quot;title&quot;:&quot;29148:2018 — Requirements engineering&quot;,&quot;author&quot;:[{&quot;family&quot;:&quot;ISO/IEC/IEEE&quot;,&quot;given&quot;:&quot;&quot;,&quot;parse-names&quot;:false,&quot;dropping-particle&quot;:&quot;&quot;,&quot;non-dropping-particle&quot;:&quot;&quot;}],&quot;DOI&quot;:&quot;10.1109/IEEESTD.2018.8559686&quot;,&quot;ISBN&quot;:&quot;978-1-5044-5302-8&quot;,&quot;issued&quot;:{&quot;date-parts&quot;:[[2018]]},&quot;publisher-place&quot;:&quot;Piscataway, NJ, USA&quot;,&quot;publisher&quot;:&quot;IEEE&quot;,&quot;container-title-short&quot;:&quot;&quot;},&quot;isTemporary&quot;:false,&quot;suppress-author&quot;:false,&quot;composite&quot;:false,&quot;author-only&quot;:false}]},{&quot;citationID&quot;:&quot;MENDELEY_CITATION_0c4b0fa0-c84e-41e5-b6d5-397ca69593e6&quot;,&quot;properties&quot;:{&quot;noteIndex&quot;:0},&quot;isEdited&quot;:false,&quot;manualOverride&quot;:{&quot;isManuallyOverridden&quot;:false,&quot;citeprocText&quot;:&quot;[6]&quot;,&quot;manualOverrideText&quot;:&quot;&quot;},&quot;citationTag&quot;:&quot;MENDELEY_CITATION_v3_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&quot;,&quot;citationItems&quot;:[{&quot;id&quot;:&quot;9003cc2d-8e1b-3761-9c43-cf67f96021b9&quot;,&quot;itemData&quot;:{&quot;type&quot;:&quot;article&quot;,&quot;id&quot;:&quot;9003cc2d-8e1b-3761-9c43-cf67f96021b9&quot;,&quot;title&quot;:&quot;25010:2023 Systems and software Quality Requirements and Evaluation (SQuaRE) — Product quality model&quot;,&quot;author&quot;:[{&quot;family&quot;:&quot;ISO/IEC&quot;,&quot;given&quot;:&quot;&quot;,&quot;parse-names&quot;:false,&quot;dropping-particle&quot;:&quot;&quot;,&quot;non-dropping-particle&quot;:&quot;&quot;}],&quot;issued&quot;:{&quot;date-parts&quot;:[[2023]]},&quot;issue&quot;:&quot;ISO/IEC 25010:2023&quot;,&quot;container-title-short&quot;:&quot;&quot;},&quot;isTemporary&quot;:false,&quot;suppress-author&quot;:false,&quot;composite&quot;:false,&quot;author-only&quot;:false}]},{&quot;citationID&quot;:&quot;MENDELEY_CITATION_f3b2d815-8406-48c9-94c2-bc778c3df9a2&quot;,&quot;properties&quot;:{&quot;noteIndex&quot;:0},&quot;isEdited&quot;:false,&quot;manualOverride&quot;:{&quot;isManuallyOverridden&quot;:false,&quot;citeprocText&quot;:&quot;[9]&quot;,&quot;manualOverrideText&quot;:&quot;&quot;},&quot;citationTag&quot;:&quot;MENDELEY_CITATION_v3_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&quot;,&quot;citationItems&quot;:[{&quot;id&quot;:&quot;66151fa6-eac6-3909-b0c3-058dd6c6e5c7&quot;,&quot;itemData&quot;:{&quot;type&quot;:&quot;article&quot;,&quot;id&quot;:&quot;66151fa6-eac6-3909-b0c3-058dd6c6e5c7&quot;,&quot;title&quot;:&quot;CPRE Foundation Level Syllabus v3.1&quot;,&quot;author&quot;:[{&quot;family&quot;:&quot;IREB&quot;,&quot;given&quot;:&quot;&quot;,&quot;parse-names&quot;:false,&quot;dropping-particle&quot;:&quot;&quot;,&quot;non-dropping-particle&quot;:&quot;&quot;}],&quot;URL&quot;:&quot;https://www.ireb.org&quot;,&quot;issued&quot;:{&quot;date-parts&quot;:[[2022]]},&quot;container-title-short&quot;:&quot;&quot;},&quot;isTemporary&quot;:false,&quot;suppress-author&quot;:false,&quot;composite&quot;:false,&quot;author-only&quot;:false}]},{&quot;citationID&quot;:&quot;MENDELEY_CITATION_5c6a4b38-facc-472a-8cf1-33668bb9a349&quot;,&quot;properties&quot;:{&quot;noteIndex&quot;:0},&quot;isEdited&quot;:false,&quot;manualOverride&quot;:{&quot;isManuallyOverridden&quot;:false,&quot;citeprocText&quot;:&quot;[6]&quot;,&quot;manualOverrideText&quot;:&quot;&quot;},&quot;citationTag&quot;:&quot;MENDELEY_CITATION_v3_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&quot;,&quot;citationItems&quot;:[{&quot;id&quot;:&quot;9003cc2d-8e1b-3761-9c43-cf67f96021b9&quot;,&quot;itemData&quot;:{&quot;type&quot;:&quot;article&quot;,&quot;id&quot;:&quot;9003cc2d-8e1b-3761-9c43-cf67f96021b9&quot;,&quot;title&quot;:&quot;25010:2023 Systems and software Quality Requirements and Evaluation (SQuaRE) — Product quality model&quot;,&quot;author&quot;:[{&quot;family&quot;:&quot;ISO/IEC&quot;,&quot;given&quot;:&quot;&quot;,&quot;parse-names&quot;:false,&quot;dropping-particle&quot;:&quot;&quot;,&quot;non-dropping-particle&quot;:&quot;&quot;}],&quot;issued&quot;:{&quot;date-parts&quot;:[[2023]]},&quot;issue&quot;:&quot;ISO/IEC 25010:2023&quot;,&quot;container-title-short&quot;:&quot;&quot;},&quot;isTemporary&quot;:false,&quot;suppress-author&quot;:false,&quot;composite&quot;:false,&quot;author-only&quot;:false}]},{&quot;citationID&quot;:&quot;MENDELEY_CITATION_275202db-54da-4b6b-930d-bb2e03a406a9&quot;,&quot;properties&quot;:{&quot;noteIndex&quot;:0},&quot;isEdited&quot;:false,&quot;manualOverride&quot;:{&quot;isManuallyOverridden&quot;:false,&quot;citeprocText&quot;:&quot;[11]&quot;,&quot;manualOverrideText&quot;:&quot;&quot;},&quot;citationTag&quot;:&quot;MENDELEY_CITATION_v3_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&quot;,&quot;citationItems&quot;:[{&quot;id&quot;:&quot;53bf9615-9f05-3888-82f8-ecd3ad0cd90a&quot;,&quot;itemData&quot;:{&quot;type&quot;:&quot;book&quot;,&quot;id&quot;:&quot;53bf9615-9f05-3888-82f8-ecd3ad0cd90a&quot;,&quot;title&quot;:&quot;Requirements Engineering&quot;,&quot;author&quot;:[{&quot;family&quot;:&quot;Hull&quot;,&quot;given&quot;:&quot;Elizabeth&quot;,&quot;parse-names&quot;:false,&quot;dropping-particle&quot;:&quot;&quot;,&quot;non-dropping-particle&quot;:&quot;&quot;},{&quot;family&quot;:&quot;Jackson&quot;,&quot;given&quot;:&quot;Ken&quot;,&quot;parse-names&quot;:false,&quot;dropping-particle&quot;:&quot;&quot;,&quot;non-dropping-particle&quot;:&quot;&quot;},{&quot;family&quot;:&quot;Dick&quot;,&quot;given&quot;:&quot;Jeremy&quot;,&quot;parse-names&quot;:false,&quot;dropping-particle&quot;:&quot;&quot;,&quot;non-dropping-particle&quot;:&quot;&quot;}],&quot;DOI&quot;:&quot;10.1007/978-1-84996-405-0&quot;,&quot;ISBN&quot;:&quot;978-1-84996-404-3&quot;,&quot;issued&quot;:{&quot;date-parts&quot;:[[2011]]},&quot;publisher-place&quot;:&quot;London&quot;,&quot;publisher&quot;:&quot;Springer London&quot;,&quot;container-title-short&quot;:&quot;&quot;},&quot;isTemporary&quot;:false,&quot;suppress-author&quot;:false,&quot;composite&quot;:false,&quot;author-only&quot;:false}]},{&quot;citationID&quot;:&quot;MENDELEY_CITATION_ea197790-0cb8-4b6d-98dd-f5b3d7671533&quot;,&quot;properties&quot;:{&quot;noteIndex&quot;:0},&quot;isEdited&quot;:false,&quot;manualOverride&quot;:{&quot;isManuallyOverridden&quot;:false,&quot;citeprocText&quot;:&quot;[1]&quot;,&quot;manualOverrideText&quot;:&quot;&quot;},&quot;citationTag&quot;:&quot;MENDELEY_CITATION_v3_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&quot;,&quot;citationItems&quot;:[{&quot;id&quot;:&quot;8b459ffd-756d-3939-9e41-8c07ad9f20f2&quot;,&quot;itemData&quot;:{&quot;type&quot;:&quot;article&quot;,&quot;id&quot;:&quot;8b459ffd-756d-3939-9e41-8c07ad9f20f2&quot;,&quot;title&quot;:&quot;29148:2018 — Requirements engineering&quot;,&quot;author&quot;:[{&quot;family&quot;:&quot;ISO/IEC/IEEE&quot;,&quot;given&quot;:&quot;&quot;,&quot;parse-names&quot;:false,&quot;dropping-particle&quot;:&quot;&quot;,&quot;non-dropping-particle&quot;:&quot;&quot;}],&quot;DOI&quot;:&quot;10.1109/IEEESTD.2018.8559686&quot;,&quot;ISBN&quot;:&quot;978-1-5044-5302-8&quot;,&quot;issued&quot;:{&quot;date-parts&quot;:[[2018]]},&quot;publisher-place&quot;:&quot;Piscataway, NJ, USA&quot;,&quot;publisher&quot;:&quot;IEEE&quot;,&quot;container-title-short&quot;:&quot;&quot;},&quot;isTemporary&quot;:false,&quot;suppress-author&quot;:false,&quot;composite&quot;:false,&quot;author-only&quot;:false}]},{&quot;citationID&quot;:&quot;MENDELEY_CITATION_0f5dad17-5e34-4e06-b18d-3c42bcf7b72f&quot;,&quot;properties&quot;:{&quot;noteIndex&quot;:0},&quot;isEdited&quot;:false,&quot;manualOverride&quot;:{&quot;isManuallyOverridden&quot;:false,&quot;citeprocText&quot;:&quot;[12]&quot;,&quot;manualOverrideText&quot;:&quot;&quot;},&quot;citationTag&quot;:&quot;MENDELEY_CITATION_v3_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&quot;,&quot;citationItems&quot;:[{&quot;id&quot;:&quot;969309ac-d1f5-3d30-89ff-aa1a87f9e65a&quot;,&quot;itemData&quot;:{&quot;type&quot;:&quot;book&quot;,&quot;id&quot;:&quot;969309ac-d1f5-3d30-89ff-aa1a87f9e65a&quot;,&quot;title&quot;:&quot;Requirements analysis and system design&quot;,&quot;author&quot;:[{&quot;family&quot;:&quot;Maciaszek&quot;,&quot;given&quot;:&quot;Leszek.&quot;,&quot;parse-names&quot;:false,&quot;dropping-particle&quot;:&quot;&quot;,&quot;non-dropping-particle&quot;:&quot;&quot;}],&quot;ISBN&quot;:&quot;0321440366&quot;,&quot;issued&quot;:{&quot;date-parts&quot;:[[2007]]},&quot;number-of-pages&quot;:&quot;612&quot;,&quot;abstract&quot;:&quot;3rd ed. Previous edition: 2005. \&quot;This book is the ideal companion for undergraduates studying: systems analysis; systems design; software engineering; software projects; and databases and object technology. It would also be an reference for any practitioners wishing to get up to speed with the latest developments in this area.\&quot;--Jacket. The software process -- Ch. 2. Requirements determination -- Ch. 3. Objects and object modeling -- Ch. 4. Requirements specification -- Ch. 5. Moving from analysis to design -- Ch. 6. System architecture and program design -- Ch. 7. User interface design -- Ch. 8. Persistence and database design -- Ch. 9. Testing and change management -- Ch. 10. Tutorial-style review and reinforcement.&quot;,&quot;publisher&quot;:&quot;Addison-Wesley&quot;,&quot;container-title-short&quot;:&quot;&quot;},&quot;isTemporary&quot;:false,&quot;suppress-author&quot;:false,&quot;composite&quot;:false,&quot;author-only&quot;:false}]},{&quot;citationID&quot;:&quot;MENDELEY_CITATION_abdece4b-11d1-4a16-9b9a-56e4879bb013&quot;,&quot;properties&quot;:{&quot;noteIndex&quot;:0},&quot;isEdited&quot;:false,&quot;manualOverride&quot;:{&quot;isManuallyOverridden&quot;:false,&quot;citeprocText&quot;:&quot;[12]&quot;,&quot;manualOverrideText&quot;:&quot;&quot;},&quot;citationTag&quot;:&quot;MENDELEY_CITATION_v3_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&quot;,&quot;citationItems&quot;:[{&quot;id&quot;:&quot;969309ac-d1f5-3d30-89ff-aa1a87f9e65a&quot;,&quot;itemData&quot;:{&quot;type&quot;:&quot;book&quot;,&quot;id&quot;:&quot;969309ac-d1f5-3d30-89ff-aa1a87f9e65a&quot;,&quot;title&quot;:&quot;Requirements analysis and system design&quot;,&quot;author&quot;:[{&quot;family&quot;:&quot;Maciaszek&quot;,&quot;given&quot;:&quot;Leszek.&quot;,&quot;parse-names&quot;:false,&quot;dropping-particle&quot;:&quot;&quot;,&quot;non-dropping-particle&quot;:&quot;&quot;}],&quot;ISBN&quot;:&quot;0321440366&quot;,&quot;issued&quot;:{&quot;date-parts&quot;:[[2007]]},&quot;number-of-pages&quot;:&quot;612&quot;,&quot;abstract&quot;:&quot;3rd ed. Previous edition: 2005. \&quot;This book is the ideal companion for undergraduates studying: systems analysis; systems design; software engineering; software projects; and databases and object technology. It would also be an reference for any practitioners wishing to get up to speed with the latest developments in this area.\&quot;--Jacket. The software process -- Ch. 2. Requirements determination -- Ch. 3. Objects and object modeling -- Ch. 4. Requirements specification -- Ch. 5. Moving from analysis to design -- Ch. 6. System architecture and program design -- Ch. 7. User interface design -- Ch. 8. Persistence and database design -- Ch. 9. Testing and change management -- Ch. 10. Tutorial-style review and reinforcement.&quot;,&quot;publisher&quot;:&quot;Addison-Wesley&quot;,&quot;container-title-short&quot;:&quot;&quot;},&quot;isTemporary&quot;:false,&quot;suppress-author&quot;:false,&quot;composite&quot;:false,&quot;author-only&quot;:false}]},{&quot;citationID&quot;:&quot;MENDELEY_CITATION_e6d93d5a-3291-458b-b4ef-baa9bfe0a007&quot;,&quot;properties&quot;:{&quot;noteIndex&quot;:0},&quot;isEdited&quot;:false,&quot;manualOverride&quot;:{&quot;isManuallyOverridden&quot;:false,&quot;citeprocText&quot;:&quot;[13]&quot;,&quot;manualOverrideText&quot;:&quot;&quot;},&quot;citationTag&quot;:&quot;MENDELEY_CITATION_v3_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&quot;,&quot;citationItems&quot;:[{&quot;id&quot;:&quot;db86bc13-b5b2-3da2-8b6b-b765f7df50dd&quot;,&quot;itemData&quot;:{&quot;type&quot;:&quot;article-journal&quot;,&quot;id&quot;:&quot;db86bc13-b5b2-3da2-8b6b-b765f7df50dd&quot;,&quot;title&quot;:&quot;Statecharts: a visual formalism for complex systems&quot;,&quot;author&quot;:[{&quot;family&quot;:&quot;Harel&quot;,&quot;given&quot;:&quot;David&quot;,&quot;parse-names&quot;:false,&quot;dropping-particle&quot;:&quot;&quot;,&quot;non-dropping-particle&quot;:&quot;&quot;}],&quot;container-title&quot;:&quot;Science of Computer Programming&quot;,&quot;container-title-short&quot;:&quot;Sci. Comput. Program.&quot;,&quot;DOI&quot;:&quot;10.1016/0167-6423(87)90035-9&quot;,&quot;ISSN&quot;:&quot;01676423&quot;,&quot;issued&quot;:{&quot;date-parts&quot;:[[1987,6]]},&quot;page&quot;:&quot;231-274&quot;,&quot;issue&quot;:&quot;3&quot;,&quot;volume&quot;:&quot;8&quot;},&quot;isTemporary&quot;:false,&quot;suppress-author&quot;:false,&quot;composite&quot;:false,&quot;author-only&quot;:false}]},{&quot;citationID&quot;:&quot;MENDELEY_CITATION_276e05fa-5c2f-4517-8641-6384f570a87e&quot;,&quot;properties&quot;:{&quot;noteIndex&quot;:0},&quot;isEdited&quot;:false,&quot;manualOverride&quot;:{&quot;isManuallyOverridden&quot;:false,&quot;citeprocText&quot;:&quot;[13]&quot;,&quot;manualOverrideText&quot;:&quot;&quot;},&quot;citationTag&quot;:&quot;MENDELEY_CITATION_v3_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&quot;,&quot;citationItems&quot;:[{&quot;id&quot;:&quot;db86bc13-b5b2-3da2-8b6b-b765f7df50dd&quot;,&quot;itemData&quot;:{&quot;type&quot;:&quot;article-journal&quot;,&quot;id&quot;:&quot;db86bc13-b5b2-3da2-8b6b-b765f7df50dd&quot;,&quot;title&quot;:&quot;Statecharts: a visual formalism for complex systems&quot;,&quot;author&quot;:[{&quot;family&quot;:&quot;Harel&quot;,&quot;given&quot;:&quot;David&quot;,&quot;parse-names&quot;:false,&quot;dropping-particle&quot;:&quot;&quot;,&quot;non-dropping-particle&quot;:&quot;&quot;}],&quot;container-title&quot;:&quot;Science of Computer Programming&quot;,&quot;container-title-short&quot;:&quot;Sci. Comput. Program.&quot;,&quot;DOI&quot;:&quot;10.1016/0167-6423(87)90035-9&quot;,&quot;ISSN&quot;:&quot;01676423&quot;,&quot;issued&quot;:{&quot;date-parts&quot;:[[1987,6]]},&quot;page&quot;:&quot;231-274&quot;,&quot;issue&quot;:&quot;3&quot;,&quot;volume&quot;:&quot;8&quot;},&quot;isTemporary&quot;:false,&quot;suppress-author&quot;:false,&quot;composite&quot;:false,&quot;author-only&quot;:false}]},{&quot;citationID&quot;:&quot;MENDELEY_CITATION_31e3516a-4fbb-4bb7-8498-d0e80d1d9069&quot;,&quot;properties&quot;:{&quot;noteIndex&quot;:0},&quot;isEdited&quot;:false,&quot;manualOverride&quot;:{&quot;isManuallyOverridden&quot;:false,&quot;citeprocText&quot;:&quot;[2]&quot;,&quot;manualOverrideText&quot;:&quot;&quot;},&quot;citationTag&quot;:&quot;MENDELEY_CITATION_v3_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&quot;,&quot;citationItems&quot;:[{&quot;id&quot;:&quot;e2b26073-7ef3-371d-af2e-9af8bf0591d2&quot;,&quot;itemData&quot;:{&quot;type&quot;:&quot;book&quot;,&quot;id&quot;:&quot;e2b26073-7ef3-371d-af2e-9af8bf0591d2&quot;,&quot;title&quot;:&quot;Requirements engineering : fundamentals, principles, and techniques&quot;,&quot;author&quot;:[{&quot;family&quot;:&quot;Pohl&quot;,&quot;given&quot;:&quot;Klaus.&quot;,&quot;parse-names&quot;:false,&quot;dropping-particle&quot;:&quot;&quot;,&quot;non-dropping-particle&quot;:&quot;&quot;}],&quot;ISBN&quot;:&quot;9783662692042&quot;,&quot;issued&quot;:{&quot;date-parts&quot;:[[2025]]},&quot;number-of-pages&quot;:&quot;814&quot;,&quot;abstract&quot;:&quot;Second edition.&quot;,&quot;publisher&quot;:&quot;Springer&quot;,&quot;container-title-short&quot;:&quot;&quot;},&quot;isTemporary&quot;:false,&quot;suppress-author&quot;:false,&quot;composite&quot;:false,&quot;author-only&quot;:false}]},{&quot;citationID&quot;:&quot;MENDELEY_CITATION_d870b60a-d020-466c-b5f3-151b0f23703a&quot;,&quot;properties&quot;:{&quot;noteIndex&quot;:0},&quot;isEdited&quot;:false,&quot;manualOverride&quot;:{&quot;isManuallyOverridden&quot;:false,&quot;citeprocText&quot;:&quot;[2]&quot;,&quot;manualOverrideText&quot;:&quot;&quot;},&quot;citationTag&quot;:&quot;MENDELEY_CITATION_v3_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&quot;,&quot;citationItems&quot;:[{&quot;id&quot;:&quot;e2b26073-7ef3-371d-af2e-9af8bf0591d2&quot;,&quot;itemData&quot;:{&quot;type&quot;:&quot;book&quot;,&quot;id&quot;:&quot;e2b26073-7ef3-371d-af2e-9af8bf0591d2&quot;,&quot;title&quot;:&quot;Requirements engineering : fundamentals, principles, and techniques&quot;,&quot;author&quot;:[{&quot;family&quot;:&quot;Pohl&quot;,&quot;given&quot;:&quot;Klaus.&quot;,&quot;parse-names&quot;:false,&quot;dropping-particle&quot;:&quot;&quot;,&quot;non-dropping-particle&quot;:&quot;&quot;}],&quot;ISBN&quot;:&quot;9783662692042&quot;,&quot;issued&quot;:{&quot;date-parts&quot;:[[2025]]},&quot;number-of-pages&quot;:&quot;814&quot;,&quot;abstract&quot;:&quot;Second edition.&quot;,&quot;publisher&quot;:&quot;Springer&quot;,&quot;container-title-short&quot;:&quot;&quot;},&quot;isTemporary&quot;:false,&quot;suppress-author&quot;:false,&quot;composite&quot;:false,&quot;author-only&quot;:false}]},{&quot;citationID&quot;:&quot;MENDELEY_CITATION_2d303c17-2d5d-4aaa-90d3-d52b2eb0a732&quot;,&quot;properties&quot;:{&quot;noteIndex&quot;:0},&quot;isEdited&quot;:false,&quot;manualOverride&quot;:{&quot;isManuallyOverridden&quot;:false,&quot;citeprocText&quot;:&quot;[1]&quot;,&quot;manualOverrideText&quot;:&quot;&quot;},&quot;citationTag&quot;:&quot;MENDELEY_CITATION_v3_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&quot;,&quot;citationItems&quot;:[{&quot;id&quot;:&quot;8b459ffd-756d-3939-9e41-8c07ad9f20f2&quot;,&quot;itemData&quot;:{&quot;type&quot;:&quot;article&quot;,&quot;id&quot;:&quot;8b459ffd-756d-3939-9e41-8c07ad9f20f2&quot;,&quot;title&quot;:&quot;29148:2018 — Requirements engineering&quot;,&quot;author&quot;:[{&quot;family&quot;:&quot;ISO/IEC/IEEE&quot;,&quot;given&quot;:&quot;&quot;,&quot;parse-names&quot;:false,&quot;dropping-particle&quot;:&quot;&quot;,&quot;non-dropping-particle&quot;:&quot;&quot;}],&quot;DOI&quot;:&quot;10.1109/IEEESTD.2018.8559686&quot;,&quot;ISBN&quot;:&quot;978-1-5044-5302-8&quot;,&quot;issued&quot;:{&quot;date-parts&quot;:[[2018]]},&quot;publisher-place&quot;:&quot;Piscataway, NJ, USA&quot;,&quot;publisher&quot;:&quot;IEEE&quot;,&quot;container-title-short&quot;:&quot;&quot;},&quot;isTemporary&quot;:false,&quot;suppress-author&quot;:false,&quot;composite&quot;:false,&quot;author-only&quot;:false}]},{&quot;citationID&quot;:&quot;MENDELEY_CITATION_f28f9ceb-f4fe-4a0d-83e0-7e129248ec7f&quot;,&quot;properties&quot;:{&quot;noteIndex&quot;:0},&quot;isEdited&quot;:false,&quot;manualOverride&quot;:{&quot;isManuallyOverridden&quot;:false,&quot;citeprocText&quot;:&quot;[13]&quot;,&quot;manualOverrideText&quot;:&quot;&quot;},&quot;citationTag&quot;:&quot;MENDELEY_CITATION_v3_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&quot;,&quot;citationItems&quot;:[{&quot;id&quot;:&quot;db86bc13-b5b2-3da2-8b6b-b765f7df50dd&quot;,&quot;itemData&quot;:{&quot;type&quot;:&quot;article-journal&quot;,&quot;id&quot;:&quot;db86bc13-b5b2-3da2-8b6b-b765f7df50dd&quot;,&quot;title&quot;:&quot;Statecharts: a visual formalism for complex systems&quot;,&quot;author&quot;:[{&quot;family&quot;:&quot;Harel&quot;,&quot;given&quot;:&quot;David&quot;,&quot;parse-names&quot;:false,&quot;dropping-particle&quot;:&quot;&quot;,&quot;non-dropping-particle&quot;:&quot;&quot;}],&quot;container-title&quot;:&quot;Science of Computer Programming&quot;,&quot;container-title-short&quot;:&quot;Sci. Comput. Program.&quot;,&quot;DOI&quot;:&quot;10.1016/0167-6423(87)90035-9&quot;,&quot;ISSN&quot;:&quot;01676423&quot;,&quot;issued&quot;:{&quot;date-parts&quot;:[[1987,6]]},&quot;page&quot;:&quot;231-274&quot;,&quot;issue&quot;:&quot;3&quot;,&quot;volume&quot;:&quot;8&quot;},&quot;isTemporary&quot;:false,&quot;suppress-author&quot;:false,&quot;composite&quot;:false,&quot;author-only&quot;:false}]},{&quot;citationID&quot;:&quot;MENDELEY_CITATION_260c2393-61d8-45d2-bd64-1c11a604406d&quot;,&quot;properties&quot;:{&quot;noteIndex&quot;:0},&quot;isEdited&quot;:false,&quot;manualOverride&quot;:{&quot;isManuallyOverridden&quot;:false,&quot;citeprocText&quot;:&quot;[7]&quot;,&quot;manualOverrideText&quot;:&quot;&quot;},&quot;citationTag&quot;:&quot;MENDELEY_CITATION_v3_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&quot;,&quot;citationItems&quot;:[{&quot;id&quot;:&quot;b4a67c60-32e8-3898-8c2f-38b6887aa554&quot;,&quot;itemData&quot;:{&quot;type&quot;:&quot;book&quot;,&quot;id&quot;:&quot;b4a67c60-32e8-3898-8c2f-38b6887aa554&quot;,&quot;title&quot;:&quot;SWEBOK Guide v4.0&quot;,&quot;author&quot;:[{&quot;family&quot;:&quot;Washizaki&quot;,&quot;given&quot;:&quot;H&quot;,&quot;parse-names&quot;:false,&quot;dropping-particle&quot;:&quot;&quot;,&quot;non-dropping-particle&quot;:&quot;&quot;}],&quot;editor&quot;:[{&quot;family&quot;:&quot;Washizaki&quot;,&quot;given&quot;:&quot;H&quot;,&quot;parse-names&quot;:false,&quot;dropping-particle&quot;:&quot;&quot;,&quot;non-dropping-particle&quot;:&quot;&quot;}],&quot;URL&quot;:&quot;https://www.computer.org/education/bodies-of-knowledge/software-engineering&quot;,&quot;issued&quot;:{&quot;date-parts&quot;:[[2024]]},&quot;publisher&quot;:&quot;IEEE Computer Society&quot;,&quot;container-title-short&quot;:&quot;&quot;},&quot;isTemporary&quot;:false,&quot;suppress-author&quot;:false,&quot;composite&quot;:false,&quot;author-only&quot;:false}]},{&quot;citationID&quot;:&quot;MENDELEY_CITATION_b324f80c-b66e-4185-ba58-f884a610d39c&quot;,&quot;properties&quot;:{&quot;noteIndex&quot;:0},&quot;isEdited&quot;:false,&quot;manualOverride&quot;:{&quot;isManuallyOverridden&quot;:false,&quot;citeprocText&quot;:&quot;[6]&quot;,&quot;manualOverrideText&quot;:&quot;&quot;},&quot;citationTag&quot;:&quot;MENDELEY_CITATION_v3_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&quot;,&quot;citationItems&quot;:[{&quot;id&quot;:&quot;9003cc2d-8e1b-3761-9c43-cf67f96021b9&quot;,&quot;itemData&quot;:{&quot;type&quot;:&quot;article&quot;,&quot;id&quot;:&quot;9003cc2d-8e1b-3761-9c43-cf67f96021b9&quot;,&quot;title&quot;:&quot;25010:2023 Systems and software Quality Requirements and Evaluation (SQuaRE) — Product quality model&quot;,&quot;author&quot;:[{&quot;family&quot;:&quot;ISO/IEC&quot;,&quot;given&quot;:&quot;&quot;,&quot;parse-names&quot;:false,&quot;dropping-particle&quot;:&quot;&quot;,&quot;non-dropping-particle&quot;:&quot;&quot;}],&quot;issued&quot;:{&quot;date-parts&quot;:[[2023]]},&quot;issue&quot;:&quot;ISO/IEC 25010:2023&quot;,&quot;container-title-short&quot;:&quot;&quot;},&quot;isTemporary&quot;:false,&quot;suppress-author&quot;:false,&quot;composite&quot;:false,&quot;author-only&quot;:false}]},{&quot;citationID&quot;:&quot;MENDELEY_CITATION_5b2b5e24-97c3-4a54-b0fe-1eaf620d3e38&quot;,&quot;properties&quot;:{&quot;noteIndex&quot;:0},&quot;isEdited&quot;:false,&quot;manualOverride&quot;:{&quot;isManuallyOverridden&quot;:false,&quot;citeprocText&quot;:&quot;[9]&quot;,&quot;manualOverrideText&quot;:&quot;&quot;},&quot;citationTag&quot;:&quot;MENDELEY_CITATION_v3_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&quot;,&quot;citationItems&quot;:[{&quot;id&quot;:&quot;66151fa6-eac6-3909-b0c3-058dd6c6e5c7&quot;,&quot;itemData&quot;:{&quot;type&quot;:&quot;article&quot;,&quot;id&quot;:&quot;66151fa6-eac6-3909-b0c3-058dd6c6e5c7&quot;,&quot;title&quot;:&quot;CPRE Foundation Level Syllabus v3.1&quot;,&quot;author&quot;:[{&quot;family&quot;:&quot;IREB&quot;,&quot;given&quot;:&quot;&quot;,&quot;parse-names&quot;:false,&quot;dropping-particle&quot;:&quot;&quot;,&quot;non-dropping-particle&quot;:&quot;&quot;}],&quot;URL&quot;:&quot;https://www.ireb.org&quot;,&quot;issued&quot;:{&quot;date-parts&quot;:[[2022]]},&quot;container-title-short&quot;:&quot;&quot;},&quot;isTemporary&quot;:false,&quot;suppress-author&quot;:false,&quot;composite&quot;:false,&quot;author-only&quot;:false}]},{&quot;citationID&quot;:&quot;MENDELEY_CITATION_1a580333-17ef-4077-83fa-73911b8e11af&quot;,&quot;properties&quot;:{&quot;noteIndex&quot;:0},&quot;isEdited&quot;:false,&quot;manualOverride&quot;:{&quot;isManuallyOverridden&quot;:false,&quot;citeprocText&quot;:&quot;[6]&quot;,&quot;manualOverrideText&quot;:&quot;&quot;},&quot;citationTag&quot;:&quot;MENDELEY_CITATION_v3_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&quot;,&quot;citationItems&quot;:[{&quot;id&quot;:&quot;9003cc2d-8e1b-3761-9c43-cf67f96021b9&quot;,&quot;itemData&quot;:{&quot;type&quot;:&quot;article&quot;,&quot;id&quot;:&quot;9003cc2d-8e1b-3761-9c43-cf67f96021b9&quot;,&quot;title&quot;:&quot;25010:2023 Systems and software Quality Requirements and Evaluation (SQuaRE) — Product quality model&quot;,&quot;author&quot;:[{&quot;family&quot;:&quot;ISO/IEC&quot;,&quot;given&quot;:&quot;&quot;,&quot;parse-names&quot;:false,&quot;dropping-particle&quot;:&quot;&quot;,&quot;non-dropping-particle&quot;:&quot;&quot;}],&quot;issued&quot;:{&quot;date-parts&quot;:[[2023]]},&quot;issue&quot;:&quot;ISO/IEC 25010:2023&quot;,&quot;container-title-short&quot;:&quot;&quot;},&quot;isTemporary&quot;:false,&quot;suppress-author&quot;:false,&quot;composite&quot;:false,&quot;author-only&quot;:false}]},{&quot;citationID&quot;:&quot;MENDELEY_CITATION_ef237b22-674b-4880-b4f1-247018e29a9f&quot;,&quot;properties&quot;:{&quot;noteIndex&quot;:0},&quot;isEdited&quot;:false,&quot;manualOverride&quot;:{&quot;isManuallyOverridden&quot;:false,&quot;citeprocText&quot;:&quot;[1]&quot;,&quot;manualOverrideText&quot;:&quot;&quot;},&quot;citationTag&quot;:&quot;MENDELEY_CITATION_v3_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&quot;,&quot;citationItems&quot;:[{&quot;id&quot;:&quot;8b459ffd-756d-3939-9e41-8c07ad9f20f2&quot;,&quot;itemData&quot;:{&quot;type&quot;:&quot;article&quot;,&quot;id&quot;:&quot;8b459ffd-756d-3939-9e41-8c07ad9f20f2&quot;,&quot;title&quot;:&quot;29148:2018 — Requirements engineering&quot;,&quot;author&quot;:[{&quot;family&quot;:&quot;ISO/IEC/IEEE&quot;,&quot;given&quot;:&quot;&quot;,&quot;parse-names&quot;:false,&quot;dropping-particle&quot;:&quot;&quot;,&quot;non-dropping-particle&quot;:&quot;&quot;}],&quot;DOI&quot;:&quot;10.1109/IEEESTD.2018.8559686&quot;,&quot;ISBN&quot;:&quot;978-1-5044-5302-8&quot;,&quot;issued&quot;:{&quot;date-parts&quot;:[[2018]]},&quot;publisher-place&quot;:&quot;Piscataway, NJ, USA&quot;,&quot;publisher&quot;:&quot;IEEE&quot;,&quot;container-title-short&quot;:&quot;&quot;},&quot;isTemporary&quot;:false,&quot;suppress-author&quot;:false,&quot;composite&quot;:false,&quot;author-only&quot;:false}]},{&quot;citationID&quot;:&quot;MENDELEY_CITATION_c7de4e5e-b700-40fb-bb3f-dbe97a7f1a5d&quot;,&quot;properties&quot;:{&quot;noteIndex&quot;:0},&quot;isEdited&quot;:false,&quot;manualOverride&quot;:{&quot;isManuallyOverridden&quot;:false,&quot;citeprocText&quot;:&quot;[6]&quot;,&quot;manualOverrideText&quot;:&quot;&quot;},&quot;citationTag&quot;:&quot;MENDELEY_CITATION_v3_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&quot;,&quot;citationItems&quot;:[{&quot;id&quot;:&quot;9003cc2d-8e1b-3761-9c43-cf67f96021b9&quot;,&quot;itemData&quot;:{&quot;type&quot;:&quot;article&quot;,&quot;id&quot;:&quot;9003cc2d-8e1b-3761-9c43-cf67f96021b9&quot;,&quot;title&quot;:&quot;25010:2023 Systems and software Quality Requirements and Evaluation (SQuaRE) — Product quality model&quot;,&quot;author&quot;:[{&quot;family&quot;:&quot;ISO/IEC&quot;,&quot;given&quot;:&quot;&quot;,&quot;parse-names&quot;:false,&quot;dropping-particle&quot;:&quot;&quot;,&quot;non-dropping-particle&quot;:&quot;&quot;}],&quot;issued&quot;:{&quot;date-parts&quot;:[[2023]]},&quot;issue&quot;:&quot;ISO/IEC 25010:2023&quot;,&quot;container-title-short&quot;:&quot;&quot;},&quot;isTemporary&quot;:false,&quot;suppress-author&quot;:false,&quot;composite&quot;:false,&quot;author-only&quot;:false}]},{&quot;citationID&quot;:&quot;MENDELEY_CITATION_404b60ad-688e-422d-a7de-a93171e0338d&quot;,&quot;properties&quot;:{&quot;noteIndex&quot;:0},&quot;isEdited&quot;:false,&quot;manualOverride&quot;:{&quot;isManuallyOverridden&quot;:false,&quot;citeprocText&quot;:&quot;[9]&quot;,&quot;manualOverrideText&quot;:&quot;&quot;},&quot;citationTag&quot;:&quot;MENDELEY_CITATION_v3_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&quot;,&quot;citationItems&quot;:[{&quot;id&quot;:&quot;66151fa6-eac6-3909-b0c3-058dd6c6e5c7&quot;,&quot;itemData&quot;:{&quot;type&quot;:&quot;article&quot;,&quot;id&quot;:&quot;66151fa6-eac6-3909-b0c3-058dd6c6e5c7&quot;,&quot;title&quot;:&quot;CPRE Foundation Level Syllabus v3.1&quot;,&quot;author&quot;:[{&quot;family&quot;:&quot;IREB&quot;,&quot;given&quot;:&quot;&quot;,&quot;parse-names&quot;:false,&quot;dropping-particle&quot;:&quot;&quot;,&quot;non-dropping-particle&quot;:&quot;&quot;}],&quot;URL&quot;:&quot;https://www.ireb.org&quot;,&quot;issued&quot;:{&quot;date-parts&quot;:[[2022]]},&quot;container-title-short&quot;:&quot;&quot;},&quot;isTemporary&quot;:false,&quot;suppress-author&quot;:false,&quot;composite&quot;:false,&quot;author-only&quot;:false}]},{&quot;citationID&quot;:&quot;MENDELEY_CITATION_a1b31c94-c58f-4694-9071-e6665d2d0963&quot;,&quot;properties&quot;:{&quot;noteIndex&quot;:0},&quot;isEdited&quot;:false,&quot;manualOverride&quot;:{&quot;isManuallyOverridden&quot;:false,&quot;citeprocText&quot;:&quot;[6]&quot;,&quot;manualOverrideText&quot;:&quot;&quot;},&quot;citationTag&quot;:&quot;MENDELEY_CITATION_v3_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&quot;,&quot;citationItems&quot;:[{&quot;id&quot;:&quot;9003cc2d-8e1b-3761-9c43-cf67f96021b9&quot;,&quot;itemData&quot;:{&quot;type&quot;:&quot;article&quot;,&quot;id&quot;:&quot;9003cc2d-8e1b-3761-9c43-cf67f96021b9&quot;,&quot;title&quot;:&quot;25010:2023 Systems and software Quality Requirements and Evaluation (SQuaRE) — Product quality model&quot;,&quot;author&quot;:[{&quot;family&quot;:&quot;ISO/IEC&quot;,&quot;given&quot;:&quot;&quot;,&quot;parse-names&quot;:false,&quot;dropping-particle&quot;:&quot;&quot;,&quot;non-dropping-particle&quot;:&quot;&quot;}],&quot;issued&quot;:{&quot;date-parts&quot;:[[2023]]},&quot;issue&quot;:&quot;ISO/IEC 25010:2023&quot;,&quot;container-title-short&quot;:&quot;&quot;},&quot;isTemporary&quot;:false,&quot;suppress-author&quot;:false,&quot;composite&quot;:false,&quot;author-only&quot;:false}]},{&quot;citationID&quot;:&quot;MENDELEY_CITATION_ee44cd7b-0f27-4905-b755-50dd2d8f3a9b&quot;,&quot;properties&quot;:{&quot;noteIndex&quot;:0},&quot;isEdited&quot;:false,&quot;manualOverride&quot;:{&quot;isManuallyOverridden&quot;:false,&quot;citeprocText&quot;:&quot;[11]&quot;,&quot;manualOverrideText&quot;:&quot;&quot;},&quot;citationTag&quot;:&quot;MENDELEY_CITATION_v3_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&quot;,&quot;citationItems&quot;:[{&quot;id&quot;:&quot;53bf9615-9f05-3888-82f8-ecd3ad0cd90a&quot;,&quot;itemData&quot;:{&quot;type&quot;:&quot;book&quot;,&quot;id&quot;:&quot;53bf9615-9f05-3888-82f8-ecd3ad0cd90a&quot;,&quot;title&quot;:&quot;Requirements Engineering&quot;,&quot;author&quot;:[{&quot;family&quot;:&quot;Hull&quot;,&quot;given&quot;:&quot;Elizabeth&quot;,&quot;parse-names&quot;:false,&quot;dropping-particle&quot;:&quot;&quot;,&quot;non-dropping-particle&quot;:&quot;&quot;},{&quot;family&quot;:&quot;Jackson&quot;,&quot;given&quot;:&quot;Ken&quot;,&quot;parse-names&quot;:false,&quot;dropping-particle&quot;:&quot;&quot;,&quot;non-dropping-particle&quot;:&quot;&quot;},{&quot;family&quot;:&quot;Dick&quot;,&quot;given&quot;:&quot;Jeremy&quot;,&quot;parse-names&quot;:false,&quot;dropping-particle&quot;:&quot;&quot;,&quot;non-dropping-particle&quot;:&quot;&quot;}],&quot;DOI&quot;:&quot;10.1007/978-1-84996-405-0&quot;,&quot;ISBN&quot;:&quot;978-1-84996-404-3&quot;,&quot;issued&quot;:{&quot;date-parts&quot;:[[2011]]},&quot;publisher-place&quot;:&quot;London&quot;,&quot;publisher&quot;:&quot;Springer London&quot;,&quot;container-title-short&quot;:&quot;&quot;},&quot;isTemporary&quot;:false,&quot;suppress-author&quot;:false,&quot;composite&quot;:false,&quot;author-only&quot;:false}]},{&quot;citationID&quot;:&quot;MENDELEY_CITATION_c3f3f90d-abba-4418-84f1-8cc105abedb2&quot;,&quot;properties&quot;:{&quot;noteIndex&quot;:0},&quot;isEdited&quot;:false,&quot;manualOverride&quot;:{&quot;isManuallyOverridden&quot;:false,&quot;citeprocText&quot;:&quot;[1]&quot;,&quot;manualOverrideText&quot;:&quot;&quot;},&quot;citationTag&quot;:&quot;MENDELEY_CITATION_v3_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&quot;,&quot;citationItems&quot;:[{&quot;id&quot;:&quot;8b459ffd-756d-3939-9e41-8c07ad9f20f2&quot;,&quot;itemData&quot;:{&quot;type&quot;:&quot;article&quot;,&quot;id&quot;:&quot;8b459ffd-756d-3939-9e41-8c07ad9f20f2&quot;,&quot;title&quot;:&quot;29148:2018 — Requirements engineering&quot;,&quot;author&quot;:[{&quot;family&quot;:&quot;ISO/IEC/IEEE&quot;,&quot;given&quot;:&quot;&quot;,&quot;parse-names&quot;:false,&quot;dropping-particle&quot;:&quot;&quot;,&quot;non-dropping-particle&quot;:&quot;&quot;}],&quot;DOI&quot;:&quot;10.1109/IEEESTD.2018.8559686&quot;,&quot;ISBN&quot;:&quot;978-1-5044-5302-8&quot;,&quot;issued&quot;:{&quot;date-parts&quot;:[[2018]]},&quot;publisher-place&quot;:&quot;Piscataway, NJ, USA&quot;,&quot;publisher&quot;:&quot;IEEE&quot;,&quot;container-title-short&quot;:&quot;&quot;},&quot;isTemporary&quot;:false,&quot;suppress-author&quot;:false,&quot;composite&quot;:false,&quot;author-only&quot;:false}]}]"/>
+    <we:property name="MENDELEY_BIBLIOGRAPHY_LAST_MODIFIED" value="1783891866786"/>
+    <we:property name="MENDELEY_CITATIONS" value="[{&quot;citationID&quot;:&quot;MENDELEY_CITATION_d1f4b0f3-c16e-466c-8bfa-670575522dac&quot;,&quot;properties&quot;:{&quot;noteIndex&quot;:0},&quot;isEdited&quot;:false,&quot;manualOverride&quot;:{&quot;isManuallyOverridden&quot;:false,&quot;citeprocText&quot;:&quot;[1]&quot;,&quot;manualOverrideText&quot;:&quot;&quot;},&quot;citationTag&quot;:&quot;MENDELEY_CITATION_v3_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&quot;,&quot;citationItems&quot;:[{&quot;id&quot;:&quot;8b459ffd-756d-3939-9e41-8c07ad9f20f2&quot;,&quot;itemData&quot;:{&quot;type&quot;:&quot;article&quot;,&quot;id&quot;:&quot;8b459ffd-756d-3939-9e41-8c07ad9f20f2&quot;,&quot;title&quot;:&quot;29148:2018 — Requirements engineering&quot;,&quot;author&quot;:[{&quot;family&quot;:&quot;ISO/IEC/IEEE&quot;,&quot;given&quot;:&quot;&quot;,&quot;parse-names&quot;:false,&quot;dropping-particle&quot;:&quot;&quot;,&quot;non-dropping-particle&quot;:&quot;&quot;}],&quot;DOI&quot;:&quot;10.1109/IEEESTD.2018.8559686&quot;,&quot;ISBN&quot;:&quot;978-1-5044-5302-8&quot;,&quot;issued&quot;:{&quot;date-parts&quot;:[[2018]]},&quot;publisher-place&quot;:&quot;Piscataway, NJ, USA&quot;,&quot;publisher&quot;:&quot;IEEE&quot;,&quot;container-title-short&quot;:&quot;&quot;},&quot;isTemporary&quot;:false,&quot;suppress-author&quot;:false,&quot;composite&quot;:false,&quot;author-only&quot;:false}]},{&quot;citationID&quot;:&quot;MENDELEY_CITATION_4946858a-3c80-4c59-bd5f-f99988864337&quot;,&quot;properties&quot;:{&quot;noteIndex&quot;:0},&quot;isEdited&quot;:false,&quot;manualOverride&quot;:{&quot;isManuallyOverridden&quot;:false,&quot;citeprocText&quot;:&quot;[1]&quot;,&quot;manualOverrideText&quot;:&quot;&quot;},&quot;citationTag&quot;:&quot;MENDELEY_CITATION_v3_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&quot;,&quot;citationItems&quot;:[{&quot;id&quot;:&quot;8b459ffd-756d-3939-9e41-8c07ad9f20f2&quot;,&quot;itemData&quot;:{&quot;type&quot;:&quot;article&quot;,&quot;id&quot;:&quot;8b459ffd-756d-3939-9e41-8c07ad9f20f2&quot;,&quot;title&quot;:&quot;29148:2018 — Requirements engineering&quot;,&quot;author&quot;:[{&quot;family&quot;:&quot;ISO/IEC/IEEE&quot;,&quot;given&quot;:&quot;&quot;,&quot;parse-names&quot;:false,&quot;dropping-particle&quot;:&quot;&quot;,&quot;non-dropping-particle&quot;:&quot;&quot;}],&quot;DOI&quot;:&quot;10.1109/IEEESTD.2018.8559686&quot;,&quot;ISBN&quot;:&quot;978-1-5044-5302-8&quot;,&quot;issued&quot;:{&quot;date-parts&quot;:[[2018]]},&quot;publisher-place&quot;:&quot;Piscataway, NJ, USA&quot;,&quot;publisher&quot;:&quot;IEEE&quot;,&quot;container-title-short&quot;:&quot;&quot;},&quot;isTemporary&quot;:false,&quot;suppress-author&quot;:false,&quot;composite&quot;:false,&quot;author-only&quot;:false}]},{&quot;citationID&quot;:&quot;MENDELEY_CITATION_e018ed9c-7d24-44f5-a3e7-a4c260ef6e9e&quot;,&quot;properties&quot;:{&quot;noteIndex&quot;:0},&quot;isEdited&quot;:false,&quot;manualOverride&quot;:{&quot;isManuallyOverridden&quot;:false,&quot;citeprocText&quot;:&quot;[2]&quot;,&quot;manualOverrideText&quot;:&quot;&quot;},&quot;citationTag&quot;:&quot;MENDELEY_CITATION_v3_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&quot;,&quot;citationItems&quot;:[{&quot;id&quot;:&quot;e2b26073-7ef3-371d-af2e-9af8bf0591d2&quot;,&quot;itemData&quot;:{&quot;type&quot;:&quot;book&quot;,&quot;id&quot;:&quot;e2b26073-7ef3-371d-af2e-9af8bf0591d2&quot;,&quot;title&quot;:&quot;Requirements engineering : fundamentals, principles, and techniques&quot;,&quot;author&quot;:[{&quot;family&quot;:&quot;Pohl&quot;,&quot;given&quot;:&quot;Klaus.&quot;,&quot;parse-names&quot;:false,&quot;dropping-particle&quot;:&quot;&quot;,&quot;non-dropping-particle&quot;:&quot;&quot;}],&quot;ISBN&quot;:&quot;9783662692042&quot;,&quot;issued&quot;:{&quot;date-parts&quot;:[[2025]]},&quot;number-of-pages&quot;:&quot;814&quot;,&quot;abstract&quot;:&quot;Second edition.&quot;,&quot;publisher&quot;:&quot;Springer&quot;,&quot;container-title-short&quot;:&quot;&quot;},&quot;isTemporary&quot;:false,&quot;suppress-author&quot;:false,&quot;composite&quot;:false,&quot;author-only&quot;:false}]},{&quot;citationID&quot;:&quot;MENDELEY_CITATION_1df5f673-f934-40c4-acac-a2f628c714fe&quot;,&quot;properties&quot;:{&quot;noteIndex&quot;:0},&quot;isEdited&quot;:false,&quot;manualOverride&quot;:{&quot;isManuallyOverridden&quot;:false,&quot;citeprocText&quot;:&quot;[1]&quot;,&quot;manualOverrideText&quot;:&quot;&quot;},&quot;citationTag&quot;:&quot;MENDELEY_CITATION_v3_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&quot;,&quot;citationItems&quot;:[{&quot;id&quot;:&quot;8b459ffd-756d-3939-9e41-8c07ad9f20f2&quot;,&quot;itemData&quot;:{&quot;type&quot;:&quot;article&quot;,&quot;id&quot;:&quot;8b459ffd-756d-3939-9e41-8c07ad9f20f2&quot;,&quot;title&quot;:&quot;29148:2018 — Requirements engineering&quot;,&quot;author&quot;:[{&quot;family&quot;:&quot;ISO/IEC/IEEE&quot;,&quot;given&quot;:&quot;&quot;,&quot;parse-names&quot;:false,&quot;dropping-particle&quot;:&quot;&quot;,&quot;non-dropping-particle&quot;:&quot;&quot;}],&quot;DOI&quot;:&quot;10.1109/IEEESTD.2018.8559686&quot;,&quot;ISBN&quot;:&quot;978-1-5044-5302-8&quot;,&quot;issued&quot;:{&quot;date-parts&quot;:[[2018]]},&quot;publisher-place&quot;:&quot;Piscataway, NJ, USA&quot;,&quot;publisher&quot;:&quot;IEEE&quot;,&quot;container-title-short&quot;:&quot;&quot;},&quot;isTemporary&quot;:false,&quot;suppress-author&quot;:false,&quot;composite&quot;:false,&quot;author-only&quot;:false}]},{&quot;citationID&quot;:&quot;MENDELEY_CITATION_b0180692-3631-44e9-b572-ce8091c94df4&quot;,&quot;properties&quot;:{&quot;noteIndex&quot;:0},&quot;isEdited&quot;:false,&quot;manualOverride&quot;:{&quot;isManuallyOverridden&quot;:false,&quot;citeprocText&quot;:&quot;[3]&quot;,&quot;manualOverrideText&quot;:&quot;&quot;},&quot;citationTag&quot;:&quot;MENDELEY_CITATION_v3_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&quot;,&quot;citationItems&quot;:[{&quot;id&quot;:&quot;e6dea4ac-962f-3053-a6bc-34fc5f37acee&quot;,&quot;itemData&quot;:{&quot;type&quot;:&quot;article-journal&quot;,&quot;id&quot;:&quot;e6dea4ac-962f-3053-a6bc-34fc5f37acee&quot;,&quot;title&quot;:&quot;Advances in automated support for requirements engineering: a systematic literature review&quot;,&quot;author&quot;:[{&quot;family&quot;:&quot;Umar&quot;,&quot;given&quot;:&quot;Muhammad Aminu&quot;,&quot;parse-names&quot;:false,&quot;dropping-particle&quot;:&quot;&quot;,&quot;non-dropping-particle&quot;:&quot;&quot;},{&quot;family&quot;:&quot;Lano&quot;,&quot;given&quot;:&quot;Kevin&quot;,&quot;parse-names&quot;:false,&quot;dropping-particle&quot;:&quot;&quot;,&quot;non-dropping-particle&quot;:&quot;&quot;}],&quot;container-title&quot;:&quot;Requirements Engineering&quot;,&quot;container-title-short&quot;:&quot;Requir. Eng.&quot;,&quot;DOI&quot;:&quot;10.1007/s00766-023-00411-0&quot;,&quot;ISSN&quot;:&quot;0947-3602&quot;,&quot;issued&quot;:{&quot;date-parts&quot;:[[2024,6,3]]},&quot;page&quot;:&quot;177-207&quot;,&quot;abstract&quot;:&quot;&lt;p&gt;Requirements Engineering (RE) has undergone several transitions over the years, from traditional methods to agile approaches emphasising increased automation. In many software development projects, requirements are expressed in natural language and embedded within large volumes of text documents. At the same time, RE activities aim to define software systems' functionalities and constraints. However, manually executing these tasks is time-consuming and prone to errors. Numerous research efforts have proposed tools and technologies for automating RE activities to address this challenge, which are documented in published works. This review aims to examine empirical evidence on automated RE and analyse its impact on the RE sub-domain and software development. To achieve our goal, we conducted a Systematic Literature Review (SLR) following established guidelines for conducting SLRs. We aimed to identify, aggregate, and analyse papers on automated RE published between 1996 and 2022. We outlined the output of the support tool, the RE phase covered, levels of automation, development approach, and evaluation approaches. We identified 85 papers that discussed automated RE from various perspectives and methodologies. The results of this review demonstrate the significance of automated RE for the software development community, which has the potential to shorten development cycles and reduce associated costs. The support tools primarily assist in generating UML models (44.7%) and other activities such as omission of steps, consistency checking, and requirement validation. The analysis phase of RE is the most widely automated phase, with 49.53% of automated tools developed for this purpose. Natural language processing technologies, particularly POS tagging and Parser, are widely employed in developing these support tools. Controlled experimental methods are the most frequently used (48.2%) for evaluating automated RE tools, while user studies are the least employed evaluation method (8.2%). This paper contributes to the existing body of knowledge by providing an updated overview of the research literature, enabling a better understanding of trends and state-of-the-art practices in automated RE for researchers and practitioners. It also paves the way for future research directions in automated requirements engineering.&lt;/p&gt;&quot;,&quot;issue&quot;:&quot;2&quot;,&quot;volume&quot;:&quot;29&quot;},&quot;isTemporary&quot;:false,&quot;suppress-author&quot;:false,&quot;composite&quot;:false,&quot;author-only&quot;:false}]},{&quot;citationID&quot;:&quot;MENDELEY_CITATION_9dd78bfa-88b6-43c6-9ea9-f9e291f6e305&quot;,&quot;properties&quot;:{&quot;noteIndex&quot;:0},&quot;isEdited&quot;:false,&quot;manualOverride&quot;:{&quot;isManuallyOverridden&quot;:false,&quot;citeprocText&quot;:&quot;[4]&quot;,&quot;manualOverrideText&quot;:&quot;&quot;},&quot;citationTag&quot;:&quot;MENDELEY_CITATION_v3_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&quot;,&quot;citationItems&quot;:[{&quot;id&quot;:&quot;e255f396-b160-39f8-b810-7138cb6c1d4f&quot;,&quot;itemData&quot;:{&quot;type&quot;:&quot;article&quot;,&quot;id&quot;:&quot;e255f396-b160-39f8-b810-7138cb6c1d4f&quot;,&quot;title&quot;:&quot;15288:2023 — System life cycle processes&quot;,&quot;author&quot;:[{&quot;family&quot;:&quot;ISO/IEC/IEEE&quot;,&quot;given&quot;:&quot;&quot;,&quot;parse-names&quot;:false,&quot;dropping-particle&quot;:&quot;&quot;,&quot;non-dropping-particle&quot;:&quot;&quot;}],&quot;issued&quot;:{&quot;date-parts&quot;:[[2023]]},&quot;issue&quot;:&quot;ISO/IEC/IEEE 15288:2023&quot;,&quot;container-title-short&quot;:&quot;&quot;},&quot;isTemporary&quot;:false,&quot;suppress-author&quot;:false,&quot;composite&quot;:false,&quot;author-only&quot;:false}]},{&quot;citationID&quot;:&quot;MENDELEY_CITATION_d0a992e6-43d2-4bad-a2ea-14d17f715b23&quot;,&quot;properties&quot;:{&quot;noteIndex&quot;:0},&quot;isEdited&quot;:false,&quot;manualOverride&quot;:{&quot;isManuallyOverridden&quot;:false,&quot;citeprocText&quot;:&quot;[5]&quot;,&quot;manualOverrideText&quot;:&quot;&quot;},&quot;citationTag&quot;:&quot;MENDELEY_CITATION_v3_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&quot;,&quot;citationItems&quot;:[{&quot;id&quot;:&quot;4326de62-a1f1-370d-99b5-e2d8d6481a94&quot;,&quot;itemData&quot;:{&quot;type&quot;:&quot;article&quot;,&quot;id&quot;:&quot;4326de62-a1f1-370d-99b5-e2d8d6481a94&quot;,&quot;title&quot;:&quot;12207:2017 — Systems and software engineering — Software life cycle processes&quot;,&quot;author&quot;:[{&quot;family&quot;:&quot;ISO/IEC/IEEE&quot;,&quot;given&quot;:&quot;&quot;,&quot;parse-names&quot;:false,&quot;dropping-particle&quot;:&quot;&quot;,&quot;non-dropping-particle&quot;:&quot;&quot;}],&quot;issued&quot;:{&quot;date-parts&quot;:[[2017]]},&quot;issue&quot;:&quot;ISO/IEC/IEEE 12207:2017&quot;,&quot;container-title-short&quot;:&quot;&quot;},&quot;isTemporary&quot;:false,&quot;suppress-author&quot;:false,&quot;composite&quot;:false,&quot;author-only&quot;:false}]},{&quot;citationID&quot;:&quot;MENDELEY_CITATION_89e6926f-86bd-42d1-8958-ce1661c27a30&quot;,&quot;properties&quot;:{&quot;noteIndex&quot;:0},&quot;isEdited&quot;:false,&quot;manualOverride&quot;:{&quot;isManuallyOverridden&quot;:false,&quot;citeprocText&quot;:&quot;[6]&quot;,&quot;manualOverrideText&quot;:&quot;&quot;},&quot;citationTag&quot;:&quot;MENDELEY_CITATION_v3_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&quot;,&quot;citationItems&quot;:[{&quot;id&quot;:&quot;9003cc2d-8e1b-3761-9c43-cf67f96021b9&quot;,&quot;itemData&quot;:{&quot;type&quot;:&quot;article&quot;,&quot;id&quot;:&quot;9003cc2d-8e1b-3761-9c43-cf67f96021b9&quot;,&quot;title&quot;:&quot;25010:2023 Systems and software Quality Requirements and Evaluation (SQuaRE) — Product quality model&quot;,&quot;author&quot;:[{&quot;family&quot;:&quot;ISO/IEC&quot;,&quot;given&quot;:&quot;&quot;,&quot;parse-names&quot;:false,&quot;dropping-particle&quot;:&quot;&quot;,&quot;non-dropping-particle&quot;:&quot;&quot;}],&quot;issued&quot;:{&quot;date-parts&quot;:[[2023]]},&quot;issue&quot;:&quot;ISO/IEC 25010:2023&quot;,&quot;container-title-short&quot;:&quot;&quot;},&quot;isTemporary&quot;:false,&quot;suppress-author&quot;:false,&quot;composite&quot;:false,&quot;author-only&quot;:false}]},{&quot;citationID&quot;:&quot;MENDELEY_CITATION_0fbdbc46-8a3e-47bb-bd1e-a2db294aac5c&quot;,&quot;properties&quot;:{&quot;noteIndex&quot;:0},&quot;isEdited&quot;:false,&quot;manualOverride&quot;:{&quot;isManuallyOverridden&quot;:false,&quot;citeprocText&quot;:&quot;[2]&quot;,&quot;manualOverrideText&quot;:&quot;&quot;},&quot;citationTag&quot;:&quot;MENDELEY_CITATION_v3_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&quot;,&quot;citationItems&quot;:[{&quot;id&quot;:&quot;e2b26073-7ef3-371d-af2e-9af8bf0591d2&quot;,&quot;itemData&quot;:{&quot;type&quot;:&quot;book&quot;,&quot;id&quot;:&quot;e2b26073-7ef3-371d-af2e-9af8bf0591d2&quot;,&quot;title&quot;:&quot;Requirements engineering : fundamentals, principles, and techniques&quot;,&quot;author&quot;:[{&quot;family&quot;:&quot;Pohl&quot;,&quot;given&quot;:&quot;Klaus.&quot;,&quot;parse-names&quot;:false,&quot;dropping-particle&quot;:&quot;&quot;,&quot;non-dropping-particle&quot;:&quot;&quot;}],&quot;ISBN&quot;:&quot;9783662692042&quot;,&quot;issued&quot;:{&quot;date-parts&quot;:[[2025]]},&quot;number-of-pages&quot;:&quot;814&quot;,&quot;abstract&quot;:&quot;Second edition.&quot;,&quot;publisher&quot;:&quot;Springer&quot;,&quot;container-title-short&quot;:&quot;&quot;},&quot;isTemporary&quot;:false,&quot;suppress-author&quot;:false,&quot;composite&quot;:false,&quot;author-only&quot;:false}]},{&quot;citationID&quot;:&quot;MENDELEY_CITATION_5a19125a-f94e-4c1d-a9ee-de90b4f409b9&quot;,&quot;properties&quot;:{&quot;noteIndex&quot;:0},&quot;isEdited&quot;:false,&quot;manualOverride&quot;:{&quot;isManuallyOverridden&quot;:false,&quot;citeprocText&quot;:&quot;[7]&quot;,&quot;manualOverrideText&quot;:&quot;&quot;},&quot;citationTag&quot;:&quot;MENDELEY_CITATION_v3_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&quot;,&quot;citationItems&quot;:[{&quot;id&quot;:&quot;b4a67c60-32e8-3898-8c2f-38b6887aa554&quot;,&quot;itemData&quot;:{&quot;type&quot;:&quot;book&quot;,&quot;id&quot;:&quot;b4a67c60-32e8-3898-8c2f-38b6887aa554&quot;,&quot;title&quot;:&quot;SWEBOK Guide v4.0&quot;,&quot;author&quot;:[{&quot;family&quot;:&quot;Washizaki&quot;,&quot;given&quot;:&quot;H&quot;,&quot;parse-names&quot;:false,&quot;dropping-particle&quot;:&quot;&quot;,&quot;non-dropping-particle&quot;:&quot;&quot;}],&quot;editor&quot;:[{&quot;family&quot;:&quot;Washizaki&quot;,&quot;given&quot;:&quot;H&quot;,&quot;parse-names&quot;:false,&quot;dropping-particle&quot;:&quot;&quot;,&quot;non-dropping-particle&quot;:&quot;&quot;}],&quot;URL&quot;:&quot;https://www.computer.org/education/bodies-of-knowledge/software-engineering&quot;,&quot;issued&quot;:{&quot;date-parts&quot;:[[2024]]},&quot;publisher&quot;:&quot;IEEE Computer Society&quot;,&quot;container-title-short&quot;:&quot;&quot;},&quot;isTemporary&quot;:false,&quot;suppress-author&quot;:false,&quot;composite&quot;:false,&quot;author-only&quot;:false}]},{&quot;citationID&quot;:&quot;MENDELEY_CITATION_d5e8a7f7-08de-4147-93e6-c3e18c13a771&quot;,&quot;properties&quot;:{&quot;noteIndex&quot;:0},&quot;isEdited&quot;:false,&quot;manualOverride&quot;:{&quot;isManuallyOverridden&quot;:false,&quot;citeprocText&quot;:&quot;[8]&quot;,&quot;manualOverrideText&quot;:&quot;&quot;},&quot;citationTag&quot;:&quot;MENDELEY_CITATION_v3_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&quot;,&quot;citationItems&quot;:[{&quot;id&quot;:&quot;daa08e9f-9677-3412-8e94-5091b7fddc56&quot;,&quot;itemData&quot;:{&quot;type&quot;:&quot;book&quot;,&quot;id&quot;:&quot;daa08e9f-9677-3412-8e94-5091b7fddc56&quot;,&quot;title&quot;:&quot;A Guide to the Project Management Body of Knowledge (PMBOK® Guide) – Seventh Edition and The Standard for Project Management&quot;,&quot;author&quot;:[{&quot;family&quot;:&quot;Institute&quot;,&quot;given&quot;:&quot;Project Management&quot;,&quot;parse-names&quot;:false,&quot;dropping-particle&quot;:&quot;&quot;,&quot;non-dropping-particle&quot;:&quot;&quot;}],&quot;ISBN&quot;:&quot;9781628256642&quot;,&quot;issued&quot;:{&quot;date-parts&quot;:[[2021]]},&quot;publisher-place&quot;:&quot;Newtown Square, PA&quot;,&quot;publisher&quot;:&quot;Project Management Institute&quot;,&quot;container-title-short&quot;:&quot;&quot;},&quot;isTemporary&quot;:false,&quot;suppress-author&quot;:false,&quot;composite&quot;:false,&quot;author-only&quot;:false}]},{&quot;citationID&quot;:&quot;MENDELEY_CITATION_da3ed054-d07a-496b-8435-6806fb559b7d&quot;,&quot;properties&quot;:{&quot;noteIndex&quot;:0},&quot;isEdited&quot;:false,&quot;manualOverride&quot;:{&quot;isManuallyOverridden&quot;:false,&quot;citeprocText&quot;:&quot;[9]&quot;,&quot;manualOverrideText&quot;:&quot;&quot;},&quot;citationTag&quot;:&quot;MENDELEY_CITATION_v3_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&quot;,&quot;citationItems&quot;:[{&quot;id&quot;:&quot;66151fa6-eac6-3909-b0c3-058dd6c6e5c7&quot;,&quot;itemData&quot;:{&quot;type&quot;:&quot;article&quot;,&quot;id&quot;:&quot;66151fa6-eac6-3909-b0c3-058dd6c6e5c7&quot;,&quot;title&quot;:&quot;CPRE Foundation Level Syllabus v3.1&quot;,&quot;author&quot;:[{&quot;family&quot;:&quot;IREB&quot;,&quot;given&quot;:&quot;&quot;,&quot;parse-names&quot;:false,&quot;dropping-particle&quot;:&quot;&quot;,&quot;non-dropping-particle&quot;:&quot;&quot;}],&quot;URL&quot;:&quot;https://www.ireb.org&quot;,&quot;issued&quot;:{&quot;date-parts&quot;:[[2022]]},&quot;container-title-short&quot;:&quot;&quot;},&quot;isTemporary&quot;:false,&quot;suppress-author&quot;:false,&quot;composite&quot;:false,&quot;author-only&quot;:false}]},{&quot;citationID&quot;:&quot;MENDELEY_CITATION_5668133c-8149-4de7-8e71-0d08dfa988e8&quot;,&quot;properties&quot;:{&quot;noteIndex&quot;:0},&quot;isEdited&quot;:false,&quot;manualOverride&quot;:{&quot;isManuallyOverridden&quot;:false,&quot;citeprocText&quot;:&quot;[1]&quot;,&quot;manualOverrideText&quot;:&quot;&quot;},&quot;citationTag&quot;:&quot;MENDELEY_CITATION_v3_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&quot;,&quot;citationItems&quot;:[{&quot;id&quot;:&quot;8b459ffd-756d-3939-9e41-8c07ad9f20f2&quot;,&quot;itemData&quot;:{&quot;type&quot;:&quot;article&quot;,&quot;id&quot;:&quot;8b459ffd-756d-3939-9e41-8c07ad9f20f2&quot;,&quot;title&quot;:&quot;29148:2018 — Requirements engineering&quot;,&quot;author&quot;:[{&quot;family&quot;:&quot;ISO/IEC/IEEE&quot;,&quot;given&quot;:&quot;&quot;,&quot;parse-names&quot;:false,&quot;dropping-particle&quot;:&quot;&quot;,&quot;non-dropping-particle&quot;:&quot;&quot;}],&quot;DOI&quot;:&quot;10.1109/IEEESTD.2018.8559686&quot;,&quot;ISBN&quot;:&quot;978-1-5044-5302-8&quot;,&quot;issued&quot;:{&quot;date-parts&quot;:[[2018]]},&quot;publisher-place&quot;:&quot;Piscataway, NJ, USA&quot;,&quot;publisher&quot;:&quot;IEEE&quot;,&quot;container-title-short&quot;:&quot;&quot;},&quot;isTemporary&quot;:false,&quot;suppress-author&quot;:false,&quot;composite&quot;:false,&quot;author-only&quot;:false}]},{&quot;citationID&quot;:&quot;MENDELEY_CITATION_38c3613e-9e78-4d87-af2a-9e3063aa327c&quot;,&quot;properties&quot;:{&quot;noteIndex&quot;:0},&quot;isEdited&quot;:false,&quot;manualOverride&quot;:{&quot;isManuallyOverridden&quot;:false,&quot;citeprocText&quot;:&quot;[10]&quot;,&quot;manualOverrideText&quot;:&quot;&quot;},&quot;citationTag&quot;:&quot;MENDELEY_CITATION_v3_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&quot;,&quot;citationItems&quot;:[{&quot;id&quot;:&quot;585f87df-c637-3e52-902f-9e282702414f&quot;,&quot;itemData&quot;:{&quot;type&quot;:&quot;article-journal&quot;,&quot;id&quot;:&quot;585f87df-c637-3e52-902f-9e282702414f&quot;,&quot;title&quot;:&quot;Structured SRS for e-Government Services With Boilerplate Design and Interface&quot;,&quot;author&quot;:[{&quot;family&quot;:&quot;Oztekin&quot;,&quot;given&quot;:&quot;Gonca Canan&quot;,&quot;parse-names&quot;:false,&quot;dropping-particle&quot;:&quot;&quot;,&quot;non-dropping-particle&quot;:&quot;&quot;},{&quot;family&quot;:&quot;Menekse Dalveren&quot;,&quot;given&quot;:&quot;Gonca Gokce&quot;,&quot;parse-names&quot;:false,&quot;dropping-particle&quot;:&quot;&quot;,&quot;non-dropping-particle&quot;:&quot;&quot;}],&quot;container-title&quot;:&quot;IEEE Access&quot;,&quot;DOI&quot;:&quot;10.1109/ACCESS.2023.3287882&quot;,&quot;ISSN&quot;:&quot;2169-3536&quot;,&quot;issued&quot;:{&quot;date-parts&quot;:[[2023]]},&quot;page&quot;:&quot;62906-62917&quot;,&quot;volume&quot;:&quot;11&quot;,&quot;container-title-short&quot;:&quot;&quot;},&quot;isTemporary&quot;:false,&quot;suppress-author&quot;:false,&quot;composite&quot;:false,&quot;author-only&quot;:false}]},{&quot;citationID&quot;:&quot;MENDELEY_CITATION_ef6bf1d8-39dd-48c3-9d2d-75fd6e4f6e10&quot;,&quot;properties&quot;:{&quot;noteIndex&quot;:0},&quot;isEdited&quot;:false,&quot;manualOverride&quot;:{&quot;isManuallyOverridden&quot;:false,&quot;citeprocText&quot;:&quot;[11]&quot;,&quot;manualOverrideText&quot;:&quot;&quot;},&quot;citationTag&quot;:&quot;MENDELEY_CITATION_v3_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&quot;,&quot;citationItems&quot;:[{&quot;id&quot;:&quot;53bf9615-9f05-3888-82f8-ecd3ad0cd90a&quot;,&quot;itemData&quot;:{&quot;type&quot;:&quot;book&quot;,&quot;id&quot;:&quot;53bf9615-9f05-3888-82f8-ecd3ad0cd90a&quot;,&quot;title&quot;:&quot;Requirements Engineering&quot;,&quot;author&quot;:[{&quot;family&quot;:&quot;Hull&quot;,&quot;given&quot;:&quot;Elizabeth&quot;,&quot;parse-names&quot;:false,&quot;dropping-particle&quot;:&quot;&quot;,&quot;non-dropping-particle&quot;:&quot;&quot;},{&quot;family&quot;:&quot;Jackson&quot;,&quot;given&quot;:&quot;Ken&quot;,&quot;parse-names&quot;:false,&quot;dropping-particle&quot;:&quot;&quot;,&quot;non-dropping-particle&quot;:&quot;&quot;},{&quot;family&quot;:&quot;Dick&quot;,&quot;given&quot;:&quot;Jeremy&quot;,&quot;parse-names&quot;:false,&quot;dropping-particle&quot;:&quot;&quot;,&quot;non-dropping-particle&quot;:&quot;&quot;}],&quot;DOI&quot;:&quot;10.1007/978-1-84996-405-0&quot;,&quot;ISBN&quot;:&quot;978-1-84996-404-3&quot;,&quot;issued&quot;:{&quot;date-parts&quot;:[[2011]]},&quot;publisher-place&quot;:&quot;London&quot;,&quot;publisher&quot;:&quot;Springer London&quot;,&quot;container-title-short&quot;:&quot;&quot;},&quot;isTemporary&quot;:false,&quot;suppress-author&quot;:false,&quot;composite&quot;:false,&quot;author-only&quot;:false}]},{&quot;citationID&quot;:&quot;MENDELEY_CITATION_9a0bdb73-4607-490e-a571-0179055fa7a6&quot;,&quot;properties&quot;:{&quot;noteIndex&quot;:0},&quot;isEdited&quot;:false,&quot;manualOverride&quot;:{&quot;isManuallyOverridden&quot;:false,&quot;citeprocText&quot;:&quot;[6]&quot;,&quot;manualOverrideText&quot;:&quot;&quot;},&quot;citationTag&quot;:&quot;MENDELEY_CITATION_v3_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&quot;,&quot;citationItems&quot;:[{&quot;id&quot;:&quot;9003cc2d-8e1b-3761-9c43-cf67f96021b9&quot;,&quot;itemData&quot;:{&quot;type&quot;:&quot;article&quot;,&quot;id&quot;:&quot;9003cc2d-8e1b-3761-9c43-cf67f96021b9&quot;,&quot;title&quot;:&quot;25010:2023 Systems and software Quality Requirements and Evaluation (SQuaRE) — Product quality model&quot;,&quot;author&quot;:[{&quot;family&quot;:&quot;ISO/IEC&quot;,&quot;given&quot;:&quot;&quot;,&quot;parse-names&quot;:false,&quot;dropping-particle&quot;:&quot;&quot;,&quot;non-dropping-particle&quot;:&quot;&quot;}],&quot;issued&quot;:{&quot;date-parts&quot;:[[2023]]},&quot;issue&quot;:&quot;ISO/IEC 25010:2023&quot;,&quot;container-title-short&quot;:&quot;&quot;},&quot;isTemporary&quot;:false,&quot;suppress-author&quot;:false,&quot;composite&quot;:false,&quot;author-only&quot;:false}]},{&quot;citationID&quot;:&quot;MENDELEY_CITATION_d517f449-2212-4592-b6c2-2be1c486617c&quot;,&quot;properties&quot;:{&quot;noteIndex&quot;:0},&quot;isEdited&quot;:false,&quot;manualOverride&quot;:{&quot;isManuallyOverridden&quot;:false,&quot;citeprocText&quot;:&quot;[12]&quot;,&quot;manualOverrideText&quot;:&quot;&quot;},&quot;citationTag&quot;:&quot;MENDELEY_CITATION_v3_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&quot;,&quot;citationItems&quot;:[{&quot;id&quot;:&quot;969309ac-d1f5-3d30-89ff-aa1a87f9e65a&quot;,&quot;itemData&quot;:{&quot;type&quot;:&quot;book&quot;,&quot;id&quot;:&quot;969309ac-d1f5-3d30-89ff-aa1a87f9e65a&quot;,&quot;title&quot;:&quot;Requirements analysis and system design&quot;,&quot;author&quot;:[{&quot;family&quot;:&quot;Maciaszek&quot;,&quot;given&quot;:&quot;Leszek.&quot;,&quot;parse-names&quot;:false,&quot;dropping-particle&quot;:&quot;&quot;,&quot;non-dropping-particle&quot;:&quot;&quot;}],&quot;ISBN&quot;:&quot;0321440366&quot;,&quot;issued&quot;:{&quot;date-parts&quot;:[[2007]]},&quot;number-of-pages&quot;:&quot;612&quot;,&quot;abstract&quot;:&quot;3rd ed. Previous edition: 2005. \&quot;This book is the ideal companion for undergraduates studying: systems analysis; systems design; software engineering; software projects; and databases and object technology. It would also be an reference for any practitioners wishing to get up to speed with the latest developments in this area.\&quot;--Jacket. The software process -- Ch. 2. Requirements determination -- Ch. 3. Objects and object modeling -- Ch. 4. Requirements specification -- Ch. 5. Moving from analysis to design -- Ch. 6. System architecture and program design -- Ch. 7. User interface design -- Ch. 8. Persistence and database design -- Ch. 9. Testing and change management -- Ch. 10. Tutorial-style review and reinforcement.&quot;,&quot;publisher&quot;:&quot;Addison-Wesley&quot;,&quot;container-title-short&quot;:&quot;&quot;},&quot;isTemporary&quot;:false,&quot;suppress-author&quot;:false,&quot;composite&quot;:false,&quot;author-only&quot;:false}]},{&quot;citationID&quot;:&quot;MENDELEY_CITATION_a54d54ba-dc08-4317-8081-c98efd264fd8&quot;,&quot;properties&quot;:{&quot;noteIndex&quot;:0},&quot;isEdited&quot;:false,&quot;manualOverride&quot;:{&quot;isManuallyOverridden&quot;:false,&quot;citeprocText&quot;:&quot;[7]&quot;,&quot;manualOverrideText&quot;:&quot;&quot;},&quot;citationTag&quot;:&quot;MENDELEY_CITATION_v3_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&quot;,&quot;citationItems&quot;:[{&quot;id&quot;:&quot;b4a67c60-32e8-3898-8c2f-38b6887aa554&quot;,&quot;itemData&quot;:{&quot;type&quot;:&quot;book&quot;,&quot;id&quot;:&quot;b4a67c60-32e8-3898-8c2f-38b6887aa554&quot;,&quot;title&quot;:&quot;SWEBOK Guide v4.0&quot;,&quot;author&quot;:[{&quot;family&quot;:&quot;Washizaki&quot;,&quot;given&quot;:&quot;H&quot;,&quot;parse-names&quot;:false,&quot;dropping-particle&quot;:&quot;&quot;,&quot;non-dropping-particle&quot;:&quot;&quot;}],&quot;editor&quot;:[{&quot;family&quot;:&quot;Washizaki&quot;,&quot;given&quot;:&quot;H&quot;,&quot;parse-names&quot;:false,&quot;dropping-particle&quot;:&quot;&quot;,&quot;non-dropping-particle&quot;:&quot;&quot;}],&quot;URL&quot;:&quot;https://www.computer.org/education/bodies-of-knowledge/software-engineering&quot;,&quot;issued&quot;:{&quot;date-parts&quot;:[[2024]]},&quot;publisher&quot;:&quot;IEEE Computer Society&quot;,&quot;container-title-short&quot;:&quot;&quot;},&quot;isTemporary&quot;:false,&quot;suppress-author&quot;:false,&quot;composite&quot;:false,&quot;author-only&quot;:false}]},{&quot;citationID&quot;:&quot;MENDELEY_CITATION_71b5ecd2-b926-42c4-b8ac-6ac3b7d0a299&quot;,&quot;properties&quot;:{&quot;noteIndex&quot;:0},&quot;isEdited&quot;:false,&quot;manualOverride&quot;:{&quot;isManuallyOverridden&quot;:false,&quot;citeprocText&quot;:&quot;[2]&quot;,&quot;manualOverrideText&quot;:&quot;&quot;},&quot;citationTag&quot;:&quot;MENDELEY_CITATION_v3_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&quot;,&quot;citationItems&quot;:[{&quot;id&quot;:&quot;e2b26073-7ef3-371d-af2e-9af8bf0591d2&quot;,&quot;itemData&quot;:{&quot;type&quot;:&quot;book&quot;,&quot;id&quot;:&quot;e2b26073-7ef3-371d-af2e-9af8bf0591d2&quot;,&quot;title&quot;:&quot;Requirements engineering : fundamentals, principles, and techniques&quot;,&quot;author&quot;:[{&quot;family&quot;:&quot;Pohl&quot;,&quot;given&quot;:&quot;Klaus.&quot;,&quot;parse-names&quot;:false,&quot;dropping-particle&quot;:&quot;&quot;,&quot;non-dropping-particle&quot;:&quot;&quot;}],&quot;ISBN&quot;:&quot;9783662692042&quot;,&quot;issued&quot;:{&quot;date-parts&quot;:[[2025]]},&quot;number-of-pages&quot;:&quot;814&quot;,&quot;abstract&quot;:&quot;Second edition.&quot;,&quot;publisher&quot;:&quot;Springer&quot;,&quot;container-title-short&quot;:&quot;&quot;},&quot;isTemporary&quot;:false,&quot;suppress-author&quot;:false,&quot;composite&quot;:false,&quot;author-only&quot;:false}]},{&quot;citationID&quot;:&quot;MENDELEY_CITATION_6efc6ef9-53cb-4aca-8ada-eceee85f6186&quot;,&quot;properties&quot;:{&quot;noteIndex&quot;:0},&quot;isEdited&quot;:false,&quot;manualOverride&quot;:{&quot;isManuallyOverridden&quot;:false,&quot;citeprocText&quot;:&quot;[12]&quot;,&quot;manualOverrideText&quot;:&quot;&quot;},&quot;citationTag&quot;:&quot;MENDELEY_CITATION_v3_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&quot;,&quot;citationItems&quot;:[{&quot;id&quot;:&quot;969309ac-d1f5-3d30-89ff-aa1a87f9e65a&quot;,&quot;itemData&quot;:{&quot;type&quot;:&quot;book&quot;,&quot;id&quot;:&quot;969309ac-d1f5-3d30-89ff-aa1a87f9e65a&quot;,&quot;title&quot;:&quot;Requirements analysis and system design&quot;,&quot;author&quot;:[{&quot;family&quot;:&quot;Maciaszek&quot;,&quot;given&quot;:&quot;Leszek.&quot;,&quot;parse-names&quot;:false,&quot;dropping-particle&quot;:&quot;&quot;,&quot;non-dropping-particle&quot;:&quot;&quot;}],&quot;ISBN&quot;:&quot;0321440366&quot;,&quot;issued&quot;:{&quot;date-parts&quot;:[[2007]]},&quot;number-of-pages&quot;:&quot;612&quot;,&quot;abstract&quot;:&quot;3rd ed. Previous edition: 2005. \&quot;This book is the ideal companion for undergraduates studying: systems analysis; systems design; software engineering; software projects; and databases and object technology. It would also be an reference for any practitioners wishing to get up to speed with the latest developments in this area.\&quot;--Jacket. The software process -- Ch. 2. Requirements determination -- Ch. 3. Objects and object modeling -- Ch. 4. Requirements specification -- Ch. 5. Moving from analysis to design -- Ch. 6. System architecture and program design -- Ch. 7. User interface design -- Ch. 8. Persistence and database design -- Ch. 9. Testing and change management -- Ch. 10. Tutorial-style review and reinforcement.&quot;,&quot;publisher&quot;:&quot;Addison-Wesley&quot;,&quot;container-title-short&quot;:&quot;&quot;},&quot;isTemporary&quot;:false,&quot;suppress-author&quot;:false,&quot;composite&quot;:false,&quot;author-only&quot;:false}]},{&quot;citationID&quot;:&quot;MENDELEY_CITATION_c2568ec7-3aaa-4ced-ac6d-67091e151077&quot;,&quot;properties&quot;:{&quot;noteIndex&quot;:0},&quot;isEdited&quot;:false,&quot;manualOverride&quot;:{&quot;isManuallyOverridden&quot;:false,&quot;citeprocText&quot;:&quot;[12]&quot;,&quot;manualOverrideText&quot;:&quot;&quot;},&quot;citationTag&quot;:&quot;MENDELEY_CITATION_v3_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&quot;,&quot;citationItems&quot;:[{&quot;id&quot;:&quot;969309ac-d1f5-3d30-89ff-aa1a87f9e65a&quot;,&quot;itemData&quot;:{&quot;type&quot;:&quot;book&quot;,&quot;id&quot;:&quot;969309ac-d1f5-3d30-89ff-aa1a87f9e65a&quot;,&quot;title&quot;:&quot;Requirements analysis and system design&quot;,&quot;author&quot;:[{&quot;family&quot;:&quot;Maciaszek&quot;,&quot;given&quot;:&quot;Leszek.&quot;,&quot;parse-names&quot;:false,&quot;dropping-particle&quot;:&quot;&quot;,&quot;non-dropping-particle&quot;:&quot;&quot;}],&quot;ISBN&quot;:&quot;0321440366&quot;,&quot;issued&quot;:{&quot;date-parts&quot;:[[2007]]},&quot;number-of-pages&quot;:&quot;612&quot;,&quot;abstract&quot;:&quot;3rd ed. Previous edition: 2005. \&quot;This book is the ideal companion for undergraduates studying: systems analysis; systems design; software engineering; software projects; and databases and object technology. It would also be an reference for any practitioners wishing to get up to speed with the latest developments in this area.\&quot;--Jacket. The software process -- Ch. 2. Requirements determination -- Ch. 3. Objects and object modeling -- Ch. 4. Requirements specification -- Ch. 5. Moving from analysis to design -- Ch. 6. System architecture and program design -- Ch. 7. User interface design -- Ch. 8. Persistence and database design -- Ch. 9. Testing and change management -- Ch. 10. Tutorial-style review and reinforcement.&quot;,&quot;publisher&quot;:&quot;Addison-Wesley&quot;,&quot;container-title-short&quot;:&quot;&quot;},&quot;isTemporary&quot;:false,&quot;suppress-author&quot;:false,&quot;composite&quot;:false,&quot;author-only&quot;:false}]},{&quot;citationID&quot;:&quot;MENDELEY_CITATION_5db54668-57fe-411f-b9b9-81bc2887eac5&quot;,&quot;properties&quot;:{&quot;noteIndex&quot;:0},&quot;isEdited&quot;:false,&quot;manualOverride&quot;:{&quot;isManuallyOverridden&quot;:false,&quot;citeprocText&quot;:&quot;[2]&quot;,&quot;manualOverrideText&quot;:&quot;&quot;},&quot;citationTag&quot;:&quot;MENDELEY_CITATION_v3_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&quot;,&quot;citationItems&quot;:[{&quot;id&quot;:&quot;e2b26073-7ef3-371d-af2e-9af8bf0591d2&quot;,&quot;itemData&quot;:{&quot;type&quot;:&quot;book&quot;,&quot;id&quot;:&quot;e2b26073-7ef3-371d-af2e-9af8bf0591d2&quot;,&quot;title&quot;:&quot;Requirements engineering : fundamentals, principles, and techniques&quot;,&quot;author&quot;:[{&quot;family&quot;:&quot;Pohl&quot;,&quot;given&quot;:&quot;Klaus.&quot;,&quot;parse-names&quot;:false,&quot;dropping-particle&quot;:&quot;&quot;,&quot;non-dropping-particle&quot;:&quot;&quot;}],&quot;ISBN&quot;:&quot;9783662692042&quot;,&quot;issued&quot;:{&quot;date-parts&quot;:[[2025]]},&quot;number-of-pages&quot;:&quot;814&quot;,&quot;abstract&quot;:&quot;Second edition.&quot;,&quot;publisher&quot;:&quot;Springer&quot;,&quot;container-title-short&quot;:&quot;&quot;},&quot;isTemporary&quot;:false,&quot;suppress-author&quot;:false,&quot;composite&quot;:false,&quot;author-only&quot;:false}]},{&quot;citationID&quot;:&quot;MENDELEY_CITATION_5b8cc987-5ef7-4197-bf2d-32f3ed773c15&quot;,&quot;properties&quot;:{&quot;noteIndex&quot;:0},&quot;isEdited&quot;:false,&quot;manualOverride&quot;:{&quot;isManuallyOverridden&quot;:false,&quot;citeprocText&quot;:&quot;[13]&quot;,&quot;manualOverrideText&quot;:&quot;&quot;},&quot;citationTag&quot;:&quot;MENDELEY_CITATION_v3_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&quot;,&quot;citationItems&quot;:[{&quot;id&quot;:&quot;db86bc13-b5b2-3da2-8b6b-b765f7df50dd&quot;,&quot;itemData&quot;:{&quot;type&quot;:&quot;article-journal&quot;,&quot;id&quot;:&quot;db86bc13-b5b2-3da2-8b6b-b765f7df50dd&quot;,&quot;title&quot;:&quot;Statecharts: a visual formalism for complex systems&quot;,&quot;author&quot;:[{&quot;family&quot;:&quot;Harel&quot;,&quot;given&quot;:&quot;David&quot;,&quot;parse-names&quot;:false,&quot;dropping-particle&quot;:&quot;&quot;,&quot;non-dropping-particle&quot;:&quot;&quot;}],&quot;container-title&quot;:&quot;Science of Computer Programming&quot;,&quot;container-title-short&quot;:&quot;Sci. Comput. Program.&quot;,&quot;DOI&quot;:&quot;10.1016/0167-6423(87)90035-9&quot;,&quot;ISSN&quot;:&quot;01676423&quot;,&quot;issued&quot;:{&quot;date-parts&quot;:[[1987,6]]},&quot;page&quot;:&quot;231-274&quot;,&quot;issue&quot;:&quot;3&quot;,&quot;volume&quot;:&quot;8&quot;},&quot;isTemporary&quot;:false,&quot;suppress-author&quot;:false,&quot;composite&quot;:false,&quot;author-only&quot;:false}]},{&quot;citationID&quot;:&quot;MENDELEY_CITATION_bdd90be3-16dd-4414-aa17-3efdf6934353&quot;,&quot;properties&quot;:{&quot;noteIndex&quot;:0},&quot;isEdited&quot;:false,&quot;manualOverride&quot;:{&quot;isManuallyOverridden&quot;:false,&quot;citeprocText&quot;:&quot;[2]&quot;,&quot;manualOverrideText&quot;:&quot;&quot;},&quot;citationTag&quot;:&quot;MENDELEY_CITATION_v3_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&quot;,&quot;citationItems&quot;:[{&quot;id&quot;:&quot;e2b26073-7ef3-371d-af2e-9af8bf0591d2&quot;,&quot;itemData&quot;:{&quot;type&quot;:&quot;book&quot;,&quot;id&quot;:&quot;e2b26073-7ef3-371d-af2e-9af8bf0591d2&quot;,&quot;title&quot;:&quot;Requirements engineering : fundamentals, principles, and techniques&quot;,&quot;author&quot;:[{&quot;family&quot;:&quot;Pohl&quot;,&quot;given&quot;:&quot;Klaus.&quot;,&quot;parse-names&quot;:false,&quot;dropping-particle&quot;:&quot;&quot;,&quot;non-dropping-particle&quot;:&quot;&quot;}],&quot;ISBN&quot;:&quot;9783662692042&quot;,&quot;issued&quot;:{&quot;date-parts&quot;:[[2025]]},&quot;number-of-pages&quot;:&quot;814&quot;,&quot;abstract&quot;:&quot;Second edition.&quot;,&quot;publisher&quot;:&quot;Springer&quot;,&quot;container-title-short&quot;:&quot;&quot;},&quot;isTemporary&quot;:false,&quot;suppress-author&quot;:false,&quot;composite&quot;:false,&quot;author-only&quot;:false}]},{&quot;citationID&quot;:&quot;MENDELEY_CITATION_208525df-7542-417b-84d9-12734a2c4982&quot;,&quot;properties&quot;:{&quot;noteIndex&quot;:0},&quot;isEdited&quot;:false,&quot;manualOverride&quot;:{&quot;isManuallyOverridden&quot;:false,&quot;citeprocText&quot;:&quot;[13]&quot;,&quot;manualOverrideText&quot;:&quot;&quot;},&quot;citationTag&quot;:&quot;MENDELEY_CITATION_v3_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&quot;,&quot;citationItems&quot;:[{&quot;id&quot;:&quot;db86bc13-b5b2-3da2-8b6b-b765f7df50dd&quot;,&quot;itemData&quot;:{&quot;type&quot;:&quot;article-journal&quot;,&quot;id&quot;:&quot;db86bc13-b5b2-3da2-8b6b-b765f7df50dd&quot;,&quot;title&quot;:&quot;Statecharts: a visual formalism for complex systems&quot;,&quot;author&quot;:[{&quot;family&quot;:&quot;Harel&quot;,&quot;given&quot;:&quot;David&quot;,&quot;parse-names&quot;:false,&quot;dropping-particle&quot;:&quot;&quot;,&quot;non-dropping-particle&quot;:&quot;&quot;}],&quot;container-title&quot;:&quot;Science of Computer Programming&quot;,&quot;container-title-short&quot;:&quot;Sci. Comput. Program.&quot;,&quot;DOI&quot;:&quot;10.1016/0167-6423(87)90035-9&quot;,&quot;ISSN&quot;:&quot;01676423&quot;,&quot;issued&quot;:{&quot;date-parts&quot;:[[1987,6]]},&quot;page&quot;:&quot;231-274&quot;,&quot;issue&quot;:&quot;3&quot;,&quot;volume&quot;:&quot;8&quot;},&quot;isTemporary&quot;:false,&quot;suppress-author&quot;:false,&quot;composite&quot;:false,&quot;author-only&quot;:false}]},{&quot;citationID&quot;:&quot;MENDELEY_CITATION_ed6b1fdf-b40c-4062-b87f-dab6dd956f3f&quot;,&quot;properties&quot;:{&quot;noteIndex&quot;:0},&quot;isEdited&quot;:false,&quot;manualOverride&quot;:{&quot;isManuallyOverridden&quot;:false,&quot;citeprocText&quot;:&quot;[2]&quot;,&quot;manualOverrideText&quot;:&quot;&quot;},&quot;citationTag&quot;:&quot;MENDELEY_CITATION_v3_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&quot;,&quot;citationItems&quot;:[{&quot;id&quot;:&quot;e2b26073-7ef3-371d-af2e-9af8bf0591d2&quot;,&quot;itemData&quot;:{&quot;type&quot;:&quot;book&quot;,&quot;id&quot;:&quot;e2b26073-7ef3-371d-af2e-9af8bf0591d2&quot;,&quot;title&quot;:&quot;Requirements engineering : fundamentals, principles, and techniques&quot;,&quot;author&quot;:[{&quot;family&quot;:&quot;Pohl&quot;,&quot;given&quot;:&quot;Klaus.&quot;,&quot;parse-names&quot;:false,&quot;dropping-particle&quot;:&quot;&quot;,&quot;non-dropping-particle&quot;:&quot;&quot;}],&quot;ISBN&quot;:&quot;9783662692042&quot;,&quot;issued&quot;:{&quot;date-parts&quot;:[[2025]]},&quot;number-of-pages&quot;:&quot;814&quot;,&quot;abstract&quot;:&quot;Second edition.&quot;,&quot;publisher&quot;:&quot;Springer&quot;,&quot;container-title-short&quot;:&quot;&quot;},&quot;isTemporary&quot;:false,&quot;suppress-author&quot;:false,&quot;composite&quot;:false,&quot;author-only&quot;:false}]},{&quot;citationID&quot;:&quot;MENDELEY_CITATION_644e8673-699d-4f9e-8d4c-b0a570936ded&quot;,&quot;properties&quot;:{&quot;noteIndex&quot;:0},&quot;isEdited&quot;:false,&quot;manualOverride&quot;:{&quot;isManuallyOverridden&quot;:false,&quot;citeprocText&quot;:&quot;[7]&quot;,&quot;manualOverrideText&quot;:&quot;&quot;},&quot;citationTag&quot;:&quot;MENDELEY_CITATION_v3_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&quot;,&quot;citationItems&quot;:[{&quot;id&quot;:&quot;b4a67c60-32e8-3898-8c2f-38b6887aa554&quot;,&quot;itemData&quot;:{&quot;type&quot;:&quot;book&quot;,&quot;id&quot;:&quot;b4a67c60-32e8-3898-8c2f-38b6887aa554&quot;,&quot;title&quot;:&quot;SWEBOK Guide v4.0&quot;,&quot;author&quot;:[{&quot;family&quot;:&quot;Washizaki&quot;,&quot;given&quot;:&quot;H&quot;,&quot;parse-names&quot;:false,&quot;dropping-particle&quot;:&quot;&quot;,&quot;non-dropping-particle&quot;:&quot;&quot;}],&quot;editor&quot;:[{&quot;family&quot;:&quot;Washizaki&quot;,&quot;given&quot;:&quot;H&quot;,&quot;parse-names&quot;:false,&quot;dropping-particle&quot;:&quot;&quot;,&quot;non-dropping-particle&quot;:&quot;&quot;}],&quot;URL&quot;:&quot;https://www.computer.org/education/bodies-of-knowledge/software-engineering&quot;,&quot;issued&quot;:{&quot;date-parts&quot;:[[2024]]},&quot;publisher&quot;:&quot;IEEE Computer Society&quot;,&quot;container-title-short&quot;:&quot;&quot;},&quot;isTemporary&quot;:false,&quot;suppress-author&quot;:false,&quot;composite&quot;:false,&quot;author-only&quot;:false}]},{&quot;citationID&quot;:&quot;MENDELEY_CITATION_d31edc80-8222-4953-a1ae-57ac2beb536a&quot;,&quot;properties&quot;:{&quot;noteIndex&quot;:0},&quot;isEdited&quot;:false,&quot;manualOverride&quot;:{&quot;isManuallyOverridden&quot;:false,&quot;citeprocText&quot;:&quot;[1]&quot;,&quot;manualOverrideText&quot;:&quot;&quot;},&quot;citationTag&quot;:&quot;MENDELEY_CITATION_v3_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&quot;,&quot;citationItems&quot;:[{&quot;id&quot;:&quot;8b459ffd-756d-3939-9e41-8c07ad9f20f2&quot;,&quot;itemData&quot;:{&quot;type&quot;:&quot;article&quot;,&quot;id&quot;:&quot;8b459ffd-756d-3939-9e41-8c07ad9f20f2&quot;,&quot;title&quot;:&quot;29148:2018 — Requirements engineering&quot;,&quot;author&quot;:[{&quot;family&quot;:&quot;ISO/IEC/IEEE&quot;,&quot;given&quot;:&quot;&quot;,&quot;parse-names&quot;:false,&quot;dropping-particle&quot;:&quot;&quot;,&quot;non-dropping-particle&quot;:&quot;&quot;}],&quot;DOI&quot;:&quot;10.1109/IEEESTD.2018.8559686&quot;,&quot;ISBN&quot;:&quot;978-1-5044-5302-8&quot;,&quot;issued&quot;:{&quot;date-parts&quot;:[[2018]]},&quot;publisher-place&quot;:&quot;Piscataway, NJ, USA&quot;,&quot;publisher&quot;:&quot;IEEE&quot;,&quot;container-title-short&quot;:&quot;&quot;},&quot;isTemporary&quot;:false,&quot;suppress-author&quot;:false,&quot;composite&quot;:false,&quot;author-only&quot;:false}]},{&quot;citationID&quot;:&quot;MENDELEY_CITATION_250681a3-3a60-40f4-b127-6caf818bc97a&quot;,&quot;properties&quot;:{&quot;noteIndex&quot;:0},&quot;isEdited&quot;:false,&quot;manualOverride&quot;:{&quot;isManuallyOverridden&quot;:false,&quot;citeprocText&quot;:&quot;[1]&quot;,&quot;manualOverrideText&quot;:&quot;&quot;},&quot;citationTag&quot;:&quot;MENDELEY_CITATION_v3_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&quot;,&quot;citationItems&quot;:[{&quot;id&quot;:&quot;8b459ffd-756d-3939-9e41-8c07ad9f20f2&quot;,&quot;itemData&quot;:{&quot;type&quot;:&quot;article&quot;,&quot;id&quot;:&quot;8b459ffd-756d-3939-9e41-8c07ad9f20f2&quot;,&quot;title&quot;:&quot;29148:2018 — Requirements engineering&quot;,&quot;author&quot;:[{&quot;family&quot;:&quot;ISO/IEC/IEEE&quot;,&quot;given&quot;:&quot;&quot;,&quot;parse-names&quot;:false,&quot;dropping-particle&quot;:&quot;&quot;,&quot;non-dropping-particle&quot;:&quot;&quot;}],&quot;DOI&quot;:&quot;10.1109/IEEESTD.2018.8559686&quot;,&quot;ISBN&quot;:&quot;978-1-5044-5302-8&quot;,&quot;issued&quot;:{&quot;date-parts&quot;:[[2018]]},&quot;publisher-place&quot;:&quot;Piscataway, NJ, USA&quot;,&quot;publisher&quot;:&quot;IEEE&quot;,&quot;container-title-short&quot;:&quot;&quot;},&quot;isTemporary&quot;:false,&quot;suppress-author&quot;:false,&quot;composite&quot;:false,&quot;author-only&quot;:false}]},{&quot;citationID&quot;:&quot;MENDELEY_CITATION_17dca949-85ed-4402-b25f-3cf863a0a703&quot;,&quot;properties&quot;:{&quot;noteIndex&quot;:0},&quot;isEdited&quot;:false,&quot;manualOverride&quot;:{&quot;isManuallyOverridden&quot;:false,&quot;citeprocText&quot;:&quot;[6]&quot;,&quot;manualOverrideText&quot;:&quot;&quot;},&quot;citationTag&quot;:&quot;MENDELEY_CITATION_v3_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&quot;,&quot;citationItems&quot;:[{&quot;id&quot;:&quot;9003cc2d-8e1b-3761-9c43-cf67f96021b9&quot;,&quot;itemData&quot;:{&quot;type&quot;:&quot;article&quot;,&quot;id&quot;:&quot;9003cc2d-8e1b-3761-9c43-cf67f96021b9&quot;,&quot;title&quot;:&quot;25010:2023 Systems and software Quality Requirements and Evaluation (SQuaRE) — Product quality model&quot;,&quot;author&quot;:[{&quot;family&quot;:&quot;ISO/IEC&quot;,&quot;given&quot;:&quot;&quot;,&quot;parse-names&quot;:false,&quot;dropping-particle&quot;:&quot;&quot;,&quot;non-dropping-particle&quot;:&quot;&quot;}],&quot;issued&quot;:{&quot;date-parts&quot;:[[2023]]},&quot;issue&quot;:&quot;ISO/IEC 25010:2023&quot;,&quot;container-title-short&quot;:&quot;&quot;},&quot;isTemporary&quot;:false,&quot;suppress-author&quot;:false,&quot;composite&quot;:false,&quot;author-only&quot;:false}]},{&quot;citationID&quot;:&quot;MENDELEY_CITATION_5da23a8a-031e-4fe2-b3ab-6e6c5413d96c&quot;,&quot;properties&quot;:{&quot;noteIndex&quot;:0},&quot;isEdited&quot;:false,&quot;manualOverride&quot;:{&quot;isManuallyOverridden&quot;:false,&quot;citeprocText&quot;:&quot;[9]&quot;,&quot;manualOverrideText&quot;:&quot;&quot;},&quot;citationTag&quot;:&quot;MENDELEY_CITATION_v3_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&quot;,&quot;citationItems&quot;:[{&quot;id&quot;:&quot;66151fa6-eac6-3909-b0c3-058dd6c6e5c7&quot;,&quot;itemData&quot;:{&quot;type&quot;:&quot;article&quot;,&quot;id&quot;:&quot;66151fa6-eac6-3909-b0c3-058dd6c6e5c7&quot;,&quot;title&quot;:&quot;CPRE Foundation Level Syllabus v3.1&quot;,&quot;author&quot;:[{&quot;family&quot;:&quot;IREB&quot;,&quot;given&quot;:&quot;&quot;,&quot;parse-names&quot;:false,&quot;dropping-particle&quot;:&quot;&quot;,&quot;non-dropping-particle&quot;:&quot;&quot;}],&quot;URL&quot;:&quot;https://www.ireb.org&quot;,&quot;issued&quot;:{&quot;date-parts&quot;:[[2022]]},&quot;container-title-short&quot;:&quot;&quot;},&quot;isTemporary&quot;:false,&quot;suppress-author&quot;:false,&quot;composite&quot;:false,&quot;author-only&quot;:false}]},{&quot;citationID&quot;:&quot;MENDELEY_CITATION_964cdbf3-f385-479b-a32b-7221f85b390b&quot;,&quot;properties&quot;:{&quot;noteIndex&quot;:0},&quot;isEdited&quot;:false,&quot;manualOverride&quot;:{&quot;isManuallyOverridden&quot;:false,&quot;citeprocText&quot;:&quot;[9]&quot;,&quot;manualOverrideText&quot;:&quot;&quot;},&quot;citationTag&quot;:&quot;MENDELEY_CITATION_v3_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&quot;,&quot;citationItems&quot;:[{&quot;id&quot;:&quot;66151fa6-eac6-3909-b0c3-058dd6c6e5c7&quot;,&quot;itemData&quot;:{&quot;type&quot;:&quot;article&quot;,&quot;id&quot;:&quot;66151fa6-eac6-3909-b0c3-058dd6c6e5c7&quot;,&quot;title&quot;:&quot;CPRE Foundation Level Syllabus v3.1&quot;,&quot;author&quot;:[{&quot;family&quot;:&quot;IREB&quot;,&quot;given&quot;:&quot;&quot;,&quot;parse-names&quot;:false,&quot;dropping-particle&quot;:&quot;&quot;,&quot;non-dropping-particle&quot;:&quot;&quot;}],&quot;URL&quot;:&quot;https://www.ireb.org&quot;,&quot;issued&quot;:{&quot;date-parts&quot;:[[2022]]},&quot;container-title-short&quot;:&quot;&quot;},&quot;isTemporary&quot;:false,&quot;suppress-author&quot;:false,&quot;composite&quot;:false,&quot;author-only&quot;:false}]},{&quot;citationID&quot;:&quot;MENDELEY_CITATION_af7eb058-ebb9-492f-9541-07ba14a26a5e&quot;,&quot;properties&quot;:{&quot;noteIndex&quot;:0},&quot;isEdited&quot;:false,&quot;manualOverride&quot;:{&quot;isManuallyOverridden&quot;:false,&quot;citeprocText&quot;:&quot;[6]&quot;,&quot;manualOverrideText&quot;:&quot;&quot;},&quot;citationTag&quot;:&quot;MENDELEY_CITATION_v3_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&quot;,&quot;citationItems&quot;:[{&quot;id&quot;:&quot;9003cc2d-8e1b-3761-9c43-cf67f96021b9&quot;,&quot;itemData&quot;:{&quot;type&quot;:&quot;article&quot;,&quot;id&quot;:&quot;9003cc2d-8e1b-3761-9c43-cf67f96021b9&quot;,&quot;title&quot;:&quot;25010:2023 Systems and software Quality Requirements and Evaluation (SQuaRE) — Product quality model&quot;,&quot;author&quot;:[{&quot;family&quot;:&quot;ISO/IEC&quot;,&quot;given&quot;:&quot;&quot;,&quot;parse-names&quot;:false,&quot;dropping-particle&quot;:&quot;&quot;,&quot;non-dropping-particle&quot;:&quot;&quot;}],&quot;issued&quot;:{&quot;date-parts&quot;:[[2023]]},&quot;issue&quot;:&quot;ISO/IEC 25010:2023&quot;,&quot;container-title-short&quot;:&quot;&quot;},&quot;isTemporary&quot;:false,&quot;suppress-author&quot;:false,&quot;composite&quot;:false,&quot;author-only&quot;:false}]},{&quot;citationID&quot;:&quot;MENDELEY_CITATION_b4a97bcc-b593-415a-a75b-9e911f653053&quot;,&quot;properties&quot;:{&quot;noteIndex&quot;:0},&quot;isEdited&quot;:false,&quot;manualOverride&quot;:{&quot;isManuallyOverridden&quot;:false,&quot;citeprocText&quot;:&quot;[1]&quot;,&quot;manualOverrideText&quot;:&quot;&quot;},&quot;citationTag&quot;:&quot;MENDELEY_CITATION_v3_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&quot;,&quot;citationItems&quot;:[{&quot;id&quot;:&quot;8b459ffd-756d-3939-9e41-8c07ad9f20f2&quot;,&quot;itemData&quot;:{&quot;type&quot;:&quot;article&quot;,&quot;id&quot;:&quot;8b459ffd-756d-3939-9e41-8c07ad9f20f2&quot;,&quot;title&quot;:&quot;29148:2018 — Requirements engineering&quot;,&quot;author&quot;:[{&quot;family&quot;:&quot;ISO/IEC/IEEE&quot;,&quot;given&quot;:&quot;&quot;,&quot;parse-names&quot;:false,&quot;dropping-particle&quot;:&quot;&quot;,&quot;non-dropping-particle&quot;:&quot;&quot;}],&quot;DOI&quot;:&quot;10.1109/IEEESTD.2018.8559686&quot;,&quot;ISBN&quot;:&quot;978-1-5044-5302-8&quot;,&quot;issued&quot;:{&quot;date-parts&quot;:[[2018]]},&quot;publisher-place&quot;:&quot;Piscataway, NJ, USA&quot;,&quot;publisher&quot;:&quot;IEEE&quot;,&quot;container-title-short&quot;:&quot;&quot;},&quot;isTemporary&quot;:false,&quot;suppress-author&quot;:false,&quot;composite&quot;:false,&quot;author-only&quot;:false}]},{&quot;citationID&quot;:&quot;MENDELEY_CITATION_0c4b0fa0-c84e-41e5-b6d5-397ca69593e6&quot;,&quot;properties&quot;:{&quot;noteIndex&quot;:0},&quot;isEdited&quot;:false,&quot;manualOverride&quot;:{&quot;isManuallyOverridden&quot;:false,&quot;citeprocText&quot;:&quot;[6]&quot;,&quot;manualOverrideText&quot;:&quot;&quot;},&quot;citationTag&quot;:&quot;MENDELEY_CITATION_v3_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&quot;,&quot;citationItems&quot;:[{&quot;id&quot;:&quot;9003cc2d-8e1b-3761-9c43-cf67f96021b9&quot;,&quot;itemData&quot;:{&quot;type&quot;:&quot;article&quot;,&quot;id&quot;:&quot;9003cc2d-8e1b-3761-9c43-cf67f96021b9&quot;,&quot;title&quot;:&quot;25010:2023 Systems and software Quality Requirements and Evaluation (SQuaRE) — Product quality model&quot;,&quot;author&quot;:[{&quot;family&quot;:&quot;ISO/IEC&quot;,&quot;given&quot;:&quot;&quot;,&quot;parse-names&quot;:false,&quot;dropping-particle&quot;:&quot;&quot;,&quot;non-dropping-particle&quot;:&quot;&quot;}],&quot;issued&quot;:{&quot;date-parts&quot;:[[2023]]},&quot;issue&quot;:&quot;ISO/IEC 25010:2023&quot;,&quot;container-title-short&quot;:&quot;&quot;},&quot;isTemporary&quot;:false,&quot;suppress-author&quot;:false,&quot;composite&quot;:false,&quot;author-only&quot;:false}]},{&quot;citationID&quot;:&quot;MENDELEY_CITATION_f3b2d815-8406-48c9-94c2-bc778c3df9a2&quot;,&quot;properties&quot;:{&quot;noteIndex&quot;:0},&quot;isEdited&quot;:false,&quot;manualOverride&quot;:{&quot;isManuallyOverridden&quot;:false,&quot;citeprocText&quot;:&quot;[9]&quot;,&quot;manualOverrideText&quot;:&quot;&quot;},&quot;citationTag&quot;:&quot;MENDELEY_CITATION_v3_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&quot;,&quot;citationItems&quot;:[{&quot;id&quot;:&quot;66151fa6-eac6-3909-b0c3-058dd6c6e5c7&quot;,&quot;itemData&quot;:{&quot;type&quot;:&quot;article&quot;,&quot;id&quot;:&quot;66151fa6-eac6-3909-b0c3-058dd6c6e5c7&quot;,&quot;title&quot;:&quot;CPRE Foundation Level Syllabus v3.1&quot;,&quot;author&quot;:[{&quot;family&quot;:&quot;IREB&quot;,&quot;given&quot;:&quot;&quot;,&quot;parse-names&quot;:false,&quot;dropping-particle&quot;:&quot;&quot;,&quot;non-dropping-particle&quot;:&quot;&quot;}],&quot;URL&quot;:&quot;https://www.ireb.org&quot;,&quot;issued&quot;:{&quot;date-parts&quot;:[[2022]]},&quot;container-title-short&quot;:&quot;&quot;},&quot;isTemporary&quot;:false,&quot;suppress-author&quot;:false,&quot;composite&quot;:false,&quot;author-only&quot;:false}]},{&quot;citationID&quot;:&quot;MENDELEY_CITATION_5c6a4b38-facc-472a-8cf1-33668bb9a349&quot;,&quot;properties&quot;:{&quot;noteIndex&quot;:0},&quot;isEdited&quot;:false,&quot;manualOverride&quot;:{&quot;isManuallyOverridden&quot;:false,&quot;citeprocText&quot;:&quot;[6]&quot;,&quot;manualOverrideText&quot;:&quot;&quot;},&quot;citationTag&quot;:&quot;MENDELEY_CITATION_v3_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&quot;,&quot;citationItems&quot;:[{&quot;id&quot;:&quot;9003cc2d-8e1b-3761-9c43-cf67f96021b9&quot;,&quot;itemData&quot;:{&quot;type&quot;:&quot;article&quot;,&quot;id&quot;:&quot;9003cc2d-8e1b-3761-9c43-cf67f96021b9&quot;,&quot;title&quot;:&quot;25010:2023 Systems and software Quality Requirements and Evaluation (SQuaRE) — Product quality model&quot;,&quot;author&quot;:[{&quot;family&quot;:&quot;ISO/IEC&quot;,&quot;given&quot;:&quot;&quot;,&quot;parse-names&quot;:false,&quot;dropping-particle&quot;:&quot;&quot;,&quot;non-dropping-particle&quot;:&quot;&quot;}],&quot;issued&quot;:{&quot;date-parts&quot;:[[2023]]},&quot;issue&quot;:&quot;ISO/IEC 25010:2023&quot;,&quot;container-title-short&quot;:&quot;&quot;},&quot;isTemporary&quot;:false,&quot;suppress-author&quot;:false,&quot;composite&quot;:false,&quot;author-only&quot;:false}]},{&quot;citationID&quot;:&quot;MENDELEY_CITATION_275202db-54da-4b6b-930d-bb2e03a406a9&quot;,&quot;properties&quot;:{&quot;noteIndex&quot;:0},&quot;isEdited&quot;:false,&quot;manualOverride&quot;:{&quot;isManuallyOverridden&quot;:false,&quot;citeprocText&quot;:&quot;[11]&quot;,&quot;manualOverrideText&quot;:&quot;&quot;},&quot;citationTag&quot;:&quot;MENDELEY_CITATION_v3_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&quot;,&quot;citationItems&quot;:[{&quot;id&quot;:&quot;53bf9615-9f05-3888-82f8-ecd3ad0cd90a&quot;,&quot;itemData&quot;:{&quot;type&quot;:&quot;book&quot;,&quot;id&quot;:&quot;53bf9615-9f05-3888-82f8-ecd3ad0cd90a&quot;,&quot;title&quot;:&quot;Requirements Engineering&quot;,&quot;author&quot;:[{&quot;family&quot;:&quot;Hull&quot;,&quot;given&quot;:&quot;Elizabeth&quot;,&quot;parse-names&quot;:false,&quot;dropping-particle&quot;:&quot;&quot;,&quot;non-dropping-particle&quot;:&quot;&quot;},{&quot;family&quot;:&quot;Jackson&quot;,&quot;given&quot;:&quot;Ken&quot;,&quot;parse-names&quot;:false,&quot;dropping-particle&quot;:&quot;&quot;,&quot;non-dropping-particle&quot;:&quot;&quot;},{&quot;family&quot;:&quot;Dick&quot;,&quot;given&quot;:&quot;Jeremy&quot;,&quot;parse-names&quot;:false,&quot;dropping-particle&quot;:&quot;&quot;,&quot;non-dropping-particle&quot;:&quot;&quot;}],&quot;DOI&quot;:&quot;10.1007/978-1-84996-405-0&quot;,&quot;ISBN&quot;:&quot;978-1-84996-404-3&quot;,&quot;issued&quot;:{&quot;date-parts&quot;:[[2011]]},&quot;publisher-place&quot;:&quot;London&quot;,&quot;publisher&quot;:&quot;Springer London&quot;,&quot;container-title-short&quot;:&quot;&quot;},&quot;isTemporary&quot;:false,&quot;suppress-author&quot;:false,&quot;composite&quot;:false,&quot;author-only&quot;:false}]},{&quot;citationID&quot;:&quot;MENDELEY_CITATION_ea197790-0cb8-4b6d-98dd-f5b3d7671533&quot;,&quot;properties&quot;:{&quot;noteIndex&quot;:0},&quot;isEdited&quot;:false,&quot;manualOverride&quot;:{&quot;isManuallyOverridden&quot;:false,&quot;citeprocText&quot;:&quot;[1]&quot;,&quot;manualOverrideText&quot;:&quot;&quot;},&quot;citationTag&quot;:&quot;MENDELEY_CITATION_v3_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&quot;,&quot;citationItems&quot;:[{&quot;id&quot;:&quot;8b459ffd-756d-3939-9e41-8c07ad9f20f2&quot;,&quot;itemData&quot;:{&quot;type&quot;:&quot;article&quot;,&quot;id&quot;:&quot;8b459ffd-756d-3939-9e41-8c07ad9f20f2&quot;,&quot;title&quot;:&quot;29148:2018 — Requirements engineering&quot;,&quot;author&quot;:[{&quot;family&quot;:&quot;ISO/IEC/IEEE&quot;,&quot;given&quot;:&quot;&quot;,&quot;parse-names&quot;:false,&quot;dropping-particle&quot;:&quot;&quot;,&quot;non-dropping-particle&quot;:&quot;&quot;}],&quot;DOI&quot;:&quot;10.1109/IEEESTD.2018.8559686&quot;,&quot;ISBN&quot;:&quot;978-1-5044-5302-8&quot;,&quot;issued&quot;:{&quot;date-parts&quot;:[[2018]]},&quot;publisher-place&quot;:&quot;Piscataway, NJ, USA&quot;,&quot;publisher&quot;:&quot;IEEE&quot;,&quot;container-title-short&quot;:&quot;&quot;},&quot;isTemporary&quot;:false,&quot;suppress-author&quot;:false,&quot;composite&quot;:false,&quot;author-only&quot;:false}]},{&quot;citationID&quot;:&quot;MENDELEY_CITATION_0f5dad17-5e34-4e06-b18d-3c42bcf7b72f&quot;,&quot;properties&quot;:{&quot;noteIndex&quot;:0},&quot;isEdited&quot;:false,&quot;manualOverride&quot;:{&quot;isManuallyOverridden&quot;:false,&quot;citeprocText&quot;:&quot;[12]&quot;,&quot;manualOverrideText&quot;:&quot;&quot;},&quot;citationTag&quot;:&quot;MENDELEY_CITATION_v3_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&quot;,&quot;citationItems&quot;:[{&quot;id&quot;:&quot;969309ac-d1f5-3d30-89ff-aa1a87f9e65a&quot;,&quot;itemData&quot;:{&quot;type&quot;:&quot;book&quot;,&quot;id&quot;:&quot;969309ac-d1f5-3d30-89ff-aa1a87f9e65a&quot;,&quot;title&quot;:&quot;Requirements analysis and system design&quot;,&quot;author&quot;:[{&quot;family&quot;:&quot;Maciaszek&quot;,&quot;given&quot;:&quot;Leszek.&quot;,&quot;parse-names&quot;:false,&quot;dropping-particle&quot;:&quot;&quot;,&quot;non-dropping-particle&quot;:&quot;&quot;}],&quot;ISBN&quot;:&quot;0321440366&quot;,&quot;issued&quot;:{&quot;date-parts&quot;:[[2007]]},&quot;number-of-pages&quot;:&quot;612&quot;,&quot;abstract&quot;:&quot;3rd ed. Previous edition: 2005. \&quot;This book is the ideal companion for undergraduates studying: systems analysis; systems design; software engineering; software projects; and databases and object technology. It would also be an reference for any practitioners wishing to get up to speed with the latest developments in this area.\&quot;--Jacket. The software process -- Ch. 2. Requirements determination -- Ch. 3. Objects and object modeling -- Ch. 4. Requirements specification -- Ch. 5. Moving from analysis to design -- Ch. 6. System architecture and program design -- Ch. 7. User interface design -- Ch. 8. Persistence and database design -- Ch. 9. Testing and change management -- Ch. 10. Tutorial-style review and reinforcement.&quot;,&quot;publisher&quot;:&quot;Addison-Wesley&quot;,&quot;container-title-short&quot;:&quot;&quot;},&quot;isTemporary&quot;:false,&quot;suppress-author&quot;:false,&quot;composite&quot;:false,&quot;author-only&quot;:false}]},{&quot;citationID&quot;:&quot;MENDELEY_CITATION_abdece4b-11d1-4a16-9b9a-56e4879bb013&quot;,&quot;properties&quot;:{&quot;noteIndex&quot;:0},&quot;isEdited&quot;:false,&quot;manualOverride&quot;:{&quot;isManuallyOverridden&quot;:false,&quot;citeprocText&quot;:&quot;[12]&quot;,&quot;manualOverrideText&quot;:&quot;&quot;},&quot;citationTag&quot;:&quot;MENDELEY_CITATION_v3_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&quot;,&quot;citationItems&quot;:[{&quot;id&quot;:&quot;969309ac-d1f5-3d30-89ff-aa1a87f9e65a&quot;,&quot;itemData&quot;:{&quot;type&quot;:&quot;book&quot;,&quot;id&quot;:&quot;969309ac-d1f5-3d30-89ff-aa1a87f9e65a&quot;,&quot;title&quot;:&quot;Requirements analysis and system design&quot;,&quot;author&quot;:[{&quot;family&quot;:&quot;Maciaszek&quot;,&quot;given&quot;:&quot;Leszek.&quot;,&quot;parse-names&quot;:false,&quot;dropping-particle&quot;:&quot;&quot;,&quot;non-dropping-particle&quot;:&quot;&quot;}],&quot;ISBN&quot;:&quot;0321440366&quot;,&quot;issued&quot;:{&quot;date-parts&quot;:[[2007]]},&quot;number-of-pages&quot;:&quot;612&quot;,&quot;abstract&quot;:&quot;3rd ed. Previous edition: 2005. \&quot;This book is the ideal companion for undergraduates studying: systems analysis; systems design; software engineering; software projects; and databases and object technology. It would also be an reference for any practitioners wishing to get up to speed with the latest developments in this area.\&quot;--Jacket. The software process -- Ch. 2. Requirements determination -- Ch. 3. Objects and object modeling -- Ch. 4. Requirements specification -- Ch. 5. Moving from analysis to design -- Ch. 6. System architecture and program design -- Ch. 7. User interface design -- Ch. 8. Persistence and database design -- Ch. 9. Testing and change management -- Ch. 10. Tutorial-style review and reinforcement.&quot;,&quot;publisher&quot;:&quot;Addison-Wesley&quot;,&quot;container-title-short&quot;:&quot;&quot;},&quot;isTemporary&quot;:false,&quot;suppress-author&quot;:false,&quot;composite&quot;:false,&quot;author-only&quot;:false}]},{&quot;citationID&quot;:&quot;MENDELEY_CITATION_e6d93d5a-3291-458b-b4ef-baa9bfe0a007&quot;,&quot;properties&quot;:{&quot;noteIndex&quot;:0},&quot;isEdited&quot;:false,&quot;manualOverride&quot;:{&quot;isManuallyOverridden&quot;:false,&quot;citeprocText&quot;:&quot;[13]&quot;,&quot;manualOverrideText&quot;:&quot;&quot;},&quot;citationTag&quot;:&quot;MENDELEY_CITATION_v3_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&quot;,&quot;citationItems&quot;:[{&quot;id&quot;:&quot;db86bc13-b5b2-3da2-8b6b-b765f7df50dd&quot;,&quot;itemData&quot;:{&quot;type&quot;:&quot;article-journal&quot;,&quot;id&quot;:&quot;db86bc13-b5b2-3da2-8b6b-b765f7df50dd&quot;,&quot;title&quot;:&quot;Statecharts: a visual formalism for complex systems&quot;,&quot;author&quot;:[{&quot;family&quot;:&quot;Harel&quot;,&quot;given&quot;:&quot;David&quot;,&quot;parse-names&quot;:false,&quot;dropping-particle&quot;:&quot;&quot;,&quot;non-dropping-particle&quot;:&quot;&quot;}],&quot;container-title&quot;:&quot;Science of Computer Programming&quot;,&quot;container-title-short&quot;:&quot;Sci. Comput. Program.&quot;,&quot;DOI&quot;:&quot;10.1016/0167-6423(87)90035-9&quot;,&quot;ISSN&quot;:&quot;01676423&quot;,&quot;issued&quot;:{&quot;date-parts&quot;:[[1987,6]]},&quot;page&quot;:&quot;231-274&quot;,&quot;issue&quot;:&quot;3&quot;,&quot;volume&quot;:&quot;8&quot;},&quot;isTemporary&quot;:false,&quot;suppress-author&quot;:false,&quot;composite&quot;:false,&quot;author-only&quot;:false}]},{&quot;citationID&quot;:&quot;MENDELEY_CITATION_276e05fa-5c2f-4517-8641-6384f570a87e&quot;,&quot;properties&quot;:{&quot;noteIndex&quot;:0},&quot;isEdited&quot;:false,&quot;manualOverride&quot;:{&quot;isManuallyOverridden&quot;:false,&quot;citeprocText&quot;:&quot;[13]&quot;,&quot;manualOverrideText&quot;:&quot;&quot;},&quot;citationTag&quot;:&quot;MENDELEY_CITATION_v3_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&quot;,&quot;citationItems&quot;:[{&quot;id&quot;:&quot;db86bc13-b5b2-3da2-8b6b-b765f7df50dd&quot;,&quot;itemData&quot;:{&quot;type&quot;:&quot;article-journal&quot;,&quot;id&quot;:&quot;db86bc13-b5b2-3da2-8b6b-b765f7df50dd&quot;,&quot;title&quot;:&quot;Statecharts: a visual formalism for complex systems&quot;,&quot;author&quot;:[{&quot;family&quot;:&quot;Harel&quot;,&quot;given&quot;:&quot;David&quot;,&quot;parse-names&quot;:false,&quot;dropping-particle&quot;:&quot;&quot;,&quot;non-dropping-particle&quot;:&quot;&quot;}],&quot;container-title&quot;:&quot;Science of Computer Programming&quot;,&quot;container-title-short&quot;:&quot;Sci. Comput. Program.&quot;,&quot;DOI&quot;:&quot;10.1016/0167-6423(87)90035-9&quot;,&quot;ISSN&quot;:&quot;01676423&quot;,&quot;issued&quot;:{&quot;date-parts&quot;:[[1987,6]]},&quot;page&quot;:&quot;231-274&quot;,&quot;issue&quot;:&quot;3&quot;,&quot;volume&quot;:&quot;8&quot;},&quot;isTemporary&quot;:false,&quot;suppress-author&quot;:false,&quot;composite&quot;:false,&quot;author-only&quot;:false}]},{&quot;citationID&quot;:&quot;MENDELEY_CITATION_31e3516a-4fbb-4bb7-8498-d0e80d1d9069&quot;,&quot;properties&quot;:{&quot;noteIndex&quot;:0},&quot;isEdited&quot;:false,&quot;manualOverride&quot;:{&quot;isManuallyOverridden&quot;:false,&quot;citeprocText&quot;:&quot;[2]&quot;,&quot;manualOverrideText&quot;:&quot;&quot;},&quot;citationTag&quot;:&quot;MENDELEY_CITATION_v3_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&quot;,&quot;citationItems&quot;:[{&quot;id&quot;:&quot;e2b26073-7ef3-371d-af2e-9af8bf0591d2&quot;,&quot;itemData&quot;:{&quot;type&quot;:&quot;book&quot;,&quot;id&quot;:&quot;e2b26073-7ef3-371d-af2e-9af8bf0591d2&quot;,&quot;title&quot;:&quot;Requirements engineering : fundamentals, principles, and techniques&quot;,&quot;author&quot;:[{&quot;family&quot;:&quot;Pohl&quot;,&quot;given&quot;:&quot;Klaus.&quot;,&quot;parse-names&quot;:false,&quot;dropping-particle&quot;:&quot;&quot;,&quot;non-dropping-particle&quot;:&quot;&quot;}],&quot;ISBN&quot;:&quot;9783662692042&quot;,&quot;issued&quot;:{&quot;date-parts&quot;:[[2025]]},&quot;number-of-pages&quot;:&quot;814&quot;,&quot;abstract&quot;:&quot;Second edition.&quot;,&quot;publisher&quot;:&quot;Springer&quot;,&quot;container-title-short&quot;:&quot;&quot;},&quot;isTemporary&quot;:false,&quot;suppress-author&quot;:false,&quot;composite&quot;:false,&quot;author-only&quot;:false}]},{&quot;citationID&quot;:&quot;MENDELEY_CITATION_d870b60a-d020-466c-b5f3-151b0f23703a&quot;,&quot;properties&quot;:{&quot;noteIndex&quot;:0},&quot;isEdited&quot;:false,&quot;manualOverride&quot;:{&quot;isManuallyOverridden&quot;:false,&quot;citeprocText&quot;:&quot;[2]&quot;,&quot;manualOverrideText&quot;:&quot;&quot;},&quot;citationTag&quot;:&quot;MENDELEY_CITATION_v3_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&quot;,&quot;citationItems&quot;:[{&quot;id&quot;:&quot;e2b26073-7ef3-371d-af2e-9af8bf0591d2&quot;,&quot;itemData&quot;:{&quot;type&quot;:&quot;book&quot;,&quot;id&quot;:&quot;e2b26073-7ef3-371d-af2e-9af8bf0591d2&quot;,&quot;title&quot;:&quot;Requirements engineering : fundamentals, principles, and techniques&quot;,&quot;author&quot;:[{&quot;family&quot;:&quot;Pohl&quot;,&quot;given&quot;:&quot;Klaus.&quot;,&quot;parse-names&quot;:false,&quot;dropping-particle&quot;:&quot;&quot;,&quot;non-dropping-particle&quot;:&quot;&quot;}],&quot;ISBN&quot;:&quot;9783662692042&quot;,&quot;issued&quot;:{&quot;date-parts&quot;:[[2025]]},&quot;number-of-pages&quot;:&quot;814&quot;,&quot;abstract&quot;:&quot;Second edition.&quot;,&quot;publisher&quot;:&quot;Springer&quot;,&quot;container-title-short&quot;:&quot;&quot;},&quot;isTemporary&quot;:false,&quot;suppress-author&quot;:false,&quot;composite&quot;:false,&quot;author-only&quot;:false}]},{&quot;citationID&quot;:&quot;MENDELEY_CITATION_2d303c17-2d5d-4aaa-90d3-d52b2eb0a732&quot;,&quot;properties&quot;:{&quot;noteIndex&quot;:0},&quot;isEdited&quot;:false,&quot;manualOverride&quot;:{&quot;isManuallyOverridden&quot;:false,&quot;citeprocText&quot;:&quot;[1]&quot;,&quot;manualOverrideText&quot;:&quot;&quot;},&quot;citationTag&quot;:&quot;MENDELEY_CITATION_v3_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&quot;,&quot;citationItems&quot;:[{&quot;id&quot;:&quot;8b459ffd-756d-3939-9e41-8c07ad9f20f2&quot;,&quot;itemData&quot;:{&quot;type&quot;:&quot;article&quot;,&quot;id&quot;:&quot;8b459ffd-756d-3939-9e41-8c07ad9f20f2&quot;,&quot;title&quot;:&quot;29148:2018 — Requirements engineering&quot;,&quot;author&quot;:[{&quot;family&quot;:&quot;ISO/IEC/IEEE&quot;,&quot;given&quot;:&quot;&quot;,&quot;parse-names&quot;:false,&quot;dropping-particle&quot;:&quot;&quot;,&quot;non-dropping-particle&quot;:&quot;&quot;}],&quot;DOI&quot;:&quot;10.1109/IEEESTD.2018.8559686&quot;,&quot;ISBN&quot;:&quot;978-1-5044-5302-8&quot;,&quot;issued&quot;:{&quot;date-parts&quot;:[[2018]]},&quot;publisher-place&quot;:&quot;Piscataway, NJ, USA&quot;,&quot;publisher&quot;:&quot;IEEE&quot;,&quot;container-title-short&quot;:&quot;&quot;},&quot;isTemporary&quot;:false,&quot;suppress-author&quot;:false,&quot;composite&quot;:false,&quot;author-only&quot;:false}]},{&quot;citationID&quot;:&quot;MENDELEY_CITATION_1f43ba19-db9f-4f8e-a514-8ea66f7d4d96&quot;,&quot;properties&quot;:{&quot;noteIndex&quot;:0},&quot;isEdited&quot;:false,&quot;manualOverride&quot;:{&quot;isManuallyOverridden&quot;:false,&quot;citeprocText&quot;:&quot;[13]&quot;,&quot;manualOverrideText&quot;:&quot;&quot;},&quot;citationTag&quot;:&quot;MENDELEY_CITATION_v3_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&quot;,&quot;citationItems&quot;:[{&quot;id&quot;:&quot;db86bc13-b5b2-3da2-8b6b-b765f7df50dd&quot;,&quot;itemData&quot;:{&quot;type&quot;:&quot;article-journal&quot;,&quot;id&quot;:&quot;db86bc13-b5b2-3da2-8b6b-b765f7df50dd&quot;,&quot;title&quot;:&quot;Statecharts: a visual formalism for complex systems&quot;,&quot;author&quot;:[{&quot;family&quot;:&quot;Harel&quot;,&quot;given&quot;:&quot;David&quot;,&quot;parse-names&quot;:false,&quot;dropping-particle&quot;:&quot;&quot;,&quot;non-dropping-particle&quot;:&quot;&quot;}],&quot;container-title&quot;:&quot;Science of Computer Programming&quot;,&quot;container-title-short&quot;:&quot;Sci. Comput. Program.&quot;,&quot;DOI&quot;:&quot;10.1016/0167-6423(87)90035-9&quot;,&quot;ISSN&quot;:&quot;01676423&quot;,&quot;issued&quot;:{&quot;date-parts&quot;:[[1987,6]]},&quot;page&quot;:&quot;231-274&quot;,&quot;issue&quot;:&quot;3&quot;,&quot;volume&quot;:&quot;8&quot;},&quot;isTemporary&quot;:false,&quot;suppress-author&quot;:false,&quot;composite&quot;:false,&quot;author-only&quot;:false}]},{&quot;citationID&quot;:&quot;MENDELEY_CITATION_260c2393-61d8-45d2-bd64-1c11a604406d&quot;,&quot;properties&quot;:{&quot;noteIndex&quot;:0},&quot;isEdited&quot;:false,&quot;manualOverride&quot;:{&quot;isManuallyOverridden&quot;:false,&quot;citeprocText&quot;:&quot;[7]&quot;,&quot;manualOverrideText&quot;:&quot;&quot;},&quot;citationTag&quot;:&quot;MENDELEY_CITATION_v3_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&quot;,&quot;citationItems&quot;:[{&quot;id&quot;:&quot;b4a67c60-32e8-3898-8c2f-38b6887aa554&quot;,&quot;itemData&quot;:{&quot;type&quot;:&quot;book&quot;,&quot;id&quot;:&quot;b4a67c60-32e8-3898-8c2f-38b6887aa554&quot;,&quot;title&quot;:&quot;SWEBOK Guide v4.0&quot;,&quot;author&quot;:[{&quot;family&quot;:&quot;Washizaki&quot;,&quot;given&quot;:&quot;H&quot;,&quot;parse-names&quot;:false,&quot;dropping-particle&quot;:&quot;&quot;,&quot;non-dropping-particle&quot;:&quot;&quot;}],&quot;editor&quot;:[{&quot;family&quot;:&quot;Washizaki&quot;,&quot;given&quot;:&quot;H&quot;,&quot;parse-names&quot;:false,&quot;dropping-particle&quot;:&quot;&quot;,&quot;non-dropping-particle&quot;:&quot;&quot;}],&quot;URL&quot;:&quot;https://www.computer.org/education/bodies-of-knowledge/software-engineering&quot;,&quot;issued&quot;:{&quot;date-parts&quot;:[[2024]]},&quot;publisher&quot;:&quot;IEEE Computer Society&quot;,&quot;container-title-short&quot;:&quot;&quot;},&quot;isTemporary&quot;:false,&quot;suppress-author&quot;:false,&quot;composite&quot;:false,&quot;author-only&quot;:false}]},{&quot;citationID&quot;:&quot;MENDELEY_CITATION_b324f80c-b66e-4185-ba58-f884a610d39c&quot;,&quot;properties&quot;:{&quot;noteIndex&quot;:0},&quot;isEdited&quot;:false,&quot;manualOverride&quot;:{&quot;isManuallyOverridden&quot;:false,&quot;citeprocText&quot;:&quot;[6]&quot;,&quot;manualOverrideText&quot;:&quot;&quot;},&quot;citationTag&quot;:&quot;MENDELEY_CITATION_v3_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&quot;,&quot;citationItems&quot;:[{&quot;id&quot;:&quot;9003cc2d-8e1b-3761-9c43-cf67f96021b9&quot;,&quot;itemData&quot;:{&quot;type&quot;:&quot;article&quot;,&quot;id&quot;:&quot;9003cc2d-8e1b-3761-9c43-cf67f96021b9&quot;,&quot;title&quot;:&quot;25010:2023 Systems and software Quality Requirements and Evaluation (SQuaRE) — Product quality model&quot;,&quot;author&quot;:[{&quot;family&quot;:&quot;ISO/IEC&quot;,&quot;given&quot;:&quot;&quot;,&quot;parse-names&quot;:false,&quot;dropping-particle&quot;:&quot;&quot;,&quot;non-dropping-particle&quot;:&quot;&quot;}],&quot;issued&quot;:{&quot;date-parts&quot;:[[2023]]},&quot;issue&quot;:&quot;ISO/IEC 25010:2023&quot;,&quot;container-title-short&quot;:&quot;&quot;},&quot;isTemporary&quot;:false,&quot;suppress-author&quot;:false,&quot;composite&quot;:false,&quot;author-only&quot;:false}]},{&quot;citationID&quot;:&quot;MENDELEY_CITATION_5b2b5e24-97c3-4a54-b0fe-1eaf620d3e38&quot;,&quot;properties&quot;:{&quot;noteIndex&quot;:0},&quot;isEdited&quot;:false,&quot;manualOverride&quot;:{&quot;isManuallyOverridden&quot;:false,&quot;citeprocText&quot;:&quot;[9]&quot;,&quot;manualOverrideText&quot;:&quot;&quot;},&quot;citationTag&quot;:&quot;MENDELEY_CITATION_v3_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&quot;,&quot;citationItems&quot;:[{&quot;id&quot;:&quot;66151fa6-eac6-3909-b0c3-058dd6c6e5c7&quot;,&quot;itemData&quot;:{&quot;type&quot;:&quot;article&quot;,&quot;id&quot;:&quot;66151fa6-eac6-3909-b0c3-058dd6c6e5c7&quot;,&quot;title&quot;:&quot;CPRE Foundation Level Syllabus v3.1&quot;,&quot;author&quot;:[{&quot;family&quot;:&quot;IREB&quot;,&quot;given&quot;:&quot;&quot;,&quot;parse-names&quot;:false,&quot;dropping-particle&quot;:&quot;&quot;,&quot;non-dropping-particle&quot;:&quot;&quot;}],&quot;URL&quot;:&quot;https://www.ireb.org&quot;,&quot;issued&quot;:{&quot;date-parts&quot;:[[2022]]},&quot;container-title-short&quot;:&quot;&quot;},&quot;isTemporary&quot;:false,&quot;suppress-author&quot;:false,&quot;composite&quot;:false,&quot;author-only&quot;:false}]},{&quot;citationID&quot;:&quot;MENDELEY_CITATION_1a580333-17ef-4077-83fa-73911b8e11af&quot;,&quot;properties&quot;:{&quot;noteIndex&quot;:0},&quot;isEdited&quot;:false,&quot;manualOverride&quot;:{&quot;isManuallyOverridden&quot;:false,&quot;citeprocText&quot;:&quot;[6]&quot;,&quot;manualOverrideText&quot;:&quot;&quot;},&quot;citationTag&quot;:&quot;MENDELEY_CITATION_v3_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&quot;,&quot;citationItems&quot;:[{&quot;id&quot;:&quot;9003cc2d-8e1b-3761-9c43-cf67f96021b9&quot;,&quot;itemData&quot;:{&quot;type&quot;:&quot;article&quot;,&quot;id&quot;:&quot;9003cc2d-8e1b-3761-9c43-cf67f96021b9&quot;,&quot;title&quot;:&quot;25010:2023 Systems and software Quality Requirements and Evaluation (SQuaRE) — Product quality model&quot;,&quot;author&quot;:[{&quot;family&quot;:&quot;ISO/IEC&quot;,&quot;given&quot;:&quot;&quot;,&quot;parse-names&quot;:false,&quot;dropping-particle&quot;:&quot;&quot;,&quot;non-dropping-particle&quot;:&quot;&quot;}],&quot;issued&quot;:{&quot;date-parts&quot;:[[2023]]},&quot;issue&quot;:&quot;ISO/IEC 25010:2023&quot;,&quot;container-title-short&quot;:&quot;&quot;},&quot;isTemporary&quot;:false,&quot;suppress-author&quot;:false,&quot;composite&quot;:false,&quot;author-only&quot;:false}]},{&quot;citationID&quot;:&quot;MENDELEY_CITATION_ef237b22-674b-4880-b4f1-247018e29a9f&quot;,&quot;properties&quot;:{&quot;noteIndex&quot;:0},&quot;isEdited&quot;:false,&quot;manualOverride&quot;:{&quot;isManuallyOverridden&quot;:false,&quot;citeprocText&quot;:&quot;[1]&quot;,&quot;manualOverrideText&quot;:&quot;&quot;},&quot;citationTag&quot;:&quot;MENDELEY_CITATION_v3_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&quot;,&quot;citationItems&quot;:[{&quot;id&quot;:&quot;8b459ffd-756d-3939-9e41-8c07ad9f20f2&quot;,&quot;itemData&quot;:{&quot;type&quot;:&quot;article&quot;,&quot;id&quot;:&quot;8b459ffd-756d-3939-9e41-8c07ad9f20f2&quot;,&quot;title&quot;:&quot;29148:2018 — Requirements engineering&quot;,&quot;author&quot;:[{&quot;family&quot;:&quot;ISO/IEC/IEEE&quot;,&quot;given&quot;:&quot;&quot;,&quot;parse-names&quot;:false,&quot;dropping-particle&quot;:&quot;&quot;,&quot;non-dropping-particle&quot;:&quot;&quot;}],&quot;DOI&quot;:&quot;10.1109/IEEESTD.2018.8559686&quot;,&quot;ISBN&quot;:&quot;978-1-5044-5302-8&quot;,&quot;issued&quot;:{&quot;date-parts&quot;:[[2018]]},&quot;publisher-place&quot;:&quot;Piscataway, NJ, USA&quot;,&quot;publisher&quot;:&quot;IEEE&quot;,&quot;container-title-short&quot;:&quot;&quot;},&quot;isTemporary&quot;:false,&quot;suppress-author&quot;:false,&quot;composite&quot;:false,&quot;author-only&quot;:false}]},{&quot;citationID&quot;:&quot;MENDELEY_CITATION_c7de4e5e-b700-40fb-bb3f-dbe97a7f1a5d&quot;,&quot;properties&quot;:{&quot;noteIndex&quot;:0},&quot;isEdited&quot;:false,&quot;manualOverride&quot;:{&quot;isManuallyOverridden&quot;:false,&quot;citeprocText&quot;:&quot;[6]&quot;,&quot;manualOverrideText&quot;:&quot;&quot;},&quot;citationTag&quot;:&quot;MENDELEY_CITATION_v3_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&quot;,&quot;citationItems&quot;:[{&quot;id&quot;:&quot;9003cc2d-8e1b-3761-9c43-cf67f96021b9&quot;,&quot;itemData&quot;:{&quot;type&quot;:&quot;article&quot;,&quot;id&quot;:&quot;9003cc2d-8e1b-3761-9c43-cf67f96021b9&quot;,&quot;title&quot;:&quot;25010:2023 Systems and software Quality Requirements and Evaluation (SQuaRE) — Product quality model&quot;,&quot;author&quot;:[{&quot;family&quot;:&quot;ISO/IEC&quot;,&quot;given&quot;:&quot;&quot;,&quot;parse-names&quot;:false,&quot;dropping-particle&quot;:&quot;&quot;,&quot;non-dropping-particle&quot;:&quot;&quot;}],&quot;issued&quot;:{&quot;date-parts&quot;:[[2023]]},&quot;issue&quot;:&quot;ISO/IEC 25010:2023&quot;,&quot;container-title-short&quot;:&quot;&quot;},&quot;isTemporary&quot;:false,&quot;suppress-author&quot;:false,&quot;composite&quot;:false,&quot;author-only&quot;:false}]},{&quot;citationID&quot;:&quot;MENDELEY_CITATION_404b60ad-688e-422d-a7de-a93171e0338d&quot;,&quot;properties&quot;:{&quot;noteIndex&quot;:0},&quot;isEdited&quot;:false,&quot;manualOverride&quot;:{&quot;isManuallyOverridden&quot;:false,&quot;citeprocText&quot;:&quot;[9]&quot;,&quot;manualOverrideText&quot;:&quot;&quot;},&quot;citationTag&quot;:&quot;MENDELEY_CITATION_v3_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&quot;,&quot;citationItems&quot;:[{&quot;id&quot;:&quot;66151fa6-eac6-3909-b0c3-058dd6c6e5c7&quot;,&quot;itemData&quot;:{&quot;type&quot;:&quot;article&quot;,&quot;id&quot;:&quot;66151fa6-eac6-3909-b0c3-058dd6c6e5c7&quot;,&quot;title&quot;:&quot;CPRE Foundation Level Syllabus v3.1&quot;,&quot;author&quot;:[{&quot;family&quot;:&quot;IREB&quot;,&quot;given&quot;:&quot;&quot;,&quot;parse-names&quot;:false,&quot;dropping-particle&quot;:&quot;&quot;,&quot;non-dropping-particle&quot;:&quot;&quot;}],&quot;URL&quot;:&quot;https://www.ireb.org&quot;,&quot;issued&quot;:{&quot;date-parts&quot;:[[2022]]},&quot;container-title-short&quot;:&quot;&quot;},&quot;isTemporary&quot;:false,&quot;suppress-author&quot;:false,&quot;composite&quot;:false,&quot;author-only&quot;:false}]},{&quot;citationID&quot;:&quot;MENDELEY_CITATION_a1b31c94-c58f-4694-9071-e6665d2d0963&quot;,&quot;properties&quot;:{&quot;noteIndex&quot;:0},&quot;isEdited&quot;:false,&quot;manualOverride&quot;:{&quot;isManuallyOverridden&quot;:false,&quot;citeprocText&quot;:&quot;[6]&quot;,&quot;manualOverrideText&quot;:&quot;&quot;},&quot;citationTag&quot;:&quot;MENDELEY_CITATION_v3_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&quot;,&quot;citationItems&quot;:[{&quot;id&quot;:&quot;9003cc2d-8e1b-3761-9c43-cf67f96021b9&quot;,&quot;itemData&quot;:{&quot;type&quot;:&quot;article&quot;,&quot;id&quot;:&quot;9003cc2d-8e1b-3761-9c43-cf67f96021b9&quot;,&quot;title&quot;:&quot;25010:2023 Systems and software Quality Requirements and Evaluation (SQuaRE) — Product quality model&quot;,&quot;author&quot;:[{&quot;family&quot;:&quot;ISO/IEC&quot;,&quot;given&quot;:&quot;&quot;,&quot;parse-names&quot;:false,&quot;dropping-particle&quot;:&quot;&quot;,&quot;non-dropping-particle&quot;:&quot;&quot;}],&quot;issued&quot;:{&quot;date-parts&quot;:[[2023]]},&quot;issue&quot;:&quot;ISO/IEC 25010:2023&quot;,&quot;container-title-short&quot;:&quot;&quot;},&quot;isTemporary&quot;:false,&quot;suppress-author&quot;:false,&quot;composite&quot;:false,&quot;author-only&quot;:false}]},{&quot;citationID&quot;:&quot;MENDELEY_CITATION_ee44cd7b-0f27-4905-b755-50dd2d8f3a9b&quot;,&quot;properties&quot;:{&quot;noteIndex&quot;:0},&quot;isEdited&quot;:false,&quot;manualOverride&quot;:{&quot;isManuallyOverridden&quot;:false,&quot;citeprocText&quot;:&quot;[11]&quot;,&quot;manualOverrideText&quot;:&quot;&quot;},&quot;citationTag&quot;:&quot;MENDELEY_CITATION_v3_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&quot;,&quot;citationItems&quot;:[{&quot;id&quot;:&quot;53bf9615-9f05-3888-82f8-ecd3ad0cd90a&quot;,&quot;itemData&quot;:{&quot;type&quot;:&quot;book&quot;,&quot;id&quot;:&quot;53bf9615-9f05-3888-82f8-ecd3ad0cd90a&quot;,&quot;title&quot;:&quot;Requirements Engineering&quot;,&quot;author&quot;:[{&quot;family&quot;:&quot;Hull&quot;,&quot;given&quot;:&quot;Elizabeth&quot;,&quot;parse-names&quot;:false,&quot;dropping-particle&quot;:&quot;&quot;,&quot;non-dropping-particle&quot;:&quot;&quot;},{&quot;family&quot;:&quot;Jackson&quot;,&quot;given&quot;:&quot;Ken&quot;,&quot;parse-names&quot;:false,&quot;dropping-particle&quot;:&quot;&quot;,&quot;non-dropping-particle&quot;:&quot;&quot;},{&quot;family&quot;:&quot;Dick&quot;,&quot;given&quot;:&quot;Jeremy&quot;,&quot;parse-names&quot;:false,&quot;dropping-particle&quot;:&quot;&quot;,&quot;non-dropping-particle&quot;:&quot;&quot;}],&quot;DOI&quot;:&quot;10.1007/978-1-84996-405-0&quot;,&quot;ISBN&quot;:&quot;978-1-84996-404-3&quot;,&quot;issued&quot;:{&quot;date-parts&quot;:[[2011]]},&quot;publisher-place&quot;:&quot;London&quot;,&quot;publisher&quot;:&quot;Springer London&quot;,&quot;container-title-short&quot;:&quot;&quot;},&quot;isTemporary&quot;:false,&quot;suppress-author&quot;:false,&quot;composite&quot;:false,&quot;author-only&quot;:false}]},{&quot;citationID&quot;:&quot;MENDELEY_CITATION_c3f3f90d-abba-4418-84f1-8cc105abedb2&quot;,&quot;properties&quot;:{&quot;noteIndex&quot;:0},&quot;isEdited&quot;:false,&quot;manualOverride&quot;:{&quot;isManuallyOverridden&quot;:false,&quot;citeprocText&quot;:&quot;[1]&quot;,&quot;manualOverrideText&quot;:&quot;&quot;},&quot;citationTag&quot;:&quot;MENDELEY_CITATION_v3_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&quot;,&quot;citationItems&quot;:[{&quot;id&quot;:&quot;8b459ffd-756d-3939-9e41-8c07ad9f20f2&quot;,&quot;itemData&quot;:{&quot;type&quot;:&quot;article&quot;,&quot;id&quot;:&quot;8b459ffd-756d-3939-9e41-8c07ad9f20f2&quot;,&quot;title&quot;:&quot;29148:2018 — Requirements engineering&quot;,&quot;author&quot;:[{&quot;family&quot;:&quot;ISO/IEC/IEEE&quot;,&quot;given&quot;:&quot;&quot;,&quot;parse-names&quot;:false,&quot;dropping-particle&quot;:&quot;&quot;,&quot;non-dropping-particle&quot;:&quot;&quot;}],&quot;DOI&quot;:&quot;10.1109/IEEESTD.2018.8559686&quot;,&quot;ISBN&quot;:&quot;978-1-5044-5302-8&quot;,&quot;issued&quot;:{&quot;date-parts&quot;:[[2018]]},&quot;publisher-place&quot;:&quot;Piscataway, NJ, USA&quot;,&quot;publisher&quot;:&quot;IEEE&quot;,&quot;container-title-short&quot;:&quot;&quot;},&quot;isTemporary&quot;:false,&quot;suppress-author&quot;:false,&quot;composite&quot;:false,&quot;author-only&quot;:false}]}]"/>
     <we:property name="MENDELEY_CITATIONS_STYLE" value="{&quot;id&quot;:&quot;https://www.zotero.org/styles/ieee&quot;,&quot;title&quot;:&quot;IEEE Reference Guide version 11.29.2023&quot;,&quot;format&quot;:&quot;numeric&quot;,&quot;defaultLocale&quot;:null,&quot;isLocaleCodeValid&quot;:true}"/>
   </we:properties>
   <we:bindings/>

--- a/PracticaExperimental3/PE3_U3_CEDENO_MORALES_SANCHEZ.docx
+++ b/PracticaExperimental3/PE3_U3_CEDENO_MORALES_SANCHEZ.docx
@@ -1468,7 +1468,23 @@
             <w:rFonts w:ascii="Times New Roman" w:hAnsi="Times New Roman" w:cs="Times New Roman"/>
             <w:noProof/>
           </w:rPr>
-          <w:t>Registro de defectos del SRS</w:t>
+          <w:t>Re</w:t>
+        </w:r>
+        <w:r>
+          <w:rPr>
+            <w:rStyle w:val="Hipervnculo"/>
+            <w:rFonts w:ascii="Times New Roman" w:hAnsi="Times New Roman" w:cs="Times New Roman"/>
+            <w:noProof/>
+          </w:rPr>
+          <w:t>g</w:t>
+        </w:r>
+        <w:r>
+          <w:rPr>
+            <w:rStyle w:val="Hipervnculo"/>
+            <w:rFonts w:ascii="Times New Roman" w:hAnsi="Times New Roman" w:cs="Times New Roman"/>
+            <w:noProof/>
+          </w:rPr>
+          <w:t>istro de defectos del SRS</w:t>
         </w:r>
         <w:r>
           <w:rPr>
@@ -1848,7 +1864,23 @@
             <w:rFonts w:ascii="Times New Roman" w:hAnsi="Times New Roman" w:cs="Times New Roman"/>
             <w:noProof/>
           </w:rPr>
-          <w:t>Identificación de entidades y relaciones</w:t>
+          <w:t>Identific</w:t>
+        </w:r>
+        <w:r>
+          <w:rPr>
+            <w:rStyle w:val="Hipervnculo"/>
+            <w:rFonts w:ascii="Times New Roman" w:hAnsi="Times New Roman" w:cs="Times New Roman"/>
+            <w:noProof/>
+          </w:rPr>
+          <w:t>a</w:t>
+        </w:r>
+        <w:r>
+          <w:rPr>
+            <w:rStyle w:val="Hipervnculo"/>
+            <w:rFonts w:ascii="Times New Roman" w:hAnsi="Times New Roman" w:cs="Times New Roman"/>
+            <w:noProof/>
+          </w:rPr>
+          <w:t>ción de entidades y relaciones</w:t>
         </w:r>
         <w:r>
           <w:rPr>
@@ -2228,7 +2260,23 @@
             <w:rFonts w:ascii="Times New Roman" w:hAnsi="Times New Roman" w:cs="Times New Roman"/>
             <w:noProof/>
           </w:rPr>
-          <w:t>Diagrama de contexto (DFD Nivel 0)</w:t>
+          <w:t>Diagra</w:t>
+        </w:r>
+        <w:r>
+          <w:rPr>
+            <w:rStyle w:val="Hipervnculo"/>
+            <w:rFonts w:ascii="Times New Roman" w:hAnsi="Times New Roman" w:cs="Times New Roman"/>
+            <w:noProof/>
+          </w:rPr>
+          <w:t>m</w:t>
+        </w:r>
+        <w:r>
+          <w:rPr>
+            <w:rStyle w:val="Hipervnculo"/>
+            <w:rFonts w:ascii="Times New Roman" w:hAnsi="Times New Roman" w:cs="Times New Roman"/>
+            <w:noProof/>
+          </w:rPr>
+          <w:t>a de contexto (DFD Nivel 0)</w:t>
         </w:r>
         <w:r>
           <w:rPr>
@@ -2513,7 +2561,23 @@
             <w:rFonts w:ascii="Times New Roman" w:hAnsi="Times New Roman" w:cs="Times New Roman"/>
             <w:noProof/>
           </w:rPr>
-          <w:t>Modelo de comportamiento: estados y secuencia</w:t>
+          <w:t>Modelo de comportamien</w:t>
+        </w:r>
+        <w:r>
+          <w:rPr>
+            <w:rStyle w:val="Hipervnculo"/>
+            <w:rFonts w:ascii="Times New Roman" w:hAnsi="Times New Roman" w:cs="Times New Roman"/>
+            <w:noProof/>
+          </w:rPr>
+          <w:t>t</w:t>
+        </w:r>
+        <w:r>
+          <w:rPr>
+            <w:rStyle w:val="Hipervnculo"/>
+            <w:rFonts w:ascii="Times New Roman" w:hAnsi="Times New Roman" w:cs="Times New Roman"/>
+            <w:noProof/>
+          </w:rPr>
+          <w:t>o: estados y secuencia</w:t>
         </w:r>
         <w:r>
           <w:rPr>
@@ -2893,7 +2957,23 @@
             <w:rFonts w:ascii="Times New Roman" w:hAnsi="Times New Roman" w:cs="Times New Roman"/>
             <w:noProof/>
           </w:rPr>
-          <w:t>Matriz de trazabilidad</w:t>
+          <w:t>Matri</w:t>
+        </w:r>
+        <w:r>
+          <w:rPr>
+            <w:rStyle w:val="Hipervnculo"/>
+            <w:rFonts w:ascii="Times New Roman" w:hAnsi="Times New Roman" w:cs="Times New Roman"/>
+            <w:noProof/>
+          </w:rPr>
+          <w:t>z</w:t>
+        </w:r>
+        <w:r>
+          <w:rPr>
+            <w:rStyle w:val="Hipervnculo"/>
+            <w:rFonts w:ascii="Times New Roman" w:hAnsi="Times New Roman" w:cs="Times New Roman"/>
+            <w:noProof/>
+          </w:rPr>
+          <w:t xml:space="preserve"> de trazabilidad</w:t>
         </w:r>
         <w:r>
           <w:rPr>
@@ -3239,7 +3319,23 @@
             <w:rFonts w:ascii="Times New Roman" w:hAnsi="Times New Roman" w:cs="Times New Roman"/>
             <w:noProof/>
           </w:rPr>
-          <w:t>Anexo B – Registro de defectos del SRS con correcciones aplicadas</w:t>
+          <w:t>Anexo B – Regist</w:t>
+        </w:r>
+        <w:r>
+          <w:rPr>
+            <w:rStyle w:val="Hipervnculo"/>
+            <w:rFonts w:ascii="Times New Roman" w:hAnsi="Times New Roman" w:cs="Times New Roman"/>
+            <w:noProof/>
+          </w:rPr>
+          <w:t>r</w:t>
+        </w:r>
+        <w:r>
+          <w:rPr>
+            <w:rStyle w:val="Hipervnculo"/>
+            <w:rFonts w:ascii="Times New Roman" w:hAnsi="Times New Roman" w:cs="Times New Roman"/>
+            <w:noProof/>
+          </w:rPr>
+          <w:t>o de defectos del SRS con correcciones aplicadas</w:t>
         </w:r>
         <w:r>
           <w:rPr>
@@ -3364,7 +3460,7 @@
             <w:noProof/>
             <w:webHidden/>
           </w:rPr>
-          <w:t>53</w:t>
+          <w:t>54</w:t>
         </w:r>
         <w:r>
           <w:rPr>
@@ -3443,7 +3539,7 @@
             <w:noProof/>
             <w:webHidden/>
           </w:rPr>
-          <w:t>53</w:t>
+          <w:t>54</w:t>
         </w:r>
         <w:r>
           <w:rPr>
@@ -3522,7 +3618,7 @@
             <w:noProof/>
             <w:webHidden/>
           </w:rPr>
-          <w:t>54</w:t>
+          <w:t>55</w:t>
         </w:r>
         <w:r>
           <w:rPr>
@@ -3601,7 +3697,7 @@
             <w:noProof/>
             <w:webHidden/>
           </w:rPr>
-          <w:t>55</w:t>
+          <w:t>56</w:t>
         </w:r>
         <w:r>
           <w:rPr>
@@ -3680,7 +3776,7 @@
             <w:noProof/>
             <w:webHidden/>
           </w:rPr>
-          <w:t>56</w:t>
+          <w:t>57</w:t>
         </w:r>
         <w:r>
           <w:rPr>
@@ -3759,7 +3855,7 @@
             <w:noProof/>
             <w:webHidden/>
           </w:rPr>
-          <w:t>56</w:t>
+          <w:t>57</w:t>
         </w:r>
         <w:r>
           <w:rPr>
@@ -3838,7 +3934,7 @@
             <w:noProof/>
             <w:webHidden/>
           </w:rPr>
-          <w:t>57</w:t>
+          <w:t>58</w:t>
         </w:r>
         <w:r>
           <w:rPr>
@@ -3917,7 +4013,7 @@
             <w:noProof/>
             <w:webHidden/>
           </w:rPr>
-          <w:t>58</w:t>
+          <w:t>59</w:t>
         </w:r>
         <w:r>
           <w:rPr>
@@ -3996,7 +4092,7 @@
             <w:noProof/>
             <w:webHidden/>
           </w:rPr>
-          <w:t>59</w:t>
+          <w:t>60</w:t>
         </w:r>
         <w:r>
           <w:rPr>
@@ -4074,7 +4170,7 @@
             <w:noProof/>
             <w:webHidden/>
           </w:rPr>
-          <w:t>59</w:t>
+          <w:t>60</w:t>
         </w:r>
         <w:r>
           <w:rPr>
@@ -5730,7 +5826,23 @@
             <w:rFonts w:ascii="Times New Roman" w:hAnsi="Times New Roman" w:cs="Times New Roman"/>
             <w:noProof/>
           </w:rPr>
-          <w:t>Tabla 21: Identificación de relaciones</w:t>
+          <w:t>Tabla 21: Identifi</w:t>
+        </w:r>
+        <w:r>
+          <w:rPr>
+            <w:rStyle w:val="Hipervnculo"/>
+            <w:rFonts w:ascii="Times New Roman" w:hAnsi="Times New Roman" w:cs="Times New Roman"/>
+            <w:noProof/>
+          </w:rPr>
+          <w:t>c</w:t>
+        </w:r>
+        <w:r>
+          <w:rPr>
+            <w:rStyle w:val="Hipervnculo"/>
+            <w:rFonts w:ascii="Times New Roman" w:hAnsi="Times New Roman" w:cs="Times New Roman"/>
+            <w:noProof/>
+          </w:rPr>
+          <w:t>ación de relaciones</w:t>
         </w:r>
         <w:r>
           <w:rPr>
@@ -6198,7 +6310,23 @@
             <w:rFonts w:ascii="Times New Roman" w:hAnsi="Times New Roman" w:cs="Times New Roman"/>
             <w:noProof/>
           </w:rPr>
-          <w:t>Tabla 27: Registro de defectos del SRS con correcciones aplicadas</w:t>
+          <w:t>Tabla 27: Registro de defectos del SRS c</w:t>
+        </w:r>
+        <w:r>
+          <w:rPr>
+            <w:rStyle w:val="Hipervnculo"/>
+            <w:rFonts w:ascii="Times New Roman" w:hAnsi="Times New Roman" w:cs="Times New Roman"/>
+            <w:noProof/>
+          </w:rPr>
+          <w:t>o</w:t>
+        </w:r>
+        <w:r>
+          <w:rPr>
+            <w:rStyle w:val="Hipervnculo"/>
+            <w:rFonts w:ascii="Times New Roman" w:hAnsi="Times New Roman" w:cs="Times New Roman"/>
+            <w:noProof/>
+          </w:rPr>
+          <w:t>n correcciones aplicadas</w:t>
         </w:r>
         <w:r>
           <w:rPr>
@@ -6323,7 +6451,7 @@
             <w:noProof/>
             <w:webHidden/>
           </w:rPr>
-          <w:t>60</w:t>
+          <w:t>61</w:t>
         </w:r>
         <w:r>
           <w:rPr>
@@ -8743,7 +8871,19 @@
         <w:rPr>
           <w:rFonts w:ascii="Times New Roman" w:hAnsi="Times New Roman" w:cs="Times New Roman"/>
         </w:rPr>
-        <w:t xml:space="preserve"> (no ambiguo, completo, verificable, consistente). Se identificaron ocho defectos, clasificados según su naturaleza en la Tabla 1.</w:t>
+        <w:t xml:space="preserve"> (no ambiguo, completo, verificable, consistente). Se identificaron </w:t>
+      </w:r>
+      <w:r>
+        <w:rPr>
+          <w:rFonts w:ascii="Times New Roman" w:hAnsi="Times New Roman" w:cs="Times New Roman"/>
+        </w:rPr>
+        <w:t>siete</w:t>
+      </w:r>
+      <w:r>
+        <w:rPr>
+          <w:rFonts w:ascii="Times New Roman" w:hAnsi="Times New Roman" w:cs="Times New Roman"/>
+        </w:rPr>
+        <w:t xml:space="preserve"> defectos, clasificados según su naturaleza en la Tabla 1.</w:t>
       </w:r>
     </w:p>
     <w:p>
@@ -10064,8 +10204,8 @@
         <w:tblLook w:val="04A0" w:firstRow="1" w:lastRow="0" w:firstColumn="1" w:lastColumn="0" w:noHBand="0" w:noVBand="1"/>
       </w:tblPr>
       <w:tblGrid>
-        <w:gridCol w:w="652"/>
-        <w:gridCol w:w="8176"/>
+        <w:gridCol w:w="650"/>
+        <w:gridCol w:w="8178"/>
       </w:tblGrid>
       <w:tr>
         <w:tc>
@@ -10531,13 +10671,27 @@
                 <w:b/>
                 <w:bCs/>
               </w:rPr>
-              <w:t>El sistema deberá</w:t>
-            </w:r>
-            <w:r>
-              <w:rPr>
-                <w:rFonts w:ascii="Times New Roman" w:hAnsi="Times New Roman" w:cs="Times New Roman"/>
-              </w:rPr>
-              <w:t xml:space="preserve"> marcar como validada la información médica de una mascota registrada, junto con su identificación de verificación, cuando una veterinaria autorizada revise su historial médico, carnet de vacunación, controles veterinarios y documentos clínicos.</w:t>
+              <w:t>Cuando</w:t>
+            </w:r>
+            <w:r>
+              <w:rPr>
+                <w:rFonts w:ascii="Times New Roman" w:hAnsi="Times New Roman" w:cs="Times New Roman"/>
+              </w:rPr>
+              <w:t xml:space="preserve"> una veterinaria autorizada revise el historial médico, el carnet de vacunación, los controles veterinarios y los documentos clínicos de una mascota registrada, </w:t>
+            </w:r>
+            <w:r>
+              <w:rPr>
+                <w:rFonts w:ascii="Times New Roman" w:hAnsi="Times New Roman" w:cs="Times New Roman"/>
+                <w:b/>
+                <w:bCs/>
+              </w:rPr>
+              <w:t>el sistema deberá</w:t>
+            </w:r>
+            <w:r>
+              <w:rPr>
+                <w:rFonts w:ascii="Times New Roman" w:hAnsi="Times New Roman" w:cs="Times New Roman"/>
+              </w:rPr>
+              <w:t xml:space="preserve"> marcar dicha información médica como validada, junto con su identificación de verificación.</w:t>
             </w:r>
           </w:p>
         </w:tc>
@@ -10683,13 +10837,47 @@
                 <w:b/>
                 <w:bCs/>
               </w:rPr>
-              <w:t>El sistema deberá</w:t>
-            </w:r>
-            <w:r>
-              <w:rPr>
-                <w:rFonts w:ascii="Times New Roman" w:hAnsi="Times New Roman" w:cs="Times New Roman"/>
-              </w:rPr>
-              <w:t xml:space="preserve"> validar el documento de identidad oficial, correo electrónico y número telefónico de todo usuario en proceso de registro, y asignarle el estado de identidad verificada al completarse la validación.</w:t>
+              <w:t>Cuando</w:t>
+            </w:r>
+            <w:r>
+              <w:rPr>
+                <w:rFonts w:ascii="Times New Roman" w:hAnsi="Times New Roman" w:cs="Times New Roman"/>
+              </w:rPr>
+              <w:t xml:space="preserve"> un usuario en proceso de registro complete la validación de su documento de identidad oficial, correo electrónico y número telefónico, </w:t>
+            </w:r>
+            <w:r>
+              <w:rPr>
+                <w:rFonts w:ascii="Times New Roman" w:hAnsi="Times New Roman" w:cs="Times New Roman"/>
+                <w:b/>
+                <w:bCs/>
+              </w:rPr>
+              <w:t>el sistema</w:t>
+            </w:r>
+            <w:r>
+              <w:rPr>
+                <w:rFonts w:ascii="Times New Roman" w:hAnsi="Times New Roman" w:cs="Times New Roman"/>
+              </w:rPr>
+              <w:t xml:space="preserve"> </w:t>
+            </w:r>
+            <w:r>
+              <w:rPr>
+                <w:rFonts w:ascii="Times New Roman" w:hAnsi="Times New Roman" w:cs="Times New Roman"/>
+                <w:b/>
+                <w:bCs/>
+              </w:rPr>
+              <w:t>deberá</w:t>
+            </w:r>
+            <w:r>
+              <w:rPr>
+                <w:rFonts w:ascii="Times New Roman" w:hAnsi="Times New Roman" w:cs="Times New Roman"/>
+              </w:rPr>
+              <w:t xml:space="preserve"> asignarle el estado de identidad verificada</w:t>
+            </w:r>
+            <w:r>
+              <w:rPr>
+                <w:rFonts w:ascii="Times New Roman" w:hAnsi="Times New Roman" w:cs="Times New Roman"/>
+              </w:rPr>
+              <w:t>.</w:t>
             </w:r>
           </w:p>
         </w:tc>
@@ -10947,7 +11135,7 @@
               <w:rPr>
                 <w:rFonts w:ascii="Times New Roman" w:hAnsi="Times New Roman" w:cs="Times New Roman"/>
               </w:rPr>
-              <w:t xml:space="preserve"> validar toda imagen cargada por un usuario autenticado contra los criterios de contenido esperado, aceptándola o rechazándola e indicando el motivo del rechazo cuando corresponda.</w:t>
+              <w:t xml:space="preserve"> validar toda imagen cargada por un usuario autenticado contra los criterios de contenido esperado, aceptándola o rechazándola. Cuando la imagen sea rechazada, el sistema deberá indicar el motivo del rechazo.</w:t>
             </w:r>
           </w:p>
         </w:tc>
@@ -12885,7 +13073,7 @@
               <w:rPr>
                 <w:rFonts w:ascii="Times New Roman" w:hAnsi="Times New Roman" w:cs="Times New Roman"/>
               </w:rPr>
-              <w:t>Funcional</w:t>
+              <w:t>Must</w:t>
             </w:r>
           </w:p>
         </w:tc>
@@ -29348,9 +29536,9 @@
           <w:noProof/>
         </w:rPr>
         <w:drawing>
-          <wp:inline distT="0" distB="0" distL="0" distR="0" wp14:anchorId="7102AB1F" wp14:editId="75D201F1">
-            <wp:extent cx="8235104" cy="4911941"/>
-            <wp:effectExtent l="0" t="0" r="0" b="3175"/>
+          <wp:inline distT="0" distB="0" distL="0" distR="0" wp14:anchorId="7102AB1F" wp14:editId="3A9D958E">
+            <wp:extent cx="8227929" cy="4911941"/>
+            <wp:effectExtent l="0" t="0" r="1905" b="3175"/>
             <wp:docPr id="50596251" name="Imagen 2"/>
             <wp:cNvGraphicFramePr>
               <a:graphicFrameLocks xmlns:a="http://schemas.openxmlformats.org/drawingml/2006/main" noChangeAspect="1"/>
@@ -29379,7 +29567,7 @@
                   <pic:spPr bwMode="auto">
                     <a:xfrm>
                       <a:off x="0" y="0"/>
-                      <a:ext cx="8235104" cy="4911941"/>
+                      <a:ext cx="8227929" cy="4911941"/>
                     </a:xfrm>
                     <a:prstGeom prst="rect">
                       <a:avLst/>
@@ -31457,7 +31645,7 @@
               <w:rPr>
                 <w:rFonts w:ascii="Times New Roman" w:hAnsi="Times New Roman" w:cs="Times New Roman"/>
               </w:rPr>
-              <w:t>Abrir revisión</w:t>
+              <w:t>Cargar solicitud</w:t>
             </w:r>
           </w:p>
         </w:tc>
@@ -31476,6 +31664,240 @@
                 <w:rFonts w:ascii="Times New Roman" w:hAnsi="Times New Roman" w:cs="Times New Roman"/>
               </w:rPr>
               <w:t>En revisión</w:t>
+            </w:r>
+          </w:p>
+        </w:tc>
+      </w:tr>
+      <w:tr>
+        <w:tc>
+          <w:tcPr>
+            <w:tcW w:w="2272" w:type="dxa"/>
+          </w:tcPr>
+          <w:p>
+            <w:pPr>
+              <w:rPr>
+                <w:rFonts w:ascii="Times New Roman" w:hAnsi="Times New Roman" w:cs="Times New Roman"/>
+              </w:rPr>
+            </w:pPr>
+            <w:r>
+              <w:rPr>
+                <w:rFonts w:ascii="Times New Roman" w:hAnsi="Times New Roman" w:cs="Times New Roman"/>
+              </w:rPr>
+              <w:t>En revisión → Validar identidad (subestado inicial, entrada automática)</w:t>
+            </w:r>
+          </w:p>
+        </w:tc>
+        <w:tc>
+          <w:tcPr>
+            <w:tcW w:w="2375" w:type="dxa"/>
+          </w:tcPr>
+          <w:p>
+            <w:pPr>
+              <w:rPr>
+                <w:rFonts w:ascii="Times New Roman" w:hAnsi="Times New Roman" w:cs="Times New Roman"/>
+              </w:rPr>
+            </w:pPr>
+            <w:r>
+              <w:rPr>
+                <w:rFonts w:ascii="Times New Roman" w:hAnsi="Times New Roman" w:cs="Times New Roman"/>
+              </w:rPr>
+              <w:t>(sin evento</w:t>
+            </w:r>
+            <w:r>
+              <w:rPr>
+                <w:rFonts w:ascii="Times New Roman" w:hAnsi="Times New Roman" w:cs="Times New Roman"/>
+              </w:rPr>
+              <w:t>,</w:t>
+            </w:r>
+            <w:r>
+              <w:rPr>
+                <w:rFonts w:ascii="Times New Roman" w:hAnsi="Times New Roman" w:cs="Times New Roman"/>
+              </w:rPr>
+              <w:t xml:space="preserve"> transición automática)</w:t>
+            </w:r>
+          </w:p>
+        </w:tc>
+        <w:tc>
+          <w:tcPr>
+            <w:tcW w:w="2330" w:type="dxa"/>
+          </w:tcPr>
+          <w:p>
+            <w:pPr>
+              <w:rPr>
+                <w:rFonts w:ascii="Times New Roman" w:hAnsi="Times New Roman" w:cs="Times New Roman"/>
+              </w:rPr>
+            </w:pPr>
+            <w:r>
+              <w:rPr>
+                <w:rFonts w:ascii="Times New Roman" w:hAnsi="Times New Roman" w:cs="Times New Roman"/>
+              </w:rPr>
+              <w:t>Iniciar validación</w:t>
+            </w:r>
+          </w:p>
+        </w:tc>
+        <w:tc>
+          <w:tcPr>
+            <w:tcW w:w="1851" w:type="dxa"/>
+          </w:tcPr>
+          <w:p>
+            <w:pPr>
+              <w:rPr>
+                <w:rFonts w:ascii="Times New Roman" w:hAnsi="Times New Roman" w:cs="Times New Roman"/>
+              </w:rPr>
+            </w:pPr>
+            <w:r>
+              <w:rPr>
+                <w:rFonts w:ascii="Times New Roman" w:hAnsi="Times New Roman" w:cs="Times New Roman"/>
+              </w:rPr>
+              <w:t>Validar identidad</w:t>
+            </w:r>
+          </w:p>
+        </w:tc>
+      </w:tr>
+      <w:tr>
+        <w:tc>
+          <w:tcPr>
+            <w:tcW w:w="2272" w:type="dxa"/>
+          </w:tcPr>
+          <w:p>
+            <w:pPr>
+              <w:rPr>
+                <w:rFonts w:ascii="Times New Roman" w:hAnsi="Times New Roman" w:cs="Times New Roman"/>
+              </w:rPr>
+            </w:pPr>
+            <w:r>
+              <w:rPr>
+                <w:rFonts w:ascii="Times New Roman" w:hAnsi="Times New Roman" w:cs="Times New Roman"/>
+              </w:rPr>
+              <w:t>Validar identidad</w:t>
+            </w:r>
+          </w:p>
+        </w:tc>
+        <w:tc>
+          <w:tcPr>
+            <w:tcW w:w="2375" w:type="dxa"/>
+          </w:tcPr>
+          <w:p>
+            <w:pPr>
+              <w:rPr>
+                <w:rFonts w:ascii="Times New Roman" w:hAnsi="Times New Roman" w:cs="Times New Roman"/>
+              </w:rPr>
+            </w:pPr>
+            <w:r>
+              <w:rPr>
+                <w:rFonts w:ascii="Times New Roman" w:hAnsi="Times New Roman" w:cs="Times New Roman"/>
+              </w:rPr>
+              <w:t>Identidad validada</w:t>
+            </w:r>
+          </w:p>
+        </w:tc>
+        <w:tc>
+          <w:tcPr>
+            <w:tcW w:w="2330" w:type="dxa"/>
+          </w:tcPr>
+          <w:p>
+            <w:pPr>
+              <w:rPr>
+                <w:rFonts w:ascii="Times New Roman" w:hAnsi="Times New Roman" w:cs="Times New Roman"/>
+              </w:rPr>
+            </w:pPr>
+            <w:r>
+              <w:rPr>
+                <w:rFonts w:ascii="Times New Roman" w:hAnsi="Times New Roman" w:cs="Times New Roman"/>
+              </w:rPr>
+              <w:t>Cargar información</w:t>
+            </w:r>
+          </w:p>
+        </w:tc>
+        <w:tc>
+          <w:tcPr>
+            <w:tcW w:w="1851" w:type="dxa"/>
+          </w:tcPr>
+          <w:p>
+            <w:pPr>
+              <w:rPr>
+                <w:rFonts w:ascii="Times New Roman" w:hAnsi="Times New Roman" w:cs="Times New Roman"/>
+              </w:rPr>
+            </w:pPr>
+            <w:r>
+              <w:rPr>
+                <w:rFonts w:ascii="Times New Roman" w:hAnsi="Times New Roman" w:cs="Times New Roman"/>
+              </w:rPr>
+              <w:t>Revisar información</w:t>
+            </w:r>
+          </w:p>
+        </w:tc>
+      </w:tr>
+      <w:tr>
+        <w:tc>
+          <w:tcPr>
+            <w:tcW w:w="2272" w:type="dxa"/>
+          </w:tcPr>
+          <w:p>
+            <w:pPr>
+              <w:rPr>
+                <w:rFonts w:ascii="Times New Roman" w:hAnsi="Times New Roman" w:cs="Times New Roman"/>
+              </w:rPr>
+            </w:pPr>
+            <w:r>
+              <w:rPr>
+                <w:rFonts w:ascii="Times New Roman" w:hAnsi="Times New Roman" w:cs="Times New Roman"/>
+              </w:rPr>
+              <w:t>Revisar información</w:t>
+            </w:r>
+          </w:p>
+        </w:tc>
+        <w:tc>
+          <w:tcPr>
+            <w:tcW w:w="2375" w:type="dxa"/>
+          </w:tcPr>
+          <w:p>
+            <w:pPr>
+              <w:rPr>
+                <w:rFonts w:ascii="Times New Roman" w:hAnsi="Times New Roman" w:cs="Times New Roman"/>
+              </w:rPr>
+            </w:pPr>
+            <w:r>
+              <w:rPr>
+                <w:rFonts w:ascii="Times New Roman" w:hAnsi="Times New Roman" w:cs="Times New Roman"/>
+              </w:rPr>
+              <w:t>Información revisada</w:t>
+            </w:r>
+          </w:p>
+        </w:tc>
+        <w:tc>
+          <w:tcPr>
+            <w:tcW w:w="2330" w:type="dxa"/>
+          </w:tcPr>
+          <w:p>
+            <w:pPr>
+              <w:rPr>
+                <w:rFonts w:ascii="Times New Roman" w:hAnsi="Times New Roman" w:cs="Times New Roman"/>
+              </w:rPr>
+            </w:pPr>
+            <w:r>
+              <w:rPr>
+                <w:rFonts w:ascii="Times New Roman" w:hAnsi="Times New Roman" w:cs="Times New Roman"/>
+              </w:rPr>
+              <w:t>Iniciar evaluación</w:t>
+            </w:r>
+          </w:p>
+        </w:tc>
+        <w:tc>
+          <w:tcPr>
+            <w:tcW w:w="1851" w:type="dxa"/>
+          </w:tcPr>
+          <w:p>
+            <w:pPr>
+              <w:rPr>
+                <w:rFonts w:ascii="Times New Roman" w:hAnsi="Times New Roman" w:cs="Times New Roman"/>
+              </w:rPr>
+            </w:pPr>
+            <w:r>
+              <w:rPr>
+                <w:rFonts w:ascii="Times New Roman" w:hAnsi="Times New Roman" w:cs="Times New Roman"/>
+              </w:rPr>
+              <w:t>Evaluar solicitud</w:t>
             </w:r>
           </w:p>
         </w:tc>
@@ -32048,9 +32470,9 @@
           <w:noProof/>
         </w:rPr>
         <w:drawing>
-          <wp:inline distT="0" distB="0" distL="0" distR="0" wp14:anchorId="515FE41D" wp14:editId="473E8CE0">
-            <wp:extent cx="5702706" cy="7325832"/>
-            <wp:effectExtent l="0" t="0" r="0" b="8890"/>
+          <wp:inline distT="0" distB="0" distL="0" distR="0" wp14:anchorId="515FE41D" wp14:editId="5BB9A7A8">
+            <wp:extent cx="5795793" cy="7007084"/>
+            <wp:effectExtent l="19050" t="19050" r="14605" b="22860"/>
             <wp:docPr id="1901518767" name="Imagen 8"/>
             <wp:cNvGraphicFramePr>
               <a:graphicFrameLocks xmlns:a="http://schemas.openxmlformats.org/drawingml/2006/main" noChangeAspect="1"/>
@@ -32079,14 +32501,16 @@
                   <pic:spPr bwMode="auto">
                     <a:xfrm>
                       <a:off x="0" y="0"/>
-                      <a:ext cx="5704912" cy="7328666"/>
+                      <a:ext cx="5795793" cy="7007084"/>
                     </a:xfrm>
                     <a:prstGeom prst="rect">
                       <a:avLst/>
                     </a:prstGeom>
                     <a:noFill/>
                     <a:ln>
-                      <a:noFill/>
+                      <a:solidFill>
+                        <a:schemeClr val="tx1"/>
+                      </a:solidFill>
                     </a:ln>
                   </pic:spPr>
                 </pic:pic>
@@ -35974,13 +36398,12 @@
     </w:p>
     <w:p>
       <w:pPr>
+        <w:pStyle w:val="Prrafodelista"/>
         <w:numPr>
           <w:ilvl w:val="0"/>
           <w:numId w:val="5"/>
         </w:numPr>
-        <w:tabs>
-          <w:tab w:val="num" w:pos="720"/>
-        </w:tabs>
+        <w:spacing w:after="120"/>
         <w:jc w:val="both"/>
         <w:rPr>
           <w:rFonts w:ascii="Times New Roman" w:hAnsi="Times New Roman" w:cs="Times New Roman"/>
@@ -35988,9 +36411,33 @@
       </w:pPr>
       <w:r>
         <w:rPr>
-          <w:rFonts w:ascii="Times New Roman" w:hAnsi="Times New Roman" w:cs="Times New Roman"/>
-        </w:rPr>
-        <w:t>La clase Administrador, con su atributo nivelAcceso y sus operaciones gestionarUsuarios() y asignarRol(), no corresponde a ningún requisito funcional ni caso de uso documentado; su inclusión se sustenta únicamente en la restricción de diseño RD-02 (acceso basado en roles).</w:t>
+          <w:rFonts w:ascii="Times New Roman" w:eastAsia="Calibri" w:hAnsi="Times New Roman" w:cs="Times New Roman"/>
+        </w:rPr>
+        <w:t xml:space="preserve">La clase Administrador, con su atributo nivelAcceso y sus operaciones gestionarUsuarios() y asignarRol(), no corresponde a ningún requisito funcional ni caso de uso documentado dentro del alcance actual del PFC. Su inclusión responde a una necesidad operativa de la plataforma </w:t>
+      </w:r>
+      <w:r>
+        <w:rPr>
+          <w:rFonts w:ascii="Times New Roman" w:eastAsia="Calibri" w:hAnsi="Times New Roman" w:cs="Times New Roman"/>
+        </w:rPr>
+        <w:t>(</w:t>
+      </w:r>
+      <w:r>
+        <w:rPr>
+          <w:rFonts w:ascii="Times New Roman" w:eastAsia="Calibri" w:hAnsi="Times New Roman" w:cs="Times New Roman"/>
+        </w:rPr>
+        <w:t>permitir la gestión y moderación de usuarios</w:t>
+      </w:r>
+      <w:r>
+        <w:rPr>
+          <w:rFonts w:ascii="Times New Roman" w:eastAsia="Calibri" w:hAnsi="Times New Roman" w:cs="Times New Roman"/>
+        </w:rPr>
+        <w:t>)</w:t>
+      </w:r>
+      <w:r>
+        <w:rPr>
+          <w:rFonts w:ascii="Times New Roman" w:eastAsia="Calibri" w:hAnsi="Times New Roman" w:cs="Times New Roman"/>
+        </w:rPr>
+        <w:t xml:space="preserve"> que no fue formalizada como requisito durante la elicitación, y se recomienda incorporarla explícitamente como un nuevo requisito funcional en una futura iteración del SRS, evitando así que un elemento del modelo de datos carezca de sustento documental.</w:t>
       </w:r>
     </w:p>
     <w:p>
@@ -36197,6 +36644,7 @@
           <w:b/>
           <w:bCs/>
         </w:rPr>
+        <w:lastRenderedPageBreak/>
         <w:t>CU-03 ↔ Clases UML:</w:t>
       </w:r>
       <w:r>
@@ -36221,7 +36669,6 @@
         <w:rPr>
           <w:rFonts w:cs="Times New Roman"/>
         </w:rPr>
-        <w:lastRenderedPageBreak/>
         <w:t xml:space="preserve"> </w:t>
       </w:r>
       <w:bookmarkStart w:id="88" w:name="_Toc234759166"/>
@@ -36904,7 +37351,7 @@
                 <w:lang w:eastAsia="es-MX"/>
                 <w14:ligatures w14:val="none"/>
               </w:rPr>
-              <w:t xml:space="preserve">No revela el comportamiento dinámico del sistema: una entidad bien modelada no garantiza que el proceso que la usa esté correctamente definido; tampoco expresa condiciones </w:t>
+              <w:t xml:space="preserve">No revela el comportamiento dinámico del sistema: una entidad bien modelada no garantiza que el proceso que la usa </w:t>
             </w:r>
             <w:r>
               <w:rPr>
@@ -36914,7 +37361,7 @@
                 <w14:ligatures w14:val="none"/>
               </w:rPr>
               <w:lastRenderedPageBreak/>
-              <w:t>ni excepciones de negocio</w:t>
+              <w:t>esté correctamente definido; tampoco expresa condiciones ni excepciones de negocio</w:t>
             </w:r>
           </w:p>
         </w:tc>
@@ -36940,33 +37387,34 @@
                 <w14:ligatures w14:val="none"/>
               </w:rPr>
               <w:lastRenderedPageBreak/>
-              <w:t>No expresa el estado interno de las entidades a través del tiempo, solo el flujo de datos entre procesos; tampoco detalla la lógica de decisión interna de cada proceso (queda a nivel de caja negra)</w:t>
-            </w:r>
-          </w:p>
-        </w:tc>
-        <w:tc>
-          <w:tcPr>
-            <w:tcW w:w="0" w:type="auto"/>
-            <w:hideMark/>
-          </w:tcPr>
-          <w:p>
-            <w:pPr>
+              <w:t xml:space="preserve">No expresa el estado interno de las entidades a través del tiempo, solo el flujo de datos entre procesos; tampoco detalla la lógica de </w:t>
+            </w:r>
+            <w:r>
               <w:rPr>
                 <w:rFonts w:ascii="Times New Roman" w:eastAsia="Times New Roman" w:hAnsi="Times New Roman" w:cs="Times New Roman"/>
                 <w:kern w:val="0"/>
                 <w:lang w:eastAsia="es-MX"/>
                 <w14:ligatures w14:val="none"/>
               </w:rPr>
-            </w:pPr>
-            <w:r>
+              <w:lastRenderedPageBreak/>
+              <w:t>decisión interna de cada proceso (queda a nivel de caja negra)</w:t>
+            </w:r>
+          </w:p>
+        </w:tc>
+        <w:tc>
+          <w:tcPr>
+            <w:tcW w:w="0" w:type="auto"/>
+            <w:hideMark/>
+          </w:tcPr>
+          <w:p>
+            <w:pPr>
               <w:rPr>
                 <w:rFonts w:ascii="Times New Roman" w:eastAsia="Times New Roman" w:hAnsi="Times New Roman" w:cs="Times New Roman"/>
                 <w:kern w:val="0"/>
                 <w:lang w:eastAsia="es-MX"/>
                 <w14:ligatures w14:val="none"/>
               </w:rPr>
-              <w:t xml:space="preserve">No representa la estructura de almacenamiento de datos ni el flujo completo de información entre múltiples procesos del sistema; su alcance se limita a una entidad (estados) o a un escenario </w:t>
-            </w:r>
+            </w:pPr>
             <w:r>
               <w:rPr>
                 <w:rFonts w:ascii="Times New Roman" w:eastAsia="Times New Roman" w:hAnsi="Times New Roman" w:cs="Times New Roman"/>
@@ -36975,7 +37423,17 @@
                 <w14:ligatures w14:val="none"/>
               </w:rPr>
               <w:lastRenderedPageBreak/>
-              <w:t>específico (secuencia), no a la totalidad del sistema</w:t>
+              <w:t xml:space="preserve">No representa la estructura de almacenamiento de datos ni el flujo completo de información entre múltiples procesos </w:t>
+            </w:r>
+            <w:r>
+              <w:rPr>
+                <w:rFonts w:ascii="Times New Roman" w:eastAsia="Times New Roman" w:hAnsi="Times New Roman" w:cs="Times New Roman"/>
+                <w:kern w:val="0"/>
+                <w:lang w:eastAsia="es-MX"/>
+                <w14:ligatures w14:val="none"/>
+              </w:rPr>
+              <w:lastRenderedPageBreak/>
+              <w:t>del sistema; su alcance se limita a una entidad (estados) o a un escenario específico (secuencia), no a la totalidad del sistema</w:t>
             </w:r>
           </w:p>
         </w:tc>
@@ -37379,6 +37837,7 @@
         <w:rPr>
           <w:bCs/>
         </w:rPr>
+        <w:lastRenderedPageBreak/>
         <w:t>enfatiza</w:t>
       </w:r>
       <w:r>
@@ -37447,7 +37906,6 @@
         <w:rPr>
           <w:rFonts w:cs="Times New Roman"/>
         </w:rPr>
-        <w:lastRenderedPageBreak/>
         <w:t>Anexo A – Tabla de atributos completa de todos los RF y RFN</w:t>
       </w:r>
       <w:bookmarkEnd w:id="93"/>
@@ -38029,7 +38487,14 @@
               <w:rPr>
                 <w:rFonts w:ascii="Times New Roman" w:hAnsi="Times New Roman" w:cs="Times New Roman"/>
               </w:rPr>
-              <w:t>El sistema deberá mostrar, a todo usuario autorizado que lo solicite, el perfil completo de una mascota registrada, incluyendo su información general, historial médico autorizado, fotografías, comportamiento, vacunas, edad y raza.</w:t>
+              <w:t xml:space="preserve">El sistema deberá mostrar, a todo usuario autorizado que lo solicite, el perfil completo de una mascota registrada, incluyendo su información general, historial médico autorizado, fotografías, </w:t>
+            </w:r>
+            <w:r>
+              <w:rPr>
+                <w:rFonts w:ascii="Times New Roman" w:hAnsi="Times New Roman" w:cs="Times New Roman"/>
+              </w:rPr>
+              <w:lastRenderedPageBreak/>
+              <w:t>comportamiento, vacunas, edad y raza.</w:t>
             </w:r>
           </w:p>
         </w:tc>
@@ -38047,6 +38512,7 @@
               <w:rPr>
                 <w:rFonts w:ascii="Times New Roman" w:hAnsi="Times New Roman" w:cs="Times New Roman"/>
               </w:rPr>
+              <w:lastRenderedPageBreak/>
               <w:t>Funcional</w:t>
             </w:r>
           </w:p>
@@ -38176,14 +38642,455 @@
               <w:rPr>
                 <w:rFonts w:ascii="Times New Roman" w:hAnsi="Times New Roman" w:cs="Times New Roman"/>
               </w:rPr>
-              <w:t xml:space="preserve">El sistema deberá filtrar y mostrar únicamente las </w:t>
+              <w:t>El sistema deberá filtrar y mostrar únicamente las mascotas que cumplan con los criterios de especie, raza, edad, provincia/ciudad o radio de distancia en km, estado de salud y disponibilidad seleccionados por el usuario.</w:t>
+            </w:r>
+          </w:p>
+        </w:tc>
+        <w:tc>
+          <w:tcPr>
+            <w:tcW w:w="1443" w:type="dxa"/>
+          </w:tcPr>
+          <w:p>
+            <w:pPr>
+              <w:rPr>
+                <w:rFonts w:ascii="Times New Roman" w:hAnsi="Times New Roman" w:cs="Times New Roman"/>
+              </w:rPr>
+            </w:pPr>
+            <w:r>
+              <w:rPr>
+                <w:rFonts w:ascii="Times New Roman" w:hAnsi="Times New Roman" w:cs="Times New Roman"/>
+              </w:rPr>
+              <w:t>Funcional</w:t>
+            </w:r>
+          </w:p>
+        </w:tc>
+        <w:tc>
+          <w:tcPr>
+            <w:tcW w:w="1230" w:type="dxa"/>
+          </w:tcPr>
+          <w:p>
+            <w:pPr>
+              <w:rPr>
+                <w:rFonts w:ascii="Times New Roman" w:hAnsi="Times New Roman" w:cs="Times New Roman"/>
+              </w:rPr>
+            </w:pPr>
+            <w:r>
+              <w:rPr>
+                <w:rFonts w:ascii="Times New Roman" w:hAnsi="Times New Roman" w:cs="Times New Roman"/>
+              </w:rPr>
+              <w:t>Should</w:t>
+            </w:r>
+          </w:p>
+        </w:tc>
+        <w:tc>
+          <w:tcPr>
+            <w:tcW w:w="923" w:type="dxa"/>
+          </w:tcPr>
+          <w:p>
+            <w:pPr>
+              <w:rPr>
+                <w:rFonts w:ascii="Times New Roman" w:hAnsi="Times New Roman" w:cs="Times New Roman"/>
+              </w:rPr>
+            </w:pPr>
+            <w:r>
+              <w:rPr>
+                <w:rFonts w:ascii="Times New Roman" w:hAnsi="Times New Roman" w:cs="Times New Roman"/>
+              </w:rPr>
+              <w:t>EV-07</w:t>
+            </w:r>
+          </w:p>
+        </w:tc>
+        <w:tc>
+          <w:tcPr>
+            <w:tcW w:w="1390" w:type="dxa"/>
+          </w:tcPr>
+          <w:p>
+            <w:pPr>
+              <w:rPr>
+                <w:rFonts w:ascii="Times New Roman" w:hAnsi="Times New Roman" w:cs="Times New Roman"/>
+              </w:rPr>
+            </w:pPr>
+            <w:r>
+              <w:rPr>
+                <w:rFonts w:ascii="Times New Roman" w:hAnsi="Times New Roman" w:cs="Times New Roman"/>
+              </w:rPr>
+              <w:t>Media</w:t>
+            </w:r>
+          </w:p>
+        </w:tc>
+        <w:tc>
+          <w:tcPr>
+            <w:tcW w:w="1176" w:type="dxa"/>
+          </w:tcPr>
+          <w:p>
+            <w:pPr>
+              <w:rPr>
+                <w:rFonts w:ascii="Times New Roman" w:hAnsi="Times New Roman" w:cs="Times New Roman"/>
+              </w:rPr>
+            </w:pPr>
+            <w:r>
+              <w:rPr>
+                <w:rFonts w:ascii="Times New Roman" w:hAnsi="Times New Roman" w:cs="Times New Roman"/>
+              </w:rPr>
+              <w:t>Aprobado</w:t>
+            </w:r>
+          </w:p>
+        </w:tc>
+        <w:tc>
+          <w:tcPr>
+            <w:tcW w:w="1327" w:type="dxa"/>
+          </w:tcPr>
+          <w:p>
+            <w:pPr>
+              <w:ind w:right="-778"/>
+              <w:rPr>
+                <w:rFonts w:ascii="Times New Roman" w:hAnsi="Times New Roman" w:cs="Times New Roman"/>
+              </w:rPr>
+            </w:pPr>
+            <w:r>
+              <w:rPr>
+                <w:rFonts w:ascii="Times New Roman" w:hAnsi="Times New Roman" w:cs="Times New Roman"/>
+              </w:rPr>
+              <w:t>Si</w:t>
+            </w:r>
+          </w:p>
+        </w:tc>
+      </w:tr>
+      <w:tr>
+        <w:tc>
+          <w:tcPr>
+            <w:tcW w:w="763" w:type="dxa"/>
+          </w:tcPr>
+          <w:p>
+            <w:pPr>
+              <w:rPr>
+                <w:rFonts w:ascii="Times New Roman" w:hAnsi="Times New Roman" w:cs="Times New Roman"/>
+              </w:rPr>
+            </w:pPr>
+            <w:r>
+              <w:rPr>
+                <w:rFonts w:ascii="Times New Roman" w:hAnsi="Times New Roman" w:cs="Times New Roman"/>
+              </w:rPr>
+              <w:t>RF-05</w:t>
+            </w:r>
+          </w:p>
+        </w:tc>
+        <w:tc>
+          <w:tcPr>
+            <w:tcW w:w="2369" w:type="dxa"/>
+          </w:tcPr>
+          <w:p>
+            <w:pPr>
+              <w:rPr>
+                <w:rFonts w:ascii="Times New Roman" w:hAnsi="Times New Roman" w:cs="Times New Roman"/>
+              </w:rPr>
+            </w:pPr>
+            <w:r>
+              <w:rPr>
+                <w:rFonts w:ascii="Times New Roman" w:hAnsi="Times New Roman" w:cs="Times New Roman"/>
+              </w:rPr>
+              <w:t>El sistema deberá registrar toda solicitud de adopción enviada por un adoptante sobre una mascota disponible, y permitir al propietario aceptarla o rechazarla tras revisar la información del solicitante.</w:t>
+            </w:r>
+          </w:p>
+        </w:tc>
+        <w:tc>
+          <w:tcPr>
+            <w:tcW w:w="1443" w:type="dxa"/>
+          </w:tcPr>
+          <w:p>
+            <w:pPr>
+              <w:rPr>
+                <w:rFonts w:ascii="Times New Roman" w:hAnsi="Times New Roman" w:cs="Times New Roman"/>
+              </w:rPr>
+            </w:pPr>
+            <w:r>
+              <w:rPr>
+                <w:rFonts w:ascii="Times New Roman" w:hAnsi="Times New Roman" w:cs="Times New Roman"/>
+              </w:rPr>
+              <w:t>Funcional</w:t>
+            </w:r>
+          </w:p>
+        </w:tc>
+        <w:tc>
+          <w:tcPr>
+            <w:tcW w:w="1230" w:type="dxa"/>
+          </w:tcPr>
+          <w:p>
+            <w:pPr>
+              <w:rPr>
+                <w:rFonts w:ascii="Times New Roman" w:hAnsi="Times New Roman" w:cs="Times New Roman"/>
+              </w:rPr>
+            </w:pPr>
+            <w:r>
+              <w:rPr>
+                <w:rFonts w:ascii="Times New Roman" w:hAnsi="Times New Roman" w:cs="Times New Roman"/>
+              </w:rPr>
+              <w:t>Must</w:t>
+            </w:r>
+          </w:p>
+        </w:tc>
+        <w:tc>
+          <w:tcPr>
+            <w:tcW w:w="923" w:type="dxa"/>
+          </w:tcPr>
+          <w:p>
+            <w:pPr>
+              <w:rPr>
+                <w:rFonts w:ascii="Times New Roman" w:hAnsi="Times New Roman" w:cs="Times New Roman"/>
+              </w:rPr>
+            </w:pPr>
+            <w:r>
+              <w:rPr>
+                <w:rFonts w:ascii="Times New Roman" w:hAnsi="Times New Roman" w:cs="Times New Roman"/>
+              </w:rPr>
+              <w:t>EV-01, EV-02, EV-03, EV-05, EV-06</w:t>
+            </w:r>
+          </w:p>
+        </w:tc>
+        <w:tc>
+          <w:tcPr>
+            <w:tcW w:w="1390" w:type="dxa"/>
+          </w:tcPr>
+          <w:p>
+            <w:pPr>
+              <w:rPr>
+                <w:rFonts w:ascii="Times New Roman" w:hAnsi="Times New Roman" w:cs="Times New Roman"/>
+              </w:rPr>
+            </w:pPr>
+            <w:r>
+              <w:rPr>
+                <w:rFonts w:ascii="Times New Roman" w:hAnsi="Times New Roman" w:cs="Times New Roman"/>
+              </w:rPr>
+              <w:t>Alta</w:t>
+            </w:r>
+          </w:p>
+        </w:tc>
+        <w:tc>
+          <w:tcPr>
+            <w:tcW w:w="1176" w:type="dxa"/>
+          </w:tcPr>
+          <w:p>
+            <w:pPr>
+              <w:rPr>
+                <w:rFonts w:ascii="Times New Roman" w:hAnsi="Times New Roman" w:cs="Times New Roman"/>
+              </w:rPr>
+            </w:pPr>
+            <w:r>
+              <w:rPr>
+                <w:rFonts w:ascii="Times New Roman" w:hAnsi="Times New Roman" w:cs="Times New Roman"/>
+              </w:rPr>
+              <w:t>Aprobado</w:t>
+            </w:r>
+          </w:p>
+        </w:tc>
+        <w:tc>
+          <w:tcPr>
+            <w:tcW w:w="1327" w:type="dxa"/>
+          </w:tcPr>
+          <w:p>
+            <w:pPr>
+              <w:ind w:right="-778"/>
+              <w:rPr>
+                <w:rFonts w:ascii="Times New Roman" w:hAnsi="Times New Roman" w:cs="Times New Roman"/>
+              </w:rPr>
+            </w:pPr>
+            <w:r>
+              <w:rPr>
+                <w:rFonts w:ascii="Times New Roman" w:hAnsi="Times New Roman" w:cs="Times New Roman"/>
+              </w:rPr>
+              <w:t>Si</w:t>
+            </w:r>
+          </w:p>
+        </w:tc>
+      </w:tr>
+      <w:tr>
+        <w:tc>
+          <w:tcPr>
+            <w:tcW w:w="763" w:type="dxa"/>
+          </w:tcPr>
+          <w:p>
+            <w:pPr>
+              <w:rPr>
+                <w:rFonts w:ascii="Times New Roman" w:hAnsi="Times New Roman" w:cs="Times New Roman"/>
+              </w:rPr>
+            </w:pPr>
+            <w:r>
+              <w:rPr>
+                <w:rFonts w:ascii="Times New Roman" w:hAnsi="Times New Roman" w:cs="Times New Roman"/>
+              </w:rPr>
+              <w:t>RF-06</w:t>
+            </w:r>
+          </w:p>
+        </w:tc>
+        <w:tc>
+          <w:tcPr>
+            <w:tcW w:w="2369" w:type="dxa"/>
+          </w:tcPr>
+          <w:p>
+            <w:pPr>
+              <w:rPr>
+                <w:rFonts w:ascii="Times New Roman" w:hAnsi="Times New Roman" w:cs="Times New Roman"/>
+              </w:rPr>
+            </w:pPr>
+            <w:r>
+              <w:rPr>
+                <w:rFonts w:ascii="Times New Roman" w:hAnsi="Times New Roman" w:cs="Times New Roman"/>
+              </w:rPr>
+              <w:t>El sistema deberá calcular y presentar, para dos mascotas registradas seleccionadas por el usuario, un porcentaje de compatibilidad (0-100%) junto con el desglose por raza, edad, estado de salud, antecedentes genéticos, parentesco, comportamiento e historial médico.</w:t>
+            </w:r>
+          </w:p>
+        </w:tc>
+        <w:tc>
+          <w:tcPr>
+            <w:tcW w:w="1443" w:type="dxa"/>
+          </w:tcPr>
+          <w:p>
+            <w:pPr>
+              <w:rPr>
+                <w:rFonts w:ascii="Times New Roman" w:hAnsi="Times New Roman" w:cs="Times New Roman"/>
+              </w:rPr>
+            </w:pPr>
+            <w:r>
+              <w:rPr>
+                <w:rFonts w:ascii="Times New Roman" w:hAnsi="Times New Roman" w:cs="Times New Roman"/>
+              </w:rPr>
+              <w:t>Funcional</w:t>
+            </w:r>
+          </w:p>
+        </w:tc>
+        <w:tc>
+          <w:tcPr>
+            <w:tcW w:w="1230" w:type="dxa"/>
+          </w:tcPr>
+          <w:p>
+            <w:pPr>
+              <w:rPr>
+                <w:rFonts w:ascii="Times New Roman" w:hAnsi="Times New Roman" w:cs="Times New Roman"/>
+              </w:rPr>
+            </w:pPr>
+            <w:r>
+              <w:rPr>
+                <w:rFonts w:ascii="Times New Roman" w:hAnsi="Times New Roman" w:cs="Times New Roman"/>
+              </w:rPr>
+              <w:t>Must</w:t>
+            </w:r>
+          </w:p>
+        </w:tc>
+        <w:tc>
+          <w:tcPr>
+            <w:tcW w:w="923" w:type="dxa"/>
+          </w:tcPr>
+          <w:p>
+            <w:pPr>
+              <w:rPr>
+                <w:rFonts w:ascii="Times New Roman" w:hAnsi="Times New Roman" w:cs="Times New Roman"/>
+              </w:rPr>
+            </w:pPr>
+            <w:r>
+              <w:rPr>
+                <w:rFonts w:ascii="Times New Roman" w:hAnsi="Times New Roman" w:cs="Times New Roman"/>
+              </w:rPr>
+              <w:t>EV-01, EV-02, EV-03, EV-04, EV-05, EV-06, EV-07</w:t>
+            </w:r>
+          </w:p>
+        </w:tc>
+        <w:tc>
+          <w:tcPr>
+            <w:tcW w:w="1390" w:type="dxa"/>
+          </w:tcPr>
+          <w:p>
+            <w:pPr>
+              <w:rPr>
+                <w:rFonts w:ascii="Times New Roman" w:hAnsi="Times New Roman" w:cs="Times New Roman"/>
+              </w:rPr>
+            </w:pPr>
+            <w:r>
+              <w:rPr>
+                <w:rFonts w:ascii="Times New Roman" w:hAnsi="Times New Roman" w:cs="Times New Roman"/>
+              </w:rPr>
+              <w:t>Media</w:t>
+            </w:r>
+          </w:p>
+        </w:tc>
+        <w:tc>
+          <w:tcPr>
+            <w:tcW w:w="1176" w:type="dxa"/>
+          </w:tcPr>
+          <w:p>
+            <w:pPr>
+              <w:rPr>
+                <w:rFonts w:ascii="Times New Roman" w:hAnsi="Times New Roman" w:cs="Times New Roman"/>
+              </w:rPr>
+            </w:pPr>
+            <w:r>
+              <w:rPr>
+                <w:rFonts w:ascii="Times New Roman" w:hAnsi="Times New Roman" w:cs="Times New Roman"/>
+              </w:rPr>
+              <w:t>Aprobado</w:t>
+            </w:r>
+          </w:p>
+        </w:tc>
+        <w:tc>
+          <w:tcPr>
+            <w:tcW w:w="1327" w:type="dxa"/>
+          </w:tcPr>
+          <w:p>
+            <w:pPr>
+              <w:ind w:right="-778"/>
+              <w:rPr>
+                <w:rFonts w:ascii="Times New Roman" w:hAnsi="Times New Roman" w:cs="Times New Roman"/>
+              </w:rPr>
+            </w:pPr>
+            <w:r>
+              <w:rPr>
+                <w:rFonts w:ascii="Times New Roman" w:hAnsi="Times New Roman" w:cs="Times New Roman"/>
+              </w:rPr>
+              <w:t>Si</w:t>
+            </w:r>
+          </w:p>
+        </w:tc>
+      </w:tr>
+      <w:tr>
+        <w:tc>
+          <w:tcPr>
+            <w:tcW w:w="763" w:type="dxa"/>
+          </w:tcPr>
+          <w:p>
+            <w:pPr>
+              <w:rPr>
+                <w:rFonts w:ascii="Times New Roman" w:hAnsi="Times New Roman" w:cs="Times New Roman"/>
+              </w:rPr>
+            </w:pPr>
+            <w:r>
+              <w:rPr>
+                <w:rFonts w:ascii="Times New Roman" w:hAnsi="Times New Roman" w:cs="Times New Roman"/>
+              </w:rPr>
+              <w:t>RF-07</w:t>
+            </w:r>
+          </w:p>
+        </w:tc>
+        <w:tc>
+          <w:tcPr>
+            <w:tcW w:w="2369" w:type="dxa"/>
+          </w:tcPr>
+          <w:p>
+            <w:pPr>
+              <w:rPr>
+                <w:rFonts w:ascii="Times New Roman" w:hAnsi="Times New Roman" w:cs="Times New Roman"/>
+              </w:rPr>
+            </w:pPr>
+            <w:r>
+              <w:rPr>
+                <w:rFonts w:ascii="Times New Roman" w:hAnsi="Times New Roman" w:cs="Times New Roman"/>
+              </w:rPr>
+              <w:t xml:space="preserve">El sistema deberá almacenar todo mensaje enviado entre usuarios registrados y hacerlo visible en la </w:t>
             </w:r>
             <w:r>
               <w:rPr>
                 <w:rFonts w:ascii="Times New Roman" w:hAnsi="Times New Roman" w:cs="Times New Roman"/>
               </w:rPr>
               <w:lastRenderedPageBreak/>
-              <w:t>mascotas que cumplan con los criterios de especie, raza, edad, provincia/ciudad o radio de distancia en km, estado de salud y disponibilidad seleccionados por el usuario.</w:t>
+              <w:t>conversación de ambos participantes.</w:t>
             </w:r>
           </w:p>
         </w:tc>
@@ -38238,7 +39145,7 @@
               <w:rPr>
                 <w:rFonts w:ascii="Times New Roman" w:hAnsi="Times New Roman" w:cs="Times New Roman"/>
               </w:rPr>
-              <w:t>EV-07</w:t>
+              <w:t>EV-02, EV-07</w:t>
             </w:r>
           </w:p>
         </w:tc>
@@ -38313,7 +39220,7 @@
               <w:rPr>
                 <w:rFonts w:ascii="Times New Roman" w:hAnsi="Times New Roman" w:cs="Times New Roman"/>
               </w:rPr>
-              <w:t>RF-05</w:t>
+              <w:t>RF-08</w:t>
             </w:r>
           </w:p>
         </w:tc>
@@ -38331,7 +39238,7 @@
               <w:rPr>
                 <w:rFonts w:ascii="Times New Roman" w:hAnsi="Times New Roman" w:cs="Times New Roman"/>
               </w:rPr>
-              <w:t>El sistema deberá registrar toda solicitud de adopción enviada por un adoptante sobre una mascota disponible, y permitir al propietario aceptarla o rechazarla tras revisar la información del solicitante.</w:t>
+              <w:t>El sistema deberá registrar toda solicitud de cruza enviada por un propietario sobre dos mascotas registradas y disponibles, con estado pendiente, y permitir al propietario receptor aceptarla o rechazarla.</w:t>
             </w:r>
           </w:p>
         </w:tc>
@@ -38385,7 +39292,7 @@
               <w:rPr>
                 <w:rFonts w:ascii="Times New Roman" w:hAnsi="Times New Roman" w:cs="Times New Roman"/>
               </w:rPr>
-              <w:t>EV-01, EV-02, EV-03, EV-05, EV-06</w:t>
+              <w:t>EV-01, EV-02, EV-03, EV-05, EV-06, EV-07</w:t>
             </w:r>
           </w:p>
         </w:tc>
@@ -38460,7 +39367,7 @@
               <w:rPr>
                 <w:rFonts w:ascii="Times New Roman" w:hAnsi="Times New Roman" w:cs="Times New Roman"/>
               </w:rPr>
-              <w:t>RF-06</w:t>
+              <w:t>RF-09</w:t>
             </w:r>
           </w:p>
         </w:tc>
@@ -38478,7 +39385,7 @@
               <w:rPr>
                 <w:rFonts w:ascii="Times New Roman" w:hAnsi="Times New Roman" w:cs="Times New Roman"/>
               </w:rPr>
-              <w:t>El sistema deberá calcular y presentar, para dos mascotas registradas seleccionadas por el usuario, un porcentaje de compatibilidad (0-100%) junto con el desglose por raza, edad, estado de salud, antecedentes genéticos, parentesco, comportamiento e historial médico.</w:t>
+              <w:t>El sistema deberá marcar como validada la información médica de una mascota registrada, junto con su identificación de verificación, cuando una veterinaria autorizada revise su historial médico, carnet de vacunación, controles veterinarios y documentos clínicos.</w:t>
             </w:r>
           </w:p>
         </w:tc>
@@ -38532,7 +39439,7 @@
               <w:rPr>
                 <w:rFonts w:ascii="Times New Roman" w:hAnsi="Times New Roman" w:cs="Times New Roman"/>
               </w:rPr>
-              <w:t>EV-01, EV-02, EV-03, EV-04, EV-05, EV-06, EV-07</w:t>
+              <w:t>EV-03, EV-05, EV-07</w:t>
             </w:r>
           </w:p>
         </w:tc>
@@ -38607,7 +39514,7 @@
               <w:rPr>
                 <w:rFonts w:ascii="Times New Roman" w:hAnsi="Times New Roman" w:cs="Times New Roman"/>
               </w:rPr>
-              <w:t>RF-07</w:t>
+              <w:t>RF-10</w:t>
             </w:r>
           </w:p>
         </w:tc>
@@ -38625,7 +39532,7 @@
               <w:rPr>
                 <w:rFonts w:ascii="Times New Roman" w:hAnsi="Times New Roman" w:cs="Times New Roman"/>
               </w:rPr>
-              <w:t>El sistema deberá almacenar todo mensaje enviado entre usuarios registrados y hacerlo visible en la conversación de ambos participantes.</w:t>
+              <w:t>Mientras existan fechas registradas de vacunas, desparasitaciones o controles veterinarios próximos, el sistema deberá generar y enviar al propietario el recordatorio correspondiente antes de la fecha programada.</w:t>
             </w:r>
           </w:p>
         </w:tc>
@@ -38679,7 +39586,7 @@
               <w:rPr>
                 <w:rFonts w:ascii="Times New Roman" w:hAnsi="Times New Roman" w:cs="Times New Roman"/>
               </w:rPr>
-              <w:t>EV-02, EV-07</w:t>
+              <w:t>EV-02, EV-04, EV-06</w:t>
             </w:r>
           </w:p>
         </w:tc>
@@ -38754,7 +39661,7 @@
               <w:rPr>
                 <w:rFonts w:ascii="Times New Roman" w:hAnsi="Times New Roman" w:cs="Times New Roman"/>
               </w:rPr>
-              <w:t>RF-08</w:t>
+              <w:t>RF-11</w:t>
             </w:r>
           </w:p>
         </w:tc>
@@ -38772,14 +39679,14 @@
               <w:rPr>
                 <w:rFonts w:ascii="Times New Roman" w:hAnsi="Times New Roman" w:cs="Times New Roman"/>
               </w:rPr>
-              <w:t xml:space="preserve">El sistema deberá registrar toda solicitud de cruza enviada por un </w:t>
+              <w:t xml:space="preserve">El sistema deberá actualizar los permisos de visualización de los datos sensibles (contacto del </w:t>
             </w:r>
             <w:r>
               <w:rPr>
                 <w:rFonts w:ascii="Times New Roman" w:hAnsi="Times New Roman" w:cs="Times New Roman"/>
               </w:rPr>
               <w:lastRenderedPageBreak/>
-              <w:t>propietario sobre dos mascotas registradas y disponibles, con estado pendiente, y permitir al propietario receptor aceptarla o rechazarla.</w:t>
+              <w:t>propietario, ubicación exacta e historial médico completo) según la configuración de privacidad definida por el propietario autenticado.</w:t>
             </w:r>
           </w:p>
         </w:tc>
@@ -38816,7 +39723,7 @@
               <w:rPr>
                 <w:rFonts w:ascii="Times New Roman" w:hAnsi="Times New Roman" w:cs="Times New Roman"/>
               </w:rPr>
-              <w:t>Funcional</w:t>
+              <w:t>Must</w:t>
             </w:r>
           </w:p>
         </w:tc>
@@ -38834,14 +39741,7 @@
               <w:rPr>
                 <w:rFonts w:ascii="Times New Roman" w:hAnsi="Times New Roman" w:cs="Times New Roman"/>
               </w:rPr>
-              <w:t xml:space="preserve">EV-01, EV-02, EV-03, EV-05, </w:t>
-            </w:r>
-            <w:r>
-              <w:rPr>
-                <w:rFonts w:ascii="Times New Roman" w:hAnsi="Times New Roman" w:cs="Times New Roman"/>
-              </w:rPr>
-              <w:lastRenderedPageBreak/>
-              <w:t>EV-06, EV-07</w:t>
+              <w:t>EV-02, EV-05, EV-06, EV-07</w:t>
             </w:r>
           </w:p>
         </w:tc>
@@ -38859,7 +39759,6 @@
               <w:rPr>
                 <w:rFonts w:ascii="Times New Roman" w:hAnsi="Times New Roman" w:cs="Times New Roman"/>
               </w:rPr>
-              <w:lastRenderedPageBreak/>
               <w:t>Alta</w:t>
             </w:r>
           </w:p>
@@ -38917,7 +39816,7 @@
               <w:rPr>
                 <w:rFonts w:ascii="Times New Roman" w:hAnsi="Times New Roman" w:cs="Times New Roman"/>
               </w:rPr>
-              <w:t>RF-09</w:t>
+              <w:t>RF-12</w:t>
             </w:r>
           </w:p>
         </w:tc>
@@ -38935,7 +39834,7 @@
               <w:rPr>
                 <w:rFonts w:ascii="Times New Roman" w:hAnsi="Times New Roman" w:cs="Times New Roman"/>
               </w:rPr>
-              <w:t>El sistema deberá marcar como validada la información médica de una mascota registrada, junto con su identificación de verificación, cuando una veterinaria autorizada revise su historial médico, carnet de vacunación, controles veterinarios y documentos clínicos.</w:t>
+              <w:t>El sistema deberá validar el documento de identidad oficial, correo electrónico y número telefónico de todo usuario en proceso de registro, y asignarle el estado de identidad verificada al completarse la validación.</w:t>
             </w:r>
           </w:p>
         </w:tc>
@@ -38989,7 +39888,7 @@
               <w:rPr>
                 <w:rFonts w:ascii="Times New Roman" w:hAnsi="Times New Roman" w:cs="Times New Roman"/>
               </w:rPr>
-              <w:t>EV-03, EV-05, EV-07</w:t>
+              <w:t>EV-01, EV-03, EV-07</w:t>
             </w:r>
           </w:p>
         </w:tc>
@@ -39007,7 +39906,7 @@
               <w:rPr>
                 <w:rFonts w:ascii="Times New Roman" w:hAnsi="Times New Roman" w:cs="Times New Roman"/>
               </w:rPr>
-              <w:t>Media</w:t>
+              <w:t>Alta</w:t>
             </w:r>
           </w:p>
         </w:tc>
@@ -39064,7 +39963,7 @@
               <w:rPr>
                 <w:rFonts w:ascii="Times New Roman" w:hAnsi="Times New Roman" w:cs="Times New Roman"/>
               </w:rPr>
-              <w:t>RF-10</w:t>
+              <w:t>RF-13</w:t>
             </w:r>
           </w:p>
         </w:tc>
@@ -39082,7 +39981,7 @@
               <w:rPr>
                 <w:rFonts w:ascii="Times New Roman" w:hAnsi="Times New Roman" w:cs="Times New Roman"/>
               </w:rPr>
-              <w:t>Mientras existan fechas registradas de vacunas, desparasitaciones o controles veterinarios próximos, el sistema deberá generar y enviar al propietario el recordatorio correspondiente antes de la fecha programada.</w:t>
+              <w:t>El sistema deberá publicar toda mascota registrada por su propietario indicando disponibilidad para adopción, cruza o ambas, mostrando la información autorizada del perfil.</w:t>
             </w:r>
           </w:p>
         </w:tc>
@@ -39118,7 +40017,7 @@
               <w:rPr>
                 <w:rFonts w:ascii="Times New Roman" w:hAnsi="Times New Roman" w:cs="Times New Roman"/>
               </w:rPr>
-              <w:t>Should</w:t>
+              <w:t>Must</w:t>
             </w:r>
           </w:p>
         </w:tc>
@@ -39136,7 +40035,7 @@
               <w:rPr>
                 <w:rFonts w:ascii="Times New Roman" w:hAnsi="Times New Roman" w:cs="Times New Roman"/>
               </w:rPr>
-              <w:t>EV-02, EV-04, EV-06</w:t>
+              <w:t>EV-01, EV-02, EV-04, EV-06, EV-07</w:t>
             </w:r>
           </w:p>
         </w:tc>
@@ -39154,7 +40053,7 @@
               <w:rPr>
                 <w:rFonts w:ascii="Times New Roman" w:hAnsi="Times New Roman" w:cs="Times New Roman"/>
               </w:rPr>
-              <w:t>Media</w:t>
+              <w:t>Alta</w:t>
             </w:r>
           </w:p>
         </w:tc>
@@ -39211,7 +40110,7 @@
               <w:rPr>
                 <w:rFonts w:ascii="Times New Roman" w:hAnsi="Times New Roman" w:cs="Times New Roman"/>
               </w:rPr>
-              <w:t>RF-11</w:t>
+              <w:t>RF-14</w:t>
             </w:r>
           </w:p>
         </w:tc>
@@ -39229,14 +40128,161 @@
               <w:rPr>
                 <w:rFonts w:ascii="Times New Roman" w:hAnsi="Times New Roman" w:cs="Times New Roman"/>
               </w:rPr>
-              <w:t xml:space="preserve">El sistema deberá actualizar los permisos de visualización de los datos sensibles (contacto del propietario, ubicación exacta e historial médico completo) según la configuración de privacidad definida </w:t>
+              <w:t>Mientras la mascota se encuentre registrada, el sistema deberá permitir registrar, actualizar y consultar su carnet de vacunación, mostrando vacunas aplicadas, fechas, próximas dosis y estado de vigencia.</w:t>
+            </w:r>
+          </w:p>
+        </w:tc>
+        <w:tc>
+          <w:tcPr>
+            <w:tcW w:w="1443" w:type="dxa"/>
+          </w:tcPr>
+          <w:p>
+            <w:pPr>
+              <w:rPr>
+                <w:rFonts w:ascii="Times New Roman" w:hAnsi="Times New Roman" w:cs="Times New Roman"/>
+              </w:rPr>
+            </w:pPr>
+            <w:r>
+              <w:rPr>
+                <w:rFonts w:ascii="Times New Roman" w:hAnsi="Times New Roman" w:cs="Times New Roman"/>
+              </w:rPr>
+              <w:t>Funcional</w:t>
+            </w:r>
+          </w:p>
+        </w:tc>
+        <w:tc>
+          <w:tcPr>
+            <w:tcW w:w="1230" w:type="dxa"/>
+          </w:tcPr>
+          <w:p>
+            <w:pPr>
+              <w:rPr>
+                <w:rFonts w:ascii="Times New Roman" w:hAnsi="Times New Roman" w:cs="Times New Roman"/>
+              </w:rPr>
+            </w:pPr>
+            <w:r>
+              <w:rPr>
+                <w:rFonts w:ascii="Times New Roman" w:hAnsi="Times New Roman" w:cs="Times New Roman"/>
+              </w:rPr>
+              <w:t>Must</w:t>
+            </w:r>
+          </w:p>
+        </w:tc>
+        <w:tc>
+          <w:tcPr>
+            <w:tcW w:w="923" w:type="dxa"/>
+          </w:tcPr>
+          <w:p>
+            <w:pPr>
+              <w:rPr>
+                <w:rFonts w:ascii="Times New Roman" w:hAnsi="Times New Roman" w:cs="Times New Roman"/>
+              </w:rPr>
+            </w:pPr>
+            <w:r>
+              <w:rPr>
+                <w:rFonts w:ascii="Times New Roman" w:hAnsi="Times New Roman" w:cs="Times New Roman"/>
+              </w:rPr>
+              <w:t>EV-02, EV-03, EV-05, EV-06, EV-07</w:t>
+            </w:r>
+          </w:p>
+        </w:tc>
+        <w:tc>
+          <w:tcPr>
+            <w:tcW w:w="1390" w:type="dxa"/>
+          </w:tcPr>
+          <w:p>
+            <w:pPr>
+              <w:rPr>
+                <w:rFonts w:ascii="Times New Roman" w:hAnsi="Times New Roman" w:cs="Times New Roman"/>
+              </w:rPr>
+            </w:pPr>
+            <w:r>
+              <w:rPr>
+                <w:rFonts w:ascii="Times New Roman" w:hAnsi="Times New Roman" w:cs="Times New Roman"/>
+              </w:rPr>
+              <w:t>Alta</w:t>
+            </w:r>
+          </w:p>
+        </w:tc>
+        <w:tc>
+          <w:tcPr>
+            <w:tcW w:w="1176" w:type="dxa"/>
+          </w:tcPr>
+          <w:p>
+            <w:pPr>
+              <w:rPr>
+                <w:rFonts w:ascii="Times New Roman" w:hAnsi="Times New Roman" w:cs="Times New Roman"/>
+              </w:rPr>
+            </w:pPr>
+            <w:r>
+              <w:rPr>
+                <w:rFonts w:ascii="Times New Roman" w:hAnsi="Times New Roman" w:cs="Times New Roman"/>
+              </w:rPr>
+              <w:t>Aprobado</w:t>
+            </w:r>
+          </w:p>
+        </w:tc>
+        <w:tc>
+          <w:tcPr>
+            <w:tcW w:w="1327" w:type="dxa"/>
+          </w:tcPr>
+          <w:p>
+            <w:pPr>
+              <w:ind w:right="-778"/>
+              <w:rPr>
+                <w:rFonts w:ascii="Times New Roman" w:hAnsi="Times New Roman" w:cs="Times New Roman"/>
+              </w:rPr>
+            </w:pPr>
+            <w:r>
+              <w:rPr>
+                <w:rFonts w:ascii="Times New Roman" w:hAnsi="Times New Roman" w:cs="Times New Roman"/>
+              </w:rPr>
+              <w:t>Si</w:t>
+            </w:r>
+          </w:p>
+        </w:tc>
+      </w:tr>
+      <w:tr>
+        <w:tc>
+          <w:tcPr>
+            <w:tcW w:w="763" w:type="dxa"/>
+          </w:tcPr>
+          <w:p>
+            <w:pPr>
+              <w:rPr>
+                <w:rFonts w:ascii="Times New Roman" w:hAnsi="Times New Roman" w:cs="Times New Roman"/>
+              </w:rPr>
+            </w:pPr>
+            <w:r>
+              <w:rPr>
+                <w:rFonts w:ascii="Times New Roman" w:hAnsi="Times New Roman" w:cs="Times New Roman"/>
+              </w:rPr>
+              <w:t>RF-15</w:t>
+            </w:r>
+          </w:p>
+        </w:tc>
+        <w:tc>
+          <w:tcPr>
+            <w:tcW w:w="2369" w:type="dxa"/>
+          </w:tcPr>
+          <w:p>
+            <w:pPr>
+              <w:rPr>
+                <w:rFonts w:ascii="Times New Roman" w:hAnsi="Times New Roman" w:cs="Times New Roman"/>
+              </w:rPr>
+            </w:pPr>
+            <w:r>
+              <w:rPr>
+                <w:rFonts w:ascii="Times New Roman" w:hAnsi="Times New Roman" w:cs="Times New Roman"/>
+              </w:rPr>
+              <w:t xml:space="preserve">El sistema deberá mostrar, para todo propietario o mascota con procesos registrados, el historial de solicitudes y procesos </w:t>
             </w:r>
             <w:r>
               <w:rPr>
                 <w:rFonts w:ascii="Times New Roman" w:hAnsi="Times New Roman" w:cs="Times New Roman"/>
               </w:rPr>
               <w:lastRenderedPageBreak/>
-              <w:t>por el propietario autenticado.</w:t>
+              <w:t>de adopción y cruza con su estado y fecha de realización.</w:t>
             </w:r>
           </w:p>
         </w:tc>
@@ -39273,7 +40319,7 @@
               <w:rPr>
                 <w:rFonts w:ascii="Times New Roman" w:hAnsi="Times New Roman" w:cs="Times New Roman"/>
               </w:rPr>
-              <w:t>Must</w:t>
+              <w:t>Could</w:t>
             </w:r>
           </w:p>
         </w:tc>
@@ -39291,7 +40337,7 @@
               <w:rPr>
                 <w:rFonts w:ascii="Times New Roman" w:hAnsi="Times New Roman" w:cs="Times New Roman"/>
               </w:rPr>
-              <w:t>EV-02, EV-05, EV-06, EV-07</w:t>
+              <w:t>EV-01, EV-02, EV-04, EV-06</w:t>
             </w:r>
           </w:p>
         </w:tc>
@@ -39309,7 +40355,7 @@
               <w:rPr>
                 <w:rFonts w:ascii="Times New Roman" w:hAnsi="Times New Roman" w:cs="Times New Roman"/>
               </w:rPr>
-              <w:t>Alta</w:t>
+              <w:t>Baja</w:t>
             </w:r>
           </w:p>
         </w:tc>
@@ -39366,7 +40412,7 @@
               <w:rPr>
                 <w:rFonts w:ascii="Times New Roman" w:hAnsi="Times New Roman" w:cs="Times New Roman"/>
               </w:rPr>
-              <w:t>RF-12</w:t>
+              <w:t>RF-16</w:t>
             </w:r>
           </w:p>
         </w:tc>
@@ -39384,7 +40430,7 @@
               <w:rPr>
                 <w:rFonts w:ascii="Times New Roman" w:hAnsi="Times New Roman" w:cs="Times New Roman"/>
               </w:rPr>
-              <w:t>El sistema deberá validar el documento de identidad oficial, correo electrónico y número telefónico de todo usuario en proceso de registro, y asignarle el estado de identidad verificada al completarse la validación.</w:t>
+              <w:t>Mientras la mascota se encuentre registrada, el sistema deberá permitir registrar y consultar sus antecedentes genéticos y grado de parentesco, incluyendo enfermedades hereditarias y linaje.</w:t>
             </w:r>
           </w:p>
         </w:tc>
@@ -39438,7 +40484,7 @@
               <w:rPr>
                 <w:rFonts w:ascii="Times New Roman" w:hAnsi="Times New Roman" w:cs="Times New Roman"/>
               </w:rPr>
-              <w:t>EV-01, EV-03, EV-07</w:t>
+              <w:t>EV-01, EV-03, EV-05, EV-07</w:t>
             </w:r>
           </w:p>
         </w:tc>
@@ -39456,7 +40502,7 @@
               <w:rPr>
                 <w:rFonts w:ascii="Times New Roman" w:hAnsi="Times New Roman" w:cs="Times New Roman"/>
               </w:rPr>
-              <w:t>Alta</w:t>
+              <w:t>Media</w:t>
             </w:r>
           </w:p>
         </w:tc>
@@ -39513,7 +40559,7 @@
               <w:rPr>
                 <w:rFonts w:ascii="Times New Roman" w:hAnsi="Times New Roman" w:cs="Times New Roman"/>
               </w:rPr>
-              <w:t>RF-13</w:t>
+              <w:t>RF-17</w:t>
             </w:r>
           </w:p>
         </w:tc>
@@ -39531,7 +40577,7 @@
               <w:rPr>
                 <w:rFonts w:ascii="Times New Roman" w:hAnsi="Times New Roman" w:cs="Times New Roman"/>
               </w:rPr>
-              <w:t>El sistema deberá publicar toda mascota registrada por su propietario indicando disponibilidad para adopción, cruza o ambas, mostrando la información autorizada del perfil.</w:t>
+              <w:t>El sistema deberá validar toda imagen cargada por un usuario autenticado contra los criterios de contenido esperado, aceptándola o rechazándola e indicando el motivo del rechazo cuando corresponda.</w:t>
             </w:r>
           </w:p>
         </w:tc>
@@ -39567,7 +40613,7 @@
               <w:rPr>
                 <w:rFonts w:ascii="Times New Roman" w:hAnsi="Times New Roman" w:cs="Times New Roman"/>
               </w:rPr>
-              <w:t>Must</w:t>
+              <w:t>Should</w:t>
             </w:r>
           </w:p>
         </w:tc>
@@ -39585,7 +40631,7 @@
               <w:rPr>
                 <w:rFonts w:ascii="Times New Roman" w:hAnsi="Times New Roman" w:cs="Times New Roman"/>
               </w:rPr>
-              <w:t>EV-01, EV-02, EV-04, EV-06, EV-07</w:t>
+              <w:t>EV-01, EV-03, EV-05, EV-07</w:t>
             </w:r>
           </w:p>
         </w:tc>
@@ -39603,7 +40649,7 @@
               <w:rPr>
                 <w:rFonts w:ascii="Times New Roman" w:hAnsi="Times New Roman" w:cs="Times New Roman"/>
               </w:rPr>
-              <w:t>Alta</w:t>
+              <w:t>Media</w:t>
             </w:r>
           </w:p>
         </w:tc>
@@ -39660,7 +40706,7 @@
               <w:rPr>
                 <w:rFonts w:ascii="Times New Roman" w:hAnsi="Times New Roman" w:cs="Times New Roman"/>
               </w:rPr>
-              <w:t>RF-14</w:t>
+              <w:t>RNF-01</w:t>
             </w:r>
           </w:p>
         </w:tc>
@@ -39678,7 +40724,7 @@
               <w:rPr>
                 <w:rFonts w:ascii="Times New Roman" w:hAnsi="Times New Roman" w:cs="Times New Roman"/>
               </w:rPr>
-              <w:t>Mientras la mascota se encuentre registrada, el sistema deberá permitir registrar, actualizar y consultar su carnet de vacunación, mostrando vacunas aplicadas, fechas, próximas dosis y estado de vigencia.</w:t>
+              <w:t>El sistema deberá impedir el acceso no autorizado a la información personal de los propietarios y al historial médico de las mascotas, con 0 % de accesos no autorizados exitosos durante las pruebas de seguridad.</w:t>
             </w:r>
           </w:p>
         </w:tc>
@@ -39696,7 +40742,7 @@
               <w:rPr>
                 <w:rFonts w:ascii="Times New Roman" w:hAnsi="Times New Roman" w:cs="Times New Roman"/>
               </w:rPr>
-              <w:t>Funcional</w:t>
+              <w:t>No funcional (Seguridad)</w:t>
             </w:r>
           </w:p>
         </w:tc>
@@ -39732,7 +40778,7 @@
               <w:rPr>
                 <w:rFonts w:ascii="Times New Roman" w:hAnsi="Times New Roman" w:cs="Times New Roman"/>
               </w:rPr>
-              <w:t>EV-02, EV-03, EV-05, EV-06, EV-07</w:t>
+              <w:t>EV-05, EV-06, EV-07</w:t>
             </w:r>
           </w:p>
         </w:tc>
@@ -39807,7 +40853,7 @@
               <w:rPr>
                 <w:rFonts w:ascii="Times New Roman" w:hAnsi="Times New Roman" w:cs="Times New Roman"/>
               </w:rPr>
-              <w:t>RF-15</w:t>
+              <w:t>RNF-02</w:t>
             </w:r>
           </w:p>
         </w:tc>
@@ -39825,7 +40871,7 @@
               <w:rPr>
                 <w:rFonts w:ascii="Times New Roman" w:hAnsi="Times New Roman" w:cs="Times New Roman"/>
               </w:rPr>
-              <w:t>El sistema deberá mostrar, para todo propietario o mascota con procesos registrados, el historial de solicitudes y procesos de adopción y cruza con su estado y fecha de realización.</w:t>
+              <w:t>El sistema deberá mantener una disponibilidad mínima del 99 % mensual durante la operación normal de la plataforma.</w:t>
             </w:r>
           </w:p>
         </w:tc>
@@ -39843,7 +40889,7 @@
               <w:rPr>
                 <w:rFonts w:ascii="Times New Roman" w:hAnsi="Times New Roman" w:cs="Times New Roman"/>
               </w:rPr>
-              <w:t>Funcional</w:t>
+              <w:t>No funcional (Fiabilidad)</w:t>
             </w:r>
           </w:p>
         </w:tc>
@@ -39861,7 +40907,7 @@
               <w:rPr>
                 <w:rFonts w:ascii="Times New Roman" w:hAnsi="Times New Roman" w:cs="Times New Roman"/>
               </w:rPr>
-              <w:t>Could</w:t>
+              <w:t>Must</w:t>
             </w:r>
           </w:p>
         </w:tc>
@@ -39879,7 +40925,7 @@
               <w:rPr>
                 <w:rFonts w:ascii="Times New Roman" w:hAnsi="Times New Roman" w:cs="Times New Roman"/>
               </w:rPr>
-              <w:t>EV-01, EV-02, EV-04, EV-06</w:t>
+              <w:t>EV-01, EV-02, EV-03, EV-04, EV-05, EV-06, EV-07</w:t>
             </w:r>
           </w:p>
         </w:tc>
@@ -39897,7 +40943,7 @@
               <w:rPr>
                 <w:rFonts w:ascii="Times New Roman" w:hAnsi="Times New Roman" w:cs="Times New Roman"/>
               </w:rPr>
-              <w:t>Baja</w:t>
+              <w:t>Alta</w:t>
             </w:r>
           </w:p>
         </w:tc>
@@ -39954,7 +41000,7 @@
               <w:rPr>
                 <w:rFonts w:ascii="Times New Roman" w:hAnsi="Times New Roman" w:cs="Times New Roman"/>
               </w:rPr>
-              <w:t>RF-16</w:t>
+              <w:t>RNF-03</w:t>
             </w:r>
           </w:p>
         </w:tc>
@@ -39972,14 +41018,14 @@
               <w:rPr>
                 <w:rFonts w:ascii="Times New Roman" w:hAnsi="Times New Roman" w:cs="Times New Roman"/>
               </w:rPr>
-              <w:t xml:space="preserve">Mientras la mascota se encuentre registrada, el sistema </w:t>
+              <w:t xml:space="preserve">Mientras el sistema opere en condiciones normales, el sistema </w:t>
             </w:r>
             <w:r>
               <w:rPr>
                 <w:rFonts w:ascii="Times New Roman" w:hAnsi="Times New Roman" w:cs="Times New Roman"/>
               </w:rPr>
               <w:lastRenderedPageBreak/>
-              <w:t>deberá permitir registrar y consultar sus antecedentes genéticos y grado de parentesco, incluyendo enfermedades hereditarias y linaje.</w:t>
+              <w:t>deberá responder a consultas de perfiles de mascotas, historial médico y resultados de búsqueda en un tiempo máximo de 2 segundos.</w:t>
             </w:r>
           </w:p>
         </w:tc>
@@ -39998,7 +41044,14 @@
                 <w:rFonts w:ascii="Times New Roman" w:hAnsi="Times New Roman" w:cs="Times New Roman"/>
               </w:rPr>
               <w:lastRenderedPageBreak/>
-              <w:t>Funcional</w:t>
+              <w:t xml:space="preserve">No funcional (Eficiencia </w:t>
+            </w:r>
+            <w:r>
+              <w:rPr>
+                <w:rFonts w:ascii="Times New Roman" w:hAnsi="Times New Roman" w:cs="Times New Roman"/>
+              </w:rPr>
+              <w:lastRenderedPageBreak/>
+              <w:t>de desempeño)</w:t>
             </w:r>
           </w:p>
         </w:tc>
@@ -40016,7 +41069,8 @@
               <w:rPr>
                 <w:rFonts w:ascii="Times New Roman" w:hAnsi="Times New Roman" w:cs="Times New Roman"/>
               </w:rPr>
-              <w:t>Must</w:t>
+              <w:lastRenderedPageBreak/>
+              <w:t>Should</w:t>
             </w:r>
           </w:p>
         </w:tc>
@@ -40034,14 +41088,14 @@
               <w:rPr>
                 <w:rFonts w:ascii="Times New Roman" w:hAnsi="Times New Roman" w:cs="Times New Roman"/>
               </w:rPr>
-              <w:t xml:space="preserve">EV-01, EV-03, </w:t>
+              <w:t xml:space="preserve">EV-01, EV-02, EV-03, </w:t>
             </w:r>
             <w:r>
               <w:rPr>
                 <w:rFonts w:ascii="Times New Roman" w:hAnsi="Times New Roman" w:cs="Times New Roman"/>
               </w:rPr>
               <w:lastRenderedPageBreak/>
-              <w:t>EV-05, EV-07</w:t>
+              <w:t>EV-04, EV-05, EV-06, EV-07</w:t>
             </w:r>
           </w:p>
         </w:tc>
@@ -40117,7 +41171,7 @@
               <w:rPr>
                 <w:rFonts w:ascii="Times New Roman" w:hAnsi="Times New Roman" w:cs="Times New Roman"/>
               </w:rPr>
-              <w:t>RF-17</w:t>
+              <w:t>RNF-04</w:t>
             </w:r>
           </w:p>
         </w:tc>
@@ -40135,7 +41189,7 @@
               <w:rPr>
                 <w:rFonts w:ascii="Times New Roman" w:hAnsi="Times New Roman" w:cs="Times New Roman"/>
               </w:rPr>
-              <w:t>El sistema deberá validar toda imagen cargada por un usuario autenticado contra los criterios de contenido esperado, aceptándola o rechazándola e indicando el motivo del rechazo cuando corresponda.</w:t>
+              <w:t>El sistema deberá permitir que al menos el 90 % de los usuarios complete las tareas principales (registrar mascota, consultar información, enviar solicitudes) sin capacitación previa.</w:t>
             </w:r>
           </w:p>
         </w:tc>
@@ -40153,7 +41207,7 @@
               <w:rPr>
                 <w:rFonts w:ascii="Times New Roman" w:hAnsi="Times New Roman" w:cs="Times New Roman"/>
               </w:rPr>
-              <w:t>Funcional</w:t>
+              <w:t>No funcional (Usabilidad)</w:t>
             </w:r>
           </w:p>
         </w:tc>
@@ -40189,7 +41243,7 @@
               <w:rPr>
                 <w:rFonts w:ascii="Times New Roman" w:hAnsi="Times New Roman" w:cs="Times New Roman"/>
               </w:rPr>
-              <w:t>EV-01, EV-03, EV-05, EV-07</w:t>
+              <w:t>EV-01, EV-02, EV-03, EV-04, EV-05, EV-06, EV-07</w:t>
             </w:r>
           </w:p>
         </w:tc>
@@ -40264,7 +41318,7 @@
               <w:rPr>
                 <w:rFonts w:ascii="Times New Roman" w:hAnsi="Times New Roman" w:cs="Times New Roman"/>
               </w:rPr>
-              <w:t>RNF-01</w:t>
+              <w:t>RNF-05</w:t>
             </w:r>
           </w:p>
         </w:tc>
@@ -40282,7 +41336,7 @@
               <w:rPr>
                 <w:rFonts w:ascii="Times New Roman" w:hAnsi="Times New Roman" w:cs="Times New Roman"/>
               </w:rPr>
-              <w:t>El sistema deberá impedir el acceso no autorizado a la información personal de los propietarios y al historial médico de las mascotas, con 0 % de accesos no autorizados exitosos durante las pruebas de seguridad.</w:t>
+              <w:t>El sistema deberá impedir modificaciones no autorizadas al historial médico de una mascota, con 0 % de modificaciones no autorizadas permitidas durante las pruebas.</w:t>
             </w:r>
           </w:p>
         </w:tc>
@@ -40336,7 +41390,7 @@
               <w:rPr>
                 <w:rFonts w:ascii="Times New Roman" w:hAnsi="Times New Roman" w:cs="Times New Roman"/>
               </w:rPr>
-              <w:t>EV-05, EV-06, EV-07</w:t>
+              <w:t>EV-03, EV-05, EV-07</w:t>
             </w:r>
           </w:p>
         </w:tc>
@@ -40411,7 +41465,7 @@
               <w:rPr>
                 <w:rFonts w:ascii="Times New Roman" w:hAnsi="Times New Roman" w:cs="Times New Roman"/>
               </w:rPr>
-              <w:t>RNF-02</w:t>
+              <w:t>RNF-06</w:t>
             </w:r>
           </w:p>
         </w:tc>
@@ -40429,7 +41483,7 @@
               <w:rPr>
                 <w:rFonts w:ascii="Times New Roman" w:hAnsi="Times New Roman" w:cs="Times New Roman"/>
               </w:rPr>
-              <w:t>El sistema deberá mantener una disponibilidad mínima del 99 % mensual durante la operación normal de la plataforma.</w:t>
+              <w:t>El sistema deberá generar recomendaciones de compatibilidad para cruza con una coincidencia mínima del 85 % respecto a la evaluación realizada por médicos veterinarios.</w:t>
             </w:r>
           </w:p>
         </w:tc>
@@ -40447,7 +41501,7 @@
               <w:rPr>
                 <w:rFonts w:ascii="Times New Roman" w:hAnsi="Times New Roman" w:cs="Times New Roman"/>
               </w:rPr>
-              <w:t>No funcional (Fiabilidad)</w:t>
+              <w:t>No funcional (Adecuación funcional)</w:t>
             </w:r>
           </w:p>
         </w:tc>
@@ -40483,7 +41537,7 @@
               <w:rPr>
                 <w:rFonts w:ascii="Times New Roman" w:hAnsi="Times New Roman" w:cs="Times New Roman"/>
               </w:rPr>
-              <w:t>EV-01, EV-02, EV-03, EV-04, EV-05, EV-06, EV-07</w:t>
+              <w:t>EV-01, EV-03, EV-05, EV-07</w:t>
             </w:r>
           </w:p>
         </w:tc>
@@ -40501,7 +41555,7 @@
               <w:rPr>
                 <w:rFonts w:ascii="Times New Roman" w:hAnsi="Times New Roman" w:cs="Times New Roman"/>
               </w:rPr>
-              <w:t>Alta</w:t>
+              <w:t>Media</w:t>
             </w:r>
           </w:p>
         </w:tc>
@@ -40558,7 +41612,7 @@
               <w:rPr>
                 <w:rFonts w:ascii="Times New Roman" w:hAnsi="Times New Roman" w:cs="Times New Roman"/>
               </w:rPr>
-              <w:t>RNF-03</w:t>
+              <w:t>RNF-07</w:t>
             </w:r>
           </w:p>
         </w:tc>
@@ -40576,14 +41630,7 @@
               <w:rPr>
                 <w:rFonts w:ascii="Times New Roman" w:hAnsi="Times New Roman" w:cs="Times New Roman"/>
               </w:rPr>
-              <w:t xml:space="preserve">Mientras el sistema opere en condiciones normales, el sistema deberá responder a consultas de perfiles de mascotas, historial médico y resultados de búsqueda en un </w:t>
-            </w:r>
-            <w:r>
-              <w:rPr>
-                <w:rFonts w:ascii="Times New Roman" w:hAnsi="Times New Roman" w:cs="Times New Roman"/>
-              </w:rPr>
-              <w:lastRenderedPageBreak/>
-              <w:t>tiempo máximo de 2 segundos.</w:t>
+              <w:t>El sistema deberá clasificar correctamente, como válida o inválida, al menos el 95 % de las imágenes cargadas por los usuarios.</w:t>
             </w:r>
           </w:p>
         </w:tc>
@@ -40601,8 +41648,7 @@
               <w:rPr>
                 <w:rFonts w:ascii="Times New Roman" w:hAnsi="Times New Roman" w:cs="Times New Roman"/>
               </w:rPr>
-              <w:lastRenderedPageBreak/>
-              <w:t>No funcional (Eficiencia de desempeño)</w:t>
+              <w:t>No funcional (Adecuación funcional)</w:t>
             </w:r>
           </w:p>
         </w:tc>
@@ -40638,7 +41684,7 @@
               <w:rPr>
                 <w:rFonts w:ascii="Times New Roman" w:hAnsi="Times New Roman" w:cs="Times New Roman"/>
               </w:rPr>
-              <w:t>EV-01, EV-02, EV-03, EV-04, EV-05, EV-06, EV-07</w:t>
+              <w:t>EV-01, EV-03, EV-05, EV-07</w:t>
             </w:r>
           </w:p>
         </w:tc>
@@ -40713,7 +41759,7 @@
               <w:rPr>
                 <w:rFonts w:ascii="Times New Roman" w:hAnsi="Times New Roman" w:cs="Times New Roman"/>
               </w:rPr>
-              <w:t>RNF-04</w:t>
+              <w:t>RNF-08</w:t>
             </w:r>
           </w:p>
         </w:tc>
@@ -40731,7 +41777,14 @@
               <w:rPr>
                 <w:rFonts w:ascii="Times New Roman" w:hAnsi="Times New Roman" w:cs="Times New Roman"/>
               </w:rPr>
-              <w:t>El sistema deberá permitir que al menos el 90 % de los usuarios complete las tareas principales (registrar mascota, consultar información, enviar solicitudes) sin capacitación previa.</w:t>
+              <w:t xml:space="preserve">El sistema deberá reflejar toda </w:t>
+            </w:r>
+            <w:r>
+              <w:rPr>
+                <w:rFonts w:ascii="Times New Roman" w:hAnsi="Times New Roman" w:cs="Times New Roman"/>
+              </w:rPr>
+              <w:lastRenderedPageBreak/>
+              <w:t>actualización registrada sobre mascotas, historiales médicos o publicaciones en un tiempo máximo de 5 segundos.</w:t>
             </w:r>
           </w:p>
         </w:tc>
@@ -40749,7 +41802,27 @@
               <w:rPr>
                 <w:rFonts w:ascii="Times New Roman" w:hAnsi="Times New Roman" w:cs="Times New Roman"/>
               </w:rPr>
-              <w:t>No funcional (Usabilidad)</w:t>
+              <w:lastRenderedPageBreak/>
+              <w:t xml:space="preserve">No funcional </w:t>
+            </w:r>
+            <w:r>
+              <w:rPr>
+                <w:rFonts w:ascii="Times New Roman" w:hAnsi="Times New Roman" w:cs="Times New Roman"/>
+              </w:rPr>
+              <w:lastRenderedPageBreak/>
+              <w:t>(</w:t>
+            </w:r>
+            <w:r>
+              <w:rPr>
+                <w:rFonts w:ascii="Times New Roman" w:hAnsi="Times New Roman" w:cs="Times New Roman"/>
+              </w:rPr>
+              <w:t>Eficiencia del desempeño</w:t>
+            </w:r>
+            <w:r>
+              <w:rPr>
+                <w:rFonts w:ascii="Times New Roman" w:hAnsi="Times New Roman" w:cs="Times New Roman"/>
+              </w:rPr>
+              <w:t>)</w:t>
             </w:r>
           </w:p>
         </w:tc>
@@ -40767,6 +41840,7 @@
               <w:rPr>
                 <w:rFonts w:ascii="Times New Roman" w:hAnsi="Times New Roman" w:cs="Times New Roman"/>
               </w:rPr>
+              <w:lastRenderedPageBreak/>
               <w:t>Should</w:t>
             </w:r>
           </w:p>
@@ -40785,7 +41859,14 @@
               <w:rPr>
                 <w:rFonts w:ascii="Times New Roman" w:hAnsi="Times New Roman" w:cs="Times New Roman"/>
               </w:rPr>
-              <w:t>EV-01, EV-02, EV-03, EV-04, EV-05, EV-06, EV-07</w:t>
+              <w:t xml:space="preserve">EV-01, EV-02, </w:t>
+            </w:r>
+            <w:r>
+              <w:rPr>
+                <w:rFonts w:ascii="Times New Roman" w:hAnsi="Times New Roman" w:cs="Times New Roman"/>
+              </w:rPr>
+              <w:lastRenderedPageBreak/>
+              <w:t>EV-03, EV-04, EV-05, EV-06, EV-07</w:t>
             </w:r>
           </w:p>
         </w:tc>
@@ -40803,614 +41884,7 @@
               <w:rPr>
                 <w:rFonts w:ascii="Times New Roman" w:hAnsi="Times New Roman" w:cs="Times New Roman"/>
               </w:rPr>
-              <w:t>Media</w:t>
-            </w:r>
-          </w:p>
-        </w:tc>
-        <w:tc>
-          <w:tcPr>
-            <w:tcW w:w="1176" w:type="dxa"/>
-          </w:tcPr>
-          <w:p>
-            <w:pPr>
-              <w:rPr>
-                <w:rFonts w:ascii="Times New Roman" w:hAnsi="Times New Roman" w:cs="Times New Roman"/>
-              </w:rPr>
-            </w:pPr>
-            <w:r>
-              <w:rPr>
-                <w:rFonts w:ascii="Times New Roman" w:hAnsi="Times New Roman" w:cs="Times New Roman"/>
-              </w:rPr>
-              <w:t>Aprobado</w:t>
-            </w:r>
-          </w:p>
-        </w:tc>
-        <w:tc>
-          <w:tcPr>
-            <w:tcW w:w="1327" w:type="dxa"/>
-          </w:tcPr>
-          <w:p>
-            <w:pPr>
-              <w:ind w:right="-778"/>
-              <w:rPr>
-                <w:rFonts w:ascii="Times New Roman" w:hAnsi="Times New Roman" w:cs="Times New Roman"/>
-              </w:rPr>
-            </w:pPr>
-            <w:r>
-              <w:rPr>
-                <w:rFonts w:ascii="Times New Roman" w:hAnsi="Times New Roman" w:cs="Times New Roman"/>
-              </w:rPr>
-              <w:t>Si</w:t>
-            </w:r>
-          </w:p>
-        </w:tc>
-      </w:tr>
-      <w:tr>
-        <w:tc>
-          <w:tcPr>
-            <w:tcW w:w="763" w:type="dxa"/>
-          </w:tcPr>
-          <w:p>
-            <w:pPr>
-              <w:rPr>
-                <w:rFonts w:ascii="Times New Roman" w:hAnsi="Times New Roman" w:cs="Times New Roman"/>
-              </w:rPr>
-            </w:pPr>
-            <w:r>
-              <w:rPr>
-                <w:rFonts w:ascii="Times New Roman" w:hAnsi="Times New Roman" w:cs="Times New Roman"/>
-              </w:rPr>
-              <w:t>RNF-05</w:t>
-            </w:r>
-          </w:p>
-        </w:tc>
-        <w:tc>
-          <w:tcPr>
-            <w:tcW w:w="2369" w:type="dxa"/>
-          </w:tcPr>
-          <w:p>
-            <w:pPr>
-              <w:rPr>
-                <w:rFonts w:ascii="Times New Roman" w:hAnsi="Times New Roman" w:cs="Times New Roman"/>
-              </w:rPr>
-            </w:pPr>
-            <w:r>
-              <w:rPr>
-                <w:rFonts w:ascii="Times New Roman" w:hAnsi="Times New Roman" w:cs="Times New Roman"/>
-              </w:rPr>
-              <w:t>El sistema deberá impedir modificaciones no autorizadas al historial médico de una mascota, con 0 % de modificaciones no autorizadas permitidas durante las pruebas.</w:t>
-            </w:r>
-          </w:p>
-        </w:tc>
-        <w:tc>
-          <w:tcPr>
-            <w:tcW w:w="1443" w:type="dxa"/>
-          </w:tcPr>
-          <w:p>
-            <w:pPr>
-              <w:rPr>
-                <w:rFonts w:ascii="Times New Roman" w:hAnsi="Times New Roman" w:cs="Times New Roman"/>
-              </w:rPr>
-            </w:pPr>
-            <w:r>
-              <w:rPr>
-                <w:rFonts w:ascii="Times New Roman" w:hAnsi="Times New Roman" w:cs="Times New Roman"/>
-              </w:rPr>
-              <w:t>No funcional (Seguridad)</w:t>
-            </w:r>
-          </w:p>
-        </w:tc>
-        <w:tc>
-          <w:tcPr>
-            <w:tcW w:w="1230" w:type="dxa"/>
-          </w:tcPr>
-          <w:p>
-            <w:pPr>
-              <w:rPr>
-                <w:rFonts w:ascii="Times New Roman" w:hAnsi="Times New Roman" w:cs="Times New Roman"/>
-              </w:rPr>
-            </w:pPr>
-            <w:r>
-              <w:rPr>
-                <w:rFonts w:ascii="Times New Roman" w:hAnsi="Times New Roman" w:cs="Times New Roman"/>
-              </w:rPr>
-              <w:t>Must</w:t>
-            </w:r>
-          </w:p>
-        </w:tc>
-        <w:tc>
-          <w:tcPr>
-            <w:tcW w:w="923" w:type="dxa"/>
-          </w:tcPr>
-          <w:p>
-            <w:pPr>
-              <w:rPr>
-                <w:rFonts w:ascii="Times New Roman" w:hAnsi="Times New Roman" w:cs="Times New Roman"/>
-              </w:rPr>
-            </w:pPr>
-            <w:r>
-              <w:rPr>
-                <w:rFonts w:ascii="Times New Roman" w:hAnsi="Times New Roman" w:cs="Times New Roman"/>
-              </w:rPr>
-              <w:t>EV-03, EV-05, EV-07</w:t>
-            </w:r>
-          </w:p>
-        </w:tc>
-        <w:tc>
-          <w:tcPr>
-            <w:tcW w:w="1390" w:type="dxa"/>
-          </w:tcPr>
-          <w:p>
-            <w:pPr>
-              <w:rPr>
-                <w:rFonts w:ascii="Times New Roman" w:hAnsi="Times New Roman" w:cs="Times New Roman"/>
-              </w:rPr>
-            </w:pPr>
-            <w:r>
-              <w:rPr>
-                <w:rFonts w:ascii="Times New Roman" w:hAnsi="Times New Roman" w:cs="Times New Roman"/>
-              </w:rPr>
-              <w:t>Alta</w:t>
-            </w:r>
-          </w:p>
-        </w:tc>
-        <w:tc>
-          <w:tcPr>
-            <w:tcW w:w="1176" w:type="dxa"/>
-          </w:tcPr>
-          <w:p>
-            <w:pPr>
-              <w:rPr>
-                <w:rFonts w:ascii="Times New Roman" w:hAnsi="Times New Roman" w:cs="Times New Roman"/>
-              </w:rPr>
-            </w:pPr>
-            <w:r>
-              <w:rPr>
-                <w:rFonts w:ascii="Times New Roman" w:hAnsi="Times New Roman" w:cs="Times New Roman"/>
-              </w:rPr>
-              <w:t>Aprobado</w:t>
-            </w:r>
-          </w:p>
-        </w:tc>
-        <w:tc>
-          <w:tcPr>
-            <w:tcW w:w="1327" w:type="dxa"/>
-          </w:tcPr>
-          <w:p>
-            <w:pPr>
-              <w:ind w:right="-778"/>
-              <w:rPr>
-                <w:rFonts w:ascii="Times New Roman" w:hAnsi="Times New Roman" w:cs="Times New Roman"/>
-              </w:rPr>
-            </w:pPr>
-            <w:r>
-              <w:rPr>
-                <w:rFonts w:ascii="Times New Roman" w:hAnsi="Times New Roman" w:cs="Times New Roman"/>
-              </w:rPr>
-              <w:t>Si</w:t>
-            </w:r>
-          </w:p>
-        </w:tc>
-      </w:tr>
-      <w:tr>
-        <w:tc>
-          <w:tcPr>
-            <w:tcW w:w="763" w:type="dxa"/>
-          </w:tcPr>
-          <w:p>
-            <w:pPr>
-              <w:rPr>
-                <w:rFonts w:ascii="Times New Roman" w:hAnsi="Times New Roman" w:cs="Times New Roman"/>
-              </w:rPr>
-            </w:pPr>
-            <w:r>
-              <w:rPr>
-                <w:rFonts w:ascii="Times New Roman" w:hAnsi="Times New Roman" w:cs="Times New Roman"/>
-              </w:rPr>
-              <w:t>RNF-06</w:t>
-            </w:r>
-          </w:p>
-        </w:tc>
-        <w:tc>
-          <w:tcPr>
-            <w:tcW w:w="2369" w:type="dxa"/>
-          </w:tcPr>
-          <w:p>
-            <w:pPr>
-              <w:rPr>
-                <w:rFonts w:ascii="Times New Roman" w:hAnsi="Times New Roman" w:cs="Times New Roman"/>
-              </w:rPr>
-            </w:pPr>
-            <w:r>
-              <w:rPr>
-                <w:rFonts w:ascii="Times New Roman" w:hAnsi="Times New Roman" w:cs="Times New Roman"/>
-              </w:rPr>
-              <w:t>El sistema deberá generar recomendaciones de compatibilidad para cruza con una coincidencia mínima del 85 % respecto a la evaluación realizada por médicos veterinarios.</w:t>
-            </w:r>
-          </w:p>
-        </w:tc>
-        <w:tc>
-          <w:tcPr>
-            <w:tcW w:w="1443" w:type="dxa"/>
-          </w:tcPr>
-          <w:p>
-            <w:pPr>
-              <w:rPr>
-                <w:rFonts w:ascii="Times New Roman" w:hAnsi="Times New Roman" w:cs="Times New Roman"/>
-              </w:rPr>
-            </w:pPr>
-            <w:r>
-              <w:rPr>
-                <w:rFonts w:ascii="Times New Roman" w:hAnsi="Times New Roman" w:cs="Times New Roman"/>
-              </w:rPr>
-              <w:t>No funcional (Adecuación funcional)</w:t>
-            </w:r>
-          </w:p>
-        </w:tc>
-        <w:tc>
-          <w:tcPr>
-            <w:tcW w:w="1230" w:type="dxa"/>
-          </w:tcPr>
-          <w:p>
-            <w:pPr>
-              <w:rPr>
-                <w:rFonts w:ascii="Times New Roman" w:hAnsi="Times New Roman" w:cs="Times New Roman"/>
-              </w:rPr>
-            </w:pPr>
-            <w:r>
-              <w:rPr>
-                <w:rFonts w:ascii="Times New Roman" w:hAnsi="Times New Roman" w:cs="Times New Roman"/>
-              </w:rPr>
-              <w:t>Must</w:t>
-            </w:r>
-          </w:p>
-        </w:tc>
-        <w:tc>
-          <w:tcPr>
-            <w:tcW w:w="923" w:type="dxa"/>
-          </w:tcPr>
-          <w:p>
-            <w:pPr>
-              <w:rPr>
-                <w:rFonts w:ascii="Times New Roman" w:hAnsi="Times New Roman" w:cs="Times New Roman"/>
-              </w:rPr>
-            </w:pPr>
-            <w:r>
-              <w:rPr>
-                <w:rFonts w:ascii="Times New Roman" w:hAnsi="Times New Roman" w:cs="Times New Roman"/>
-              </w:rPr>
-              <w:t>EV-01, EV-03, EV-05, EV-07</w:t>
-            </w:r>
-          </w:p>
-        </w:tc>
-        <w:tc>
-          <w:tcPr>
-            <w:tcW w:w="1390" w:type="dxa"/>
-          </w:tcPr>
-          <w:p>
-            <w:pPr>
-              <w:rPr>
-                <w:rFonts w:ascii="Times New Roman" w:hAnsi="Times New Roman" w:cs="Times New Roman"/>
-              </w:rPr>
-            </w:pPr>
-            <w:r>
-              <w:rPr>
-                <w:rFonts w:ascii="Times New Roman" w:hAnsi="Times New Roman" w:cs="Times New Roman"/>
-              </w:rPr>
-              <w:t>Media</w:t>
-            </w:r>
-          </w:p>
-        </w:tc>
-        <w:tc>
-          <w:tcPr>
-            <w:tcW w:w="1176" w:type="dxa"/>
-          </w:tcPr>
-          <w:p>
-            <w:pPr>
-              <w:rPr>
-                <w:rFonts w:ascii="Times New Roman" w:hAnsi="Times New Roman" w:cs="Times New Roman"/>
-              </w:rPr>
-            </w:pPr>
-            <w:r>
-              <w:rPr>
-                <w:rFonts w:ascii="Times New Roman" w:hAnsi="Times New Roman" w:cs="Times New Roman"/>
-              </w:rPr>
-              <w:t>Aprobado</w:t>
-            </w:r>
-          </w:p>
-        </w:tc>
-        <w:tc>
-          <w:tcPr>
-            <w:tcW w:w="1327" w:type="dxa"/>
-          </w:tcPr>
-          <w:p>
-            <w:pPr>
-              <w:ind w:right="-778"/>
-              <w:rPr>
-                <w:rFonts w:ascii="Times New Roman" w:hAnsi="Times New Roman" w:cs="Times New Roman"/>
-              </w:rPr>
-            </w:pPr>
-            <w:r>
-              <w:rPr>
-                <w:rFonts w:ascii="Times New Roman" w:hAnsi="Times New Roman" w:cs="Times New Roman"/>
-              </w:rPr>
-              <w:t>Si</w:t>
-            </w:r>
-          </w:p>
-        </w:tc>
-      </w:tr>
-      <w:tr>
-        <w:tc>
-          <w:tcPr>
-            <w:tcW w:w="763" w:type="dxa"/>
-          </w:tcPr>
-          <w:p>
-            <w:pPr>
-              <w:rPr>
-                <w:rFonts w:ascii="Times New Roman" w:hAnsi="Times New Roman" w:cs="Times New Roman"/>
-              </w:rPr>
-            </w:pPr>
-            <w:r>
-              <w:rPr>
-                <w:rFonts w:ascii="Times New Roman" w:hAnsi="Times New Roman" w:cs="Times New Roman"/>
-              </w:rPr>
-              <w:t>RNF-07</w:t>
-            </w:r>
-          </w:p>
-        </w:tc>
-        <w:tc>
-          <w:tcPr>
-            <w:tcW w:w="2369" w:type="dxa"/>
-          </w:tcPr>
-          <w:p>
-            <w:pPr>
-              <w:rPr>
-                <w:rFonts w:ascii="Times New Roman" w:hAnsi="Times New Roman" w:cs="Times New Roman"/>
-              </w:rPr>
-            </w:pPr>
-            <w:r>
-              <w:rPr>
-                <w:rFonts w:ascii="Times New Roman" w:hAnsi="Times New Roman" w:cs="Times New Roman"/>
-              </w:rPr>
-              <w:t>El sistema deberá clasificar correctamente, como válida o inválida, al menos el 95 % de las imágenes cargadas por los usuarios.</w:t>
-            </w:r>
-          </w:p>
-        </w:tc>
-        <w:tc>
-          <w:tcPr>
-            <w:tcW w:w="1443" w:type="dxa"/>
-          </w:tcPr>
-          <w:p>
-            <w:pPr>
-              <w:rPr>
-                <w:rFonts w:ascii="Times New Roman" w:hAnsi="Times New Roman" w:cs="Times New Roman"/>
-              </w:rPr>
-            </w:pPr>
-            <w:r>
-              <w:rPr>
-                <w:rFonts w:ascii="Times New Roman" w:hAnsi="Times New Roman" w:cs="Times New Roman"/>
-              </w:rPr>
-              <w:t>No funcional (Adecuación funcional)</w:t>
-            </w:r>
-          </w:p>
-        </w:tc>
-        <w:tc>
-          <w:tcPr>
-            <w:tcW w:w="1230" w:type="dxa"/>
-          </w:tcPr>
-          <w:p>
-            <w:pPr>
-              <w:rPr>
-                <w:rFonts w:ascii="Times New Roman" w:hAnsi="Times New Roman" w:cs="Times New Roman"/>
-              </w:rPr>
-            </w:pPr>
-            <w:r>
-              <w:rPr>
-                <w:rFonts w:ascii="Times New Roman" w:hAnsi="Times New Roman" w:cs="Times New Roman"/>
-              </w:rPr>
-              <w:t>Should</w:t>
-            </w:r>
-          </w:p>
-        </w:tc>
-        <w:tc>
-          <w:tcPr>
-            <w:tcW w:w="923" w:type="dxa"/>
-          </w:tcPr>
-          <w:p>
-            <w:pPr>
-              <w:rPr>
-                <w:rFonts w:ascii="Times New Roman" w:hAnsi="Times New Roman" w:cs="Times New Roman"/>
-              </w:rPr>
-            </w:pPr>
-            <w:r>
-              <w:rPr>
-                <w:rFonts w:ascii="Times New Roman" w:hAnsi="Times New Roman" w:cs="Times New Roman"/>
-              </w:rPr>
-              <w:t>EV-01, EV-03, EV-05, EV-07</w:t>
-            </w:r>
-          </w:p>
-        </w:tc>
-        <w:tc>
-          <w:tcPr>
-            <w:tcW w:w="1390" w:type="dxa"/>
-          </w:tcPr>
-          <w:p>
-            <w:pPr>
-              <w:rPr>
-                <w:rFonts w:ascii="Times New Roman" w:hAnsi="Times New Roman" w:cs="Times New Roman"/>
-              </w:rPr>
-            </w:pPr>
-            <w:r>
-              <w:rPr>
-                <w:rFonts w:ascii="Times New Roman" w:hAnsi="Times New Roman" w:cs="Times New Roman"/>
-              </w:rPr>
-              <w:t>Media</w:t>
-            </w:r>
-          </w:p>
-        </w:tc>
-        <w:tc>
-          <w:tcPr>
-            <w:tcW w:w="1176" w:type="dxa"/>
-          </w:tcPr>
-          <w:p>
-            <w:pPr>
-              <w:rPr>
-                <w:rFonts w:ascii="Times New Roman" w:hAnsi="Times New Roman" w:cs="Times New Roman"/>
-              </w:rPr>
-            </w:pPr>
-            <w:r>
-              <w:rPr>
-                <w:rFonts w:ascii="Times New Roman" w:hAnsi="Times New Roman" w:cs="Times New Roman"/>
-              </w:rPr>
-              <w:t>Aprobado</w:t>
-            </w:r>
-          </w:p>
-        </w:tc>
-        <w:tc>
-          <w:tcPr>
-            <w:tcW w:w="1327" w:type="dxa"/>
-          </w:tcPr>
-          <w:p>
-            <w:pPr>
-              <w:ind w:right="-778"/>
-              <w:rPr>
-                <w:rFonts w:ascii="Times New Roman" w:hAnsi="Times New Roman" w:cs="Times New Roman"/>
-              </w:rPr>
-            </w:pPr>
-            <w:r>
-              <w:rPr>
-                <w:rFonts w:ascii="Times New Roman" w:hAnsi="Times New Roman" w:cs="Times New Roman"/>
-              </w:rPr>
-              <w:t>Si</w:t>
-            </w:r>
-          </w:p>
-        </w:tc>
-      </w:tr>
-      <w:tr>
-        <w:tc>
-          <w:tcPr>
-            <w:tcW w:w="763" w:type="dxa"/>
-          </w:tcPr>
-          <w:p>
-            <w:pPr>
-              <w:rPr>
-                <w:rFonts w:ascii="Times New Roman" w:hAnsi="Times New Roman" w:cs="Times New Roman"/>
-              </w:rPr>
-            </w:pPr>
-            <w:r>
-              <w:rPr>
-                <w:rFonts w:ascii="Times New Roman" w:hAnsi="Times New Roman" w:cs="Times New Roman"/>
-              </w:rPr>
-              <w:t>RNF-08</w:t>
-            </w:r>
-          </w:p>
-        </w:tc>
-        <w:tc>
-          <w:tcPr>
-            <w:tcW w:w="2369" w:type="dxa"/>
-          </w:tcPr>
-          <w:p>
-            <w:pPr>
-              <w:rPr>
-                <w:rFonts w:ascii="Times New Roman" w:hAnsi="Times New Roman" w:cs="Times New Roman"/>
-              </w:rPr>
-            </w:pPr>
-            <w:r>
-              <w:rPr>
-                <w:rFonts w:ascii="Times New Roman" w:hAnsi="Times New Roman" w:cs="Times New Roman"/>
-              </w:rPr>
-              <w:t xml:space="preserve">El sistema deberá reflejar toda actualización registrada sobre mascotas, historiales médicos o publicaciones en un </w:t>
-            </w:r>
-            <w:r>
-              <w:rPr>
-                <w:rFonts w:ascii="Times New Roman" w:hAnsi="Times New Roman" w:cs="Times New Roman"/>
-              </w:rPr>
               <w:lastRenderedPageBreak/>
-              <w:t>tiempo máximo de 5 segundos.</w:t>
-            </w:r>
-          </w:p>
-        </w:tc>
-        <w:tc>
-          <w:tcPr>
-            <w:tcW w:w="1443" w:type="dxa"/>
-          </w:tcPr>
-          <w:p>
-            <w:pPr>
-              <w:rPr>
-                <w:rFonts w:ascii="Times New Roman" w:hAnsi="Times New Roman" w:cs="Times New Roman"/>
-              </w:rPr>
-            </w:pPr>
-            <w:r>
-              <w:rPr>
-                <w:rFonts w:ascii="Times New Roman" w:hAnsi="Times New Roman" w:cs="Times New Roman"/>
-              </w:rPr>
-              <w:lastRenderedPageBreak/>
-              <w:t>No funcional (</w:t>
-            </w:r>
-            <w:r>
-              <w:rPr>
-                <w:rFonts w:ascii="Times New Roman" w:hAnsi="Times New Roman" w:cs="Times New Roman"/>
-              </w:rPr>
-              <w:t>Eficiencia del desempeño</w:t>
-            </w:r>
-            <w:r>
-              <w:rPr>
-                <w:rFonts w:ascii="Times New Roman" w:hAnsi="Times New Roman" w:cs="Times New Roman"/>
-              </w:rPr>
-              <w:t>)</w:t>
-            </w:r>
-          </w:p>
-        </w:tc>
-        <w:tc>
-          <w:tcPr>
-            <w:tcW w:w="1230" w:type="dxa"/>
-          </w:tcPr>
-          <w:p>
-            <w:pPr>
-              <w:rPr>
-                <w:rFonts w:ascii="Times New Roman" w:hAnsi="Times New Roman" w:cs="Times New Roman"/>
-              </w:rPr>
-            </w:pPr>
-            <w:r>
-              <w:rPr>
-                <w:rFonts w:ascii="Times New Roman" w:hAnsi="Times New Roman" w:cs="Times New Roman"/>
-              </w:rPr>
-              <w:t>Should</w:t>
-            </w:r>
-          </w:p>
-        </w:tc>
-        <w:tc>
-          <w:tcPr>
-            <w:tcW w:w="923" w:type="dxa"/>
-          </w:tcPr>
-          <w:p>
-            <w:pPr>
-              <w:rPr>
-                <w:rFonts w:ascii="Times New Roman" w:hAnsi="Times New Roman" w:cs="Times New Roman"/>
-              </w:rPr>
-            </w:pPr>
-            <w:r>
-              <w:rPr>
-                <w:rFonts w:ascii="Times New Roman" w:hAnsi="Times New Roman" w:cs="Times New Roman"/>
-              </w:rPr>
-              <w:t>EV-01, EV-02, EV-03, EV-04, EV-05, EV-06, EV-07</w:t>
-            </w:r>
-          </w:p>
-        </w:tc>
-        <w:tc>
-          <w:tcPr>
-            <w:tcW w:w="1390" w:type="dxa"/>
-          </w:tcPr>
-          <w:p>
-            <w:pPr>
-              <w:rPr>
-                <w:rFonts w:ascii="Times New Roman" w:hAnsi="Times New Roman" w:cs="Times New Roman"/>
-              </w:rPr>
-            </w:pPr>
-            <w:r>
-              <w:rPr>
-                <w:rFonts w:ascii="Times New Roman" w:hAnsi="Times New Roman" w:cs="Times New Roman"/>
-              </w:rPr>
               <w:t>Media</w:t>
             </w:r>
           </w:p>
@@ -41897,6 +42371,7 @@
               <w:rPr>
                 <w:rFonts w:ascii="Times New Roman" w:hAnsi="Times New Roman" w:cs="Times New Roman"/>
               </w:rPr>
+              <w:lastRenderedPageBreak/>
               <w:t>RF-04</w:t>
             </w:r>
           </w:p>
@@ -41933,14 +42408,7 @@
               <w:rPr>
                 <w:rFonts w:ascii="Times New Roman" w:hAnsi="Times New Roman" w:cs="Times New Roman"/>
               </w:rPr>
-              <w:t xml:space="preserve">No se define la unidad de filtrado por ubicación (ciudad, </w:t>
-            </w:r>
-            <w:r>
-              <w:rPr>
-                <w:rFonts w:ascii="Times New Roman" w:hAnsi="Times New Roman" w:cs="Times New Roman"/>
-              </w:rPr>
-              <w:lastRenderedPageBreak/>
-              <w:t>provincia, radio en km)</w:t>
+              <w:t>No se define la unidad de filtrado por ubicación (ciudad, provincia, radio en km)</w:t>
             </w:r>
           </w:p>
         </w:tc>
@@ -41958,7 +42426,6 @@
               <w:rPr>
                 <w:rFonts w:ascii="Times New Roman" w:hAnsi="Times New Roman" w:cs="Times New Roman"/>
               </w:rPr>
-              <w:lastRenderedPageBreak/>
               <w:t>Ambigüedad</w:t>
             </w:r>
           </w:p>
@@ -41977,14 +42444,7 @@
               <w:rPr>
                 <w:rFonts w:ascii="Times New Roman" w:hAnsi="Times New Roman" w:cs="Times New Roman"/>
               </w:rPr>
-              <w:t xml:space="preserve">La falta de una unidad de medida concreta impide diseñar un caso de </w:t>
-            </w:r>
-            <w:r>
-              <w:rPr>
-                <w:rFonts w:ascii="Times New Roman" w:hAnsi="Times New Roman" w:cs="Times New Roman"/>
-              </w:rPr>
-              <w:lastRenderedPageBreak/>
-              <w:t xml:space="preserve">prueba objetivo, violando el atributo de verificabilidad de IEEE/ISO/IEC 29148:2018 </w:t>
+              <w:t xml:space="preserve">La falta de una unidad de medida concreta impide diseñar un caso de prueba objetivo, violando el atributo de verificabilidad de IEEE/ISO/IEC 29148:2018 </w:t>
             </w:r>
             <w:sdt>
               <w:sdtPr>
@@ -42030,15 +42490,7 @@
               <w:rPr>
                 <w:rFonts w:ascii="Times New Roman" w:hAnsi="Times New Roman" w:cs="Times New Roman"/>
               </w:rPr>
-              <w:lastRenderedPageBreak/>
-              <w:t xml:space="preserve">Especificar: "filtro por provincia y ciudad, o por radio de distancia en km desde la </w:t>
-            </w:r>
-            <w:r>
-              <w:rPr>
-                <w:rFonts w:ascii="Times New Roman" w:hAnsi="Times New Roman" w:cs="Times New Roman"/>
-              </w:rPr>
-              <w:lastRenderedPageBreak/>
-              <w:t>ubicación del usuario"</w:t>
+              <w:t>Especificar: "filtro por provincia y ciudad, o por radio de distancia en km desde la ubicación del usuario"</w:t>
             </w:r>
           </w:p>
         </w:tc>
@@ -42056,15 +42508,7 @@
               <w:rPr>
                 <w:rFonts w:ascii="Times New Roman" w:hAnsi="Times New Roman" w:cs="Times New Roman"/>
               </w:rPr>
-              <w:lastRenderedPageBreak/>
-              <w:t xml:space="preserve">"El sistema deberá filtrar... provincia/ciudad o radio de </w:t>
-            </w:r>
-            <w:r>
-              <w:rPr>
-                <w:rFonts w:ascii="Times New Roman" w:hAnsi="Times New Roman" w:cs="Times New Roman"/>
-              </w:rPr>
-              <w:lastRenderedPageBreak/>
-              <w:t>distancia en km..."</w:t>
+              <w:t>"El sistema deberá filtrar... provincia/ciudad o radio de distancia en km..."</w:t>
             </w:r>
           </w:p>
         </w:tc>
@@ -42084,7 +42528,6 @@
               <w:rPr>
                 <w:rFonts w:ascii="Times New Roman" w:hAnsi="Times New Roman" w:cs="Times New Roman"/>
               </w:rPr>
-              <w:lastRenderedPageBreak/>
               <w:t>RF-06</w:t>
             </w:r>
           </w:p>
@@ -42241,6 +42684,7 @@
               <w:rPr>
                 <w:rFonts w:ascii="Times New Roman" w:hAnsi="Times New Roman" w:cs="Times New Roman"/>
               </w:rPr>
+              <w:lastRenderedPageBreak/>
               <w:t>RF-11</w:t>
             </w:r>
           </w:p>
@@ -42313,14 +42757,7 @@
               <w:rPr>
                 <w:rFonts w:ascii="Times New Roman" w:hAnsi="Times New Roman" w:cs="Times New Roman"/>
               </w:rPr>
-              <w:t xml:space="preserve">Sin un glosario o listado de referencia, distintos desarrolladores o </w:t>
-            </w:r>
-            <w:r>
-              <w:rPr>
-                <w:rFonts w:ascii="Times New Roman" w:hAnsi="Times New Roman" w:cs="Times New Roman"/>
-              </w:rPr>
-              <w:lastRenderedPageBreak/>
-              <w:t xml:space="preserve">evaluadores pueden interpretar "sensible" de forma diferente, lo que según IREB CPRE FL v3.1 </w:t>
+              <w:t xml:space="preserve">Sin un glosario o listado de referencia, distintos desarrolladores o evaluadores pueden interpretar "sensible" de forma diferente, lo que según IREB CPRE FL v3.1 </w:t>
             </w:r>
             <w:sdt>
               <w:sdtPr>
@@ -42366,15 +42803,7 @@
               <w:rPr>
                 <w:rFonts w:ascii="Times New Roman" w:hAnsi="Times New Roman" w:cs="Times New Roman"/>
               </w:rPr>
-              <w:lastRenderedPageBreak/>
-              <w:t xml:space="preserve">Definir explícitamente los campos sensibles (ej. contacto del propietario, ubicación </w:t>
-            </w:r>
-            <w:r>
-              <w:rPr>
-                <w:rFonts w:ascii="Times New Roman" w:hAnsi="Times New Roman" w:cs="Times New Roman"/>
-              </w:rPr>
-              <w:lastRenderedPageBreak/>
-              <w:t>exacta, historial médico completo)</w:t>
+              <w:t>Definir explícitamente los campos sensibles (ej. contacto del propietario, ubicación exacta, historial médico completo)</w:t>
             </w:r>
           </w:p>
         </w:tc>
@@ -42392,15 +42821,7 @@
               <w:rPr>
                 <w:rFonts w:ascii="Times New Roman" w:hAnsi="Times New Roman" w:cs="Times New Roman"/>
               </w:rPr>
-              <w:lastRenderedPageBreak/>
-              <w:t>"El sistema deberá actualizar los permisos de visualizaci</w:t>
-            </w:r>
-            <w:r>
-              <w:rPr>
-                <w:rFonts w:ascii="Times New Roman" w:hAnsi="Times New Roman" w:cs="Times New Roman"/>
-              </w:rPr>
-              <w:lastRenderedPageBreak/>
-              <w:t>ón de los datos sensibles (contacto del propietario, ubicación exacta e historial médico completo)..."</w:t>
+              <w:t>"El sistema deberá actualizar los permisos de visualización de los datos sensibles (contacto del propietario, ubicación exacta e historial médico completo)..."</w:t>
             </w:r>
           </w:p>
         </w:tc>
@@ -42420,7 +42841,6 @@
               <w:rPr>
                 <w:rFonts w:ascii="Times New Roman" w:hAnsi="Times New Roman" w:cs="Times New Roman"/>
               </w:rPr>
-              <w:lastRenderedPageBreak/>
               <w:t>RF-12</w:t>
             </w:r>
           </w:p>
@@ -42589,7 +43009,14 @@
               <w:rPr>
                 <w:rFonts w:ascii="Times New Roman" w:hAnsi="Times New Roman" w:cs="Times New Roman"/>
               </w:rPr>
-              <w:t>"...utilizar un componente de inteligencia artificial para validar las imágenes..."</w:t>
+              <w:t xml:space="preserve">"...utilizar un componente de inteligencia artificial para validar las </w:t>
+            </w:r>
+            <w:r>
+              <w:rPr>
+                <w:rFonts w:ascii="Times New Roman" w:hAnsi="Times New Roman" w:cs="Times New Roman"/>
+              </w:rPr>
+              <w:lastRenderedPageBreak/>
+              <w:t>imágenes..."</w:t>
             </w:r>
           </w:p>
         </w:tc>
@@ -42607,7 +43034,15 @@
               <w:rPr>
                 <w:rFonts w:ascii="Times New Roman" w:hAnsi="Times New Roman" w:cs="Times New Roman"/>
               </w:rPr>
-              <w:t>El requisito describe la tecnología de solución (IA) en lugar del comportamiento observable del sistema</w:t>
+              <w:lastRenderedPageBreak/>
+              <w:t xml:space="preserve">El requisito describe la tecnología de solución (IA) en lugar del </w:t>
+            </w:r>
+            <w:r>
+              <w:rPr>
+                <w:rFonts w:ascii="Times New Roman" w:hAnsi="Times New Roman" w:cs="Times New Roman"/>
+              </w:rPr>
+              <w:lastRenderedPageBreak/>
+              <w:t>comportamiento observable del sistema</w:t>
             </w:r>
           </w:p>
         </w:tc>
@@ -42625,6 +43060,7 @@
               <w:rPr>
                 <w:rFonts w:ascii="Times New Roman" w:hAnsi="Times New Roman" w:cs="Times New Roman"/>
               </w:rPr>
+              <w:lastRenderedPageBreak/>
               <w:t>Contaminación de diseño (design leakage)</w:t>
             </w:r>
           </w:p>
@@ -42678,14 +43114,14 @@
               <w:rPr>
                 <w:rFonts w:ascii="Times New Roman" w:hAnsi="Times New Roman" w:cs="Times New Roman"/>
               </w:rPr>
-              <w:t xml:space="preserve">advierten que un SRS de calidad debe especificar el comportamiento esperado del sistema independientemente de la solución técnica, ya que fijar la tecnología en </w:t>
+              <w:t xml:space="preserve">advierten que un SRS de calidad debe especificar el comportamiento esperado </w:t>
             </w:r>
             <w:r>
               <w:rPr>
                 <w:rFonts w:ascii="Times New Roman" w:hAnsi="Times New Roman" w:cs="Times New Roman"/>
               </w:rPr>
               <w:lastRenderedPageBreak/>
-              <w:t>el requisito limita prematuramente las opciones de diseño e impide su verificación funcional pura</w:t>
+              <w:t>del sistema independientemente de la solución técnica, ya que fijar la tecnología en el requisito limita prematuramente las opciones de diseño e impide su verificación funcional pura</w:t>
             </w:r>
           </w:p>
         </w:tc>
@@ -42704,7 +43140,14 @@
                 <w:rFonts w:ascii="Times New Roman" w:hAnsi="Times New Roman" w:cs="Times New Roman"/>
               </w:rPr>
               <w:lastRenderedPageBreak/>
-              <w:t>Reformular el nombre y la descripción enfocándolos en la acción (validar/aceptar/rechazar imágenes); la tecnología de IA se traslada a una restricción de diseño, donde sí corresponde</w:t>
+              <w:t xml:space="preserve">Reformular el nombre y la descripción enfocándolos en la acción (validar/aceptar/rechazar imágenes); la </w:t>
+            </w:r>
+            <w:r>
+              <w:rPr>
+                <w:rFonts w:ascii="Times New Roman" w:hAnsi="Times New Roman" w:cs="Times New Roman"/>
+              </w:rPr>
+              <w:lastRenderedPageBreak/>
+              <w:t>tecnología de IA se traslada a una restricción de diseño, donde sí corresponde</w:t>
             </w:r>
           </w:p>
         </w:tc>
@@ -42722,14 +43165,15 @@
               <w:rPr>
                 <w:rFonts w:ascii="Times New Roman" w:hAnsi="Times New Roman" w:cs="Times New Roman"/>
               </w:rPr>
-              <w:t>"El sistema deberá validar toda imagen cargada por un usuario autenticado contra los criterios de contenido esperado, aceptándol</w:t>
-            </w:r>
-            <w:r>
-              <w:rPr>
-                <w:rFonts w:ascii="Times New Roman" w:hAnsi="Times New Roman" w:cs="Times New Roman"/>
-              </w:rPr>
               <w:lastRenderedPageBreak/>
-              <w:t>a o rechazándola e indicando el motivo del rechazo cuando corresponda."</w:t>
+              <w:t xml:space="preserve">"El sistema deberá validar toda imagen cargada por un usuario </w:t>
+            </w:r>
+            <w:r>
+              <w:rPr>
+                <w:rFonts w:ascii="Times New Roman" w:hAnsi="Times New Roman" w:cs="Times New Roman"/>
+              </w:rPr>
+              <w:lastRenderedPageBreak/>
+              <w:t>autenticado contra los criterios de contenido esperado, aceptándola o rechazándola e indicando el motivo del rechazo cuando corresponda."</w:t>
             </w:r>
           </w:p>
         </w:tc>
@@ -42967,9 +43411,9 @@
           <w:noProof/>
         </w:rPr>
         <w:drawing>
-          <wp:inline distT="0" distB="0" distL="0" distR="0" wp14:anchorId="2B748D72" wp14:editId="3CECEFD7">
-            <wp:extent cx="8145337" cy="4858398"/>
-            <wp:effectExtent l="0" t="0" r="8255" b="0"/>
+          <wp:inline distT="0" distB="0" distL="0" distR="0" wp14:anchorId="2B748D72" wp14:editId="6C759ADB">
+            <wp:extent cx="8138240" cy="4858398"/>
+            <wp:effectExtent l="0" t="0" r="0" b="0"/>
             <wp:docPr id="208878458" name="Imagen 2"/>
             <wp:cNvGraphicFramePr>
               <a:graphicFrameLocks xmlns:a="http://schemas.openxmlformats.org/drawingml/2006/main" noChangeAspect="1"/>
@@ -42998,7 +43442,7 @@
                   <pic:spPr bwMode="auto">
                     <a:xfrm>
                       <a:off x="0" y="0"/>
-                      <a:ext cx="8145337" cy="4858398"/>
+                      <a:ext cx="8138240" cy="4858398"/>
                     </a:xfrm>
                     <a:prstGeom prst="rect">
                       <a:avLst/>
@@ -43497,9 +43941,9 @@
           <w:noProof/>
         </w:rPr>
         <w:drawing>
-          <wp:inline distT="0" distB="0" distL="0" distR="0" wp14:anchorId="5696A6A6" wp14:editId="6C84242A">
-            <wp:extent cx="5565459" cy="7156689"/>
-            <wp:effectExtent l="19050" t="19050" r="16510" b="25400"/>
+          <wp:inline distT="0" distB="0" distL="0" distR="0" wp14:anchorId="5696A6A6" wp14:editId="6C96A1C1">
+            <wp:extent cx="5763573" cy="6968130"/>
+            <wp:effectExtent l="19050" t="19050" r="27940" b="23495"/>
             <wp:docPr id="897367805" name="Imagen 8"/>
             <wp:cNvGraphicFramePr>
               <a:graphicFrameLocks xmlns:a="http://schemas.openxmlformats.org/drawingml/2006/main" noChangeAspect="1"/>
@@ -43514,7 +43958,7 @@
                     </pic:cNvPicPr>
                   </pic:nvPicPr>
                   <pic:blipFill>
-                    <a:blip r:embed="rId19">
+                    <a:blip r:embed="rId17">
                       <a:extLst>
                         <a:ext uri="{28A0092B-C50C-407E-A947-70E740481C1C}">
                           <a14:useLocalDpi xmlns:a14="http://schemas.microsoft.com/office/drawing/2010/main" val="0"/>
@@ -43528,7 +43972,7 @@
                   <pic:spPr bwMode="auto">
                     <a:xfrm>
                       <a:off x="0" y="0"/>
-                      <a:ext cx="5565459" cy="7156689"/>
+                      <a:ext cx="5763573" cy="6968130"/>
                     </a:xfrm>
                     <a:prstGeom prst="rect">
                       <a:avLst/>
@@ -46178,7 +46622,6 @@
   <w:style w:type="character" w:default="1" w:styleId="Fuentedeprrafopredeter">
     <w:name w:val="Default Paragraph Font"/>
     <w:uiPriority w:val="1"/>
-    <w:semiHidden/>
     <w:unhideWhenUsed/>
   </w:style>
   <w:style w:type="table" w:default="1" w:styleId="Tablanormal">
@@ -47016,6 +47459,7 @@
     <w:rsid w:val="001B103B"/>
     <w:rsid w:val="002B49BF"/>
     <w:rsid w:val="002E6D43"/>
+    <w:rsid w:val="002E7720"/>
     <w:rsid w:val="00314595"/>
     <w:rsid w:val="00322F0F"/>
     <w:rsid w:val="00354FE1"/>
@@ -47024,6 +47468,7 @@
     <w:rsid w:val="005336E9"/>
     <w:rsid w:val="006166BB"/>
     <w:rsid w:val="006848B1"/>
+    <w:rsid w:val="00691ECA"/>
     <w:rsid w:val="006A6F4C"/>
     <w:rsid w:val="006B4456"/>
     <w:rsid w:val="00711BC1"/>
@@ -47033,7 +47478,6 @@
     <w:rsid w:val="00925F92"/>
     <w:rsid w:val="00B033B3"/>
     <w:rsid w:val="00B37746"/>
-    <w:rsid w:val="00BD21EC"/>
     <w:rsid w:val="00EF0BFD"/>
     <w:rsid w:val="00F221D4"/>
     <w:rsid w:val="00FB45CB"/>
